--- a/docs/ОРСАПРтехзадание.docx
+++ b/docs/ОРСАПРтехзадание.docx
@@ -1,6 +1,6 @@
 
 <file path=word/document.xml><?xml version="1.0" encoding="utf-8"?>
-<w:document xmlns:wpc="http://schemas.microsoft.com/office/word/2010/wordprocessingCanvas" xmlns:cx="http://schemas.microsoft.com/office/drawing/2014/chartex" xmlns:cx1="http://schemas.microsoft.com/office/drawing/2015/9/8/chartex" xmlns:cx2="http://schemas.microsoft.com/office/drawing/2015/10/21/chartex" xmlns:cx3="http://schemas.microsoft.com/office/drawing/2016/5/9/chartex" xmlns:cx4="http://schemas.microsoft.com/office/drawing/2016/5/10/chartex" xmlns:cx5="http://schemas.microsoft.com/office/drawing/2016/5/11/chartex" xmlns:cx6="http://schemas.microsoft.com/office/drawing/2016/5/12/chartex" xmlns:cx7="http://schemas.microsoft.com/office/drawing/2016/5/13/chartex" xmlns:cx8="http://schemas.microsoft.com/office/drawing/2016/5/14/chartex" xmlns:mc="http://schemas.openxmlformats.org/markup-compatibility/2006" xmlns:aink="http://schemas.microsoft.com/office/drawing/2016/ink" xmlns:am3d="http://schemas.microsoft.com/office/drawing/2017/model3d" xmlns:o="urn:schemas-microsoft-com:office:office" xmlns:oel="http://schemas.microsoft.com/office/2019/extlst" xmlns:r="http://schemas.openxmlformats.org/officeDocument/2006/relationships" xmlns:m="http://schemas.openxmlformats.org/officeDocument/2006/math" xmlns:v="urn:schemas-microsoft-com:vml" xmlns:wp14="http://schemas.microsoft.com/office/word/2010/wordprocessingDrawing" xmlns:wp="http://schemas.openxmlformats.org/drawingml/2006/wordprocessingDrawing" xmlns:w10="urn:schemas-microsoft-com:office:word" xmlns:w="http://schemas.openxmlformats.org/wordprocessingml/2006/main" xmlns:w14="http://schemas.microsoft.com/office/word/2010/wordml" xmlns:w15="http://schemas.microsoft.com/office/word/2012/wordml" xmlns:w16cex="http://schemas.microsoft.com/office/word/2018/wordml/cex" xmlns:w16cid="http://schemas.microsoft.com/office/word/2016/wordml/cid" xmlns:w16="http://schemas.microsoft.com/office/word/2018/wordml" xmlns:w16sdtdh="http://schemas.microsoft.com/office/word/2020/wordml/sdtdatahash" xmlns:w16se="http://schemas.microsoft.com/office/word/2015/wordml/symex" xmlns:wpg="http://schemas.microsoft.com/office/word/2010/wordprocessingGroup" xmlns:wpi="http://schemas.microsoft.com/office/word/2010/wordprocessingInk" xmlns:wne="http://schemas.microsoft.com/office/word/2006/wordml" xmlns:wps="http://schemas.microsoft.com/office/word/2010/wordprocessingShape" mc:Ignorable="w14 w15 w16se w16cid w16 w16cex w16sdtdh wp14">
+<w:document xmlns:wpc="http://schemas.microsoft.com/office/word/2010/wordprocessingCanvas" xmlns:cx="http://schemas.microsoft.com/office/drawing/2014/chartex" xmlns:cx1="http://schemas.microsoft.com/office/drawing/2015/9/8/chartex" xmlns:cx2="http://schemas.microsoft.com/office/drawing/2015/10/21/chartex" xmlns:cx3="http://schemas.microsoft.com/office/drawing/2016/5/9/chartex" xmlns:cx4="http://schemas.microsoft.com/office/drawing/2016/5/10/chartex" xmlns:cx5="http://schemas.microsoft.com/office/drawing/2016/5/11/chartex" xmlns:cx6="http://schemas.microsoft.com/office/drawing/2016/5/12/chartex" xmlns:cx7="http://schemas.microsoft.com/office/drawing/2016/5/13/chartex" xmlns:cx8="http://schemas.microsoft.com/office/drawing/2016/5/14/chartex" xmlns:mc="http://schemas.openxmlformats.org/markup-compatibility/2006" xmlns:aink="http://schemas.microsoft.com/office/drawing/2016/ink" xmlns:am3d="http://schemas.microsoft.com/office/drawing/2017/model3d" xmlns:o="urn:schemas-microsoft-com:office:office" xmlns:oel="http://schemas.microsoft.com/office/2019/extlst" xmlns:r="http://schemas.openxmlformats.org/officeDocument/2006/relationships" xmlns:m="http://schemas.openxmlformats.org/officeDocument/2006/math" xmlns:v="urn:schemas-microsoft-com:vml" xmlns:wp14="http://schemas.microsoft.com/office/word/2010/wordprocessingDrawing" xmlns:wp="http://schemas.openxmlformats.org/drawingml/2006/wordprocessingDrawing" xmlns:w10="urn:schemas-microsoft-com:office:word" xmlns:w="http://schemas.openxmlformats.org/wordprocessingml/2006/main" xmlns:w14="http://schemas.microsoft.com/office/word/2010/wordml" xmlns:w15="http://schemas.microsoft.com/office/word/2012/wordml" xmlns:w16cex="http://schemas.microsoft.com/office/word/2018/wordml/cex" xmlns:w16cid="http://schemas.microsoft.com/office/word/2016/wordml/cid" xmlns:w16="http://schemas.microsoft.com/office/word/2018/wordml" xmlns:w16du="http://schemas.microsoft.com/office/word/2023/wordml/word16du" xmlns:w16sdtdh="http://schemas.microsoft.com/office/word/2020/wordml/sdtdatahash" xmlns:w16sdtfl="http://schemas.microsoft.com/office/word/2024/wordml/sdtformatlock" xmlns:w16se="http://schemas.microsoft.com/office/word/2015/wordml/symex" xmlns:wpg="http://schemas.microsoft.com/office/word/2010/wordprocessingGroup" xmlns:wpi="http://schemas.microsoft.com/office/word/2010/wordprocessingInk" xmlns:wne="http://schemas.microsoft.com/office/word/2006/wordml" xmlns:wps="http://schemas.microsoft.com/office/word/2010/wordprocessingShape" mc:Ignorable="w14 w15 w16se w16cid w16 w16cex w16sdtdh w16sdtfl w16du wp14">
   <w:body>
     <w:p>
       <w:pPr>
@@ -4890,7 +4890,26 @@
           <w:sz w:val="28"/>
           <w:szCs w:val="28"/>
         </w:rPr>
-        <w:t>Заказчиком работ является: кандидат технических наук, доцент кафедры компьютерных систем в управлении и проектировании (КСУП) Калентьев Алексей Анатольевич.</w:t>
+        <w:t xml:space="preserve">Заказчиком работ является: кандидат технических наук, доцент кафедры </w:t>
+      </w:r>
+      <w:commentRangeStart w:id="3"/>
+      <w:r>
+        <w:rPr>
+          <w:rFonts w:ascii="Times New Roman" w:hAnsi="Times New Roman" w:cs="Times New Roman"/>
+          <w:sz w:val="28"/>
+          <w:szCs w:val="28"/>
+        </w:rPr>
+        <w:t>компьютерных систем в управлении и проектировании (КСУП) Калентьев Алексей Анатольевич.</w:t>
+      </w:r>
+      <w:commentRangeEnd w:id="3"/>
+      <w:r>
+        <w:rPr>
+          <w:rStyle w:val="af2"/>
+          <w:rFonts w:ascii="Times New Roman" w:hAnsi="Times New Roman" w:cs="Times New Roman"/>
+          <w:sz w:val="28"/>
+          <w:szCs w:val="28"/>
+        </w:rPr>
+        <w:commentReference w:id="3"/>
       </w:r>
     </w:p>
     <w:p>
@@ -4955,7 +4974,7 @@
           <w:szCs w:val="28"/>
         </w:rPr>
       </w:pPr>
-      <w:bookmarkStart w:id="3" w:name="_Toc240410927"/>
+      <w:bookmarkStart w:id="4" w:name="_Toc240410927"/>
       <w:r>
         <w:rPr>
           <w:rFonts w:cs="Times New Roman"/>
@@ -4965,7 +4984,7 @@
         </w:rPr>
         <w:t>1.3 Перечень документов, на основании которых создается АС</w:t>
       </w:r>
-      <w:bookmarkEnd w:id="3"/>
+      <w:bookmarkEnd w:id="4"/>
     </w:p>
     <w:p>
       <w:pPr>
@@ -5122,7 +5141,7 @@
           <w:szCs w:val="28"/>
         </w:rPr>
       </w:pPr>
-      <w:bookmarkStart w:id="4" w:name="_Toc240410928"/>
+      <w:bookmarkStart w:id="5" w:name="_Toc240410928"/>
       <w:r>
         <w:rPr>
           <w:rFonts w:cs="Times New Roman"/>
@@ -5132,7 +5151,7 @@
         </w:rPr>
         <w:t>1.4 Плановые сроки начала и окончания работ по созданию АС</w:t>
       </w:r>
-      <w:bookmarkEnd w:id="4"/>
+      <w:bookmarkEnd w:id="5"/>
     </w:p>
     <w:p>
       <w:pPr>
@@ -5302,7 +5321,7 @@
           <w:szCs w:val="28"/>
         </w:rPr>
       </w:pPr>
-      <w:bookmarkStart w:id="5" w:name="_Toc240410929"/>
+      <w:bookmarkStart w:id="6" w:name="_Toc240410929"/>
       <w:r>
         <w:rPr>
           <w:rFonts w:cs="Times New Roman"/>
@@ -5313,7 +5332,7 @@
       <w:r>
         <w:t>ЦЕЛИ И НАЗНАЧЕНИЕ СОЗДАНИЯ АВТОМАТИЗИРОВАННОЙ СИСТЕМЫ</w:t>
       </w:r>
-      <w:bookmarkEnd w:id="5"/>
+      <w:bookmarkEnd w:id="6"/>
     </w:p>
     <w:p>
       <w:pPr>
@@ -5330,7 +5349,7 @@
           <w:szCs w:val="28"/>
         </w:rPr>
       </w:pPr>
-      <w:bookmarkStart w:id="6" w:name="_Toc240410930"/>
+      <w:bookmarkStart w:id="7" w:name="_Toc240410930"/>
       <w:r>
         <w:rPr>
           <w:rFonts w:cs="Times New Roman"/>
@@ -5340,7 +5359,7 @@
         </w:rPr>
         <w:t>2.1 Цели создания АС</w:t>
       </w:r>
-      <w:bookmarkEnd w:id="6"/>
+      <w:bookmarkEnd w:id="7"/>
     </w:p>
     <w:p>
       <w:pPr>
@@ -5396,7 +5415,7 @@
           <w:szCs w:val="28"/>
         </w:rPr>
       </w:pPr>
-      <w:bookmarkStart w:id="7" w:name="_Toc240410931"/>
+      <w:bookmarkStart w:id="8" w:name="_Toc240410931"/>
       <w:r>
         <w:rPr>
           <w:rFonts w:cs="Times New Roman"/>
@@ -5406,7 +5425,7 @@
         </w:rPr>
         <w:t>2.2 Назначение АС</w:t>
       </w:r>
-      <w:bookmarkEnd w:id="7"/>
+      <w:bookmarkEnd w:id="8"/>
     </w:p>
     <w:p>
       <w:pPr>
@@ -5460,6 +5479,7 @@
           <w:szCs w:val="28"/>
         </w:rPr>
       </w:pPr>
+      <w:commentRangeStart w:id="9"/>
       <w:r>
         <w:rPr>
           <w:rFonts w:ascii="Times New Roman" w:hAnsi="Times New Roman" w:cs="Times New Roman"/>
@@ -5467,6 +5487,16 @@
           <w:szCs w:val="28"/>
         </w:rPr>
         <w:t>(будет)</w:t>
+      </w:r>
+      <w:commentRangeEnd w:id="9"/>
+      <w:r>
+        <w:rPr>
+          <w:rStyle w:val="af2"/>
+          <w:rFonts w:ascii="Times New Roman" w:hAnsi="Times New Roman" w:cs="Times New Roman"/>
+          <w:sz w:val="28"/>
+          <w:szCs w:val="28"/>
+        </w:rPr>
+        <w:commentReference w:id="9"/>
       </w:r>
     </w:p>
     <w:p>
@@ -5496,7 +5526,7 @@
         <w:pStyle w:val="1"/>
         <w:spacing w:before="360" w:after="80" w:line="278" w:lineRule="auto"/>
       </w:pPr>
-      <w:bookmarkStart w:id="8" w:name="_Toc240410932"/>
+      <w:bookmarkStart w:id="10" w:name="_Toc240410932"/>
       <w:r>
         <w:rPr>
           <w:rFonts w:cs="Times New Roman"/>
@@ -5507,7 +5537,7 @@
       <w:r>
         <w:t>ТРЕБОВАНИЯ К АВТОМАТИЗИРОВАННОЙ СИСТЕМЕ</w:t>
       </w:r>
-      <w:bookmarkEnd w:id="8"/>
+      <w:bookmarkEnd w:id="10"/>
     </w:p>
     <w:p>
       <w:pPr>
@@ -5528,7 +5558,7 @@
           <w:szCs w:val="28"/>
         </w:rPr>
       </w:pPr>
-      <w:bookmarkStart w:id="9" w:name="_Toc240410933"/>
+      <w:bookmarkStart w:id="11" w:name="_Toc240410933"/>
       <w:r>
         <w:rPr>
           <w:rFonts w:cs="Times New Roman"/>
@@ -5538,7 +5568,7 @@
         </w:rPr>
         <w:t>3.1 Требования к структуре АС в целом</w:t>
       </w:r>
-      <w:bookmarkEnd w:id="9"/>
+      <w:bookmarkEnd w:id="11"/>
     </w:p>
     <w:p>
       <w:pPr>
@@ -5558,14 +5588,14 @@
           <w:bCs w:val="0"/>
         </w:rPr>
       </w:pPr>
-      <w:bookmarkStart w:id="10" w:name="_Toc240410934"/>
+      <w:bookmarkStart w:id="12" w:name="_Toc240410934"/>
       <w:r>
         <w:rPr>
           <w:bCs w:val="0"/>
         </w:rPr>
         <w:t>3.1.1 Требования к структуре и функционированию системы</w:t>
       </w:r>
-      <w:bookmarkEnd w:id="10"/>
+      <w:bookmarkEnd w:id="12"/>
     </w:p>
     <w:p>
       <w:pPr>
@@ -5674,6 +5704,7 @@
           <w:szCs w:val="28"/>
         </w:rPr>
       </w:pPr>
+      <w:commentRangeStart w:id="13"/>
       <w:r>
         <w:rPr>
           <w:rFonts w:ascii="Times New Roman" w:hAnsi="Times New Roman" w:cs="Times New Roman"/>
@@ -5761,6 +5792,16 @@
           <w:szCs w:val="28"/>
         </w:rPr>
         <w:t>– ширина паза P (10 — 40 мм) — зависимый параметр.</w:t>
+      </w:r>
+      <w:commentRangeEnd w:id="13"/>
+      <w:r>
+        <w:rPr>
+          <w:rStyle w:val="af2"/>
+          <w:rFonts w:ascii="Times New Roman" w:hAnsi="Times New Roman" w:cs="Times New Roman"/>
+          <w:sz w:val="28"/>
+          <w:szCs w:val="28"/>
+        </w:rPr>
+        <w:commentReference w:id="13"/>
       </w:r>
     </w:p>
     <w:p>
@@ -5973,12 +6014,12 @@
         <w:pStyle w:val="31"/>
         <w:ind w:firstLine="709"/>
       </w:pPr>
-      <w:bookmarkStart w:id="11" w:name="_Toc240410935"/>
+      <w:bookmarkStart w:id="14" w:name="_Toc240410935"/>
       <w:r>
         <w:lastRenderedPageBreak/>
         <w:t>3.1.2 Требования к численности и квалификации персонала системы</w:t>
       </w:r>
-      <w:bookmarkEnd w:id="11"/>
+      <w:bookmarkEnd w:id="14"/>
     </w:p>
     <w:p>
       <w:pPr>
@@ -6005,11 +6046,11 @@
         <w:pStyle w:val="31"/>
         <w:ind w:firstLine="709"/>
       </w:pPr>
-      <w:bookmarkStart w:id="12" w:name="_Toc240410936"/>
+      <w:bookmarkStart w:id="15" w:name="_Toc240410936"/>
       <w:r>
         <w:t>3.1.3 Показатели назначения</w:t>
       </w:r>
-      <w:bookmarkEnd w:id="12"/>
+      <w:bookmarkEnd w:id="15"/>
     </w:p>
     <w:p>
       <w:pPr>
@@ -6096,11 +6137,11 @@
         <w:pStyle w:val="31"/>
         <w:ind w:firstLine="709"/>
       </w:pPr>
-      <w:bookmarkStart w:id="13" w:name="_Toc240410937"/>
+      <w:bookmarkStart w:id="16" w:name="_Toc240410937"/>
       <w:r>
         <w:t>3.1.4 Требования к надёжности</w:t>
       </w:r>
-      <w:bookmarkEnd w:id="13"/>
+      <w:bookmarkEnd w:id="16"/>
     </w:p>
     <w:p>
       <w:pPr>
@@ -6127,11 +6168,11 @@
         <w:pStyle w:val="31"/>
         <w:ind w:firstLine="709"/>
       </w:pPr>
-      <w:bookmarkStart w:id="14" w:name="_Toc240410938"/>
+      <w:bookmarkStart w:id="17" w:name="_Toc240410938"/>
       <w:r>
         <w:t>3.1.5 Требования к безопасности</w:t>
       </w:r>
-      <w:bookmarkEnd w:id="14"/>
+      <w:bookmarkEnd w:id="17"/>
     </w:p>
     <w:p>
       <w:pPr>
@@ -6158,11 +6199,11 @@
         <w:pStyle w:val="31"/>
         <w:ind w:firstLine="709"/>
       </w:pPr>
-      <w:bookmarkStart w:id="15" w:name="_Toc240410939"/>
+      <w:bookmarkStart w:id="18" w:name="_Toc240410939"/>
       <w:r>
         <w:t>3.1.6 Требования к эргономике и технической эстетике</w:t>
       </w:r>
-      <w:bookmarkEnd w:id="15"/>
+      <w:bookmarkEnd w:id="18"/>
     </w:p>
     <w:p>
       <w:pPr>
@@ -6230,11 +6271,11 @@
         <w:pStyle w:val="31"/>
         <w:ind w:firstLine="709"/>
       </w:pPr>
-      <w:bookmarkStart w:id="16" w:name="_Toc240410940"/>
+      <w:bookmarkStart w:id="19" w:name="_Toc240410940"/>
       <w:r>
         <w:t>3.1.7 Требования к эксплуатации, техническому обслуживанию, ремонту и хранению компонентов системы</w:t>
       </w:r>
-      <w:bookmarkEnd w:id="16"/>
+      <w:bookmarkEnd w:id="19"/>
     </w:p>
     <w:p>
       <w:pPr>
@@ -6261,11 +6302,11 @@
         <w:pStyle w:val="31"/>
         <w:ind w:firstLine="709"/>
       </w:pPr>
-      <w:bookmarkStart w:id="17" w:name="_Toc240410941"/>
+      <w:bookmarkStart w:id="20" w:name="_Toc240410941"/>
       <w:r>
         <w:t>3.1.8 Требования к защите информации от несанкционированного доступа</w:t>
       </w:r>
-      <w:bookmarkEnd w:id="17"/>
+      <w:bookmarkEnd w:id="20"/>
     </w:p>
     <w:p>
       <w:pPr>
@@ -6292,11 +6333,11 @@
         <w:pStyle w:val="31"/>
         <w:ind w:firstLine="709"/>
       </w:pPr>
-      <w:bookmarkStart w:id="18" w:name="_Toc240410942"/>
+      <w:bookmarkStart w:id="21" w:name="_Toc240410942"/>
       <w:r>
         <w:t>3.1.9 Требования по сохранности информации при авариях</w:t>
       </w:r>
-      <w:bookmarkEnd w:id="18"/>
+      <w:bookmarkEnd w:id="21"/>
     </w:p>
     <w:p>
       <w:pPr>
@@ -6323,11 +6364,11 @@
         <w:pStyle w:val="31"/>
         <w:ind w:firstLine="709"/>
       </w:pPr>
-      <w:bookmarkStart w:id="19" w:name="_Toc240410943"/>
+      <w:bookmarkStart w:id="22" w:name="_Toc240410943"/>
       <w:r>
         <w:t>3.1.10 Требования к защите от влияния внешних воздействий</w:t>
       </w:r>
-      <w:bookmarkEnd w:id="19"/>
+      <w:bookmarkEnd w:id="22"/>
     </w:p>
     <w:p>
       <w:pPr>
@@ -6354,11 +6395,11 @@
         <w:pStyle w:val="31"/>
         <w:ind w:firstLine="709"/>
       </w:pPr>
-      <w:bookmarkStart w:id="20" w:name="_Toc240410944"/>
+      <w:bookmarkStart w:id="23" w:name="_Toc240410944"/>
       <w:r>
         <w:t>3.1.11 Требования к патентной чистоте</w:t>
       </w:r>
-      <w:bookmarkEnd w:id="20"/>
+      <w:bookmarkEnd w:id="23"/>
     </w:p>
     <w:p>
       <w:pPr>
@@ -6385,11 +6426,11 @@
         <w:pStyle w:val="31"/>
         <w:ind w:firstLine="709"/>
       </w:pPr>
-      <w:bookmarkStart w:id="21" w:name="_Toc240410945"/>
+      <w:bookmarkStart w:id="24" w:name="_Toc240410945"/>
       <w:r>
         <w:t>3.1.12 Требования по стандартизации и унификации</w:t>
       </w:r>
-      <w:bookmarkEnd w:id="21"/>
+      <w:bookmarkEnd w:id="24"/>
     </w:p>
     <w:p>
       <w:pPr>
@@ -6430,7 +6471,7 @@
           <w:bCs/>
         </w:rPr>
       </w:pPr>
-      <w:bookmarkStart w:id="22" w:name="_Toc240410946"/>
+      <w:bookmarkStart w:id="25" w:name="_Toc240410946"/>
       <w:r>
         <w:rPr>
           <w:b/>
@@ -6438,7 +6479,7 @@
         </w:rPr>
         <w:t>3.2 Требования к функциям (задачам), выполняемым АС</w:t>
       </w:r>
-      <w:bookmarkEnd w:id="22"/>
+      <w:bookmarkEnd w:id="25"/>
     </w:p>
     <w:p/>
     <w:p>
@@ -6446,11 +6487,11 @@
         <w:pStyle w:val="31"/>
         <w:ind w:firstLine="709"/>
       </w:pPr>
-      <w:bookmarkStart w:id="23" w:name="_Toc240410947"/>
+      <w:bookmarkStart w:id="26" w:name="_Toc240410947"/>
       <w:r>
         <w:t>3.2.1 Перечень функций, задач или их комплексов</w:t>
       </w:r>
-      <w:bookmarkEnd w:id="23"/>
+      <w:bookmarkEnd w:id="26"/>
     </w:p>
     <w:p>
       <w:pPr>
@@ -6518,7 +6559,34 @@
           <w:sz w:val="28"/>
           <w:szCs w:val="28"/>
         </w:rPr>
-        <w:t>– ввод значений параметров L, W, H, D, P через поля ввода (TextBox);</w:t>
+        <w:t xml:space="preserve">– ввод значений параметров L, W, H, D, P через поля ввода </w:t>
+      </w:r>
+      <w:commentRangeStart w:id="27"/>
+      <w:r>
+        <w:rPr>
+          <w:rFonts w:ascii="Times New Roman" w:hAnsi="Times New Roman" w:cs="Times New Roman"/>
+          <w:sz w:val="28"/>
+          <w:szCs w:val="28"/>
+        </w:rPr>
+        <w:t>(TextBox)</w:t>
+      </w:r>
+      <w:commentRangeEnd w:id="27"/>
+      <w:r>
+        <w:rPr>
+          <w:rStyle w:val="af2"/>
+          <w:rFonts w:ascii="Times New Roman" w:hAnsi="Times New Roman" w:cs="Times New Roman"/>
+          <w:sz w:val="28"/>
+          <w:szCs w:val="28"/>
+        </w:rPr>
+        <w:commentReference w:id="27"/>
+      </w:r>
+      <w:r>
+        <w:rPr>
+          <w:rFonts w:ascii="Times New Roman" w:hAnsi="Times New Roman" w:cs="Times New Roman"/>
+          <w:sz w:val="28"/>
+          <w:szCs w:val="28"/>
+        </w:rPr>
+        <w:t>;</w:t>
       </w:r>
     </w:p>
     <w:p>
@@ -6631,7 +6699,7 @@
           <w:bCs/>
         </w:rPr>
       </w:pPr>
-      <w:bookmarkStart w:id="24" w:name="_Toc240410948"/>
+      <w:bookmarkStart w:id="28" w:name="_Toc240410948"/>
       <w:r>
         <w:rPr>
           <w:b/>
@@ -6639,7 +6707,7 @@
         </w:rPr>
         <w:t>3.3 Требования к видам обеспечения АС</w:t>
       </w:r>
-      <w:bookmarkEnd w:id="24"/>
+      <w:bookmarkEnd w:id="28"/>
     </w:p>
     <w:p/>
     <w:p>
@@ -6647,11 +6715,11 @@
         <w:pStyle w:val="31"/>
         <w:ind w:firstLine="709"/>
       </w:pPr>
-      <w:bookmarkStart w:id="25" w:name="_Toc240410949"/>
+      <w:bookmarkStart w:id="29" w:name="_Toc240410949"/>
       <w:r>
         <w:t>3.3.1 Требования к математическому обеспечению системы</w:t>
       </w:r>
-      <w:bookmarkEnd w:id="25"/>
+      <w:bookmarkEnd w:id="29"/>
     </w:p>
     <w:p>
       <w:pPr>
@@ -6678,11 +6746,11 @@
         <w:pStyle w:val="31"/>
         <w:ind w:firstLine="709"/>
       </w:pPr>
-      <w:bookmarkStart w:id="26" w:name="_Toc240410950"/>
+      <w:bookmarkStart w:id="30" w:name="_Toc240410950"/>
       <w:r>
         <w:t>3.3.2 Требования к информационному обеспечению системы</w:t>
       </w:r>
-      <w:bookmarkEnd w:id="26"/>
+      <w:bookmarkEnd w:id="30"/>
     </w:p>
     <w:p>
       <w:pPr>
@@ -6709,11 +6777,11 @@
         <w:pStyle w:val="31"/>
         <w:ind w:firstLine="709"/>
       </w:pPr>
-      <w:bookmarkStart w:id="27" w:name="_Toc240410951"/>
+      <w:bookmarkStart w:id="31" w:name="_Toc240410951"/>
       <w:r>
         <w:t>3.3.3 Требования к лингвистическому обеспечению системы</w:t>
       </w:r>
-      <w:bookmarkEnd w:id="27"/>
+      <w:bookmarkEnd w:id="31"/>
     </w:p>
     <w:p>
       <w:pPr>
@@ -6740,11 +6808,11 @@
         <w:pStyle w:val="31"/>
         <w:ind w:firstLine="709"/>
       </w:pPr>
-      <w:bookmarkStart w:id="28" w:name="_Toc240410952"/>
+      <w:bookmarkStart w:id="32" w:name="_Toc240410952"/>
       <w:r>
         <w:t>3.3.4 Требования к программному обеспечению системы</w:t>
       </w:r>
-      <w:bookmarkEnd w:id="28"/>
+      <w:bookmarkEnd w:id="32"/>
     </w:p>
     <w:p>
       <w:pPr>
@@ -6816,11 +6884,11 @@
         <w:pStyle w:val="31"/>
         <w:ind w:firstLine="709"/>
       </w:pPr>
-      <w:bookmarkStart w:id="29" w:name="_Toc240410953"/>
+      <w:bookmarkStart w:id="33" w:name="_Toc240410953"/>
       <w:r>
         <w:t>3.3.5 Требования к техническому обеспечению системы</w:t>
       </w:r>
-      <w:bookmarkEnd w:id="29"/>
+      <w:bookmarkEnd w:id="33"/>
     </w:p>
     <w:p>
       <w:pPr>
@@ -6907,11 +6975,11 @@
         <w:pStyle w:val="31"/>
         <w:ind w:firstLine="709"/>
       </w:pPr>
-      <w:bookmarkStart w:id="30" w:name="_Toc240410954"/>
+      <w:bookmarkStart w:id="34" w:name="_Toc240410954"/>
       <w:r>
         <w:t>3.3.6 Требования к метрологическому обеспечению</w:t>
       </w:r>
-      <w:bookmarkEnd w:id="30"/>
+      <w:bookmarkEnd w:id="34"/>
     </w:p>
     <w:p>
       <w:pPr>
@@ -6938,11 +7006,11 @@
         <w:pStyle w:val="31"/>
         <w:ind w:firstLine="709"/>
       </w:pPr>
-      <w:bookmarkStart w:id="31" w:name="_Toc240410955"/>
+      <w:bookmarkStart w:id="35" w:name="_Toc240410955"/>
       <w:r>
         <w:t>3.3.7 Требования к организационному обеспечению</w:t>
       </w:r>
-      <w:bookmarkEnd w:id="31"/>
+      <w:bookmarkEnd w:id="35"/>
     </w:p>
     <w:p>
       <w:pPr>
@@ -6986,7 +7054,7 @@
           <w:szCs w:val="28"/>
         </w:rPr>
       </w:pPr>
-      <w:bookmarkStart w:id="32" w:name="_Toc240410956"/>
+      <w:bookmarkStart w:id="36" w:name="_Toc240410956"/>
       <w:r>
         <w:rPr>
           <w:rFonts w:cs="Times New Roman"/>
@@ -6996,7 +7064,7 @@
         </w:rPr>
         <w:t>3.4 Общие технические требования к АС</w:t>
       </w:r>
-      <w:bookmarkEnd w:id="32"/>
+      <w:bookmarkEnd w:id="36"/>
     </w:p>
     <w:p>
       <w:pPr>
@@ -7031,8 +7099,8 @@
     <w:p>
       <w:pPr>
         <w:sectPr>
-          <w:headerReference w:type="default" r:id="rId8"/>
-          <w:footerReference w:type="first" r:id="rId9"/>
+          <w:headerReference w:type="default" r:id="rId12"/>
+          <w:footerReference w:type="first" r:id="rId13"/>
           <w:pgSz w:w="11906" w:h="16838"/>
           <w:pgMar w:top="1134" w:right="850" w:bottom="1134" w:left="1700" w:header="708" w:footer="708" w:gutter="0"/>
           <w:pgNumType w:start="1"/>
@@ -7050,14 +7118,14 @@
         </w:numPr>
         <w:ind w:left="0" w:firstLine="0"/>
       </w:pPr>
-      <w:bookmarkStart w:id="33" w:name="_heading=h.lnxbz9" w:colFirst="0" w:colLast="0"/>
-      <w:bookmarkStart w:id="34" w:name="_Toc240410957"/>
-      <w:bookmarkEnd w:id="33"/>
+      <w:bookmarkStart w:id="37" w:name="_heading=h.lnxbz9" w:colFirst="0" w:colLast="0"/>
+      <w:bookmarkStart w:id="38" w:name="_Toc240410957"/>
+      <w:bookmarkEnd w:id="37"/>
       <w:r>
         <w:lastRenderedPageBreak/>
         <w:t>СОСТАВ И СОДЕРЖАНИЕ РАБОТ ПО СОЗДАНИЮ АВТОМАТИЗИРОВАННОЙ СИСТЕМЫ</w:t>
       </w:r>
-      <w:bookmarkEnd w:id="34"/>
+      <w:bookmarkEnd w:id="38"/>
     </w:p>
     <w:p>
       <w:pPr>
@@ -7069,10 +7137,23 @@
         <w:spacing w:line="259" w:lineRule="auto"/>
         <w:ind w:firstLine="567"/>
       </w:pPr>
-      <w:bookmarkStart w:id="35" w:name="_heading=h.35nkun2" w:colFirst="0" w:colLast="0"/>
-      <w:bookmarkEnd w:id="35"/>
-      <w:r>
-        <w:t>Этапы проведения работ по разработке плагина «Опора с пазом» для САПР КОМПАС-3D приведены в таблице 4.1.</w:t>
+      <w:bookmarkStart w:id="39" w:name="_heading=h.35nkun2" w:colFirst="0" w:colLast="0"/>
+      <w:bookmarkEnd w:id="39"/>
+      <w:commentRangeStart w:id="40"/>
+      <w:r>
+        <w:t xml:space="preserve">Этапы проведения </w:t>
+      </w:r>
+      <w:commentRangeEnd w:id="40"/>
+      <w:r>
+        <w:rPr>
+          <w:rStyle w:val="af2"/>
+          <w:sz w:val="24"/>
+          <w:szCs w:val="24"/>
+        </w:rPr>
+        <w:commentReference w:id="40"/>
+      </w:r>
+      <w:r>
+        <w:t>работ по разработке плагина «Опора с пазом» для САПР КОМПАС-3D приведены в таблице 4.1.</w:t>
       </w:r>
     </w:p>
     <w:p>
@@ -8070,12 +8151,12 @@
         </w:numPr>
         <w:ind w:left="0" w:firstLine="0"/>
       </w:pPr>
-      <w:bookmarkStart w:id="36" w:name="_Toc240410958"/>
+      <w:bookmarkStart w:id="41" w:name="_Toc240410958"/>
       <w:r>
         <w:lastRenderedPageBreak/>
         <w:t>ПОРЯДОК РАЗРАБОТКИ АВТОМАТИЗИРОВАННОЙ СИСТЕМЫ</w:t>
       </w:r>
-      <w:bookmarkEnd w:id="36"/>
+      <w:bookmarkEnd w:id="41"/>
     </w:p>
     <w:p/>
     <w:p>
@@ -8086,7 +8167,7 @@
           <w:bCs/>
         </w:rPr>
       </w:pPr>
-      <w:bookmarkStart w:id="37" w:name="_Toc240410959"/>
+      <w:bookmarkStart w:id="42" w:name="_Toc240410959"/>
       <w:r>
         <w:rPr>
           <w:b/>
@@ -8094,7 +8175,7 @@
         </w:rPr>
         <w:t>5.1 Порядок организации разработки АС</w:t>
       </w:r>
-      <w:bookmarkEnd w:id="37"/>
+      <w:bookmarkEnd w:id="42"/>
     </w:p>
     <w:p>
       <w:pPr>
@@ -8164,7 +8245,7 @@
           <w:bCs/>
         </w:rPr>
       </w:pPr>
-      <w:bookmarkStart w:id="38" w:name="_Toc240410960"/>
+      <w:bookmarkStart w:id="43" w:name="_Toc240410960"/>
       <w:r>
         <w:rPr>
           <w:b/>
@@ -8172,7 +8253,7 @@
         </w:rPr>
         <w:t>5.2 Перечень документов и исходных данных для разработки АС</w:t>
       </w:r>
-      <w:bookmarkEnd w:id="38"/>
+      <w:bookmarkEnd w:id="43"/>
     </w:p>
     <w:p>
       <w:pPr>
@@ -8286,7 +8367,7 @@
           <w:bCs/>
         </w:rPr>
       </w:pPr>
-      <w:bookmarkStart w:id="39" w:name="_Toc240410961"/>
+      <w:bookmarkStart w:id="44" w:name="_Toc240410961"/>
       <w:r>
         <w:rPr>
           <w:b/>
@@ -8294,7 +8375,7 @@
         </w:rPr>
         <w:t>5.3 Перечень документов, предъявляемых по окончании соответствующих этапов работ</w:t>
       </w:r>
-      <w:bookmarkEnd w:id="39"/>
+      <w:bookmarkEnd w:id="44"/>
     </w:p>
     <w:p>
       <w:pPr>
@@ -8438,7 +8519,7 @@
         </w:numPr>
         <w:ind w:left="0" w:firstLine="0"/>
       </w:pPr>
-      <w:bookmarkStart w:id="40" w:name="_Toc240410962"/>
+      <w:bookmarkStart w:id="45" w:name="_Toc240410962"/>
       <w:r>
         <w:lastRenderedPageBreak/>
         <w:t xml:space="preserve">ПОРЯДОК </w:t>
@@ -8455,7 +8536,7 @@
       <w:r>
         <w:t>СИСТЕМЫ</w:t>
       </w:r>
-      <w:bookmarkEnd w:id="40"/>
+      <w:bookmarkEnd w:id="45"/>
     </w:p>
     <w:p/>
     <w:p>
@@ -8466,7 +8547,7 @@
           <w:bCs/>
         </w:rPr>
       </w:pPr>
-      <w:bookmarkStart w:id="41" w:name="_Toc240410963"/>
+      <w:bookmarkStart w:id="46" w:name="_Toc240410963"/>
       <w:r>
         <w:rPr>
           <w:b/>
@@ -8474,7 +8555,7 @@
         </w:rPr>
         <w:t>6.1 Виды, состав и методы испытаний АС и ее составных частей</w:t>
       </w:r>
-      <w:bookmarkEnd w:id="41"/>
+      <w:bookmarkEnd w:id="46"/>
     </w:p>
     <w:p>
       <w:pPr>
@@ -8861,11 +8942,11 @@
       <w:r>
         <w:t xml:space="preserve"> </w:t>
       </w:r>
-      <w:bookmarkStart w:id="42" w:name="_Toc240410964"/>
+      <w:bookmarkStart w:id="47" w:name="_Toc240410964"/>
       <w:r>
         <w:t>ТРЕБОВАНИЯ К ДОКУМЕНТИРОВАНИЮ</w:t>
       </w:r>
-      <w:bookmarkEnd w:id="42"/>
+      <w:bookmarkEnd w:id="47"/>
     </w:p>
     <w:p/>
     <w:p>
@@ -8908,7 +8989,7 @@
           <w:bCs/>
         </w:rPr>
       </w:pPr>
-      <w:bookmarkStart w:id="43" w:name="_Toc240410965"/>
+      <w:bookmarkStart w:id="48" w:name="_Toc240410965"/>
       <w:r>
         <w:rPr>
           <w:b/>
@@ -8916,7 +8997,7 @@
         </w:rPr>
         <w:t>7.1 Перечень подлежащих разработке документов</w:t>
       </w:r>
-      <w:bookmarkEnd w:id="43"/>
+      <w:bookmarkEnd w:id="48"/>
     </w:p>
     <w:p>
       <w:pPr>
@@ -8964,7 +9045,7 @@
           <w:bCs/>
         </w:rPr>
       </w:pPr>
-      <w:bookmarkStart w:id="44" w:name="_Toc240410966"/>
+      <w:bookmarkStart w:id="49" w:name="_Toc240410966"/>
       <w:r>
         <w:rPr>
           <w:b/>
@@ -8972,7 +9053,7 @@
         </w:rPr>
         <w:t>7.2 Вид представления и количество документов</w:t>
       </w:r>
-      <w:bookmarkEnd w:id="44"/>
+      <w:bookmarkEnd w:id="49"/>
     </w:p>
     <w:p>
       <w:pPr>
@@ -9107,7 +9188,7 @@
           <w:bCs/>
         </w:rPr>
       </w:pPr>
-      <w:bookmarkStart w:id="45" w:name="_Toc240410967"/>
+      <w:bookmarkStart w:id="50" w:name="_Toc240410967"/>
       <w:r>
         <w:rPr>
           <w:b/>
@@ -9115,7 +9196,7 @@
         </w:rPr>
         <w:t>7.3 Требования по использованию ЕСКД и ЕСПД при разработке документов</w:t>
       </w:r>
-      <w:bookmarkEnd w:id="45"/>
+      <w:bookmarkEnd w:id="50"/>
     </w:p>
     <w:p>
       <w:pPr>
@@ -9323,12 +9404,12 @@
         </w:numPr>
         <w:ind w:left="0" w:firstLine="0"/>
       </w:pPr>
-      <w:bookmarkStart w:id="46" w:name="_Toc240410968"/>
+      <w:bookmarkStart w:id="51" w:name="_Toc240410968"/>
       <w:r>
         <w:lastRenderedPageBreak/>
         <w:t>ИСТОЧНИКИ РАЗРАБОТКИ</w:t>
       </w:r>
-      <w:bookmarkEnd w:id="46"/>
+      <w:bookmarkEnd w:id="51"/>
     </w:p>
     <w:p/>
     <w:p>
@@ -9577,8 +9658,123 @@
 </w:document>
 </file>
 
+<file path=word/comments.xml><?xml version="1.0" encoding="utf-8"?>
+<w:comments xmlns:wpc="http://schemas.microsoft.com/office/word/2010/wordprocessingCanvas" xmlns:cx="http://schemas.microsoft.com/office/drawing/2014/chartex" xmlns:cx1="http://schemas.microsoft.com/office/drawing/2015/9/8/chartex" xmlns:cx2="http://schemas.microsoft.com/office/drawing/2015/10/21/chartex" xmlns:cx3="http://schemas.microsoft.com/office/drawing/2016/5/9/chartex" xmlns:cx4="http://schemas.microsoft.com/office/drawing/2016/5/10/chartex" xmlns:cx5="http://schemas.microsoft.com/office/drawing/2016/5/11/chartex" xmlns:cx6="http://schemas.microsoft.com/office/drawing/2016/5/12/chartex" xmlns:cx7="http://schemas.microsoft.com/office/drawing/2016/5/13/chartex" xmlns:cx8="http://schemas.microsoft.com/office/drawing/2016/5/14/chartex" xmlns:mc="http://schemas.openxmlformats.org/markup-compatibility/2006" xmlns:aink="http://schemas.microsoft.com/office/drawing/2016/ink" xmlns:am3d="http://schemas.microsoft.com/office/drawing/2017/model3d" xmlns:o="urn:schemas-microsoft-com:office:office" xmlns:oel="http://schemas.microsoft.com/office/2019/extlst" xmlns:r="http://schemas.openxmlformats.org/officeDocument/2006/relationships" xmlns:m="http://schemas.openxmlformats.org/officeDocument/2006/math" xmlns:v="urn:schemas-microsoft-com:vml" xmlns:wp14="http://schemas.microsoft.com/office/word/2010/wordprocessingDrawing" xmlns:wp="http://schemas.openxmlformats.org/drawingml/2006/wordprocessingDrawing" xmlns:w10="urn:schemas-microsoft-com:office:word" xmlns:w="http://schemas.openxmlformats.org/wordprocessingml/2006/main" xmlns:w14="http://schemas.microsoft.com/office/word/2010/wordml" xmlns:w15="http://schemas.microsoft.com/office/word/2012/wordml" xmlns:w16cex="http://schemas.microsoft.com/office/word/2018/wordml/cex" xmlns:w16cid="http://schemas.microsoft.com/office/word/2016/wordml/cid" xmlns:w16="http://schemas.microsoft.com/office/word/2018/wordml" xmlns:w16du="http://schemas.microsoft.com/office/word/2023/wordml/word16du" xmlns:w16sdtdh="http://schemas.microsoft.com/office/word/2020/wordml/sdtdatahash" xmlns:w16sdtfl="http://schemas.microsoft.com/office/word/2024/wordml/sdtformatlock" xmlns:w16se="http://schemas.microsoft.com/office/word/2015/wordml/symex" xmlns:wpg="http://schemas.microsoft.com/office/word/2010/wordprocessingGroup" xmlns:wpi="http://schemas.microsoft.com/office/word/2010/wordprocessingInk" xmlns:wne="http://schemas.microsoft.com/office/word/2006/wordml" xmlns:wps="http://schemas.microsoft.com/office/word/2010/wordprocessingShape" mc:Ignorable="w14 w15 w16se w16cid w16 w16cex w16sdtdh w16sdtfl w16du wp14">
+  <w:comment w:id="3" w:author="Kalentyev Alexey" w:date="2026-09-16T11:51:00Z" w:initials="KA">
+    <w:p>
+      <w:pPr>
+        <w:pStyle w:val="af3"/>
+      </w:pPr>
+      <w:r>
+        <w:rPr>
+          <w:rStyle w:val="af2"/>
+        </w:rPr>
+        <w:annotationRef/>
+      </w:r>
+      <w:r>
+        <w:t>Межабзацные интервалы - проверить по всему документу. Должно быть 0 до и 0 после абзаца</w:t>
+      </w:r>
+    </w:p>
+  </w:comment>
+  <w:comment w:id="9" w:author="Kalentyev Alexey" w:date="2026-09-16T11:51:00Z" w:initials="KA">
+    <w:p>
+      <w:pPr>
+        <w:pStyle w:val="af3"/>
+      </w:pPr>
+      <w:r>
+        <w:rPr>
+          <w:rStyle w:val="af2"/>
+        </w:rPr>
+        <w:annotationRef/>
+      </w:r>
+      <w:r>
+        <w:t>Отлично.</w:t>
+      </w:r>
+    </w:p>
+  </w:comment>
+  <w:comment w:id="13" w:author="Kalentyev Alexey" w:date="2026-09-16T11:52:00Z" w:initials="KA">
+    <w:p>
+      <w:pPr>
+        <w:pStyle w:val="af3"/>
+      </w:pPr>
+      <w:r>
+        <w:rPr>
+          <w:rStyle w:val="af2"/>
+        </w:rPr>
+        <w:annotationRef/>
+      </w:r>
+      <w:r>
+        <w:t>Без модели не понятно что смотреть</w:t>
+      </w:r>
+    </w:p>
+  </w:comment>
+  <w:comment w:id="27" w:author="Kalentyev Alexey" w:date="2026-09-16T11:53:00Z" w:initials="KA">
+    <w:p>
+      <w:pPr>
+        <w:pStyle w:val="af3"/>
+      </w:pPr>
+      <w:r>
+        <w:rPr>
+          <w:rStyle w:val="af2"/>
+        </w:rPr>
+        <w:annotationRef/>
+      </w:r>
+      <w:r>
+        <w:t>Убрать из ТЗ</w:t>
+      </w:r>
+    </w:p>
+  </w:comment>
+  <w:comment w:id="40" w:author="Kalentyev Alexey" w:date="2026-09-16T11:53:00Z" w:initials="KA">
+    <w:p>
+      <w:pPr>
+        <w:pStyle w:val="af3"/>
+      </w:pPr>
+      <w:r>
+        <w:rPr>
+          <w:rStyle w:val="af2"/>
+        </w:rPr>
+        <w:annotationRef/>
+      </w:r>
+      <w:r>
+        <w:t>Шрифты</w:t>
+      </w:r>
+    </w:p>
+  </w:comment>
+</w:comments>
+</file>
+
+<file path=word/commentsExtended.xml><?xml version="1.0" encoding="utf-8"?>
+<w15:commentsEx xmlns:wpc="http://schemas.microsoft.com/office/word/2010/wordprocessingCanvas" xmlns:cx="http://schemas.microsoft.com/office/drawing/2014/chartex" xmlns:cx1="http://schemas.microsoft.com/office/drawing/2015/9/8/chartex" xmlns:cx2="http://schemas.microsoft.com/office/drawing/2015/10/21/chartex" xmlns:cx3="http://schemas.microsoft.com/office/drawing/2016/5/9/chartex" xmlns:cx4="http://schemas.microsoft.com/office/drawing/2016/5/10/chartex" xmlns:cx5="http://schemas.microsoft.com/office/drawing/2016/5/11/chartex" xmlns:cx6="http://schemas.microsoft.com/office/drawing/2016/5/12/chartex" xmlns:cx7="http://schemas.microsoft.com/office/drawing/2016/5/13/chartex" xmlns:cx8="http://schemas.microsoft.com/office/drawing/2016/5/14/chartex" xmlns:mc="http://schemas.openxmlformats.org/markup-compatibility/2006" xmlns:aink="http://schemas.microsoft.com/office/drawing/2016/ink" xmlns:am3d="http://schemas.microsoft.com/office/drawing/2017/model3d" xmlns:o="urn:schemas-microsoft-com:office:office" xmlns:oel="http://schemas.microsoft.com/office/2019/extlst" xmlns:r="http://schemas.openxmlformats.org/officeDocument/2006/relationships" xmlns:m="http://schemas.openxmlformats.org/officeDocument/2006/math" xmlns:v="urn:schemas-microsoft-com:vml" xmlns:wp14="http://schemas.microsoft.com/office/word/2010/wordprocessingDrawing" xmlns:wp="http://schemas.openxmlformats.org/drawingml/2006/wordprocessingDrawing" xmlns:w10="urn:schemas-microsoft-com:office:word" xmlns:w="http://schemas.openxmlformats.org/wordprocessingml/2006/main" xmlns:w14="http://schemas.microsoft.com/office/word/2010/wordml" xmlns:w15="http://schemas.microsoft.com/office/word/2012/wordml" xmlns:w16cex="http://schemas.microsoft.com/office/word/2018/wordml/cex" xmlns:w16cid="http://schemas.microsoft.com/office/word/2016/wordml/cid" xmlns:w16="http://schemas.microsoft.com/office/word/2018/wordml" xmlns:w16du="http://schemas.microsoft.com/office/word/2023/wordml/word16du" xmlns:w16sdtdh="http://schemas.microsoft.com/office/word/2020/wordml/sdtdatahash" xmlns:w16sdtfl="http://schemas.microsoft.com/office/word/2024/wordml/sdtformatlock" xmlns:w16se="http://schemas.microsoft.com/office/word/2015/wordml/symex" xmlns:wpg="http://schemas.microsoft.com/office/word/2010/wordprocessingGroup" xmlns:wpi="http://schemas.microsoft.com/office/word/2010/wordprocessingInk" xmlns:wne="http://schemas.microsoft.com/office/word/2006/wordml" xmlns:wps="http://schemas.microsoft.com/office/word/2010/wordprocessingShape" mc:Ignorable="w14 w15 w16se w16cid w16 w16cex w16sdtdh w16sdtfl w16du wp14">
+  <w15:commentEx w15:paraId="0EC27D54" w15:done="0"/>
+  <w15:commentEx w15:paraId="00FC9B24" w15:done="0"/>
+  <w15:commentEx w15:paraId="0CF0D12C" w15:done="0"/>
+  <w15:commentEx w15:paraId="3D92EC90" w15:done="0"/>
+  <w15:commentEx w15:paraId="1C9B373E" w15:done="0"/>
+</w15:commentsEx>
+</file>
+
+<file path=word/commentsExtensible.xml><?xml version="1.0" encoding="utf-8"?>
+<w16cex:commentsExtensible xmlns:wpc="http://schemas.microsoft.com/office/word/2010/wordprocessingCanvas" xmlns:cx="http://schemas.microsoft.com/office/drawing/2014/chartex" xmlns:cx1="http://schemas.microsoft.com/office/drawing/2015/9/8/chartex" xmlns:cx2="http://schemas.microsoft.com/office/drawing/2015/10/21/chartex" xmlns:cx3="http://schemas.microsoft.com/office/drawing/2016/5/9/chartex" xmlns:cx4="http://schemas.microsoft.com/office/drawing/2016/5/10/chartex" xmlns:cx5="http://schemas.microsoft.com/office/drawing/2016/5/11/chartex" xmlns:cx6="http://schemas.microsoft.com/office/drawing/2016/5/12/chartex" xmlns:cx7="http://schemas.microsoft.com/office/drawing/2016/5/13/chartex" xmlns:cx8="http://schemas.microsoft.com/office/drawing/2016/5/14/chartex" xmlns:cr="http://schemas.microsoft.com/office/comments/2020/reactions" xmlns:mc="http://schemas.openxmlformats.org/markup-compatibility/2006" xmlns:aink="http://schemas.microsoft.com/office/drawing/2016/ink" xmlns:am3d="http://schemas.microsoft.com/office/drawing/2017/model3d" xmlns:o="urn:schemas-microsoft-com:office:office" xmlns:oel="http://schemas.microsoft.com/office/2019/extlst" xmlns:r="http://schemas.openxmlformats.org/officeDocument/2006/relationships" xmlns:m="http://schemas.openxmlformats.org/officeDocument/2006/math" xmlns:v="urn:schemas-microsoft-com:vml" xmlns:wp14="http://schemas.microsoft.com/office/word/2010/wordprocessingDrawing" xmlns:wp="http://schemas.openxmlformats.org/drawingml/2006/wordprocessingDrawing" xmlns:w10="urn:schemas-microsoft-com:office:word" xmlns:w="http://schemas.openxmlformats.org/wordprocessingml/2006/main" xmlns:w14="http://schemas.microsoft.com/office/word/2010/wordml" xmlns:w15="http://schemas.microsoft.com/office/word/2012/wordml" xmlns:w16cex="http://schemas.microsoft.com/office/word/2018/wordml/cex" xmlns:w16cid="http://schemas.microsoft.com/office/word/2016/wordml/cid" xmlns:w16="http://schemas.microsoft.com/office/word/2018/wordml" xmlns:w16du="http://schemas.microsoft.com/office/word/2023/wordml/word16du" xmlns:w16sdtdh="http://schemas.microsoft.com/office/word/2020/wordml/sdtdatahash" xmlns:w16sdtfl="http://schemas.microsoft.com/office/word/2024/wordml/sdtformatlock" xmlns:w16se="http://schemas.microsoft.com/office/word/2015/wordml/symex" xmlns:wpg="http://schemas.microsoft.com/office/word/2010/wordprocessingGroup" xmlns:wpi="http://schemas.microsoft.com/office/word/2010/wordprocessingInk" xmlns:wne="http://schemas.microsoft.com/office/word/2006/wordml" xmlns:wps="http://schemas.microsoft.com/office/word/2010/wordprocessingShape" mc:Ignorable="w14 w15 w16se w16cid w16 w16cex w16sdtdh w16sdtfl cr w16du wp14">
+  <w16cex:commentExtensible w16cex:durableId="1AFABB55" w16cex:dateUtc="2026-09-16T04:51:00Z"/>
+  <w16cex:commentExtensible w16cex:durableId="39F9987F" w16cex:dateUtc="2026-09-16T04:51:00Z"/>
+  <w16cex:commentExtensible w16cex:durableId="05C089FC" w16cex:dateUtc="2026-09-16T04:52:00Z"/>
+  <w16cex:commentExtensible w16cex:durableId="441CCBAF" w16cex:dateUtc="2026-09-16T04:53:00Z"/>
+  <w16cex:commentExtensible w16cex:durableId="6B48D383" w16cex:dateUtc="2026-09-16T04:53:00Z"/>
+</w16cex:commentsExtensible>
+</file>
+
+<file path=word/commentsIds.xml><?xml version="1.0" encoding="utf-8"?>
+<w16cid:commentsIds xmlns:wpc="http://schemas.microsoft.com/office/word/2010/wordprocessingCanvas" xmlns:cx="http://schemas.microsoft.com/office/drawing/2014/chartex" xmlns:cx1="http://schemas.microsoft.com/office/drawing/2015/9/8/chartex" xmlns:cx2="http://schemas.microsoft.com/office/drawing/2015/10/21/chartex" xmlns:cx3="http://schemas.microsoft.com/office/drawing/2016/5/9/chartex" xmlns:cx4="http://schemas.microsoft.com/office/drawing/2016/5/10/chartex" xmlns:cx5="http://schemas.microsoft.com/office/drawing/2016/5/11/chartex" xmlns:cx6="http://schemas.microsoft.com/office/drawing/2016/5/12/chartex" xmlns:cx7="http://schemas.microsoft.com/office/drawing/2016/5/13/chartex" xmlns:cx8="http://schemas.microsoft.com/office/drawing/2016/5/14/chartex" xmlns:mc="http://schemas.openxmlformats.org/markup-compatibility/2006" xmlns:aink="http://schemas.microsoft.com/office/drawing/2016/ink" xmlns:am3d="http://schemas.microsoft.com/office/drawing/2017/model3d" xmlns:o="urn:schemas-microsoft-com:office:office" xmlns:oel="http://schemas.microsoft.com/office/2019/extlst" xmlns:r="http://schemas.openxmlformats.org/officeDocument/2006/relationships" xmlns:m="http://schemas.openxmlformats.org/officeDocument/2006/math" xmlns:v="urn:schemas-microsoft-com:vml" xmlns:wp14="http://schemas.microsoft.com/office/word/2010/wordprocessingDrawing" xmlns:wp="http://schemas.openxmlformats.org/drawingml/2006/wordprocessingDrawing" xmlns:w10="urn:schemas-microsoft-com:office:word" xmlns:w="http://schemas.openxmlformats.org/wordprocessingml/2006/main" xmlns:w14="http://schemas.microsoft.com/office/word/2010/wordml" xmlns:w15="http://schemas.microsoft.com/office/word/2012/wordml" xmlns:w16cex="http://schemas.microsoft.com/office/word/2018/wordml/cex" xmlns:w16cid="http://schemas.microsoft.com/office/word/2016/wordml/cid" xmlns:w16="http://schemas.microsoft.com/office/word/2018/wordml" xmlns:w16du="http://schemas.microsoft.com/office/word/2023/wordml/word16du" xmlns:w16sdtdh="http://schemas.microsoft.com/office/word/2020/wordml/sdtdatahash" xmlns:w16sdtfl="http://schemas.microsoft.com/office/word/2024/wordml/sdtformatlock" xmlns:w16se="http://schemas.microsoft.com/office/word/2015/wordml/symex" xmlns:wpg="http://schemas.microsoft.com/office/word/2010/wordprocessingGroup" xmlns:wpi="http://schemas.microsoft.com/office/word/2010/wordprocessingInk" xmlns:wne="http://schemas.microsoft.com/office/word/2006/wordml" xmlns:wps="http://schemas.microsoft.com/office/word/2010/wordprocessingShape" mc:Ignorable="w14 w15 w16se w16cid w16 w16cex w16sdtdh w16sdtfl w16du wp14">
+  <w16cid:commentId w16cid:paraId="0EC27D54" w16cid:durableId="1AFABB55"/>
+  <w16cid:commentId w16cid:paraId="00FC9B24" w16cid:durableId="39F9987F"/>
+  <w16cid:commentId w16cid:paraId="0CF0D12C" w16cid:durableId="05C089FC"/>
+  <w16cid:commentId w16cid:paraId="3D92EC90" w16cid:durableId="441CCBAF"/>
+  <w16cid:commentId w16cid:paraId="1C9B373E" w16cid:durableId="6B48D383"/>
+</w16cid:commentsIds>
+</file>
+
 <file path=word/endnotes.xml><?xml version="1.0" encoding="utf-8"?>
-<w:endnotes xmlns:wpc="http://schemas.microsoft.com/office/word/2010/wordprocessingCanvas" xmlns:cx="http://schemas.microsoft.com/office/drawing/2014/chartex" xmlns:cx1="http://schemas.microsoft.com/office/drawing/2015/9/8/chartex" xmlns:cx2="http://schemas.microsoft.com/office/drawing/2015/10/21/chartex" xmlns:cx3="http://schemas.microsoft.com/office/drawing/2016/5/9/chartex" xmlns:cx4="http://schemas.microsoft.com/office/drawing/2016/5/10/chartex" xmlns:cx5="http://schemas.microsoft.com/office/drawing/2016/5/11/chartex" xmlns:cx6="http://schemas.microsoft.com/office/drawing/2016/5/12/chartex" xmlns:cx7="http://schemas.microsoft.com/office/drawing/2016/5/13/chartex" xmlns:cx8="http://schemas.microsoft.com/office/drawing/2016/5/14/chartex" xmlns:mc="http://schemas.openxmlformats.org/markup-compatibility/2006" xmlns:aink="http://schemas.microsoft.com/office/drawing/2016/ink" xmlns:am3d="http://schemas.microsoft.com/office/drawing/2017/model3d" xmlns:o="urn:schemas-microsoft-com:office:office" xmlns:oel="http://schemas.microsoft.com/office/2019/extlst" xmlns:r="http://schemas.openxmlformats.org/officeDocument/2006/relationships" xmlns:m="http://schemas.openxmlformats.org/officeDocument/2006/math" xmlns:v="urn:schemas-microsoft-com:vml" xmlns:wp14="http://schemas.microsoft.com/office/word/2010/wordprocessingDrawing" xmlns:wp="http://schemas.openxmlformats.org/drawingml/2006/wordprocessingDrawing" xmlns:w10="urn:schemas-microsoft-com:office:word" xmlns:w="http://schemas.openxmlformats.org/wordprocessingml/2006/main" xmlns:w14="http://schemas.microsoft.com/office/word/2010/wordml" xmlns:w15="http://schemas.microsoft.com/office/word/2012/wordml" xmlns:w16cex="http://schemas.microsoft.com/office/word/2018/wordml/cex" xmlns:w16cid="http://schemas.microsoft.com/office/word/2016/wordml/cid" xmlns:w16="http://schemas.microsoft.com/office/word/2018/wordml" xmlns:w16sdtdh="http://schemas.microsoft.com/office/word/2020/wordml/sdtdatahash" xmlns:w16se="http://schemas.microsoft.com/office/word/2015/wordml/symex" xmlns:wpg="http://schemas.microsoft.com/office/word/2010/wordprocessingGroup" xmlns:wpi="http://schemas.microsoft.com/office/word/2010/wordprocessingInk" xmlns:wne="http://schemas.microsoft.com/office/word/2006/wordml" xmlns:wps="http://schemas.microsoft.com/office/word/2010/wordprocessingShape" mc:Ignorable="w14 w15 w16se w16cid w16 w16cex w16sdtdh wp14">
+<w:endnotes xmlns:wpc="http://schemas.microsoft.com/office/word/2010/wordprocessingCanvas" xmlns:cx="http://schemas.microsoft.com/office/drawing/2014/chartex" xmlns:cx1="http://schemas.microsoft.com/office/drawing/2015/9/8/chartex" xmlns:cx2="http://schemas.microsoft.com/office/drawing/2015/10/21/chartex" xmlns:cx3="http://schemas.microsoft.com/office/drawing/2016/5/9/chartex" xmlns:cx4="http://schemas.microsoft.com/office/drawing/2016/5/10/chartex" xmlns:cx5="http://schemas.microsoft.com/office/drawing/2016/5/11/chartex" xmlns:cx6="http://schemas.microsoft.com/office/drawing/2016/5/12/chartex" xmlns:cx7="http://schemas.microsoft.com/office/drawing/2016/5/13/chartex" xmlns:cx8="http://schemas.microsoft.com/office/drawing/2016/5/14/chartex" xmlns:mc="http://schemas.openxmlformats.org/markup-compatibility/2006" xmlns:aink="http://schemas.microsoft.com/office/drawing/2016/ink" xmlns:am3d="http://schemas.microsoft.com/office/drawing/2017/model3d" xmlns:o="urn:schemas-microsoft-com:office:office" xmlns:oel="http://schemas.microsoft.com/office/2019/extlst" xmlns:r="http://schemas.openxmlformats.org/officeDocument/2006/relationships" xmlns:m="http://schemas.openxmlformats.org/officeDocument/2006/math" xmlns:v="urn:schemas-microsoft-com:vml" xmlns:wp14="http://schemas.microsoft.com/office/word/2010/wordprocessingDrawing" xmlns:wp="http://schemas.openxmlformats.org/drawingml/2006/wordprocessingDrawing" xmlns:w10="urn:schemas-microsoft-com:office:word" xmlns:w="http://schemas.openxmlformats.org/wordprocessingml/2006/main" xmlns:w14="http://schemas.microsoft.com/office/word/2010/wordml" xmlns:w15="http://schemas.microsoft.com/office/word/2012/wordml" xmlns:w16cex="http://schemas.microsoft.com/office/word/2018/wordml/cex" xmlns:w16cid="http://schemas.microsoft.com/office/word/2016/wordml/cid" xmlns:w16="http://schemas.microsoft.com/office/word/2018/wordml" xmlns:w16du="http://schemas.microsoft.com/office/word/2023/wordml/word16du" xmlns:w16sdtdh="http://schemas.microsoft.com/office/word/2020/wordml/sdtdatahash" xmlns:w16sdtfl="http://schemas.microsoft.com/office/word/2024/wordml/sdtformatlock" xmlns:w16se="http://schemas.microsoft.com/office/word/2015/wordml/symex" xmlns:wpg="http://schemas.microsoft.com/office/word/2010/wordprocessingGroup" xmlns:wpi="http://schemas.microsoft.com/office/word/2010/wordprocessingInk" xmlns:wne="http://schemas.microsoft.com/office/word/2006/wordml" xmlns:wps="http://schemas.microsoft.com/office/word/2010/wordprocessingShape" mc:Ignorable="w14 w15 w16se w16cid w16 w16cex w16sdtdh w16sdtfl w16du wp14">
   <w:endnote w:type="separator" w:id="-1">
     <w:p>
       <w:pPr>
@@ -9603,7 +9799,7 @@
 </file>
 
 <file path=word/footer1.xml><?xml version="1.0" encoding="utf-8"?>
-<w:ftr xmlns:wpc="http://schemas.microsoft.com/office/word/2010/wordprocessingCanvas" xmlns:cx="http://schemas.microsoft.com/office/drawing/2014/chartex" xmlns:cx1="http://schemas.microsoft.com/office/drawing/2015/9/8/chartex" xmlns:cx2="http://schemas.microsoft.com/office/drawing/2015/10/21/chartex" xmlns:cx3="http://schemas.microsoft.com/office/drawing/2016/5/9/chartex" xmlns:cx4="http://schemas.microsoft.com/office/drawing/2016/5/10/chartex" xmlns:cx5="http://schemas.microsoft.com/office/drawing/2016/5/11/chartex" xmlns:cx6="http://schemas.microsoft.com/office/drawing/2016/5/12/chartex" xmlns:cx7="http://schemas.microsoft.com/office/drawing/2016/5/13/chartex" xmlns:cx8="http://schemas.microsoft.com/office/drawing/2016/5/14/chartex" xmlns:mc="http://schemas.openxmlformats.org/markup-compatibility/2006" xmlns:aink="http://schemas.microsoft.com/office/drawing/2016/ink" xmlns:am3d="http://schemas.microsoft.com/office/drawing/2017/model3d" xmlns:o="urn:schemas-microsoft-com:office:office" xmlns:oel="http://schemas.microsoft.com/office/2019/extlst" xmlns:r="http://schemas.openxmlformats.org/officeDocument/2006/relationships" xmlns:m="http://schemas.openxmlformats.org/officeDocument/2006/math" xmlns:v="urn:schemas-microsoft-com:vml" xmlns:wp14="http://schemas.microsoft.com/office/word/2010/wordprocessingDrawing" xmlns:wp="http://schemas.openxmlformats.org/drawingml/2006/wordprocessingDrawing" xmlns:w10="urn:schemas-microsoft-com:office:word" xmlns:w="http://schemas.openxmlformats.org/wordprocessingml/2006/main" xmlns:w14="http://schemas.microsoft.com/office/word/2010/wordml" xmlns:w15="http://schemas.microsoft.com/office/word/2012/wordml" xmlns:w16cex="http://schemas.microsoft.com/office/word/2018/wordml/cex" xmlns:w16cid="http://schemas.microsoft.com/office/word/2016/wordml/cid" xmlns:w16="http://schemas.microsoft.com/office/word/2018/wordml" xmlns:w16sdtdh="http://schemas.microsoft.com/office/word/2020/wordml/sdtdatahash" xmlns:w16se="http://schemas.microsoft.com/office/word/2015/wordml/symex" xmlns:wpg="http://schemas.microsoft.com/office/word/2010/wordprocessingGroup" xmlns:wpi="http://schemas.microsoft.com/office/word/2010/wordprocessingInk" xmlns:wne="http://schemas.microsoft.com/office/word/2006/wordml" xmlns:wps="http://schemas.microsoft.com/office/word/2010/wordprocessingShape" mc:Ignorable="w14 w15 w16se w16cid w16 w16cex w16sdtdh wp14">
+<w:ftr xmlns:wpc="http://schemas.microsoft.com/office/word/2010/wordprocessingCanvas" xmlns:cx="http://schemas.microsoft.com/office/drawing/2014/chartex" xmlns:cx1="http://schemas.microsoft.com/office/drawing/2015/9/8/chartex" xmlns:cx2="http://schemas.microsoft.com/office/drawing/2015/10/21/chartex" xmlns:cx3="http://schemas.microsoft.com/office/drawing/2016/5/9/chartex" xmlns:cx4="http://schemas.microsoft.com/office/drawing/2016/5/10/chartex" xmlns:cx5="http://schemas.microsoft.com/office/drawing/2016/5/11/chartex" xmlns:cx6="http://schemas.microsoft.com/office/drawing/2016/5/12/chartex" xmlns:cx7="http://schemas.microsoft.com/office/drawing/2016/5/13/chartex" xmlns:cx8="http://schemas.microsoft.com/office/drawing/2016/5/14/chartex" xmlns:mc="http://schemas.openxmlformats.org/markup-compatibility/2006" xmlns:aink="http://schemas.microsoft.com/office/drawing/2016/ink" xmlns:am3d="http://schemas.microsoft.com/office/drawing/2017/model3d" xmlns:o="urn:schemas-microsoft-com:office:office" xmlns:oel="http://schemas.microsoft.com/office/2019/extlst" xmlns:r="http://schemas.openxmlformats.org/officeDocument/2006/relationships" xmlns:m="http://schemas.openxmlformats.org/officeDocument/2006/math" xmlns:v="urn:schemas-microsoft-com:vml" xmlns:wp14="http://schemas.microsoft.com/office/word/2010/wordprocessingDrawing" xmlns:wp="http://schemas.openxmlformats.org/drawingml/2006/wordprocessingDrawing" xmlns:w10="urn:schemas-microsoft-com:office:word" xmlns:w="http://schemas.openxmlformats.org/wordprocessingml/2006/main" xmlns:w14="http://schemas.microsoft.com/office/word/2010/wordml" xmlns:w15="http://schemas.microsoft.com/office/word/2012/wordml" xmlns:w16cex="http://schemas.microsoft.com/office/word/2018/wordml/cex" xmlns:w16cid="http://schemas.microsoft.com/office/word/2016/wordml/cid" xmlns:w16="http://schemas.microsoft.com/office/word/2018/wordml" xmlns:w16du="http://schemas.microsoft.com/office/word/2023/wordml/word16du" xmlns:w16sdtdh="http://schemas.microsoft.com/office/word/2020/wordml/sdtdatahash" xmlns:w16sdtfl="http://schemas.microsoft.com/office/word/2024/wordml/sdtformatlock" xmlns:w16se="http://schemas.microsoft.com/office/word/2015/wordml/symex" xmlns:wpg="http://schemas.microsoft.com/office/word/2010/wordprocessingGroup" xmlns:wpi="http://schemas.microsoft.com/office/word/2010/wordprocessingInk" xmlns:wne="http://schemas.microsoft.com/office/word/2006/wordml" xmlns:wps="http://schemas.microsoft.com/office/word/2010/wordprocessingShape" mc:Ignorable="w14 w15 w16se w16cid w16 w16cex w16sdtdh w16sdtfl w16du wp14">
   <w:p>
     <w:pPr>
       <w:pBdr>
@@ -9627,7 +9823,7 @@
 </file>
 
 <file path=word/footnotes.xml><?xml version="1.0" encoding="utf-8"?>
-<w:footnotes xmlns:wpc="http://schemas.microsoft.com/office/word/2010/wordprocessingCanvas" xmlns:cx="http://schemas.microsoft.com/office/drawing/2014/chartex" xmlns:cx1="http://schemas.microsoft.com/office/drawing/2015/9/8/chartex" xmlns:cx2="http://schemas.microsoft.com/office/drawing/2015/10/21/chartex" xmlns:cx3="http://schemas.microsoft.com/office/drawing/2016/5/9/chartex" xmlns:cx4="http://schemas.microsoft.com/office/drawing/2016/5/10/chartex" xmlns:cx5="http://schemas.microsoft.com/office/drawing/2016/5/11/chartex" xmlns:cx6="http://schemas.microsoft.com/office/drawing/2016/5/12/chartex" xmlns:cx7="http://schemas.microsoft.com/office/drawing/2016/5/13/chartex" xmlns:cx8="http://schemas.microsoft.com/office/drawing/2016/5/14/chartex" xmlns:mc="http://schemas.openxmlformats.org/markup-compatibility/2006" xmlns:aink="http://schemas.microsoft.com/office/drawing/2016/ink" xmlns:am3d="http://schemas.microsoft.com/office/drawing/2017/model3d" xmlns:o="urn:schemas-microsoft-com:office:office" xmlns:oel="http://schemas.microsoft.com/office/2019/extlst" xmlns:r="http://schemas.openxmlformats.org/officeDocument/2006/relationships" xmlns:m="http://schemas.openxmlformats.org/officeDocument/2006/math" xmlns:v="urn:schemas-microsoft-com:vml" xmlns:wp14="http://schemas.microsoft.com/office/word/2010/wordprocessingDrawing" xmlns:wp="http://schemas.openxmlformats.org/drawingml/2006/wordprocessingDrawing" xmlns:w10="urn:schemas-microsoft-com:office:word" xmlns:w="http://schemas.openxmlformats.org/wordprocessingml/2006/main" xmlns:w14="http://schemas.microsoft.com/office/word/2010/wordml" xmlns:w15="http://schemas.microsoft.com/office/word/2012/wordml" xmlns:w16cex="http://schemas.microsoft.com/office/word/2018/wordml/cex" xmlns:w16cid="http://schemas.microsoft.com/office/word/2016/wordml/cid" xmlns:w16="http://schemas.microsoft.com/office/word/2018/wordml" xmlns:w16sdtdh="http://schemas.microsoft.com/office/word/2020/wordml/sdtdatahash" xmlns:w16se="http://schemas.microsoft.com/office/word/2015/wordml/symex" xmlns:wpg="http://schemas.microsoft.com/office/word/2010/wordprocessingGroup" xmlns:wpi="http://schemas.microsoft.com/office/word/2010/wordprocessingInk" xmlns:wne="http://schemas.microsoft.com/office/word/2006/wordml" xmlns:wps="http://schemas.microsoft.com/office/word/2010/wordprocessingShape" mc:Ignorable="w14 w15 w16se w16cid w16 w16cex w16sdtdh wp14">
+<w:footnotes xmlns:wpc="http://schemas.microsoft.com/office/word/2010/wordprocessingCanvas" xmlns:cx="http://schemas.microsoft.com/office/drawing/2014/chartex" xmlns:cx1="http://schemas.microsoft.com/office/drawing/2015/9/8/chartex" xmlns:cx2="http://schemas.microsoft.com/office/drawing/2015/10/21/chartex" xmlns:cx3="http://schemas.microsoft.com/office/drawing/2016/5/9/chartex" xmlns:cx4="http://schemas.microsoft.com/office/drawing/2016/5/10/chartex" xmlns:cx5="http://schemas.microsoft.com/office/drawing/2016/5/11/chartex" xmlns:cx6="http://schemas.microsoft.com/office/drawing/2016/5/12/chartex" xmlns:cx7="http://schemas.microsoft.com/office/drawing/2016/5/13/chartex" xmlns:cx8="http://schemas.microsoft.com/office/drawing/2016/5/14/chartex" xmlns:mc="http://schemas.openxmlformats.org/markup-compatibility/2006" xmlns:aink="http://schemas.microsoft.com/office/drawing/2016/ink" xmlns:am3d="http://schemas.microsoft.com/office/drawing/2017/model3d" xmlns:o="urn:schemas-microsoft-com:office:office" xmlns:oel="http://schemas.microsoft.com/office/2019/extlst" xmlns:r="http://schemas.openxmlformats.org/officeDocument/2006/relationships" xmlns:m="http://schemas.openxmlformats.org/officeDocument/2006/math" xmlns:v="urn:schemas-microsoft-com:vml" xmlns:wp14="http://schemas.microsoft.com/office/word/2010/wordprocessingDrawing" xmlns:wp="http://schemas.openxmlformats.org/drawingml/2006/wordprocessingDrawing" xmlns:w10="urn:schemas-microsoft-com:office:word" xmlns:w="http://schemas.openxmlformats.org/wordprocessingml/2006/main" xmlns:w14="http://schemas.microsoft.com/office/word/2010/wordml" xmlns:w15="http://schemas.microsoft.com/office/word/2012/wordml" xmlns:w16cex="http://schemas.microsoft.com/office/word/2018/wordml/cex" xmlns:w16cid="http://schemas.microsoft.com/office/word/2016/wordml/cid" xmlns:w16="http://schemas.microsoft.com/office/word/2018/wordml" xmlns:w16du="http://schemas.microsoft.com/office/word/2023/wordml/word16du" xmlns:w16sdtdh="http://schemas.microsoft.com/office/word/2020/wordml/sdtdatahash" xmlns:w16sdtfl="http://schemas.microsoft.com/office/word/2024/wordml/sdtformatlock" xmlns:w16se="http://schemas.microsoft.com/office/word/2015/wordml/symex" xmlns:wpg="http://schemas.microsoft.com/office/word/2010/wordprocessingGroup" xmlns:wpi="http://schemas.microsoft.com/office/word/2010/wordprocessingInk" xmlns:wne="http://schemas.microsoft.com/office/word/2006/wordml" xmlns:wps="http://schemas.microsoft.com/office/word/2010/wordprocessingShape" mc:Ignorable="w14 w15 w16se w16cid w16 w16cex w16sdtdh w16sdtfl w16du wp14">
   <w:footnote w:type="separator" w:id="-1">
     <w:p>
       <w:pPr>
@@ -9652,7 +9848,7 @@
 </file>
 
 <file path=word/header1.xml><?xml version="1.0" encoding="utf-8"?>
-<w:hdr xmlns:wpc="http://schemas.microsoft.com/office/word/2010/wordprocessingCanvas" xmlns:cx="http://schemas.microsoft.com/office/drawing/2014/chartex" xmlns:cx1="http://schemas.microsoft.com/office/drawing/2015/9/8/chartex" xmlns:cx2="http://schemas.microsoft.com/office/drawing/2015/10/21/chartex" xmlns:cx3="http://schemas.microsoft.com/office/drawing/2016/5/9/chartex" xmlns:cx4="http://schemas.microsoft.com/office/drawing/2016/5/10/chartex" xmlns:cx5="http://schemas.microsoft.com/office/drawing/2016/5/11/chartex" xmlns:cx6="http://schemas.microsoft.com/office/drawing/2016/5/12/chartex" xmlns:cx7="http://schemas.microsoft.com/office/drawing/2016/5/13/chartex" xmlns:cx8="http://schemas.microsoft.com/office/drawing/2016/5/14/chartex" xmlns:mc="http://schemas.openxmlformats.org/markup-compatibility/2006" xmlns:aink="http://schemas.microsoft.com/office/drawing/2016/ink" xmlns:am3d="http://schemas.microsoft.com/office/drawing/2017/model3d" xmlns:o="urn:schemas-microsoft-com:office:office" xmlns:oel="http://schemas.microsoft.com/office/2019/extlst" xmlns:r="http://schemas.openxmlformats.org/officeDocument/2006/relationships" xmlns:m="http://schemas.openxmlformats.org/officeDocument/2006/math" xmlns:v="urn:schemas-microsoft-com:vml" xmlns:wp14="http://schemas.microsoft.com/office/word/2010/wordprocessingDrawing" xmlns:wp="http://schemas.openxmlformats.org/drawingml/2006/wordprocessingDrawing" xmlns:w10="urn:schemas-microsoft-com:office:word" xmlns:w="http://schemas.openxmlformats.org/wordprocessingml/2006/main" xmlns:w14="http://schemas.microsoft.com/office/word/2010/wordml" xmlns:w15="http://schemas.microsoft.com/office/word/2012/wordml" xmlns:w16cex="http://schemas.microsoft.com/office/word/2018/wordml/cex" xmlns:w16cid="http://schemas.microsoft.com/office/word/2016/wordml/cid" xmlns:w16="http://schemas.microsoft.com/office/word/2018/wordml" xmlns:w16sdtdh="http://schemas.microsoft.com/office/word/2020/wordml/sdtdatahash" xmlns:w16se="http://schemas.microsoft.com/office/word/2015/wordml/symex" xmlns:wpg="http://schemas.microsoft.com/office/word/2010/wordprocessingGroup" xmlns:wpi="http://schemas.microsoft.com/office/word/2010/wordprocessingInk" xmlns:wne="http://schemas.microsoft.com/office/word/2006/wordml" xmlns:wps="http://schemas.microsoft.com/office/word/2010/wordprocessingShape" mc:Ignorable="w14 w15 w16se w16cid w16 w16cex w16sdtdh wp14">
+<w:hdr xmlns:wpc="http://schemas.microsoft.com/office/word/2010/wordprocessingCanvas" xmlns:cx="http://schemas.microsoft.com/office/drawing/2014/chartex" xmlns:cx1="http://schemas.microsoft.com/office/drawing/2015/9/8/chartex" xmlns:cx2="http://schemas.microsoft.com/office/drawing/2015/10/21/chartex" xmlns:cx3="http://schemas.microsoft.com/office/drawing/2016/5/9/chartex" xmlns:cx4="http://schemas.microsoft.com/office/drawing/2016/5/10/chartex" xmlns:cx5="http://schemas.microsoft.com/office/drawing/2016/5/11/chartex" xmlns:cx6="http://schemas.microsoft.com/office/drawing/2016/5/12/chartex" xmlns:cx7="http://schemas.microsoft.com/office/drawing/2016/5/13/chartex" xmlns:cx8="http://schemas.microsoft.com/office/drawing/2016/5/14/chartex" xmlns:mc="http://schemas.openxmlformats.org/markup-compatibility/2006" xmlns:aink="http://schemas.microsoft.com/office/drawing/2016/ink" xmlns:am3d="http://schemas.microsoft.com/office/drawing/2017/model3d" xmlns:o="urn:schemas-microsoft-com:office:office" xmlns:oel="http://schemas.microsoft.com/office/2019/extlst" xmlns:r="http://schemas.openxmlformats.org/officeDocument/2006/relationships" xmlns:m="http://schemas.openxmlformats.org/officeDocument/2006/math" xmlns:v="urn:schemas-microsoft-com:vml" xmlns:wp14="http://schemas.microsoft.com/office/word/2010/wordprocessingDrawing" xmlns:wp="http://schemas.openxmlformats.org/drawingml/2006/wordprocessingDrawing" xmlns:w10="urn:schemas-microsoft-com:office:word" xmlns:w="http://schemas.openxmlformats.org/wordprocessingml/2006/main" xmlns:w14="http://schemas.microsoft.com/office/word/2010/wordml" xmlns:w15="http://schemas.microsoft.com/office/word/2012/wordml" xmlns:w16cex="http://schemas.microsoft.com/office/word/2018/wordml/cex" xmlns:w16cid="http://schemas.microsoft.com/office/word/2016/wordml/cid" xmlns:w16="http://schemas.microsoft.com/office/word/2018/wordml" xmlns:w16du="http://schemas.microsoft.com/office/word/2023/wordml/word16du" xmlns:w16sdtdh="http://schemas.microsoft.com/office/word/2020/wordml/sdtdatahash" xmlns:w16sdtfl="http://schemas.microsoft.com/office/word/2024/wordml/sdtformatlock" xmlns:w16se="http://schemas.microsoft.com/office/word/2015/wordml/symex" xmlns:wpg="http://schemas.microsoft.com/office/word/2010/wordprocessingGroup" xmlns:wpi="http://schemas.microsoft.com/office/word/2010/wordprocessingInk" xmlns:wne="http://schemas.microsoft.com/office/word/2006/wordml" xmlns:wps="http://schemas.microsoft.com/office/word/2010/wordprocessingShape" mc:Ignorable="w14 w15 w16se w16cid w16 w16cex w16sdtdh w16sdtfl w16du wp14">
   <w:p>
     <w:pPr>
       <w:pBdr>
@@ -9671,7 +9867,7 @@
 </file>
 
 <file path=word/numbering.xml><?xml version="1.0" encoding="utf-8"?>
-<w:numbering xmlns:wpc="http://schemas.microsoft.com/office/word/2010/wordprocessingCanvas" xmlns:cx="http://schemas.microsoft.com/office/drawing/2014/chartex" xmlns:cx1="http://schemas.microsoft.com/office/drawing/2015/9/8/chartex" xmlns:cx2="http://schemas.microsoft.com/office/drawing/2015/10/21/chartex" xmlns:cx3="http://schemas.microsoft.com/office/drawing/2016/5/9/chartex" xmlns:cx4="http://schemas.microsoft.com/office/drawing/2016/5/10/chartex" xmlns:cx5="http://schemas.microsoft.com/office/drawing/2016/5/11/chartex" xmlns:cx6="http://schemas.microsoft.com/office/drawing/2016/5/12/chartex" xmlns:cx7="http://schemas.microsoft.com/office/drawing/2016/5/13/chartex" xmlns:cx8="http://schemas.microsoft.com/office/drawing/2016/5/14/chartex" xmlns:mc="http://schemas.openxmlformats.org/markup-compatibility/2006" xmlns:aink="http://schemas.microsoft.com/office/drawing/2016/ink" xmlns:am3d="http://schemas.microsoft.com/office/drawing/2017/model3d" xmlns:o="urn:schemas-microsoft-com:office:office" xmlns:oel="http://schemas.microsoft.com/office/2019/extlst" xmlns:r="http://schemas.openxmlformats.org/officeDocument/2006/relationships" xmlns:m="http://schemas.openxmlformats.org/officeDocument/2006/math" xmlns:v="urn:schemas-microsoft-com:vml" xmlns:wp14="http://schemas.microsoft.com/office/word/2010/wordprocessingDrawing" xmlns:wp="http://schemas.openxmlformats.org/drawingml/2006/wordprocessingDrawing" xmlns:w10="urn:schemas-microsoft-com:office:word" xmlns:w="http://schemas.openxmlformats.org/wordprocessingml/2006/main" xmlns:w14="http://schemas.microsoft.com/office/word/2010/wordml" xmlns:w15="http://schemas.microsoft.com/office/word/2012/wordml" xmlns:w16cex="http://schemas.microsoft.com/office/word/2018/wordml/cex" xmlns:w16cid="http://schemas.microsoft.com/office/word/2016/wordml/cid" xmlns:w16="http://schemas.microsoft.com/office/word/2018/wordml" xmlns:w16sdtdh="http://schemas.microsoft.com/office/word/2020/wordml/sdtdatahash" xmlns:w16se="http://schemas.microsoft.com/office/word/2015/wordml/symex" xmlns:wpg="http://schemas.microsoft.com/office/word/2010/wordprocessingGroup" xmlns:wpi="http://schemas.microsoft.com/office/word/2010/wordprocessingInk" xmlns:wne="http://schemas.microsoft.com/office/word/2006/wordml" xmlns:wps="http://schemas.microsoft.com/office/word/2010/wordprocessingShape" mc:Ignorable="w14 w15 w16se w16cid w16 w16cex w16sdtdh wp14">
+<w:numbering xmlns:wpc="http://schemas.microsoft.com/office/word/2010/wordprocessingCanvas" xmlns:cx="http://schemas.microsoft.com/office/drawing/2014/chartex" xmlns:cx1="http://schemas.microsoft.com/office/drawing/2015/9/8/chartex" xmlns:cx2="http://schemas.microsoft.com/office/drawing/2015/10/21/chartex" xmlns:cx3="http://schemas.microsoft.com/office/drawing/2016/5/9/chartex" xmlns:cx4="http://schemas.microsoft.com/office/drawing/2016/5/10/chartex" xmlns:cx5="http://schemas.microsoft.com/office/drawing/2016/5/11/chartex" xmlns:cx6="http://schemas.microsoft.com/office/drawing/2016/5/12/chartex" xmlns:cx7="http://schemas.microsoft.com/office/drawing/2016/5/13/chartex" xmlns:cx8="http://schemas.microsoft.com/office/drawing/2016/5/14/chartex" xmlns:mc="http://schemas.openxmlformats.org/markup-compatibility/2006" xmlns:aink="http://schemas.microsoft.com/office/drawing/2016/ink" xmlns:am3d="http://schemas.microsoft.com/office/drawing/2017/model3d" xmlns:o="urn:schemas-microsoft-com:office:office" xmlns:oel="http://schemas.microsoft.com/office/2019/extlst" xmlns:r="http://schemas.openxmlformats.org/officeDocument/2006/relationships" xmlns:m="http://schemas.openxmlformats.org/officeDocument/2006/math" xmlns:v="urn:schemas-microsoft-com:vml" xmlns:wp14="http://schemas.microsoft.com/office/word/2010/wordprocessingDrawing" xmlns:wp="http://schemas.openxmlformats.org/drawingml/2006/wordprocessingDrawing" xmlns:w10="urn:schemas-microsoft-com:office:word" xmlns:w="http://schemas.openxmlformats.org/wordprocessingml/2006/main" xmlns:w14="http://schemas.microsoft.com/office/word/2010/wordml" xmlns:w15="http://schemas.microsoft.com/office/word/2012/wordml" xmlns:w16cex="http://schemas.microsoft.com/office/word/2018/wordml/cex" xmlns:w16cid="http://schemas.microsoft.com/office/word/2016/wordml/cid" xmlns:w16="http://schemas.microsoft.com/office/word/2018/wordml" xmlns:w16du="http://schemas.microsoft.com/office/word/2023/wordml/word16du" xmlns:w16sdtdh="http://schemas.microsoft.com/office/word/2020/wordml/sdtdatahash" xmlns:w16sdtfl="http://schemas.microsoft.com/office/word/2024/wordml/sdtformatlock" xmlns:w16se="http://schemas.microsoft.com/office/word/2015/wordml/symex" xmlns:wpg="http://schemas.microsoft.com/office/word/2010/wordprocessingGroup" xmlns:wpi="http://schemas.microsoft.com/office/word/2010/wordprocessingInk" xmlns:wne="http://schemas.microsoft.com/office/word/2006/wordml" xmlns:wps="http://schemas.microsoft.com/office/word/2010/wordprocessingShape" mc:Ignorable="w14 w15 w16se w16cid w16 w16cex w16sdtdh w16sdtfl w16du wp14">
   <w:abstractNum w:abstractNumId="0" w15:restartNumberingAfterBreak="0">
     <w:nsid w:val="02DD7F35"/>
     <w:multiLevelType w:val="hybridMultilevel"/>
@@ -10809,8 +11005,16 @@
 </w:numbering>
 </file>
 
+<file path=word/people.xml><?xml version="1.0" encoding="utf-8"?>
+<w15:people xmlns:wpc="http://schemas.microsoft.com/office/word/2010/wordprocessingCanvas" xmlns:cx="http://schemas.microsoft.com/office/drawing/2014/chartex" xmlns:cx1="http://schemas.microsoft.com/office/drawing/2015/9/8/chartex" xmlns:cx2="http://schemas.microsoft.com/office/drawing/2015/10/21/chartex" xmlns:cx3="http://schemas.microsoft.com/office/drawing/2016/5/9/chartex" xmlns:cx4="http://schemas.microsoft.com/office/drawing/2016/5/10/chartex" xmlns:cx5="http://schemas.microsoft.com/office/drawing/2016/5/11/chartex" xmlns:cx6="http://schemas.microsoft.com/office/drawing/2016/5/12/chartex" xmlns:cx7="http://schemas.microsoft.com/office/drawing/2016/5/13/chartex" xmlns:cx8="http://schemas.microsoft.com/office/drawing/2016/5/14/chartex" xmlns:mc="http://schemas.openxmlformats.org/markup-compatibility/2006" xmlns:aink="http://schemas.microsoft.com/office/drawing/2016/ink" xmlns:am3d="http://schemas.microsoft.com/office/drawing/2017/model3d" xmlns:o="urn:schemas-microsoft-com:office:office" xmlns:oel="http://schemas.microsoft.com/office/2019/extlst" xmlns:r="http://schemas.openxmlformats.org/officeDocument/2006/relationships" xmlns:m="http://schemas.openxmlformats.org/officeDocument/2006/math" xmlns:v="urn:schemas-microsoft-com:vml" xmlns:wp14="http://schemas.microsoft.com/office/word/2010/wordprocessingDrawing" xmlns:wp="http://schemas.openxmlformats.org/drawingml/2006/wordprocessingDrawing" xmlns:w10="urn:schemas-microsoft-com:office:word" xmlns:w="http://schemas.openxmlformats.org/wordprocessingml/2006/main" xmlns:w14="http://schemas.microsoft.com/office/word/2010/wordml" xmlns:w15="http://schemas.microsoft.com/office/word/2012/wordml" xmlns:w16cex="http://schemas.microsoft.com/office/word/2018/wordml/cex" xmlns:w16cid="http://schemas.microsoft.com/office/word/2016/wordml/cid" xmlns:w16="http://schemas.microsoft.com/office/word/2018/wordml" xmlns:w16du="http://schemas.microsoft.com/office/word/2023/wordml/word16du" xmlns:w16sdtdh="http://schemas.microsoft.com/office/word/2020/wordml/sdtdatahash" xmlns:w16sdtfl="http://schemas.microsoft.com/office/word/2024/wordml/sdtformatlock" xmlns:w16se="http://schemas.microsoft.com/office/word/2015/wordml/symex" xmlns:wpg="http://schemas.microsoft.com/office/word/2010/wordprocessingGroup" xmlns:wpi="http://schemas.microsoft.com/office/word/2010/wordprocessingInk" xmlns:wne="http://schemas.microsoft.com/office/word/2006/wordml" xmlns:wps="http://schemas.microsoft.com/office/word/2010/wordprocessingShape" mc:Ignorable="w14 w15 w16se w16cid w16 w16cex w16sdtdh w16sdtfl w16du wp14">
+  <w15:person w15:author="Kalentyev Alexey">
+    <w15:presenceInfo w15:providerId="Windows Live" w15:userId="da819b8650d7d997"/>
+  </w15:person>
+</w15:people>
+</file>
+
 <file path=word/styles.xml><?xml version="1.0" encoding="utf-8"?>
-<w:styles xmlns:mc="http://schemas.openxmlformats.org/markup-compatibility/2006" xmlns:r="http://schemas.openxmlformats.org/officeDocument/2006/relationships" xmlns:w="http://schemas.openxmlformats.org/wordprocessingml/2006/main" xmlns:w14="http://schemas.microsoft.com/office/word/2010/wordml" xmlns:w15="http://schemas.microsoft.com/office/word/2012/wordml" xmlns:w16cex="http://schemas.microsoft.com/office/word/2018/wordml/cex" xmlns:w16cid="http://schemas.microsoft.com/office/word/2016/wordml/cid" xmlns:w16="http://schemas.microsoft.com/office/word/2018/wordml" xmlns:w16sdtdh="http://schemas.microsoft.com/office/word/2020/wordml/sdtdatahash" xmlns:w16se="http://schemas.microsoft.com/office/word/2015/wordml/symex" mc:Ignorable="w14 w15 w16se w16cid w16 w16cex w16sdtdh">
+<w:styles xmlns:mc="http://schemas.openxmlformats.org/markup-compatibility/2006" xmlns:r="http://schemas.openxmlformats.org/officeDocument/2006/relationships" xmlns:w="http://schemas.openxmlformats.org/wordprocessingml/2006/main" xmlns:w14="http://schemas.microsoft.com/office/word/2010/wordml" xmlns:w15="http://schemas.microsoft.com/office/word/2012/wordml" xmlns:w16cex="http://schemas.microsoft.com/office/word/2018/wordml/cex" xmlns:w16cid="http://schemas.microsoft.com/office/word/2016/wordml/cid" xmlns:w16="http://schemas.microsoft.com/office/word/2018/wordml" xmlns:w16du="http://schemas.microsoft.com/office/word/2023/wordml/word16du" xmlns:w16sdtdh="http://schemas.microsoft.com/office/word/2020/wordml/sdtdatahash" xmlns:w16sdtfl="http://schemas.microsoft.com/office/word/2024/wordml/sdtformatlock" xmlns:w16se="http://schemas.microsoft.com/office/word/2015/wordml/symex" mc:Ignorable="w14 w15 w16se w16cid w16 w16cex w16sdtdh w16sdtfl w16du">
   <w:docDefaults>
     <w:rPrDefault>
       <w:rPr>
@@ -11878,6 +12082,72 @@
       <w:u w:val="single"/>
     </w:rPr>
   </w:style>
+  <w:style w:type="character" w:styleId="af2">
+    <w:name w:val="annotation reference"/>
+    <w:basedOn w:val="a0"/>
+    <w:uiPriority w:val="99"/>
+    <w:semiHidden/>
+    <w:unhideWhenUsed/>
+    <w:rsid w:val="00F02B03"/>
+    <w:rPr>
+      <w:sz w:val="16"/>
+      <w:szCs w:val="16"/>
+    </w:rPr>
+  </w:style>
+  <w:style w:type="paragraph" w:styleId="af3">
+    <w:name w:val="annotation text"/>
+    <w:basedOn w:val="a"/>
+    <w:link w:val="af4"/>
+    <w:uiPriority w:val="99"/>
+    <w:unhideWhenUsed/>
+    <w:rsid w:val="00F02B03"/>
+    <w:pPr>
+      <w:spacing w:line="240" w:lineRule="auto"/>
+    </w:pPr>
+    <w:rPr>
+      <w:sz w:val="20"/>
+      <w:szCs w:val="20"/>
+    </w:rPr>
+  </w:style>
+  <w:style w:type="character" w:customStyle="1" w:styleId="af4">
+    <w:name w:val="Текст примечания Знак"/>
+    <w:basedOn w:val="a0"/>
+    <w:link w:val="af3"/>
+    <w:uiPriority w:val="99"/>
+    <w:rsid w:val="00F02B03"/>
+    <w:rPr>
+      <w:sz w:val="20"/>
+      <w:szCs w:val="20"/>
+    </w:rPr>
+  </w:style>
+  <w:style w:type="paragraph" w:styleId="af5">
+    <w:name w:val="annotation subject"/>
+    <w:basedOn w:val="af3"/>
+    <w:next w:val="af3"/>
+    <w:link w:val="af6"/>
+    <w:uiPriority w:val="99"/>
+    <w:semiHidden/>
+    <w:unhideWhenUsed/>
+    <w:rsid w:val="00F02B03"/>
+    <w:rPr>
+      <w:b/>
+      <w:bCs/>
+    </w:rPr>
+  </w:style>
+  <w:style w:type="character" w:customStyle="1" w:styleId="af6">
+    <w:name w:val="Тема примечания Знак"/>
+    <w:basedOn w:val="af4"/>
+    <w:link w:val="af5"/>
+    <w:uiPriority w:val="99"/>
+    <w:semiHidden/>
+    <w:rsid w:val="00F02B03"/>
+    <w:rPr>
+      <w:b/>
+      <w:bCs/>
+      <w:sz w:val="20"/>
+      <w:szCs w:val="20"/>
+    </w:rPr>
+  </w:style>
 </w:styles>
 </file>
 

--- a/docs/ОРСАПРтехзадание.docx
+++ b/docs/ОРСАПРтехзадание.docx
@@ -4102,6 +4102,7 @@
               <w:lang w:eastAsia="ru-RU"/>
             </w:rPr>
           </w:pPr>
+          <w:commentRangeStart w:id="42"/>
           <w:hyperlink w:anchor="_Toc240410963" w:history="1">
             <w:r>
               <w:rPr>
@@ -4185,6 +4186,13 @@
               <w:fldChar w:fldCharType="end"/>
             </w:r>
           </w:hyperlink>
+          <w:commentRangeEnd w:id="42"/>
+          <w:r>
+            <w:rPr>
+              <w:rStyle w:val="CommentReference"/>
+            </w:rPr>
+            <w:commentReference w:id="42"/>
+          </w:r>
         </w:p>
         <w:p>
           <w:pPr>
@@ -4762,6 +4770,7 @@
         </w:rPr>
       </w:pPr>
       <w:bookmarkStart w:id="0" w:name="_Toc240410924"/>
+      <w:commentRangeStart w:id="45"/>
       <w:r>
         <w:rPr>
           <w:rFonts w:cs="Times New Roman"/>
@@ -4771,6 +4780,13 @@
         <w:t>1 ОБЩИЕ СВЕДЕНИЯ</w:t>
       </w:r>
       <w:bookmarkEnd w:id="0"/>
+      <w:commentRangeEnd w:id="45"/>
+      <w:r>
+        <w:rPr>
+          <w:rStyle w:val="CommentReference"/>
+        </w:rPr>
+        <w:commentReference w:id="45"/>
+      </w:r>
     </w:p>
     <w:p>
       <w:pPr>
@@ -4946,6 +4962,7 @@
           <w:szCs w:val="28"/>
         </w:rPr>
       </w:pPr>
+      <w:commentRangeStart w:id="37"/>
       <w:r>
         <w:rPr>
           <w:rFonts w:ascii="Times New Roman" w:hAnsi="Times New Roman" w:cs="Times New Roman"/>
@@ -4953,6 +4970,13 @@
           <w:szCs w:val="28"/>
         </w:rPr>
         <w:t>Исполнитель: студент группы __________, ФИО ___________________.</w:t>
+      </w:r>
+      <w:commentRangeEnd w:id="37"/>
+      <w:r>
+        <w:rPr>
+          <w:rStyle w:val="CommentReference"/>
+        </w:rPr>
+        <w:commentReference w:id="37"/>
       </w:r>
     </w:p>
     <w:p>
@@ -5515,6 +5539,7 @@
           </wp:inline>
         </w:drawing>
       </w:r>
+      <w:commentRangeStart w:id="43"/>
       <w:r>
         <w:rPr>
           <w:rFonts w:ascii="Times New Roman" w:hAnsi="Times New Roman" w:cs="Times New Roman"/>
@@ -5522,6 +5547,13 @@
           <w:szCs w:val="28"/>
         </w:rPr>
         <w:t>Рисунок 2.1 — Модель опоры с пазом с размерами</w:t>
+      </w:r>
+      <w:commentRangeEnd w:id="43"/>
+      <w:r>
+        <w:rPr>
+          <w:rStyle w:val="CommentReference"/>
+        </w:rPr>
+        <w:commentReference w:id="43"/>
       </w:r>
     </w:p>
     <w:p>
@@ -5550,6 +5582,7 @@
         <w:spacing w:line="278" w:lineRule="auto"/>
       </w:pPr>
       <w:bookmarkStart w:id="8" w:name="_Toc240410932"/>
+      <w:commentRangeStart w:id="46"/>
       <w:r>
         <w:rPr>
           <w:rFonts w:cs="Times New Roman"/>
@@ -5561,6 +5594,13 @@
         <w:t>ТРЕБОВАНИЯ К АВТОМАТИЗИРОВАННОЙ СИСТЕМЕ</w:t>
       </w:r>
       <w:bookmarkEnd w:id="8"/>
+      <w:commentRangeEnd w:id="46"/>
+      <w:r>
+        <w:rPr>
+          <w:rStyle w:val="CommentReference"/>
+        </w:rPr>
+        <w:commentReference w:id="46"/>
+      </w:r>
     </w:p>
     <w:p>
       <w:pPr>
@@ -5612,6 +5652,7 @@
         </w:rPr>
       </w:pPr>
       <w:bookmarkStart w:id="10" w:name="_Toc240410934"/>
+      <w:commentRangeStart w:id="41"/>
       <w:r>
         <w:rPr>
           <w:bCs w:val="0"/>
@@ -5619,6 +5660,13 @@
         <w:t>3.1.1 Требования к структуре и функционированию системы</w:t>
       </w:r>
       <w:bookmarkEnd w:id="10"/>
+      <w:commentRangeEnd w:id="41"/>
+      <w:r>
+        <w:rPr>
+          <w:rStyle w:val="CommentReference"/>
+        </w:rPr>
+        <w:commentReference w:id="41"/>
+      </w:r>
     </w:p>
     <w:p>
       <w:pPr>
@@ -6092,6 +6140,7 @@
           <w:szCs w:val="28"/>
         </w:rPr>
       </w:pPr>
+      <w:commentRangeStart w:id="38"/>
       <w:r>
         <w:rPr>
           <w:rFonts w:ascii="Times New Roman" w:hAnsi="Times New Roman" w:cs="Times New Roman"/>
@@ -6099,6 +6148,13 @@
           <w:szCs w:val="28"/>
         </w:rPr>
         <w:t>Изначально указаны параметры: L = 200 мм, p = 40 мм, H = 100 мм, h = 30 мм, W = 50 мм, d = 40 мм, M₁ = 10 мм, M₂ = 20 мм, M₃ = 10 мм.</w:t>
+      </w:r>
+      <w:commentRangeEnd w:id="38"/>
+      <w:r>
+        <w:rPr>
+          <w:rStyle w:val="CommentReference"/>
+        </w:rPr>
+        <w:commentReference w:id="38"/>
       </w:r>
     </w:p>
     <w:p>
@@ -6944,6 +7000,7 @@
           <w:szCs w:val="28"/>
         </w:rPr>
       </w:pPr>
+      <w:commentRangeStart w:id="44"/>
       <w:r>
         <w:rPr>
           <w:rFonts w:ascii="Times New Roman" w:hAnsi="Times New Roman" w:cs="Times New Roman"/>
@@ -6952,6 +7009,13 @@
         </w:rPr>
         <w:t>Опора с пазом — деталь, представляющая собой прямоугольную плиту с двумя сквозными крепёжными отверстиями и Т-образным пазом для крепления других элементов. Опора обычно состоит из основания, крепёжных отверстий и паза.</w:t>
       </w:r>
+      <w:commentRangeEnd w:id="44"/>
+      <w:r>
+        <w:rPr>
+          <w:rStyle w:val="CommentReference"/>
+        </w:rPr>
+        <w:commentReference w:id="44"/>
+      </w:r>
     </w:p>
     <w:p>
       <w:pPr>
@@ -6984,6 +7048,7 @@
           <w:szCs w:val="28"/>
         </w:rPr>
       </w:pPr>
+      <w:commentRangeStart w:id="39"/>
       <w:r>
         <w:rPr>
           <w:rFonts w:ascii="Times New Roman" w:hAnsi="Times New Roman" w:cs="Times New Roman"/>
@@ -6999,6 +7064,13 @@
           <w:szCs w:val="28"/>
         </w:rPr>
         <w:t>;</w:t>
+      </w:r>
+      <w:commentRangeEnd w:id="39"/>
+      <w:r>
+        <w:rPr>
+          <w:rStyle w:val="CommentReference"/>
+        </w:rPr>
+        <w:commentReference w:id="39"/>
       </w:r>
     </w:p>
     <w:p>
@@ -9053,6 +9125,7 @@
           <w:szCs w:val="28"/>
         </w:rPr>
       </w:pPr>
+      <w:commentRangeStart w:id="40"/>
       <w:r>
         <w:rPr>
           <w:rFonts w:ascii="Times New Roman" w:hAnsi="Times New Roman" w:cs="Times New Roman"/>
@@ -9060,6 +9133,13 @@
           <w:szCs w:val="28"/>
         </w:rPr>
         <w:t>– ГОСТ Р 52278-2016 «Организация защиты. Классификация. Общие положения».</w:t>
+      </w:r>
+      <w:commentRangeEnd w:id="40"/>
+      <w:r>
+        <w:rPr>
+          <w:rStyle w:val="CommentReference"/>
+        </w:rPr>
+        <w:commentReference w:id="40"/>
       </w:r>
     </w:p>
     <w:p>
@@ -9627,6 +9707,7 @@
           <w:szCs w:val="28"/>
         </w:rPr>
       </w:pPr>
+      <w:commentRangeStart w:id="47"/>
       <w:r>
         <w:rPr>
           <w:rFonts w:ascii="Times New Roman" w:hAnsi="Times New Roman" w:cs="Times New Roman"/>
@@ -9635,6 +9716,13 @@
         </w:rPr>
         <w:lastRenderedPageBreak/>
         <w:t>Комплектность передаваемой отчётной документации подлежит проверке Заказчиком.</w:t>
+      </w:r>
+      <w:commentRangeEnd w:id="47"/>
+      <w:r>
+        <w:rPr>
+          <w:rStyle w:val="CommentReference"/>
+        </w:rPr>
+        <w:commentReference w:id="47"/>
       </w:r>
     </w:p>
     <w:p>
@@ -10608,24 +10696,204 @@
       </w:r>
     </w:p>
   </w:comment>
+  <w:comment w:id="37" w:author="Kalentyev Alexey" w:initials="KA" w:date="2026-09-23T04:53:12Z">
+    <w:p>
+      <w:pPr>
+        <w:pStyle w:val="CommentText"/>
+      </w:pPr>
+      <w:r>
+        <w:annotationRef/>
+      </w:r>
+      <w:r>
+        <w:t xml:space="preserve">Заполните ФИО исполнителя и группу: Прокопенко Дмитрий Алексеевич, 583-1. Также укажите организацию-заказчика, отдельно от ФИО её представителя.</w:t>
+      </w:r>
+    </w:p>
+  </w:comment>
+  <w:comment w:id="38" w:author="Kalentyev Alexey" w:initials="KA" w:date="2026-09-23T04:53:12Z">
+    <w:p>
+      <w:pPr>
+        <w:pStyle w:val="CommentText"/>
+      </w:pPr>
+      <w:r>
+        <w:annotationRef/>
+      </w:r>
+      <w:r>
+        <w:t xml:space="preserve">Пересчитайте пример в пределах указанных диапазонов L = 60–150 мм и p = 20–80 мм. Значения L = 200, p = 190 и рекомендация увеличить L до 210 мм недопустимы уже по базовым ограничениям, независимо от проверки паза.</w:t>
+        <w:br/>
+        <w:t xml:space="preserve">Пример должен демонстрировать нарушение зависимости при исходно допустимых отдельных параметрах. Сейчас он смешивает нарушение диапазонов с нарушением геометрического условия и предлагает недопустимое исправление.</w:t>
+      </w:r>
+    </w:p>
+  </w:comment>
+  <w:comment w:id="39" w:author="Kalentyev Alexey" w:initials="KA" w:date="2026-09-23T04:53:12Z">
+    <w:p>
+      <w:pPr>
+        <w:pStyle w:val="CommentText"/>
+      </w:pPr>
+      <w:r>
+        <w:annotationRef/>
+      </w:r>
+      <w:r>
+        <w:t xml:space="preserve">Согласуйте перечень функций с п. 3.1.1: сейчас вводятся L, W, H, h, p, d, а здесь указаны L, W, H, D, P и проверка зависимости D/P. Исправьте обозначения и перечислите проверяемые пары p/L, h/H, d/W.</w:t>
+      </w:r>
+    </w:p>
+  </w:comment>
+  <w:comment w:id="40" w:author="Kalentyev Alexey" w:initials="KA" w:date="2026-09-23T04:53:12Z">
+    <w:p>
+      <w:pPr>
+        <w:pStyle w:val="CommentText"/>
+      </w:pPr>
+      <w:r>
+        <w:annotationRef/>
+      </w:r>
+      <w:r>
+        <w:t xml:space="preserve">Проверьте обозначение и название ГОСТ Р 52278-2016 и замените/уточните ссылку. Приведите конкретные конструктивные ограничения для опоры с пазом и покажите, какие размеры или зависимости модели из них следуют.</w:t>
+        <w:br/>
+        <w:t xml:space="preserve">Ссылка не идентифицирует источник ограничений геометрии. В найденном первичном тексте ГОСТ Р 52278-2004 речь идёт о ремонте монорельсового электроподвижного состава; заявленное сочетание номера, года и названия требует проверки, а не механической замены года.</w:t>
+      </w:r>
+    </w:p>
+  </w:comment>
+  <w:comment w:id="41" w:author="Kalentyev Alexey" w:initials="KA" w:date="2026-09-23T04:53:12Z">
+    <w:p>
+      <w:pPr>
+        <w:pStyle w:val="CommentText"/>
+      </w:pPr>
+      <w:r>
+        <w:annotationRef/>
+      </w:r>
+      <w:r>
+        <w:t xml:space="preserve">Выделите заголовки пунктов третьего уровня (3.1.1 и аналогичные) полужирным и приведите их выравнивание к центру без абзацного отступа. Уберите точки в конце заголовков, где они стоят, и отделите заголовок от следующего текста предусмотренным интервалом.</w:t>
+      </w:r>
+    </w:p>
+  </w:comment>
+  <w:comment w:id="42" w:author="Kalentyev Alexey" w:initials="KA" w:date="2026-09-23T04:53:12Z">
+    <w:p>
+      <w:pPr>
+        <w:pStyle w:val="CommentText"/>
+      </w:pPr>
+      <w:r>
+        <w:annotationRef/>
+      </w:r>
+      <w:r>
+        <w:t xml:space="preserve">Назовите раздел «Оглавление» и включите подраздел 6.2 «Общие требования к приёмке работ по стадиям», который есть в тексте. Проверьте стили строк с номерами страниц, вынесенными на отдельную строку.</w:t>
+      </w:r>
+    </w:p>
+  </w:comment>
+  <w:comment w:id="43" w:author="Kalentyev Alexey" w:initials="KA" w:date="2026-09-23T04:53:12Z">
+    <w:p>
+      <w:pPr>
+        <w:pStyle w:val="CommentText"/>
+      </w:pPr>
+      <w:r>
+        <w:annotationRef/>
+      </w:r>
+      <w:r>
+        <w:t xml:space="preserve">Согласуйте направления размеров на рисунке 2.1 с формулами: на схеме p лежит внутри габарита W, а d — внутри L; в тексте p ограничен через L, а d — через W. Исправьте обозначения или соответствующие ограничения и названия размеров.</w:t>
+      </w:r>
+    </w:p>
+  </w:comment>
+  <w:comment w:id="44" w:author="Kalentyev Alexey" w:initials="KA" w:date="2026-09-23T04:53:12Z">
+    <w:p>
+      <w:pPr>
+        <w:pStyle w:val="CommentText"/>
+      </w:pPr>
+      <w:r>
+        <w:annotationRef/>
+      </w:r>
+      <w:r>
+        <w:t xml:space="preserve">Уточните, какая конструкция должна строиться. В тексте указаны два сквозных крепёжных отверстия и Т-образный паз, но на рисунке 2.1 показана опора с прямоугольным пазом без этих отверстий. Для выбранной конструкции задайте недостающие размеры и расположение элементов.</w:t>
+      </w:r>
+    </w:p>
+  </w:comment>
+  <w:comment w:id="45" w:author="Kalentyev Alexey" w:initials="KA" w:date="2026-09-23T04:53:12Z">
+    <w:p>
+      <w:pPr>
+        <w:pStyle w:val="CommentText"/>
+      </w:pPr>
+      <w:r>
+        <w:annotationRef/>
+      </w:r>
+      <w:r>
+        <w:t xml:space="preserve">Добавьте сквозные номера страниц в центре нижнего поля, учитывая титульный лист, но не печатая на нём номер. Проверьте также секции до и после альбомной таблицы.</w:t>
+      </w:r>
+    </w:p>
+  </w:comment>
+  <w:comment w:id="46" w:author="Kalentyev Alexey" w:initials="KA" w:date="2026-09-23T04:53:12Z">
+    <w:p>
+      <w:pPr>
+        <w:pStyle w:val="CommentText"/>
+      </w:pPr>
+      <w:r>
+        <w:annotationRef/>
+      </w:r>
+      <w:r>
+        <w:t xml:space="preserve">Начните разделы 2, 3 и 7 с новых страниц. Сейчас раздел 2 расположен под сроками работ, раздел 3 — под рисунком предыдущего раздела, раздел 7 — после последнего абзаца приёмки.</w:t>
+      </w:r>
+    </w:p>
+  </w:comment>
+  <w:comment w:id="47" w:author="Kalentyev Alexey" w:initials="KA" w:date="2026-09-23T04:53:12Z">
+    <w:p>
+      <w:pPr>
+        <w:pStyle w:val="CommentText"/>
+      </w:pPr>
+      <w:r>
+        <w:annotationRef/>
+      </w:r>
+      <w:r>
+        <w:t xml:space="preserve">Подтяните последний короткий абзац п. 6.2 к остальному тексту приёмки. Сейчас он один расположен вверху следующей страницы перед разделом 7.</w:t>
+      </w:r>
+    </w:p>
+  </w:comment>
 </w:comments>
 </file>
 
 <file path=word/commentsExtended.xml><?xml version="1.0" encoding="utf-8"?>
 <w15:commentsEx xmlns:wpc="http://schemas.microsoft.com/office/word/2010/wordprocessingCanvas" xmlns:cx="http://schemas.microsoft.com/office/drawing/2014/chartex" xmlns:cx1="http://schemas.microsoft.com/office/drawing/2015/9/8/chartex" xmlns:cx2="http://schemas.microsoft.com/office/drawing/2015/10/21/chartex" xmlns:cx3="http://schemas.microsoft.com/office/drawing/2016/5/9/chartex" xmlns:cx4="http://schemas.microsoft.com/office/drawing/2016/5/10/chartex" xmlns:cx5="http://schemas.microsoft.com/office/drawing/2016/5/11/chartex" xmlns:cx6="http://schemas.microsoft.com/office/drawing/2016/5/12/chartex" xmlns:cx7="http://schemas.microsoft.com/office/drawing/2016/5/13/chartex" xmlns:cx8="http://schemas.microsoft.com/office/drawing/2016/5/14/chartex" xmlns:mc="http://schemas.openxmlformats.org/markup-compatibility/2006" xmlns:aink="http://schemas.microsoft.com/office/drawing/2016/ink" xmlns:am3d="http://schemas.microsoft.com/office/drawing/2017/model3d" xmlns:o="urn:schemas-microsoft-com:office:office" xmlns:oel="http://schemas.microsoft.com/office/2019/extlst" xmlns:r="http://schemas.openxmlformats.org/officeDocument/2006/relationships" xmlns:m="http://schemas.openxmlformats.org/officeDocument/2006/math" xmlns:v="urn:schemas-microsoft-com:vml" xmlns:wp14="http://schemas.microsoft.com/office/word/2010/wordprocessingDrawing" xmlns:wp="http://schemas.openxmlformats.org/drawingml/2006/wordprocessingDrawing" xmlns:w10="urn:schemas-microsoft-com:office:word" xmlns:w="http://schemas.openxmlformats.org/wordprocessingml/2006/main" xmlns:w14="http://schemas.microsoft.com/office/word/2010/wordml" xmlns:w15="http://schemas.microsoft.com/office/word/2012/wordml" xmlns:w16cex="http://schemas.microsoft.com/office/word/2018/wordml/cex" xmlns:w16cid="http://schemas.microsoft.com/office/word/2016/wordml/cid" xmlns:w16="http://schemas.microsoft.com/office/word/2018/wordml" xmlns:w16sdtdh="http://schemas.microsoft.com/office/word/2020/wordml/sdtdatahash" xmlns:w16se="http://schemas.microsoft.com/office/word/2015/wordml/symex" xmlns:wpg="http://schemas.microsoft.com/office/word/2010/wordprocessingGroup" xmlns:wpi="http://schemas.microsoft.com/office/word/2010/wordprocessingInk" xmlns:wne="http://schemas.microsoft.com/office/word/2006/wordml" xmlns:wps="http://schemas.microsoft.com/office/word/2010/wordprocessingShape" mc:Ignorable="w14 w15 w16se w16cid w16 w16cex w16sdtdh wp14">
   <w15:commentEx w15:paraId="1C9B373E" w15:done="0"/>
+  <w15:commentEx w15:paraId="7590A2FF" w15:done="0"/>
+  <w15:commentEx w15:paraId="0E9F995E" w15:done="0"/>
+  <w15:commentEx w15:paraId="181CAB21" w15:done="0"/>
+  <w15:commentEx w15:paraId="5C1D7647" w15:done="0"/>
+  <w15:commentEx w15:paraId="69F3F519" w15:done="0"/>
+  <w15:commentEx w15:paraId="6047736A" w15:done="0"/>
+  <w15:commentEx w15:paraId="10C3399B" w15:done="0"/>
+  <w15:commentEx w15:paraId="7EA1C5E9" w15:done="0"/>
+  <w15:commentEx w15:paraId="10C0BFAC" w15:done="0"/>
+  <w15:commentEx w15:paraId="0E66ED07" w15:done="0"/>
+  <w15:commentEx w15:paraId="4D05103E" w15:done="0"/>
 </w15:commentsEx>
 </file>
 
 <file path=word/commentsExtensible.xml><?xml version="1.0" encoding="utf-8"?>
 <w16cex:commentsExtensible xmlns:wpc="http://schemas.microsoft.com/office/word/2010/wordprocessingCanvas" xmlns:cx="http://schemas.microsoft.com/office/drawing/2014/chartex" xmlns:cx1="http://schemas.microsoft.com/office/drawing/2015/9/8/chartex" xmlns:cx2="http://schemas.microsoft.com/office/drawing/2015/10/21/chartex" xmlns:cx3="http://schemas.microsoft.com/office/drawing/2016/5/9/chartex" xmlns:cx4="http://schemas.microsoft.com/office/drawing/2016/5/10/chartex" xmlns:cx5="http://schemas.microsoft.com/office/drawing/2016/5/11/chartex" xmlns:cx6="http://schemas.microsoft.com/office/drawing/2016/5/12/chartex" xmlns:cx7="http://schemas.microsoft.com/office/drawing/2016/5/13/chartex" xmlns:cx8="http://schemas.microsoft.com/office/drawing/2016/5/14/chartex" xmlns:cr="http://schemas.microsoft.com/office/comments/2020/reactions" xmlns:mc="http://schemas.openxmlformats.org/markup-compatibility/2006" xmlns:aink="http://schemas.microsoft.com/office/drawing/2016/ink" xmlns:am3d="http://schemas.microsoft.com/office/drawing/2017/model3d" xmlns:o="urn:schemas-microsoft-com:office:office" xmlns:oel="http://schemas.microsoft.com/office/2019/extlst" xmlns:r="http://schemas.openxmlformats.org/officeDocument/2006/relationships" xmlns:m="http://schemas.openxmlformats.org/officeDocument/2006/math" xmlns:v="urn:schemas-microsoft-com:vml" xmlns:wp14="http://schemas.microsoft.com/office/word/2010/wordprocessingDrawing" xmlns:wp="http://schemas.openxmlformats.org/drawingml/2006/wordprocessingDrawing" xmlns:w10="urn:schemas-microsoft-com:office:word" xmlns:w="http://schemas.openxmlformats.org/wordprocessingml/2006/main" xmlns:w14="http://schemas.microsoft.com/office/word/2010/wordml" xmlns:w15="http://schemas.microsoft.com/office/word/2012/wordml" xmlns:w16cex="http://schemas.microsoft.com/office/word/2018/wordml/cex" xmlns:w16cid="http://schemas.microsoft.com/office/word/2016/wordml/cid" xmlns:w16="http://schemas.microsoft.com/office/word/2018/wordml" xmlns:w16sdtdh="http://schemas.microsoft.com/office/word/2020/wordml/sdtdatahash" xmlns:w16se="http://schemas.microsoft.com/office/word/2015/wordml/symex" xmlns:wpg="http://schemas.microsoft.com/office/word/2010/wordprocessingGroup" xmlns:wpi="http://schemas.microsoft.com/office/word/2010/wordprocessingInk" xmlns:wne="http://schemas.microsoft.com/office/word/2006/wordml" xmlns:wps="http://schemas.microsoft.com/office/word/2010/wordprocessingShape" mc:Ignorable="w14 w15 w16se w16cid w16 w16cex w16sdtdh cr wp14">
   <w16cex:commentExtensible w16cex:durableId="6B48D383" w16cex:dateUtc="2026-09-16T04:53:00Z"/>
+  <w16cex:commentExtensible w16cex:durableId="719E8EB3" w16cex:dateUtc="2026-09-23T04:53:12Z"/>
+  <w16cex:commentExtensible w16cex:durableId="0DA4CBE3" w16cex:dateUtc="2026-09-23T04:53:12Z"/>
+  <w16cex:commentExtensible w16cex:durableId="3D185565" w16cex:dateUtc="2026-09-23T04:53:12Z"/>
+  <w16cex:commentExtensible w16cex:durableId="3EDBF514" w16cex:dateUtc="2026-09-23T04:53:12Z"/>
+  <w16cex:commentExtensible w16cex:durableId="512DCB5D" w16cex:dateUtc="2026-09-23T04:53:12Z"/>
+  <w16cex:commentExtensible w16cex:durableId="7E37D7D4" w16cex:dateUtc="2026-09-23T04:53:12Z"/>
+  <w16cex:commentExtensible w16cex:durableId="7E319224" w16cex:dateUtc="2026-09-23T04:53:12Z"/>
+  <w16cex:commentExtensible w16cex:durableId="022C58DE" w16cex:dateUtc="2026-09-23T04:53:12Z"/>
+  <w16cex:commentExtensible w16cex:durableId="04333FC2" w16cex:dateUtc="2026-09-23T04:53:12Z"/>
+  <w16cex:commentExtensible w16cex:durableId="6D12021E" w16cex:dateUtc="2026-09-23T04:53:12Z"/>
+  <w16cex:commentExtensible w16cex:durableId="223639D6" w16cex:dateUtc="2026-09-23T04:53:12Z"/>
 </w16cex:commentsExtensible>
 </file>
 
 <file path=word/commentsIds.xml><?xml version="1.0" encoding="utf-8"?>
 <w16cid:commentsIds xmlns:wpc="http://schemas.microsoft.com/office/word/2010/wordprocessingCanvas" xmlns:cx="http://schemas.microsoft.com/office/drawing/2014/chartex" xmlns:cx1="http://schemas.microsoft.com/office/drawing/2015/9/8/chartex" xmlns:cx2="http://schemas.microsoft.com/office/drawing/2015/10/21/chartex" xmlns:cx3="http://schemas.microsoft.com/office/drawing/2016/5/9/chartex" xmlns:cx4="http://schemas.microsoft.com/office/drawing/2016/5/10/chartex" xmlns:cx5="http://schemas.microsoft.com/office/drawing/2016/5/11/chartex" xmlns:cx6="http://schemas.microsoft.com/office/drawing/2016/5/12/chartex" xmlns:cx7="http://schemas.microsoft.com/office/drawing/2016/5/13/chartex" xmlns:cx8="http://schemas.microsoft.com/office/drawing/2016/5/14/chartex" xmlns:mc="http://schemas.openxmlformats.org/markup-compatibility/2006" xmlns:aink="http://schemas.microsoft.com/office/drawing/2016/ink" xmlns:am3d="http://schemas.microsoft.com/office/drawing/2017/model3d" xmlns:o="urn:schemas-microsoft-com:office:office" xmlns:oel="http://schemas.microsoft.com/office/2019/extlst" xmlns:r="http://schemas.openxmlformats.org/officeDocument/2006/relationships" xmlns:m="http://schemas.openxmlformats.org/officeDocument/2006/math" xmlns:v="urn:schemas-microsoft-com:vml" xmlns:wp14="http://schemas.microsoft.com/office/word/2010/wordprocessingDrawing" xmlns:wp="http://schemas.openxmlformats.org/drawingml/2006/wordprocessingDrawing" xmlns:w10="urn:schemas-microsoft-com:office:word" xmlns:w="http://schemas.openxmlformats.org/wordprocessingml/2006/main" xmlns:w14="http://schemas.microsoft.com/office/word/2010/wordml" xmlns:w15="http://schemas.microsoft.com/office/word/2012/wordml" xmlns:w16cex="http://schemas.microsoft.com/office/word/2018/wordml/cex" xmlns:w16cid="http://schemas.microsoft.com/office/word/2016/wordml/cid" xmlns:w16="http://schemas.microsoft.com/office/word/2018/wordml" xmlns:w16sdtdh="http://schemas.microsoft.com/office/word/2020/wordml/sdtdatahash" xmlns:w16se="http://schemas.microsoft.com/office/word/2015/wordml/symex" xmlns:wpg="http://schemas.microsoft.com/office/word/2010/wordprocessingGroup" xmlns:wpi="http://schemas.microsoft.com/office/word/2010/wordprocessingInk" xmlns:wne="http://schemas.microsoft.com/office/word/2006/wordml" xmlns:wps="http://schemas.microsoft.com/office/word/2010/wordprocessingShape" mc:Ignorable="w14 w15 w16se w16cid w16 w16cex w16sdtdh wp14">
   <w16cid:commentId w16cid:paraId="1C9B373E" w16cid:durableId="6B48D383"/>
+  <w16cid:commentId w16cid:paraId="7590A2FF" w16cid:durableId="719E8EB3"/>
+  <w16cid:commentId w16cid:paraId="0E9F995E" w16cid:durableId="0DA4CBE3"/>
+  <w16cid:commentId w16cid:paraId="181CAB21" w16cid:durableId="3D185565"/>
+  <w16cid:commentId w16cid:paraId="5C1D7647" w16cid:durableId="3EDBF514"/>
+  <w16cid:commentId w16cid:paraId="69F3F519" w16cid:durableId="512DCB5D"/>
+  <w16cid:commentId w16cid:paraId="6047736A" w16cid:durableId="7E37D7D4"/>
+  <w16cid:commentId w16cid:paraId="10C3399B" w16cid:durableId="7E319224"/>
+  <w16cid:commentId w16cid:paraId="7EA1C5E9" w16cid:durableId="022C58DE"/>
+  <w16cid:commentId w16cid:paraId="10C0BFAC" w16cid:durableId="04333FC2"/>
+  <w16cid:commentId w16cid:paraId="0E66ED07" w16cid:durableId="6D12021E"/>
+  <w16cid:commentId w16cid:paraId="4D05103E" w16cid:durableId="223639D6"/>
 </w16cid:commentsIds>
 </file>
 

--- a/docs/ОРСАПРтехзадание.docx
+++ b/docs/ОРСАПРтехзадание.docx
@@ -227,7 +227,7 @@
               <w:sz w:val="28"/>
               <w:szCs w:val="28"/>
             </w:rPr>
-            <w:t>СОДЕРЖАНИЕ</w:t>
+            <w:t>ОГЛАВЛЕНИЕ</w:t>
           </w:r>
         </w:p>
         <w:p>
@@ -247,6 +247,8 @@
             <w:pStyle w:val="11"/>
             <w:rPr>
               <w:rFonts w:ascii="Times New Roman" w:eastAsiaTheme="minorEastAsia" w:hAnsi="Times New Roman" w:cs="Times New Roman"/>
+              <w:b w:val="0"/>
+              <w:bCs w:val="0"/>
               <w:sz w:val="28"/>
               <w:szCs w:val="28"/>
               <w:lang w:eastAsia="ru-RU"/>
@@ -276,7 +278,7 @@
             </w:rPr>
             <w:fldChar w:fldCharType="separate"/>
           </w:r>
-          <w:hyperlink w:anchor="_Toc240410924" w:history="1">
+          <w:hyperlink w:anchor="_Toc242218311" w:history="1">
             <w:r>
               <w:rPr>
                 <w:rStyle w:val="af1"/>
@@ -289,8 +291,6 @@
             <w:r>
               <w:rPr>
                 <w:rFonts w:ascii="Times New Roman" w:hAnsi="Times New Roman" w:cs="Times New Roman"/>
-                <w:b w:val="0"/>
-                <w:bCs w:val="0"/>
                 <w:webHidden/>
                 <w:sz w:val="28"/>
                 <w:szCs w:val="28"/>
@@ -300,8 +300,6 @@
             <w:r>
               <w:rPr>
                 <w:rFonts w:ascii="Times New Roman" w:hAnsi="Times New Roman" w:cs="Times New Roman"/>
-                <w:b w:val="0"/>
-                <w:bCs w:val="0"/>
                 <w:webHidden/>
                 <w:sz w:val="28"/>
                 <w:szCs w:val="28"/>
@@ -311,29 +309,23 @@
             <w:r>
               <w:rPr>
                 <w:rFonts w:ascii="Times New Roman" w:hAnsi="Times New Roman" w:cs="Times New Roman"/>
-                <w:b w:val="0"/>
-                <w:bCs w:val="0"/>
-                <w:webHidden/>
-                <w:sz w:val="28"/>
-                <w:szCs w:val="28"/>
-              </w:rPr>
-              <w:instrText xml:space="preserve"> PAGEREF _Toc240410924 \h </w:instrText>
-            </w:r>
-            <w:r>
-              <w:rPr>
-                <w:rFonts w:ascii="Times New Roman" w:hAnsi="Times New Roman" w:cs="Times New Roman"/>
-                <w:b w:val="0"/>
-                <w:bCs w:val="0"/>
-                <w:webHidden/>
-                <w:sz w:val="28"/>
-                <w:szCs w:val="28"/>
-              </w:rPr>
-            </w:r>
-            <w:r>
-              <w:rPr>
-                <w:rFonts w:ascii="Times New Roman" w:hAnsi="Times New Roman" w:cs="Times New Roman"/>
-                <w:b w:val="0"/>
-                <w:bCs w:val="0"/>
+                <w:webHidden/>
+                <w:sz w:val="28"/>
+                <w:szCs w:val="28"/>
+              </w:rPr>
+              <w:instrText xml:space="preserve"> PAGEREF _Toc242218311 \h </w:instrText>
+            </w:r>
+            <w:r>
+              <w:rPr>
+                <w:rFonts w:ascii="Times New Roman" w:hAnsi="Times New Roman" w:cs="Times New Roman"/>
+                <w:webHidden/>
+                <w:sz w:val="28"/>
+                <w:szCs w:val="28"/>
+              </w:rPr>
+            </w:r>
+            <w:r>
+              <w:rPr>
+                <w:rFonts w:ascii="Times New Roman" w:hAnsi="Times New Roman" w:cs="Times New Roman"/>
                 <w:webHidden/>
                 <w:sz w:val="28"/>
                 <w:szCs w:val="28"/>
@@ -343,8 +335,6 @@
             <w:r>
               <w:rPr>
                 <w:rFonts w:ascii="Times New Roman" w:hAnsi="Times New Roman" w:cs="Times New Roman"/>
-                <w:b w:val="0"/>
-                <w:bCs w:val="0"/>
                 <w:webHidden/>
                 <w:sz w:val="28"/>
                 <w:szCs w:val="28"/>
@@ -354,8 +344,6 @@
             <w:r>
               <w:rPr>
                 <w:rFonts w:ascii="Times New Roman" w:hAnsi="Times New Roman" w:cs="Times New Roman"/>
-                <w:b w:val="0"/>
-                <w:bCs w:val="0"/>
                 <w:webHidden/>
                 <w:sz w:val="28"/>
                 <w:szCs w:val="28"/>
@@ -378,7 +366,7 @@
               <w:lang w:eastAsia="ru-RU"/>
             </w:rPr>
           </w:pPr>
-          <w:hyperlink w:anchor="_Toc240410925" w:history="1">
+          <w:hyperlink w:anchor="_Toc242218312" w:history="1">
             <w:r>
               <w:rPr>
                 <w:rStyle w:val="af1"/>
@@ -419,7 +407,7 @@
                 <w:sz w:val="28"/>
                 <w:szCs w:val="28"/>
               </w:rPr>
-              <w:instrText xml:space="preserve"> PAGEREF _Toc240410925 \h </w:instrText>
+              <w:instrText xml:space="preserve"> PAGEREF _Toc242218312 \h </w:instrText>
             </w:r>
             <w:r>
               <w:rPr>
@@ -476,7 +464,7 @@
               <w:lang w:eastAsia="ru-RU"/>
             </w:rPr>
           </w:pPr>
-          <w:hyperlink w:anchor="_Toc240410926" w:history="1">
+          <w:hyperlink w:anchor="_Toc242218313" w:history="1">
             <w:r>
               <w:rPr>
                 <w:rStyle w:val="af1"/>
@@ -517,7 +505,7 @@
                 <w:sz w:val="28"/>
                 <w:szCs w:val="28"/>
               </w:rPr>
-              <w:instrText xml:space="preserve"> PAGEREF _Toc240410926 \h </w:instrText>
+              <w:instrText xml:space="preserve"> PAGEREF _Toc242218313 \h </w:instrText>
             </w:r>
             <w:r>
               <w:rPr>
@@ -574,7 +562,7 @@
               <w:lang w:eastAsia="ru-RU"/>
             </w:rPr>
           </w:pPr>
-          <w:hyperlink w:anchor="_Toc240410927" w:history="1">
+          <w:hyperlink w:anchor="_Toc242218314" w:history="1">
             <w:r>
               <w:rPr>
                 <w:rStyle w:val="af1"/>
@@ -615,7 +603,7 @@
                 <w:sz w:val="28"/>
                 <w:szCs w:val="28"/>
               </w:rPr>
-              <w:instrText xml:space="preserve"> PAGEREF _Toc240410927 \h </w:instrText>
+              <w:instrText xml:space="preserve"> PAGEREF _Toc242218314 \h </w:instrText>
             </w:r>
             <w:r>
               <w:rPr>
@@ -672,7 +660,7 @@
               <w:lang w:eastAsia="ru-RU"/>
             </w:rPr>
           </w:pPr>
-          <w:hyperlink w:anchor="_Toc240410928" w:history="1">
+          <w:hyperlink w:anchor="_Toc242218315" w:history="1">
             <w:r>
               <w:rPr>
                 <w:rStyle w:val="af1"/>
@@ -713,7 +701,7 @@
                 <w:sz w:val="28"/>
                 <w:szCs w:val="28"/>
               </w:rPr>
-              <w:instrText xml:space="preserve"> PAGEREF _Toc240410928 \h </w:instrText>
+              <w:instrText xml:space="preserve"> PAGEREF _Toc242218315 \h </w:instrText>
             </w:r>
             <w:r>
               <w:rPr>
@@ -761,12 +749,14 @@
             <w:pStyle w:val="11"/>
             <w:rPr>
               <w:rFonts w:ascii="Times New Roman" w:eastAsiaTheme="minorEastAsia" w:hAnsi="Times New Roman" w:cs="Times New Roman"/>
+              <w:b w:val="0"/>
+              <w:bCs w:val="0"/>
               <w:sz w:val="28"/>
               <w:szCs w:val="28"/>
               <w:lang w:eastAsia="ru-RU"/>
             </w:rPr>
           </w:pPr>
-          <w:hyperlink w:anchor="_Toc240410929" w:history="1">
+          <w:hyperlink w:anchor="_Toc242218316" w:history="1">
             <w:r>
               <w:rPr>
                 <w:rStyle w:val="af1"/>
@@ -779,8 +769,6 @@
             <w:r>
               <w:rPr>
                 <w:rFonts w:ascii="Times New Roman" w:hAnsi="Times New Roman" w:cs="Times New Roman"/>
-                <w:b w:val="0"/>
-                <w:bCs w:val="0"/>
                 <w:webHidden/>
                 <w:sz w:val="28"/>
                 <w:szCs w:val="28"/>
@@ -790,8 +778,6 @@
             <w:r>
               <w:rPr>
                 <w:rFonts w:ascii="Times New Roman" w:hAnsi="Times New Roman" w:cs="Times New Roman"/>
-                <w:b w:val="0"/>
-                <w:bCs w:val="0"/>
                 <w:webHidden/>
                 <w:sz w:val="28"/>
                 <w:szCs w:val="28"/>
@@ -801,29 +787,23 @@
             <w:r>
               <w:rPr>
                 <w:rFonts w:ascii="Times New Roman" w:hAnsi="Times New Roman" w:cs="Times New Roman"/>
-                <w:b w:val="0"/>
-                <w:bCs w:val="0"/>
-                <w:webHidden/>
-                <w:sz w:val="28"/>
-                <w:szCs w:val="28"/>
-              </w:rPr>
-              <w:instrText xml:space="preserve"> PAGEREF _Toc240410929 \h </w:instrText>
-            </w:r>
-            <w:r>
-              <w:rPr>
-                <w:rFonts w:ascii="Times New Roman" w:hAnsi="Times New Roman" w:cs="Times New Roman"/>
-                <w:b w:val="0"/>
-                <w:bCs w:val="0"/>
-                <w:webHidden/>
-                <w:sz w:val="28"/>
-                <w:szCs w:val="28"/>
-              </w:rPr>
-            </w:r>
-            <w:r>
-              <w:rPr>
-                <w:rFonts w:ascii="Times New Roman" w:hAnsi="Times New Roman" w:cs="Times New Roman"/>
-                <w:b w:val="0"/>
-                <w:bCs w:val="0"/>
+                <w:webHidden/>
+                <w:sz w:val="28"/>
+                <w:szCs w:val="28"/>
+              </w:rPr>
+              <w:instrText xml:space="preserve"> PAGEREF _Toc242218316 \h </w:instrText>
+            </w:r>
+            <w:r>
+              <w:rPr>
+                <w:rFonts w:ascii="Times New Roman" w:hAnsi="Times New Roman" w:cs="Times New Roman"/>
+                <w:webHidden/>
+                <w:sz w:val="28"/>
+                <w:szCs w:val="28"/>
+              </w:rPr>
+            </w:r>
+            <w:r>
+              <w:rPr>
+                <w:rFonts w:ascii="Times New Roman" w:hAnsi="Times New Roman" w:cs="Times New Roman"/>
                 <w:webHidden/>
                 <w:sz w:val="28"/>
                 <w:szCs w:val="28"/>
@@ -833,8 +813,6 @@
             <w:r>
               <w:rPr>
                 <w:rFonts w:ascii="Times New Roman" w:hAnsi="Times New Roman" w:cs="Times New Roman"/>
-                <w:b w:val="0"/>
-                <w:bCs w:val="0"/>
                 <w:webHidden/>
                 <w:sz w:val="28"/>
                 <w:szCs w:val="28"/>
@@ -844,8 +822,6 @@
             <w:r>
               <w:rPr>
                 <w:rFonts w:ascii="Times New Roman" w:hAnsi="Times New Roman" w:cs="Times New Roman"/>
-                <w:b w:val="0"/>
-                <w:bCs w:val="0"/>
                 <w:webHidden/>
                 <w:sz w:val="28"/>
                 <w:szCs w:val="28"/>
@@ -868,7 +844,7 @@
               <w:lang w:eastAsia="ru-RU"/>
             </w:rPr>
           </w:pPr>
-          <w:hyperlink w:anchor="_Toc240410930" w:history="1">
+          <w:hyperlink w:anchor="_Toc242218317" w:history="1">
             <w:r>
               <w:rPr>
                 <w:rStyle w:val="af1"/>
@@ -909,7 +885,7 @@
                 <w:sz w:val="28"/>
                 <w:szCs w:val="28"/>
               </w:rPr>
-              <w:instrText xml:space="preserve"> PAGEREF _Toc240410930 \h </w:instrText>
+              <w:instrText xml:space="preserve"> PAGEREF _Toc242218317 \h </w:instrText>
             </w:r>
             <w:r>
               <w:rPr>
@@ -966,7 +942,7 @@
               <w:lang w:eastAsia="ru-RU"/>
             </w:rPr>
           </w:pPr>
-          <w:hyperlink w:anchor="_Toc240410931" w:history="1">
+          <w:hyperlink w:anchor="_Toc242218318" w:history="1">
             <w:r>
               <w:rPr>
                 <w:rStyle w:val="af1"/>
@@ -1007,7 +983,7 @@
                 <w:sz w:val="28"/>
                 <w:szCs w:val="28"/>
               </w:rPr>
-              <w:instrText xml:space="preserve"> PAGEREF _Toc240410931 \h </w:instrText>
+              <w:instrText xml:space="preserve"> PAGEREF _Toc242218318 \h </w:instrText>
             </w:r>
             <w:r>
               <w:rPr>
@@ -1055,12 +1031,14 @@
             <w:pStyle w:val="11"/>
             <w:rPr>
               <w:rFonts w:ascii="Times New Roman" w:eastAsiaTheme="minorEastAsia" w:hAnsi="Times New Roman" w:cs="Times New Roman"/>
+              <w:b w:val="0"/>
+              <w:bCs w:val="0"/>
               <w:sz w:val="28"/>
               <w:szCs w:val="28"/>
               <w:lang w:eastAsia="ru-RU"/>
             </w:rPr>
           </w:pPr>
-          <w:hyperlink w:anchor="_Toc240410932" w:history="1">
+          <w:hyperlink w:anchor="_Toc242218319" w:history="1">
             <w:r>
               <w:rPr>
                 <w:rStyle w:val="af1"/>
@@ -1073,8 +1051,6 @@
             <w:r>
               <w:rPr>
                 <w:rFonts w:ascii="Times New Roman" w:hAnsi="Times New Roman" w:cs="Times New Roman"/>
-                <w:b w:val="0"/>
-                <w:bCs w:val="0"/>
                 <w:webHidden/>
                 <w:sz w:val="28"/>
                 <w:szCs w:val="28"/>
@@ -1084,8 +1060,6 @@
             <w:r>
               <w:rPr>
                 <w:rFonts w:ascii="Times New Roman" w:hAnsi="Times New Roman" w:cs="Times New Roman"/>
-                <w:b w:val="0"/>
-                <w:bCs w:val="0"/>
                 <w:webHidden/>
                 <w:sz w:val="28"/>
                 <w:szCs w:val="28"/>
@@ -1095,29 +1069,23 @@
             <w:r>
               <w:rPr>
                 <w:rFonts w:ascii="Times New Roman" w:hAnsi="Times New Roman" w:cs="Times New Roman"/>
-                <w:b w:val="0"/>
-                <w:bCs w:val="0"/>
-                <w:webHidden/>
-                <w:sz w:val="28"/>
-                <w:szCs w:val="28"/>
-              </w:rPr>
-              <w:instrText xml:space="preserve"> PAGEREF _Toc240410932 \h </w:instrText>
-            </w:r>
-            <w:r>
-              <w:rPr>
-                <w:rFonts w:ascii="Times New Roman" w:hAnsi="Times New Roman" w:cs="Times New Roman"/>
-                <w:b w:val="0"/>
-                <w:bCs w:val="0"/>
-                <w:webHidden/>
-                <w:sz w:val="28"/>
-                <w:szCs w:val="28"/>
-              </w:rPr>
-            </w:r>
-            <w:r>
-              <w:rPr>
-                <w:rFonts w:ascii="Times New Roman" w:hAnsi="Times New Roman" w:cs="Times New Roman"/>
-                <w:b w:val="0"/>
-                <w:bCs w:val="0"/>
+                <w:webHidden/>
+                <w:sz w:val="28"/>
+                <w:szCs w:val="28"/>
+              </w:rPr>
+              <w:instrText xml:space="preserve"> PAGEREF _Toc242218319 \h </w:instrText>
+            </w:r>
+            <w:r>
+              <w:rPr>
+                <w:rFonts w:ascii="Times New Roman" w:hAnsi="Times New Roman" w:cs="Times New Roman"/>
+                <w:webHidden/>
+                <w:sz w:val="28"/>
+                <w:szCs w:val="28"/>
+              </w:rPr>
+            </w:r>
+            <w:r>
+              <w:rPr>
+                <w:rFonts w:ascii="Times New Roman" w:hAnsi="Times New Roman" w:cs="Times New Roman"/>
                 <w:webHidden/>
                 <w:sz w:val="28"/>
                 <w:szCs w:val="28"/>
@@ -1127,19 +1095,15 @@
             <w:r>
               <w:rPr>
                 <w:rFonts w:ascii="Times New Roman" w:hAnsi="Times New Roman" w:cs="Times New Roman"/>
-                <w:b w:val="0"/>
-                <w:bCs w:val="0"/>
-                <w:webHidden/>
-                <w:sz w:val="28"/>
-                <w:szCs w:val="28"/>
-              </w:rPr>
-              <w:t>6</w:t>
-            </w:r>
-            <w:r>
-              <w:rPr>
-                <w:rFonts w:ascii="Times New Roman" w:hAnsi="Times New Roman" w:cs="Times New Roman"/>
-                <w:b w:val="0"/>
-                <w:bCs w:val="0"/>
+                <w:webHidden/>
+                <w:sz w:val="28"/>
+                <w:szCs w:val="28"/>
+              </w:rPr>
+              <w:t>7</w:t>
+            </w:r>
+            <w:r>
+              <w:rPr>
+                <w:rFonts w:ascii="Times New Roman" w:hAnsi="Times New Roman" w:cs="Times New Roman"/>
                 <w:webHidden/>
                 <w:sz w:val="28"/>
                 <w:szCs w:val="28"/>
@@ -1162,7 +1126,7 @@
               <w:lang w:eastAsia="ru-RU"/>
             </w:rPr>
           </w:pPr>
-          <w:hyperlink w:anchor="_Toc240410933" w:history="1">
+          <w:hyperlink w:anchor="_Toc242218320" w:history="1">
             <w:r>
               <w:rPr>
                 <w:rStyle w:val="af1"/>
@@ -1203,7 +1167,7 @@
                 <w:sz w:val="28"/>
                 <w:szCs w:val="28"/>
               </w:rPr>
-              <w:instrText xml:space="preserve"> PAGEREF _Toc240410933 \h </w:instrText>
+              <w:instrText xml:space="preserve"> PAGEREF _Toc242218320 \h </w:instrText>
             </w:r>
             <w:r>
               <w:rPr>
@@ -1232,7 +1196,7 @@
                 <w:sz w:val="28"/>
                 <w:szCs w:val="28"/>
               </w:rPr>
-              <w:t>6</w:t>
+              <w:t>7</w:t>
             </w:r>
             <w:r>
               <w:rPr>
@@ -1260,7 +1224,7 @@
               <w:lang w:eastAsia="ru-RU"/>
             </w:rPr>
           </w:pPr>
-          <w:hyperlink w:anchor="_Toc240410934" w:history="1">
+          <w:hyperlink w:anchor="_Toc242218321" w:history="1">
             <w:r>
               <w:rPr>
                 <w:rStyle w:val="af1"/>
@@ -1299,7 +1263,7 @@
                 <w:sz w:val="28"/>
                 <w:szCs w:val="28"/>
               </w:rPr>
-              <w:instrText xml:space="preserve"> PAGEREF _Toc240410934 \h </w:instrText>
+              <w:instrText xml:space="preserve"> PAGEREF _Toc242218321 \h </w:instrText>
             </w:r>
             <w:r>
               <w:rPr>
@@ -1328,7 +1292,7 @@
                 <w:sz w:val="28"/>
                 <w:szCs w:val="28"/>
               </w:rPr>
-              <w:t>6</w:t>
+              <w:t>7</w:t>
             </w:r>
             <w:r>
               <w:rPr>
@@ -1356,7 +1320,7 @@
               <w:lang w:eastAsia="ru-RU"/>
             </w:rPr>
           </w:pPr>
-          <w:hyperlink w:anchor="_Toc240410935" w:history="1">
+          <w:hyperlink w:anchor="_Toc242218322" w:history="1">
             <w:r>
               <w:rPr>
                 <w:rStyle w:val="af1"/>
@@ -1395,7 +1359,7 @@
                 <w:sz w:val="28"/>
                 <w:szCs w:val="28"/>
               </w:rPr>
-              <w:instrText xml:space="preserve"> PAGEREF _Toc240410935 \h </w:instrText>
+              <w:instrText xml:space="preserve"> PAGEREF _Toc242218322 \h </w:instrText>
             </w:r>
             <w:r>
               <w:rPr>
@@ -1424,7 +1388,7 @@
                 <w:sz w:val="28"/>
                 <w:szCs w:val="28"/>
               </w:rPr>
-              <w:t>8</w:t>
+              <w:t>9</w:t>
             </w:r>
             <w:r>
               <w:rPr>
@@ -1452,7 +1416,7 @@
               <w:lang w:eastAsia="ru-RU"/>
             </w:rPr>
           </w:pPr>
-          <w:hyperlink w:anchor="_Toc240410936" w:history="1">
+          <w:hyperlink w:anchor="_Toc242218323" w:history="1">
             <w:r>
               <w:rPr>
                 <w:rStyle w:val="af1"/>
@@ -1491,7 +1455,7 @@
                 <w:sz w:val="28"/>
                 <w:szCs w:val="28"/>
               </w:rPr>
-              <w:instrText xml:space="preserve"> PAGEREF _Toc240410936 \h </w:instrText>
+              <w:instrText xml:space="preserve"> PAGEREF _Toc242218323 \h </w:instrText>
             </w:r>
             <w:r>
               <w:rPr>
@@ -1520,7 +1484,7 @@
                 <w:sz w:val="28"/>
                 <w:szCs w:val="28"/>
               </w:rPr>
-              <w:t>8</w:t>
+              <w:t>9</w:t>
             </w:r>
             <w:r>
               <w:rPr>
@@ -1548,7 +1512,7 @@
               <w:lang w:eastAsia="ru-RU"/>
             </w:rPr>
           </w:pPr>
-          <w:hyperlink w:anchor="_Toc240410937" w:history="1">
+          <w:hyperlink w:anchor="_Toc242218324" w:history="1">
             <w:r>
               <w:rPr>
                 <w:rStyle w:val="af1"/>
@@ -1587,7 +1551,7 @@
                 <w:sz w:val="28"/>
                 <w:szCs w:val="28"/>
               </w:rPr>
-              <w:instrText xml:space="preserve"> PAGEREF _Toc240410937 \h </w:instrText>
+              <w:instrText xml:space="preserve"> PAGEREF _Toc242218324 \h </w:instrText>
             </w:r>
             <w:r>
               <w:rPr>
@@ -1644,7 +1608,7 @@
               <w:lang w:eastAsia="ru-RU"/>
             </w:rPr>
           </w:pPr>
-          <w:hyperlink w:anchor="_Toc240410938" w:history="1">
+          <w:hyperlink w:anchor="_Toc242218325" w:history="1">
             <w:r>
               <w:rPr>
                 <w:rStyle w:val="af1"/>
@@ -1683,7 +1647,7 @@
                 <w:sz w:val="28"/>
                 <w:szCs w:val="28"/>
               </w:rPr>
-              <w:instrText xml:space="preserve"> PAGEREF _Toc240410938 \h </w:instrText>
+              <w:instrText xml:space="preserve"> PAGEREF _Toc242218325 \h </w:instrText>
             </w:r>
             <w:r>
               <w:rPr>
@@ -1740,7 +1704,7 @@
               <w:lang w:eastAsia="ru-RU"/>
             </w:rPr>
           </w:pPr>
-          <w:hyperlink w:anchor="_Toc240410939" w:history="1">
+          <w:hyperlink w:anchor="_Toc242218326" w:history="1">
             <w:r>
               <w:rPr>
                 <w:rStyle w:val="af1"/>
@@ -1779,7 +1743,7 @@
                 <w:sz w:val="28"/>
                 <w:szCs w:val="28"/>
               </w:rPr>
-              <w:instrText xml:space="preserve"> PAGEREF _Toc240410939 \h </w:instrText>
+              <w:instrText xml:space="preserve"> PAGEREF _Toc242218326 \h </w:instrText>
             </w:r>
             <w:r>
               <w:rPr>
@@ -1808,7 +1772,7 @@
                 <w:sz w:val="28"/>
                 <w:szCs w:val="28"/>
               </w:rPr>
-              <w:t>9</w:t>
+              <w:t>10</w:t>
             </w:r>
             <w:r>
               <w:rPr>
@@ -1836,7 +1800,7 @@
               <w:lang w:eastAsia="ru-RU"/>
             </w:rPr>
           </w:pPr>
-          <w:hyperlink w:anchor="_Toc240410940" w:history="1">
+          <w:hyperlink w:anchor="_Toc242218327" w:history="1">
             <w:r>
               <w:rPr>
                 <w:rStyle w:val="af1"/>
@@ -1875,7 +1839,7 @@
                 <w:sz w:val="28"/>
                 <w:szCs w:val="28"/>
               </w:rPr>
-              <w:instrText xml:space="preserve"> PAGEREF _Toc240410940 \h </w:instrText>
+              <w:instrText xml:space="preserve"> PAGEREF _Toc242218327 \h </w:instrText>
             </w:r>
             <w:r>
               <w:rPr>
@@ -1904,7 +1868,7 @@
                 <w:sz w:val="28"/>
                 <w:szCs w:val="28"/>
               </w:rPr>
-              <w:t>9</w:t>
+              <w:t>10</w:t>
             </w:r>
             <w:r>
               <w:rPr>
@@ -1932,7 +1896,7 @@
               <w:lang w:eastAsia="ru-RU"/>
             </w:rPr>
           </w:pPr>
-          <w:hyperlink w:anchor="_Toc240410941" w:history="1">
+          <w:hyperlink w:anchor="_Toc242218328" w:history="1">
             <w:r>
               <w:rPr>
                 <w:rStyle w:val="af1"/>
@@ -1971,7 +1935,7 @@
                 <w:sz w:val="28"/>
                 <w:szCs w:val="28"/>
               </w:rPr>
-              <w:instrText xml:space="preserve"> PAGEREF _Toc240410941 \h </w:instrText>
+              <w:instrText xml:space="preserve"> PAGEREF _Toc242218328 \h </w:instrText>
             </w:r>
             <w:r>
               <w:rPr>
@@ -2000,7 +1964,7 @@
                 <w:sz w:val="28"/>
                 <w:szCs w:val="28"/>
               </w:rPr>
-              <w:t>9</w:t>
+              <w:t>10</w:t>
             </w:r>
             <w:r>
               <w:rPr>
@@ -2028,7 +1992,7 @@
               <w:lang w:eastAsia="ru-RU"/>
             </w:rPr>
           </w:pPr>
-          <w:hyperlink w:anchor="_Toc240410942" w:history="1">
+          <w:hyperlink w:anchor="_Toc242218329" w:history="1">
             <w:r>
               <w:rPr>
                 <w:rStyle w:val="af1"/>
@@ -2067,7 +2031,7 @@
                 <w:sz w:val="28"/>
                 <w:szCs w:val="28"/>
               </w:rPr>
-              <w:instrText xml:space="preserve"> PAGEREF _Toc240410942 \h </w:instrText>
+              <w:instrText xml:space="preserve"> PAGEREF _Toc242218329 \h </w:instrText>
             </w:r>
             <w:r>
               <w:rPr>
@@ -2096,7 +2060,7 @@
                 <w:sz w:val="28"/>
                 <w:szCs w:val="28"/>
               </w:rPr>
-              <w:t>9</w:t>
+              <w:t>10</w:t>
             </w:r>
             <w:r>
               <w:rPr>
@@ -2124,7 +2088,7 @@
               <w:lang w:eastAsia="ru-RU"/>
             </w:rPr>
           </w:pPr>
-          <w:hyperlink w:anchor="_Toc240410943" w:history="1">
+          <w:hyperlink w:anchor="_Toc242218330" w:history="1">
             <w:r>
               <w:rPr>
                 <w:rStyle w:val="af1"/>
@@ -2163,7 +2127,7 @@
                 <w:sz w:val="28"/>
                 <w:szCs w:val="28"/>
               </w:rPr>
-              <w:instrText xml:space="preserve"> PAGEREF _Toc240410943 \h </w:instrText>
+              <w:instrText xml:space="preserve"> PAGEREF _Toc242218330 \h </w:instrText>
             </w:r>
             <w:r>
               <w:rPr>
@@ -2220,7 +2184,7 @@
               <w:lang w:eastAsia="ru-RU"/>
             </w:rPr>
           </w:pPr>
-          <w:hyperlink w:anchor="_Toc240410944" w:history="1">
+          <w:hyperlink w:anchor="_Toc242218331" w:history="1">
             <w:r>
               <w:rPr>
                 <w:rStyle w:val="af1"/>
@@ -2259,7 +2223,7 @@
                 <w:sz w:val="28"/>
                 <w:szCs w:val="28"/>
               </w:rPr>
-              <w:instrText xml:space="preserve"> PAGEREF _Toc240410944 \h </w:instrText>
+              <w:instrText xml:space="preserve"> PAGEREF _Toc242218331 \h </w:instrText>
             </w:r>
             <w:r>
               <w:rPr>
@@ -2316,7 +2280,7 @@
               <w:lang w:eastAsia="ru-RU"/>
             </w:rPr>
           </w:pPr>
-          <w:hyperlink w:anchor="_Toc240410945" w:history="1">
+          <w:hyperlink w:anchor="_Toc242218332" w:history="1">
             <w:r>
               <w:rPr>
                 <w:rStyle w:val="af1"/>
@@ -2355,7 +2319,7 @@
                 <w:sz w:val="28"/>
                 <w:szCs w:val="28"/>
               </w:rPr>
-              <w:instrText xml:space="preserve"> PAGEREF _Toc240410945 \h </w:instrText>
+              <w:instrText xml:space="preserve"> PAGEREF _Toc242218332 \h </w:instrText>
             </w:r>
             <w:r>
               <w:rPr>
@@ -2412,7 +2376,7 @@
               <w:lang w:eastAsia="ru-RU"/>
             </w:rPr>
           </w:pPr>
-          <w:hyperlink w:anchor="_Toc240410946" w:history="1">
+          <w:hyperlink w:anchor="_Toc242218333" w:history="1">
             <w:r>
               <w:rPr>
                 <w:rStyle w:val="af1"/>
@@ -2453,7 +2417,7 @@
                 <w:sz w:val="28"/>
                 <w:szCs w:val="28"/>
               </w:rPr>
-              <w:instrText xml:space="preserve"> PAGEREF _Toc240410946 \h </w:instrText>
+              <w:instrText xml:space="preserve"> PAGEREF _Toc242218333 \h </w:instrText>
             </w:r>
             <w:r>
               <w:rPr>
@@ -2482,7 +2446,7 @@
                 <w:sz w:val="28"/>
                 <w:szCs w:val="28"/>
               </w:rPr>
-              <w:t>10</w:t>
+              <w:t>11</w:t>
             </w:r>
             <w:r>
               <w:rPr>
@@ -2510,7 +2474,7 @@
               <w:lang w:eastAsia="ru-RU"/>
             </w:rPr>
           </w:pPr>
-          <w:hyperlink w:anchor="_Toc240410947" w:history="1">
+          <w:hyperlink w:anchor="_Toc242218334" w:history="1">
             <w:r>
               <w:rPr>
                 <w:rStyle w:val="af1"/>
@@ -2549,7 +2513,7 @@
                 <w:sz w:val="28"/>
                 <w:szCs w:val="28"/>
               </w:rPr>
-              <w:instrText xml:space="preserve"> PAGEREF _Toc240410947 \h </w:instrText>
+              <w:instrText xml:space="preserve"> PAGEREF _Toc242218334 \h </w:instrText>
             </w:r>
             <w:r>
               <w:rPr>
@@ -2578,7 +2542,7 @@
                 <w:sz w:val="28"/>
                 <w:szCs w:val="28"/>
               </w:rPr>
-              <w:t>10</w:t>
+              <w:t>11</w:t>
             </w:r>
             <w:r>
               <w:rPr>
@@ -2606,7 +2570,7 @@
               <w:lang w:eastAsia="ru-RU"/>
             </w:rPr>
           </w:pPr>
-          <w:hyperlink w:anchor="_Toc240410948" w:history="1">
+          <w:hyperlink w:anchor="_Toc242218335" w:history="1">
             <w:r>
               <w:rPr>
                 <w:rStyle w:val="af1"/>
@@ -2647,7 +2611,7 @@
                 <w:sz w:val="28"/>
                 <w:szCs w:val="28"/>
               </w:rPr>
-              <w:instrText xml:space="preserve"> PAGEREF _Toc240410948 \h </w:instrText>
+              <w:instrText xml:space="preserve"> PAGEREF _Toc242218335 \h </w:instrText>
             </w:r>
             <w:r>
               <w:rPr>
@@ -2676,7 +2640,7 @@
                 <w:sz w:val="28"/>
                 <w:szCs w:val="28"/>
               </w:rPr>
-              <w:t>10</w:t>
+              <w:t>11</w:t>
             </w:r>
             <w:r>
               <w:rPr>
@@ -2704,7 +2668,7 @@
               <w:lang w:eastAsia="ru-RU"/>
             </w:rPr>
           </w:pPr>
-          <w:hyperlink w:anchor="_Toc240410949" w:history="1">
+          <w:hyperlink w:anchor="_Toc242218336" w:history="1">
             <w:r>
               <w:rPr>
                 <w:rStyle w:val="af1"/>
@@ -2743,7 +2707,7 @@
                 <w:sz w:val="28"/>
                 <w:szCs w:val="28"/>
               </w:rPr>
-              <w:instrText xml:space="preserve"> PAGEREF _Toc240410949 \h </w:instrText>
+              <w:instrText xml:space="preserve"> PAGEREF _Toc242218336 \h </w:instrText>
             </w:r>
             <w:r>
               <w:rPr>
@@ -2772,7 +2736,7 @@
                 <w:sz w:val="28"/>
                 <w:szCs w:val="28"/>
               </w:rPr>
-              <w:t>10</w:t>
+              <w:t>11</w:t>
             </w:r>
             <w:r>
               <w:rPr>
@@ -2800,7 +2764,7 @@
               <w:lang w:eastAsia="ru-RU"/>
             </w:rPr>
           </w:pPr>
-          <w:hyperlink w:anchor="_Toc240410950" w:history="1">
+          <w:hyperlink w:anchor="_Toc242218337" w:history="1">
             <w:r>
               <w:rPr>
                 <w:rStyle w:val="af1"/>
@@ -2839,7 +2803,7 @@
                 <w:sz w:val="28"/>
                 <w:szCs w:val="28"/>
               </w:rPr>
-              <w:instrText xml:space="preserve"> PAGEREF _Toc240410950 \h </w:instrText>
+              <w:instrText xml:space="preserve"> PAGEREF _Toc242218337 \h </w:instrText>
             </w:r>
             <w:r>
               <w:rPr>
@@ -2896,7 +2860,7 @@
               <w:lang w:eastAsia="ru-RU"/>
             </w:rPr>
           </w:pPr>
-          <w:hyperlink w:anchor="_Toc240410951" w:history="1">
+          <w:hyperlink w:anchor="_Toc242218338" w:history="1">
             <w:r>
               <w:rPr>
                 <w:rStyle w:val="af1"/>
@@ -2935,7 +2899,7 @@
                 <w:sz w:val="28"/>
                 <w:szCs w:val="28"/>
               </w:rPr>
-              <w:instrText xml:space="preserve"> PAGEREF _Toc240410951 \h </w:instrText>
+              <w:instrText xml:space="preserve"> PAGEREF _Toc242218338 \h </w:instrText>
             </w:r>
             <w:r>
               <w:rPr>
@@ -2992,7 +2956,7 @@
               <w:lang w:eastAsia="ru-RU"/>
             </w:rPr>
           </w:pPr>
-          <w:hyperlink w:anchor="_Toc240410952" w:history="1">
+          <w:hyperlink w:anchor="_Toc242218339" w:history="1">
             <w:r>
               <w:rPr>
                 <w:rStyle w:val="af1"/>
@@ -3031,7 +2995,7 @@
                 <w:sz w:val="28"/>
                 <w:szCs w:val="28"/>
               </w:rPr>
-              <w:instrText xml:space="preserve"> PAGEREF _Toc240410952 \h </w:instrText>
+              <w:instrText xml:space="preserve"> PAGEREF _Toc242218339 \h </w:instrText>
             </w:r>
             <w:r>
               <w:rPr>
@@ -3060,7 +3024,7 @@
                 <w:sz w:val="28"/>
                 <w:szCs w:val="28"/>
               </w:rPr>
-              <w:t>11</w:t>
+              <w:t>12</w:t>
             </w:r>
             <w:r>
               <w:rPr>
@@ -3088,7 +3052,7 @@
               <w:lang w:eastAsia="ru-RU"/>
             </w:rPr>
           </w:pPr>
-          <w:hyperlink w:anchor="_Toc240410953" w:history="1">
+          <w:hyperlink w:anchor="_Toc242218340" w:history="1">
             <w:r>
               <w:rPr>
                 <w:rStyle w:val="af1"/>
@@ -3127,7 +3091,7 @@
                 <w:sz w:val="28"/>
                 <w:szCs w:val="28"/>
               </w:rPr>
-              <w:instrText xml:space="preserve"> PAGEREF _Toc240410953 \h </w:instrText>
+              <w:instrText xml:space="preserve"> PAGEREF _Toc242218340 \h </w:instrText>
             </w:r>
             <w:r>
               <w:rPr>
@@ -3156,7 +3120,7 @@
                 <w:sz w:val="28"/>
                 <w:szCs w:val="28"/>
               </w:rPr>
-              <w:t>11</w:t>
+              <w:t>12</w:t>
             </w:r>
             <w:r>
               <w:rPr>
@@ -3184,7 +3148,7 @@
               <w:lang w:eastAsia="ru-RU"/>
             </w:rPr>
           </w:pPr>
-          <w:hyperlink w:anchor="_Toc240410954" w:history="1">
+          <w:hyperlink w:anchor="_Toc242218341" w:history="1">
             <w:r>
               <w:rPr>
                 <w:rStyle w:val="af1"/>
@@ -3223,7 +3187,7 @@
                 <w:sz w:val="28"/>
                 <w:szCs w:val="28"/>
               </w:rPr>
-              <w:instrText xml:space="preserve"> PAGEREF _Toc240410954 \h </w:instrText>
+              <w:instrText xml:space="preserve"> PAGEREF _Toc242218341 \h </w:instrText>
             </w:r>
             <w:r>
               <w:rPr>
@@ -3252,7 +3216,7 @@
                 <w:sz w:val="28"/>
                 <w:szCs w:val="28"/>
               </w:rPr>
-              <w:t>11</w:t>
+              <w:t>12</w:t>
             </w:r>
             <w:r>
               <w:rPr>
@@ -3280,7 +3244,7 @@
               <w:lang w:eastAsia="ru-RU"/>
             </w:rPr>
           </w:pPr>
-          <w:hyperlink w:anchor="_Toc240410955" w:history="1">
+          <w:hyperlink w:anchor="_Toc242218342" w:history="1">
             <w:r>
               <w:rPr>
                 <w:rStyle w:val="af1"/>
@@ -3319,7 +3283,7 @@
                 <w:sz w:val="28"/>
                 <w:szCs w:val="28"/>
               </w:rPr>
-              <w:instrText xml:space="preserve"> PAGEREF _Toc240410955 \h </w:instrText>
+              <w:instrText xml:space="preserve"> PAGEREF _Toc242218342 \h </w:instrText>
             </w:r>
             <w:r>
               <w:rPr>
@@ -3348,7 +3312,7 @@
                 <w:sz w:val="28"/>
                 <w:szCs w:val="28"/>
               </w:rPr>
-              <w:t>11</w:t>
+              <w:t>12</w:t>
             </w:r>
             <w:r>
               <w:rPr>
@@ -3376,7 +3340,7 @@
               <w:lang w:eastAsia="ru-RU"/>
             </w:rPr>
           </w:pPr>
-          <w:hyperlink w:anchor="_Toc240410956" w:history="1">
+          <w:hyperlink w:anchor="_Toc242218343" w:history="1">
             <w:r>
               <w:rPr>
                 <w:rStyle w:val="af1"/>
@@ -3417,7 +3381,7 @@
                 <w:sz w:val="28"/>
                 <w:szCs w:val="28"/>
               </w:rPr>
-              <w:instrText xml:space="preserve"> PAGEREF _Toc240410956 \h </w:instrText>
+              <w:instrText xml:space="preserve"> PAGEREF _Toc242218343 \h </w:instrText>
             </w:r>
             <w:r>
               <w:rPr>
@@ -3465,12 +3429,14 @@
             <w:pStyle w:val="11"/>
             <w:rPr>
               <w:rFonts w:ascii="Times New Roman" w:eastAsiaTheme="minorEastAsia" w:hAnsi="Times New Roman" w:cs="Times New Roman"/>
+              <w:b w:val="0"/>
+              <w:bCs w:val="0"/>
               <w:sz w:val="28"/>
               <w:szCs w:val="28"/>
               <w:lang w:eastAsia="ru-RU"/>
             </w:rPr>
           </w:pPr>
-          <w:hyperlink w:anchor="_Toc240410957" w:history="1">
+          <w:hyperlink w:anchor="_Toc242218344" w:history="1">
             <w:r>
               <w:rPr>
                 <w:rStyle w:val="af1"/>
@@ -3483,37 +3449,53 @@
             <w:r>
               <w:rPr>
                 <w:rFonts w:ascii="Times New Roman" w:eastAsiaTheme="minorEastAsia" w:hAnsi="Times New Roman" w:cs="Times New Roman"/>
-                <w:sz w:val="28"/>
-                <w:szCs w:val="28"/>
-                <w:lang w:eastAsia="ru-RU"/>
-              </w:rPr>
-              <w:tab/>
-            </w:r>
-            <w:r>
-              <w:rPr>
-                <w:rStyle w:val="af1"/>
-                <w:rFonts w:ascii="Times New Roman" w:hAnsi="Times New Roman" w:cs="Times New Roman"/>
-                <w:sz w:val="28"/>
-                <w:szCs w:val="28"/>
-              </w:rPr>
-              <w:t>СОСТАВ И СОДЕРЖАНИЕ РАБОТ ПО СОЗДАНИЮ АВТОМАТИЗИРОВАННОЙ СИСТЕМЫ</w:t>
-            </w:r>
-            <w:r>
-              <w:rPr>
-                <w:rFonts w:ascii="Times New Roman" w:hAnsi="Times New Roman" w:cs="Times New Roman"/>
                 <w:b w:val="0"/>
                 <w:bCs w:val="0"/>
-                <w:webHidden/>
-                <w:sz w:val="28"/>
-                <w:szCs w:val="28"/>
+                <w:sz w:val="28"/>
+                <w:szCs w:val="28"/>
+                <w:lang w:eastAsia="ru-RU"/>
               </w:rPr>
               <w:tab/>
             </w:r>
             <w:r>
               <w:rPr>
-                <w:rFonts w:ascii="Times New Roman" w:hAnsi="Times New Roman" w:cs="Times New Roman"/>
-                <w:b w:val="0"/>
-                <w:bCs w:val="0"/>
+                <w:rStyle w:val="af1"/>
+                <w:rFonts w:ascii="Times New Roman" w:hAnsi="Times New Roman" w:cs="Times New Roman"/>
+                <w:sz w:val="28"/>
+                <w:szCs w:val="28"/>
+              </w:rPr>
+              <w:t>СОСТ</w:t>
+            </w:r>
+            <w:r>
+              <w:rPr>
+                <w:rStyle w:val="af1"/>
+                <w:rFonts w:ascii="Times New Roman" w:hAnsi="Times New Roman" w:cs="Times New Roman"/>
+                <w:sz w:val="28"/>
+                <w:szCs w:val="28"/>
+              </w:rPr>
+              <w:t>А</w:t>
+            </w:r>
+            <w:r>
+              <w:rPr>
+                <w:rStyle w:val="af1"/>
+                <w:rFonts w:ascii="Times New Roman" w:hAnsi="Times New Roman" w:cs="Times New Roman"/>
+                <w:sz w:val="28"/>
+                <w:szCs w:val="28"/>
+              </w:rPr>
+              <w:t>В И СОДЕРЖАНИЕ РАБОТ ПО СОЗДАНИЮ АВТОМАТИЗИРОВАННОЙ СИСТЕМЫ</w:t>
+            </w:r>
+            <w:r>
+              <w:rPr>
+                <w:rFonts w:ascii="Times New Roman" w:hAnsi="Times New Roman" w:cs="Times New Roman"/>
+                <w:webHidden/>
+                <w:sz w:val="28"/>
+                <w:szCs w:val="28"/>
+              </w:rPr>
+              <w:tab/>
+            </w:r>
+            <w:r>
+              <w:rPr>
+                <w:rFonts w:ascii="Times New Roman" w:hAnsi="Times New Roman" w:cs="Times New Roman"/>
                 <w:webHidden/>
                 <w:sz w:val="28"/>
                 <w:szCs w:val="28"/>
@@ -3523,29 +3505,23 @@
             <w:r>
               <w:rPr>
                 <w:rFonts w:ascii="Times New Roman" w:hAnsi="Times New Roman" w:cs="Times New Roman"/>
-                <w:b w:val="0"/>
-                <w:bCs w:val="0"/>
-                <w:webHidden/>
-                <w:sz w:val="28"/>
-                <w:szCs w:val="28"/>
-              </w:rPr>
-              <w:instrText xml:space="preserve"> PAGEREF _Toc240410957 \h </w:instrText>
-            </w:r>
-            <w:r>
-              <w:rPr>
-                <w:rFonts w:ascii="Times New Roman" w:hAnsi="Times New Roman" w:cs="Times New Roman"/>
-                <w:b w:val="0"/>
-                <w:bCs w:val="0"/>
-                <w:webHidden/>
-                <w:sz w:val="28"/>
-                <w:szCs w:val="28"/>
-              </w:rPr>
-            </w:r>
-            <w:r>
-              <w:rPr>
-                <w:rFonts w:ascii="Times New Roman" w:hAnsi="Times New Roman" w:cs="Times New Roman"/>
-                <w:b w:val="0"/>
-                <w:bCs w:val="0"/>
+                <w:webHidden/>
+                <w:sz w:val="28"/>
+                <w:szCs w:val="28"/>
+              </w:rPr>
+              <w:instrText xml:space="preserve"> PAGEREF _Toc242218344 \h </w:instrText>
+            </w:r>
+            <w:r>
+              <w:rPr>
+                <w:rFonts w:ascii="Times New Roman" w:hAnsi="Times New Roman" w:cs="Times New Roman"/>
+                <w:webHidden/>
+                <w:sz w:val="28"/>
+                <w:szCs w:val="28"/>
+              </w:rPr>
+            </w:r>
+            <w:r>
+              <w:rPr>
+                <w:rFonts w:ascii="Times New Roman" w:hAnsi="Times New Roman" w:cs="Times New Roman"/>
                 <w:webHidden/>
                 <w:sz w:val="28"/>
                 <w:szCs w:val="28"/>
@@ -3555,8 +3531,6 @@
             <w:r>
               <w:rPr>
                 <w:rFonts w:ascii="Times New Roman" w:hAnsi="Times New Roman" w:cs="Times New Roman"/>
-                <w:b w:val="0"/>
-                <w:bCs w:val="0"/>
                 <w:webHidden/>
                 <w:sz w:val="28"/>
                 <w:szCs w:val="28"/>
@@ -3566,8 +3540,6 @@
             <w:r>
               <w:rPr>
                 <w:rFonts w:ascii="Times New Roman" w:hAnsi="Times New Roman" w:cs="Times New Roman"/>
-                <w:b w:val="0"/>
-                <w:bCs w:val="0"/>
                 <w:webHidden/>
                 <w:sz w:val="28"/>
                 <w:szCs w:val="28"/>
@@ -3581,12 +3553,14 @@
             <w:pStyle w:val="11"/>
             <w:rPr>
               <w:rFonts w:ascii="Times New Roman" w:eastAsiaTheme="minorEastAsia" w:hAnsi="Times New Roman" w:cs="Times New Roman"/>
+              <w:b w:val="0"/>
+              <w:bCs w:val="0"/>
               <w:sz w:val="28"/>
               <w:szCs w:val="28"/>
               <w:lang w:eastAsia="ru-RU"/>
             </w:rPr>
           </w:pPr>
-          <w:hyperlink w:anchor="_Toc240410958" w:history="1">
+          <w:hyperlink w:anchor="_Toc242218345" w:history="1">
             <w:r>
               <w:rPr>
                 <w:rStyle w:val="af1"/>
@@ -3599,6 +3573,8 @@
             <w:r>
               <w:rPr>
                 <w:rFonts w:ascii="Times New Roman" w:eastAsiaTheme="minorEastAsia" w:hAnsi="Times New Roman" w:cs="Times New Roman"/>
+                <w:b w:val="0"/>
+                <w:bCs w:val="0"/>
                 <w:sz w:val="28"/>
                 <w:szCs w:val="28"/>
                 <w:lang w:eastAsia="ru-RU"/>
@@ -3639,7 +3615,7 @@
                 <w:sz w:val="28"/>
                 <w:szCs w:val="28"/>
               </w:rPr>
-              <w:instrText xml:space="preserve"> PAGEREF _Toc240410958 \h </w:instrText>
+              <w:instrText xml:space="preserve"> PAGEREF _Toc242218345 \h </w:instrText>
             </w:r>
             <w:r>
               <w:rPr>
@@ -3692,7 +3668,7 @@
               <w:lang w:eastAsia="ru-RU"/>
             </w:rPr>
           </w:pPr>
-          <w:hyperlink w:anchor="_Toc240410959" w:history="1">
+          <w:hyperlink w:anchor="_Toc242218346" w:history="1">
             <w:r>
               <w:rPr>
                 <w:rStyle w:val="af1"/>
@@ -3733,7 +3709,7 @@
                 <w:sz w:val="28"/>
                 <w:szCs w:val="28"/>
               </w:rPr>
-              <w:instrText xml:space="preserve"> PAGEREF _Toc240410959 \h </w:instrText>
+              <w:instrText xml:space="preserve"> PAGEREF _Toc242218346 \h </w:instrText>
             </w:r>
             <w:r>
               <w:rPr>
@@ -3790,7 +3766,7 @@
               <w:lang w:eastAsia="ru-RU"/>
             </w:rPr>
           </w:pPr>
-          <w:hyperlink w:anchor="_Toc240410960" w:history="1">
+          <w:hyperlink w:anchor="_Toc242218347" w:history="1">
             <w:r>
               <w:rPr>
                 <w:rStyle w:val="af1"/>
@@ -3831,7 +3807,7 @@
                 <w:sz w:val="28"/>
                 <w:szCs w:val="28"/>
               </w:rPr>
-              <w:instrText xml:space="preserve"> PAGEREF _Toc240410960 \h </w:instrText>
+              <w:instrText xml:space="preserve"> PAGEREF _Toc242218347 \h </w:instrText>
             </w:r>
             <w:r>
               <w:rPr>
@@ -3888,7 +3864,7 @@
               <w:lang w:eastAsia="ru-RU"/>
             </w:rPr>
           </w:pPr>
-          <w:hyperlink w:anchor="_Toc240410961" w:history="1">
+          <w:hyperlink w:anchor="_Toc242218348" w:history="1">
             <w:r>
               <w:rPr>
                 <w:rStyle w:val="af1"/>
@@ -3929,7 +3905,7 @@
                 <w:sz w:val="28"/>
                 <w:szCs w:val="28"/>
               </w:rPr>
-              <w:instrText xml:space="preserve"> PAGEREF _Toc240410961 \h </w:instrText>
+              <w:instrText xml:space="preserve"> PAGEREF _Toc242218348 \h </w:instrText>
             </w:r>
             <w:r>
               <w:rPr>
@@ -3977,12 +3953,14 @@
             <w:pStyle w:val="11"/>
             <w:rPr>
               <w:rFonts w:ascii="Times New Roman" w:eastAsiaTheme="minorEastAsia" w:hAnsi="Times New Roman" w:cs="Times New Roman"/>
+              <w:b w:val="0"/>
+              <w:bCs w:val="0"/>
               <w:sz w:val="28"/>
               <w:szCs w:val="28"/>
               <w:lang w:eastAsia="ru-RU"/>
             </w:rPr>
           </w:pPr>
-          <w:hyperlink w:anchor="_Toc240410962" w:history="1">
+          <w:hyperlink w:anchor="_Toc242218349" w:history="1">
             <w:r>
               <w:rPr>
                 <w:rStyle w:val="af1"/>
@@ -3995,37 +3973,35 @@
             <w:r>
               <w:rPr>
                 <w:rFonts w:ascii="Times New Roman" w:eastAsiaTheme="minorEastAsia" w:hAnsi="Times New Roman" w:cs="Times New Roman"/>
-                <w:sz w:val="28"/>
-                <w:szCs w:val="28"/>
-                <w:lang w:eastAsia="ru-RU"/>
-              </w:rPr>
-              <w:tab/>
-            </w:r>
-            <w:r>
-              <w:rPr>
-                <w:rStyle w:val="af1"/>
-                <w:rFonts w:ascii="Times New Roman" w:hAnsi="Times New Roman" w:cs="Times New Roman"/>
-                <w:sz w:val="28"/>
-                <w:szCs w:val="28"/>
-              </w:rPr>
-              <w:t>ПОРЯДОК КОНТРОЛЯ И ПРИЁМКИ АВТОМАТИЗИРОВАННОЙ СИСТЕМЫ</w:t>
-            </w:r>
-            <w:r>
-              <w:rPr>
-                <w:rFonts w:ascii="Times New Roman" w:hAnsi="Times New Roman" w:cs="Times New Roman"/>
                 <w:b w:val="0"/>
                 <w:bCs w:val="0"/>
-                <w:webHidden/>
-                <w:sz w:val="28"/>
-                <w:szCs w:val="28"/>
+                <w:sz w:val="28"/>
+                <w:szCs w:val="28"/>
+                <w:lang w:eastAsia="ru-RU"/>
               </w:rPr>
               <w:tab/>
             </w:r>
             <w:r>
               <w:rPr>
-                <w:rFonts w:ascii="Times New Roman" w:hAnsi="Times New Roman" w:cs="Times New Roman"/>
-                <w:b w:val="0"/>
-                <w:bCs w:val="0"/>
+                <w:rStyle w:val="af1"/>
+                <w:rFonts w:ascii="Times New Roman" w:hAnsi="Times New Roman" w:cs="Times New Roman"/>
+                <w:sz w:val="28"/>
+                <w:szCs w:val="28"/>
+              </w:rPr>
+              <w:t>ПОРЯДОК КОНТРОЛЯ И ПРИЁМКИ АВТОМАТИЗИРОВАННОЙ СИСТЕМЫ</w:t>
+            </w:r>
+            <w:r>
+              <w:rPr>
+                <w:rFonts w:ascii="Times New Roman" w:hAnsi="Times New Roman" w:cs="Times New Roman"/>
+                <w:webHidden/>
+                <w:sz w:val="28"/>
+                <w:szCs w:val="28"/>
+              </w:rPr>
+              <w:tab/>
+            </w:r>
+            <w:r>
+              <w:rPr>
+                <w:rFonts w:ascii="Times New Roman" w:hAnsi="Times New Roman" w:cs="Times New Roman"/>
                 <w:webHidden/>
                 <w:sz w:val="28"/>
                 <w:szCs w:val="28"/>
@@ -4035,29 +4011,23 @@
             <w:r>
               <w:rPr>
                 <w:rFonts w:ascii="Times New Roman" w:hAnsi="Times New Roman" w:cs="Times New Roman"/>
-                <w:b w:val="0"/>
-                <w:bCs w:val="0"/>
-                <w:webHidden/>
-                <w:sz w:val="28"/>
-                <w:szCs w:val="28"/>
-              </w:rPr>
-              <w:instrText xml:space="preserve"> PAGEREF _Toc240410962 \h </w:instrText>
-            </w:r>
-            <w:r>
-              <w:rPr>
-                <w:rFonts w:ascii="Times New Roman" w:hAnsi="Times New Roman" w:cs="Times New Roman"/>
-                <w:b w:val="0"/>
-                <w:bCs w:val="0"/>
-                <w:webHidden/>
-                <w:sz w:val="28"/>
-                <w:szCs w:val="28"/>
-              </w:rPr>
-            </w:r>
-            <w:r>
-              <w:rPr>
-                <w:rFonts w:ascii="Times New Roman" w:hAnsi="Times New Roman" w:cs="Times New Roman"/>
-                <w:b w:val="0"/>
-                <w:bCs w:val="0"/>
+                <w:webHidden/>
+                <w:sz w:val="28"/>
+                <w:szCs w:val="28"/>
+              </w:rPr>
+              <w:instrText xml:space="preserve"> PAGEREF _Toc242218349 \h </w:instrText>
+            </w:r>
+            <w:r>
+              <w:rPr>
+                <w:rFonts w:ascii="Times New Roman" w:hAnsi="Times New Roman" w:cs="Times New Roman"/>
+                <w:webHidden/>
+                <w:sz w:val="28"/>
+                <w:szCs w:val="28"/>
+              </w:rPr>
+            </w:r>
+            <w:r>
+              <w:rPr>
+                <w:rFonts w:ascii="Times New Roman" w:hAnsi="Times New Roman" w:cs="Times New Roman"/>
                 <w:webHidden/>
                 <w:sz w:val="28"/>
                 <w:szCs w:val="28"/>
@@ -4067,8 +4037,6 @@
             <w:r>
               <w:rPr>
                 <w:rFonts w:ascii="Times New Roman" w:hAnsi="Times New Roman" w:cs="Times New Roman"/>
-                <w:b w:val="0"/>
-                <w:bCs w:val="0"/>
                 <w:webHidden/>
                 <w:sz w:val="28"/>
                 <w:szCs w:val="28"/>
@@ -4078,8 +4046,6 @@
             <w:r>
               <w:rPr>
                 <w:rFonts w:ascii="Times New Roman" w:hAnsi="Times New Roman" w:cs="Times New Roman"/>
-                <w:b w:val="0"/>
-                <w:bCs w:val="0"/>
                 <w:webHidden/>
                 <w:sz w:val="28"/>
                 <w:szCs w:val="28"/>
@@ -4102,8 +4068,7 @@
               <w:lang w:eastAsia="ru-RU"/>
             </w:rPr>
           </w:pPr>
-          <w:commentRangeStart w:id="42"/>
-          <w:hyperlink w:anchor="_Toc240410963" w:history="1">
+          <w:hyperlink w:anchor="_Toc242218350" w:history="1">
             <w:r>
               <w:rPr>
                 <w:rStyle w:val="af1"/>
@@ -4144,7 +4109,7 @@
                 <w:sz w:val="28"/>
                 <w:szCs w:val="28"/>
               </w:rPr>
-              <w:instrText xml:space="preserve"> PAGEREF _Toc240410963 \h </w:instrText>
+              <w:instrText xml:space="preserve"> PAGEREF _Toc242218350 \h </w:instrText>
             </w:r>
             <w:r>
               <w:rPr>
@@ -4179,129 +4144,6 @@
               <w:rPr>
                 <w:rFonts w:ascii="Times New Roman" w:hAnsi="Times New Roman" w:cs="Times New Roman"/>
                 <w:noProof/>
-                <w:webHidden/>
-                <w:sz w:val="28"/>
-                <w:szCs w:val="28"/>
-              </w:rPr>
-              <w:fldChar w:fldCharType="end"/>
-            </w:r>
-          </w:hyperlink>
-          <w:commentRangeEnd w:id="42"/>
-          <w:r>
-            <w:rPr>
-              <w:rStyle w:val="CommentReference"/>
-            </w:rPr>
-            <w:commentReference w:id="42"/>
-          </w:r>
-        </w:p>
-        <w:p>
-          <w:pPr>
-            <w:pStyle w:val="11"/>
-            <w:rPr>
-              <w:rFonts w:ascii="Times New Roman" w:eastAsiaTheme="minorEastAsia" w:hAnsi="Times New Roman" w:cs="Times New Roman"/>
-              <w:sz w:val="28"/>
-              <w:szCs w:val="28"/>
-              <w:lang w:eastAsia="ru-RU"/>
-            </w:rPr>
-          </w:pPr>
-          <w:hyperlink w:anchor="_Toc240410964" w:history="1">
-            <w:r>
-              <w:rPr>
-                <w:rStyle w:val="af1"/>
-                <w:rFonts w:ascii="Times New Roman" w:hAnsi="Times New Roman" w:cs="Times New Roman"/>
-                <w:sz w:val="28"/>
-                <w:szCs w:val="28"/>
-              </w:rPr>
-              <w:t>7</w:t>
-            </w:r>
-            <w:r>
-              <w:rPr>
-                <w:rFonts w:ascii="Times New Roman" w:eastAsiaTheme="minorEastAsia" w:hAnsi="Times New Roman" w:cs="Times New Roman"/>
-                <w:sz w:val="28"/>
-                <w:szCs w:val="28"/>
-                <w:lang w:eastAsia="ru-RU"/>
-              </w:rPr>
-              <w:tab/>
-            </w:r>
-            <w:r>
-              <w:rPr>
-                <w:rStyle w:val="af1"/>
-                <w:rFonts w:ascii="Times New Roman" w:hAnsi="Times New Roman" w:cs="Times New Roman"/>
-                <w:sz w:val="28"/>
-                <w:szCs w:val="28"/>
-              </w:rPr>
-              <w:t>ТРЕБОВАНИЯ К ДОКУМЕНТИРОВАНИЮ</w:t>
-            </w:r>
-            <w:r>
-              <w:rPr>
-                <w:rFonts w:ascii="Times New Roman" w:hAnsi="Times New Roman" w:cs="Times New Roman"/>
-                <w:b w:val="0"/>
-                <w:bCs w:val="0"/>
-                <w:webHidden/>
-                <w:sz w:val="28"/>
-                <w:szCs w:val="28"/>
-              </w:rPr>
-              <w:tab/>
-            </w:r>
-            <w:r>
-              <w:rPr>
-                <w:rFonts w:ascii="Times New Roman" w:hAnsi="Times New Roman" w:cs="Times New Roman"/>
-                <w:b w:val="0"/>
-                <w:bCs w:val="0"/>
-                <w:webHidden/>
-                <w:sz w:val="28"/>
-                <w:szCs w:val="28"/>
-              </w:rPr>
-              <w:fldChar w:fldCharType="begin"/>
-            </w:r>
-            <w:r>
-              <w:rPr>
-                <w:rFonts w:ascii="Times New Roman" w:hAnsi="Times New Roman" w:cs="Times New Roman"/>
-                <w:b w:val="0"/>
-                <w:bCs w:val="0"/>
-                <w:webHidden/>
-                <w:sz w:val="28"/>
-                <w:szCs w:val="28"/>
-              </w:rPr>
-              <w:instrText xml:space="preserve"> PAGEREF _Toc240410964 \h </w:instrText>
-            </w:r>
-            <w:r>
-              <w:rPr>
-                <w:rFonts w:ascii="Times New Roman" w:hAnsi="Times New Roman" w:cs="Times New Roman"/>
-                <w:b w:val="0"/>
-                <w:bCs w:val="0"/>
-                <w:webHidden/>
-                <w:sz w:val="28"/>
-                <w:szCs w:val="28"/>
-              </w:rPr>
-            </w:r>
-            <w:r>
-              <w:rPr>
-                <w:rFonts w:ascii="Times New Roman" w:hAnsi="Times New Roman" w:cs="Times New Roman"/>
-                <w:b w:val="0"/>
-                <w:bCs w:val="0"/>
-                <w:webHidden/>
-                <w:sz w:val="28"/>
-                <w:szCs w:val="28"/>
-              </w:rPr>
-              <w:fldChar w:fldCharType="separate"/>
-            </w:r>
-            <w:r>
-              <w:rPr>
-                <w:rFonts w:ascii="Times New Roman" w:hAnsi="Times New Roman" w:cs="Times New Roman"/>
-                <w:b w:val="0"/>
-                <w:bCs w:val="0"/>
-                <w:webHidden/>
-                <w:sz w:val="28"/>
-                <w:szCs w:val="28"/>
-              </w:rPr>
-              <w:t>16</w:t>
-            </w:r>
-            <w:r>
-              <w:rPr>
-                <w:rFonts w:ascii="Times New Roman" w:hAnsi="Times New Roman" w:cs="Times New Roman"/>
-                <w:b w:val="0"/>
-                <w:bCs w:val="0"/>
                 <w:webHidden/>
                 <w:sz w:val="28"/>
                 <w:szCs w:val="28"/>
@@ -4324,7 +4166,7 @@
               <w:lang w:eastAsia="ru-RU"/>
             </w:rPr>
           </w:pPr>
-          <w:hyperlink w:anchor="_Toc240410965" w:history="1">
+          <w:hyperlink w:anchor="_Toc242218351" w:history="1">
             <w:r>
               <w:rPr>
                 <w:rStyle w:val="af1"/>
@@ -4335,7 +4177,7 @@
                 <w:sz w:val="28"/>
                 <w:szCs w:val="28"/>
               </w:rPr>
-              <w:t>7.1 Перечень подлежащих разработке документов</w:t>
+              <w:t>6.2 Общие требования к приёмке работ по стадиям</w:t>
             </w:r>
             <w:r>
               <w:rPr>
@@ -4365,7 +4207,7 @@
                 <w:sz w:val="28"/>
                 <w:szCs w:val="28"/>
               </w:rPr>
-              <w:instrText xml:space="preserve"> PAGEREF _Toc240410965 \h </w:instrText>
+              <w:instrText xml:space="preserve"> PAGEREF _Toc242218351 \h </w:instrText>
             </w:r>
             <w:r>
               <w:rPr>
@@ -4394,12 +4236,118 @@
                 <w:sz w:val="28"/>
                 <w:szCs w:val="28"/>
               </w:rPr>
+              <w:t>15</w:t>
+            </w:r>
+            <w:r>
+              <w:rPr>
+                <w:rFonts w:ascii="Times New Roman" w:hAnsi="Times New Roman" w:cs="Times New Roman"/>
+                <w:noProof/>
+                <w:webHidden/>
+                <w:sz w:val="28"/>
+                <w:szCs w:val="28"/>
+              </w:rPr>
+              <w:fldChar w:fldCharType="end"/>
+            </w:r>
+          </w:hyperlink>
+        </w:p>
+        <w:p>
+          <w:pPr>
+            <w:pStyle w:val="11"/>
+            <w:rPr>
+              <w:rFonts w:ascii="Times New Roman" w:eastAsiaTheme="minorEastAsia" w:hAnsi="Times New Roman" w:cs="Times New Roman"/>
+              <w:b w:val="0"/>
+              <w:bCs w:val="0"/>
+              <w:sz w:val="28"/>
+              <w:szCs w:val="28"/>
+              <w:lang w:eastAsia="ru-RU"/>
+            </w:rPr>
+          </w:pPr>
+          <w:hyperlink w:anchor="_Toc242218352" w:history="1">
+            <w:r>
+              <w:rPr>
+                <w:rStyle w:val="af1"/>
+                <w:rFonts w:ascii="Times New Roman" w:hAnsi="Times New Roman" w:cs="Times New Roman"/>
+                <w:sz w:val="28"/>
+                <w:szCs w:val="28"/>
+              </w:rPr>
+              <w:t>7</w:t>
+            </w:r>
+            <w:r>
+              <w:rPr>
+                <w:rFonts w:ascii="Times New Roman" w:eastAsiaTheme="minorEastAsia" w:hAnsi="Times New Roman" w:cs="Times New Roman"/>
+                <w:b w:val="0"/>
+                <w:bCs w:val="0"/>
+                <w:sz w:val="28"/>
+                <w:szCs w:val="28"/>
+                <w:lang w:eastAsia="ru-RU"/>
+              </w:rPr>
+              <w:tab/>
+            </w:r>
+            <w:r>
+              <w:rPr>
+                <w:rStyle w:val="af1"/>
+                <w:rFonts w:ascii="Times New Roman" w:hAnsi="Times New Roman" w:cs="Times New Roman"/>
+                <w:sz w:val="28"/>
+                <w:szCs w:val="28"/>
+              </w:rPr>
+              <w:t>ТРЕБОВАНИЯ К ДОКУМЕНТИРОВАНИЮ</w:t>
+            </w:r>
+            <w:r>
+              <w:rPr>
+                <w:rFonts w:ascii="Times New Roman" w:hAnsi="Times New Roman" w:cs="Times New Roman"/>
+                <w:webHidden/>
+                <w:sz w:val="28"/>
+                <w:szCs w:val="28"/>
+              </w:rPr>
+              <w:tab/>
+            </w:r>
+            <w:r>
+              <w:rPr>
+                <w:rFonts w:ascii="Times New Roman" w:hAnsi="Times New Roman" w:cs="Times New Roman"/>
+                <w:webHidden/>
+                <w:sz w:val="28"/>
+                <w:szCs w:val="28"/>
+              </w:rPr>
+              <w:fldChar w:fldCharType="begin"/>
+            </w:r>
+            <w:r>
+              <w:rPr>
+                <w:rFonts w:ascii="Times New Roman" w:hAnsi="Times New Roman" w:cs="Times New Roman"/>
+                <w:webHidden/>
+                <w:sz w:val="28"/>
+                <w:szCs w:val="28"/>
+              </w:rPr>
+              <w:instrText xml:space="preserve"> PAGEREF _Toc242218352 \h </w:instrText>
+            </w:r>
+            <w:r>
+              <w:rPr>
+                <w:rFonts w:ascii="Times New Roman" w:hAnsi="Times New Roman" w:cs="Times New Roman"/>
+                <w:webHidden/>
+                <w:sz w:val="28"/>
+                <w:szCs w:val="28"/>
+              </w:rPr>
+            </w:r>
+            <w:r>
+              <w:rPr>
+                <w:rFonts w:ascii="Times New Roman" w:hAnsi="Times New Roman" w:cs="Times New Roman"/>
+                <w:webHidden/>
+                <w:sz w:val="28"/>
+                <w:szCs w:val="28"/>
+              </w:rPr>
+              <w:fldChar w:fldCharType="separate"/>
+            </w:r>
+            <w:r>
+              <w:rPr>
+                <w:rFonts w:ascii="Times New Roman" w:hAnsi="Times New Roman" w:cs="Times New Roman"/>
+                <w:webHidden/>
+                <w:sz w:val="28"/>
+                <w:szCs w:val="28"/>
+              </w:rPr>
               <w:t>16</w:t>
             </w:r>
             <w:r>
               <w:rPr>
                 <w:rFonts w:ascii="Times New Roman" w:hAnsi="Times New Roman" w:cs="Times New Roman"/>
-                <w:noProof/>
                 <w:webHidden/>
                 <w:sz w:val="28"/>
                 <w:szCs w:val="28"/>
@@ -4422,7 +4370,7 @@
               <w:lang w:eastAsia="ru-RU"/>
             </w:rPr>
           </w:pPr>
-          <w:hyperlink w:anchor="_Toc240410966" w:history="1">
+          <w:hyperlink w:anchor="_Toc242218353" w:history="1">
             <w:r>
               <w:rPr>
                 <w:rStyle w:val="af1"/>
@@ -4433,7 +4381,7 @@
                 <w:sz w:val="28"/>
                 <w:szCs w:val="28"/>
               </w:rPr>
-              <w:t>7.2 Вид представления и количество документов</w:t>
+              <w:t>7.1 Перечень подлежащих разработке документов</w:t>
             </w:r>
             <w:r>
               <w:rPr>
@@ -4463,7 +4411,7 @@
                 <w:sz w:val="28"/>
                 <w:szCs w:val="28"/>
               </w:rPr>
-              <w:instrText xml:space="preserve"> PAGEREF _Toc240410966 \h </w:instrText>
+              <w:instrText xml:space="preserve"> PAGEREF _Toc242218353 \h </w:instrText>
             </w:r>
             <w:r>
               <w:rPr>
@@ -4520,7 +4468,7 @@
               <w:lang w:eastAsia="ru-RU"/>
             </w:rPr>
           </w:pPr>
-          <w:hyperlink w:anchor="_Toc240410967" w:history="1">
+          <w:hyperlink w:anchor="_Toc242218354" w:history="1">
             <w:r>
               <w:rPr>
                 <w:rStyle w:val="af1"/>
@@ -4531,6 +4479,104 @@
                 <w:sz w:val="28"/>
                 <w:szCs w:val="28"/>
               </w:rPr>
+              <w:t>7.2 Вид представления и количество документов</w:t>
+            </w:r>
+            <w:r>
+              <w:rPr>
+                <w:rFonts w:ascii="Times New Roman" w:hAnsi="Times New Roman" w:cs="Times New Roman"/>
+                <w:noProof/>
+                <w:webHidden/>
+                <w:sz w:val="28"/>
+                <w:szCs w:val="28"/>
+              </w:rPr>
+              <w:tab/>
+            </w:r>
+            <w:r>
+              <w:rPr>
+                <w:rFonts w:ascii="Times New Roman" w:hAnsi="Times New Roman" w:cs="Times New Roman"/>
+                <w:noProof/>
+                <w:webHidden/>
+                <w:sz w:val="28"/>
+                <w:szCs w:val="28"/>
+              </w:rPr>
+              <w:fldChar w:fldCharType="begin"/>
+            </w:r>
+            <w:r>
+              <w:rPr>
+                <w:rFonts w:ascii="Times New Roman" w:hAnsi="Times New Roman" w:cs="Times New Roman"/>
+                <w:noProof/>
+                <w:webHidden/>
+                <w:sz w:val="28"/>
+                <w:szCs w:val="28"/>
+              </w:rPr>
+              <w:instrText xml:space="preserve"> PAGEREF _Toc242218354 \h </w:instrText>
+            </w:r>
+            <w:r>
+              <w:rPr>
+                <w:rFonts w:ascii="Times New Roman" w:hAnsi="Times New Roman" w:cs="Times New Roman"/>
+                <w:noProof/>
+                <w:webHidden/>
+                <w:sz w:val="28"/>
+                <w:szCs w:val="28"/>
+              </w:rPr>
+            </w:r>
+            <w:r>
+              <w:rPr>
+                <w:rFonts w:ascii="Times New Roman" w:hAnsi="Times New Roman" w:cs="Times New Roman"/>
+                <w:noProof/>
+                <w:webHidden/>
+                <w:sz w:val="28"/>
+                <w:szCs w:val="28"/>
+              </w:rPr>
+              <w:fldChar w:fldCharType="separate"/>
+            </w:r>
+            <w:r>
+              <w:rPr>
+                <w:rFonts w:ascii="Times New Roman" w:hAnsi="Times New Roman" w:cs="Times New Roman"/>
+                <w:noProof/>
+                <w:webHidden/>
+                <w:sz w:val="28"/>
+                <w:szCs w:val="28"/>
+              </w:rPr>
+              <w:t>16</w:t>
+            </w:r>
+            <w:r>
+              <w:rPr>
+                <w:rFonts w:ascii="Times New Roman" w:hAnsi="Times New Roman" w:cs="Times New Roman"/>
+                <w:noProof/>
+                <w:webHidden/>
+                <w:sz w:val="28"/>
+                <w:szCs w:val="28"/>
+              </w:rPr>
+              <w:fldChar w:fldCharType="end"/>
+            </w:r>
+          </w:hyperlink>
+        </w:p>
+        <w:p>
+          <w:pPr>
+            <w:pStyle w:val="23"/>
+            <w:tabs>
+              <w:tab w:val="right" w:leader="dot" w:pos="9346"/>
+            </w:tabs>
+            <w:rPr>
+              <w:rFonts w:ascii="Times New Roman" w:eastAsiaTheme="minorEastAsia" w:hAnsi="Times New Roman" w:cs="Times New Roman"/>
+              <w:noProof/>
+              <w:sz w:val="28"/>
+              <w:szCs w:val="28"/>
+              <w:lang w:eastAsia="ru-RU"/>
+            </w:rPr>
+          </w:pPr>
+          <w:hyperlink w:anchor="_Toc242218355" w:history="1">
+            <w:r>
+              <w:rPr>
+                <w:rStyle w:val="af1"/>
+                <w:rFonts w:ascii="Times New Roman" w:hAnsi="Times New Roman" w:cs="Times New Roman"/>
+                <w:b/>
+                <w:bCs/>
+                <w:noProof/>
+                <w:sz w:val="28"/>
+                <w:szCs w:val="28"/>
+              </w:rPr>
               <w:t>7.3 Требования по использованию ЕСКД и ЕСПД при разработке документов</w:t>
             </w:r>
             <w:r>
@@ -4561,7 +4607,7 @@
                 <w:sz w:val="28"/>
                 <w:szCs w:val="28"/>
               </w:rPr>
-              <w:instrText xml:space="preserve"> PAGEREF _Toc240410967 \h </w:instrText>
+              <w:instrText xml:space="preserve"> PAGEREF _Toc242218355 \h </w:instrText>
             </w:r>
             <w:r>
               <w:rPr>
@@ -4608,13 +4654,13 @@
           <w:pPr>
             <w:pStyle w:val="11"/>
             <w:rPr>
-              <w:rFonts w:ascii="Times New Roman" w:eastAsiaTheme="minorEastAsia" w:hAnsi="Times New Roman" w:cs="Times New Roman"/>
-              <w:sz w:val="28"/>
-              <w:szCs w:val="28"/>
+              <w:rFonts w:eastAsiaTheme="minorEastAsia"/>
+              <w:b w:val="0"/>
+              <w:bCs w:val="0"/>
               <w:lang w:eastAsia="ru-RU"/>
             </w:rPr>
           </w:pPr>
-          <w:hyperlink w:anchor="_Toc240410968" w:history="1">
+          <w:hyperlink w:anchor="_Toc242218356" w:history="1">
             <w:r>
               <w:rPr>
                 <w:rStyle w:val="af1"/>
@@ -4627,37 +4673,35 @@
             <w:r>
               <w:rPr>
                 <w:rFonts w:ascii="Times New Roman" w:eastAsiaTheme="minorEastAsia" w:hAnsi="Times New Roman" w:cs="Times New Roman"/>
-                <w:sz w:val="28"/>
-                <w:szCs w:val="28"/>
-                <w:lang w:eastAsia="ru-RU"/>
-              </w:rPr>
-              <w:tab/>
-            </w:r>
-            <w:r>
-              <w:rPr>
-                <w:rStyle w:val="af1"/>
-                <w:rFonts w:ascii="Times New Roman" w:hAnsi="Times New Roman" w:cs="Times New Roman"/>
-                <w:sz w:val="28"/>
-                <w:szCs w:val="28"/>
-              </w:rPr>
-              <w:t>ИСТОЧНИКИ РАЗРАБОТКИ</w:t>
-            </w:r>
-            <w:r>
-              <w:rPr>
-                <w:rFonts w:ascii="Times New Roman" w:hAnsi="Times New Roman" w:cs="Times New Roman"/>
                 <w:b w:val="0"/>
                 <w:bCs w:val="0"/>
-                <w:webHidden/>
-                <w:sz w:val="28"/>
-                <w:szCs w:val="28"/>
+                <w:sz w:val="28"/>
+                <w:szCs w:val="28"/>
+                <w:lang w:eastAsia="ru-RU"/>
               </w:rPr>
               <w:tab/>
             </w:r>
             <w:r>
               <w:rPr>
-                <w:rFonts w:ascii="Times New Roman" w:hAnsi="Times New Roman" w:cs="Times New Roman"/>
-                <w:b w:val="0"/>
-                <w:bCs w:val="0"/>
+                <w:rStyle w:val="af1"/>
+                <w:rFonts w:ascii="Times New Roman" w:hAnsi="Times New Roman" w:cs="Times New Roman"/>
+                <w:sz w:val="28"/>
+                <w:szCs w:val="28"/>
+              </w:rPr>
+              <w:t>ИСТОЧНИКИ РАЗРАБОТКИ</w:t>
+            </w:r>
+            <w:r>
+              <w:rPr>
+                <w:rFonts w:ascii="Times New Roman" w:hAnsi="Times New Roman" w:cs="Times New Roman"/>
+                <w:webHidden/>
+                <w:sz w:val="28"/>
+                <w:szCs w:val="28"/>
+              </w:rPr>
+              <w:tab/>
+            </w:r>
+            <w:r>
+              <w:rPr>
+                <w:rFonts w:ascii="Times New Roman" w:hAnsi="Times New Roman" w:cs="Times New Roman"/>
                 <w:webHidden/>
                 <w:sz w:val="28"/>
                 <w:szCs w:val="28"/>
@@ -4667,29 +4711,23 @@
             <w:r>
               <w:rPr>
                 <w:rFonts w:ascii="Times New Roman" w:hAnsi="Times New Roman" w:cs="Times New Roman"/>
-                <w:b w:val="0"/>
-                <w:bCs w:val="0"/>
-                <w:webHidden/>
-                <w:sz w:val="28"/>
-                <w:szCs w:val="28"/>
-              </w:rPr>
-              <w:instrText xml:space="preserve"> PAGEREF _Toc240410968 \h </w:instrText>
-            </w:r>
-            <w:r>
-              <w:rPr>
-                <w:rFonts w:ascii="Times New Roman" w:hAnsi="Times New Roman" w:cs="Times New Roman"/>
-                <w:b w:val="0"/>
-                <w:bCs w:val="0"/>
-                <w:webHidden/>
-                <w:sz w:val="28"/>
-                <w:szCs w:val="28"/>
-              </w:rPr>
-            </w:r>
-            <w:r>
-              <w:rPr>
-                <w:rFonts w:ascii="Times New Roman" w:hAnsi="Times New Roman" w:cs="Times New Roman"/>
-                <w:b w:val="0"/>
-                <w:bCs w:val="0"/>
+                <w:webHidden/>
+                <w:sz w:val="28"/>
+                <w:szCs w:val="28"/>
+              </w:rPr>
+              <w:instrText xml:space="preserve"> PAGEREF _Toc242218356 \h </w:instrText>
+            </w:r>
+            <w:r>
+              <w:rPr>
+                <w:rFonts w:ascii="Times New Roman" w:hAnsi="Times New Roman" w:cs="Times New Roman"/>
+                <w:webHidden/>
+                <w:sz w:val="28"/>
+                <w:szCs w:val="28"/>
+              </w:rPr>
+            </w:r>
+            <w:r>
+              <w:rPr>
+                <w:rFonts w:ascii="Times New Roman" w:hAnsi="Times New Roman" w:cs="Times New Roman"/>
                 <w:webHidden/>
                 <w:sz w:val="28"/>
                 <w:szCs w:val="28"/>
@@ -4699,8 +4737,6 @@
             <w:r>
               <w:rPr>
                 <w:rFonts w:ascii="Times New Roman" w:hAnsi="Times New Roman" w:cs="Times New Roman"/>
-                <w:b w:val="0"/>
-                <w:bCs w:val="0"/>
                 <w:webHidden/>
                 <w:sz w:val="28"/>
                 <w:szCs w:val="28"/>
@@ -4710,8 +4746,6 @@
             <w:r>
               <w:rPr>
                 <w:rFonts w:ascii="Times New Roman" w:hAnsi="Times New Roman" w:cs="Times New Roman"/>
-                <w:b w:val="0"/>
-                <w:bCs w:val="0"/>
                 <w:webHidden/>
                 <w:sz w:val="28"/>
                 <w:szCs w:val="28"/>
@@ -4769,8 +4803,9 @@
           <w:szCs w:val="28"/>
         </w:rPr>
       </w:pPr>
-      <w:bookmarkStart w:id="0" w:name="_Toc240410924"/>
-      <w:commentRangeStart w:id="45"/>
+      <w:bookmarkStart w:id="0" w:name="_Toc242218311"/>
+      <w:commentRangeStart w:id="1"/>
+      <w:commentRangeStart w:id="2"/>
       <w:r>
         <w:rPr>
           <w:rFonts w:cs="Times New Roman"/>
@@ -4779,13 +4814,20 @@
         <w:lastRenderedPageBreak/>
         <w:t>1 ОБЩИЕ СВЕДЕНИЯ</w:t>
       </w:r>
+      <w:commentRangeEnd w:id="1"/>
+      <w:r>
+        <w:commentReference w:id="1"/>
+      </w:r>
       <w:bookmarkEnd w:id="0"/>
-      <w:commentRangeEnd w:id="45"/>
-      <w:r>
-        <w:rPr>
-          <w:rStyle w:val="CommentReference"/>
-        </w:rPr>
-        <w:commentReference w:id="45"/>
+      <w:commentRangeEnd w:id="2"/>
+      <w:r>
+        <w:rPr>
+          <w:rStyle w:val="af2"/>
+          <w:rFonts w:asciiTheme="minorHAnsi" w:eastAsiaTheme="minorHAnsi" w:hAnsiTheme="minorHAnsi" w:cstheme="minorBidi"/>
+          <w:b w:val="0"/>
+          <w:color w:val="auto"/>
+        </w:rPr>
+        <w:commentReference w:id="2"/>
       </w:r>
     </w:p>
     <w:p>
@@ -4803,7 +4845,7 @@
           <w:szCs w:val="28"/>
         </w:rPr>
       </w:pPr>
-      <w:bookmarkStart w:id="1" w:name="_Toc240410925"/>
+      <w:bookmarkStart w:id="3" w:name="_Toc242218312"/>
       <w:r>
         <w:rPr>
           <w:rFonts w:cs="Times New Roman"/>
@@ -4813,7 +4855,7 @@
         </w:rPr>
         <w:t>1.1 Полное наименование автоматизированной системы и ее условное обозначение</w:t>
       </w:r>
-      <w:bookmarkEnd w:id="1"/>
+      <w:bookmarkEnd w:id="3"/>
     </w:p>
     <w:p>
       <w:pPr>
@@ -4869,7 +4911,7 @@
           <w:szCs w:val="28"/>
         </w:rPr>
       </w:pPr>
-      <w:bookmarkStart w:id="2" w:name="_Toc240410926"/>
+      <w:bookmarkStart w:id="4" w:name="_Toc242218313"/>
       <w:r>
         <w:rPr>
           <w:rFonts w:cs="Times New Roman"/>
@@ -4879,7 +4921,7 @@
         </w:rPr>
         <w:t>1.2 Наименование заказчика и исполнителя</w:t>
       </w:r>
-      <w:bookmarkEnd w:id="2"/>
+      <w:bookmarkEnd w:id="4"/>
     </w:p>
     <w:p>
       <w:pPr>
@@ -4962,21 +5004,58 @@
           <w:szCs w:val="28"/>
         </w:rPr>
       </w:pPr>
-      <w:commentRangeStart w:id="37"/>
-      <w:r>
-        <w:rPr>
-          <w:rFonts w:ascii="Times New Roman" w:hAnsi="Times New Roman" w:cs="Times New Roman"/>
-          <w:sz w:val="28"/>
-          <w:szCs w:val="28"/>
-        </w:rPr>
-        <w:t>Исполнитель: студент группы __________, ФИО ___________________.</w:t>
-      </w:r>
-      <w:commentRangeEnd w:id="37"/>
-      <w:r>
-        <w:rPr>
-          <w:rStyle w:val="CommentReference"/>
-        </w:rPr>
-        <w:commentReference w:id="37"/>
+      <w:commentRangeStart w:id="5"/>
+      <w:commentRangeStart w:id="6"/>
+      <w:r>
+        <w:rPr>
+          <w:rFonts w:ascii="Times New Roman" w:hAnsi="Times New Roman" w:cs="Times New Roman"/>
+          <w:sz w:val="28"/>
+          <w:szCs w:val="28"/>
+        </w:rPr>
+        <w:t xml:space="preserve">Исполнитель: студент группы </w:t>
+      </w:r>
+      <w:r>
+        <w:rPr>
+          <w:rFonts w:ascii="Times New Roman" w:hAnsi="Times New Roman" w:cs="Times New Roman"/>
+          <w:sz w:val="28"/>
+          <w:szCs w:val="28"/>
+        </w:rPr>
+        <w:t>583-1</w:t>
+      </w:r>
+      <w:r>
+        <w:rPr>
+          <w:rFonts w:ascii="Times New Roman" w:hAnsi="Times New Roman" w:cs="Times New Roman"/>
+          <w:sz w:val="28"/>
+          <w:szCs w:val="28"/>
+        </w:rPr>
+        <w:t xml:space="preserve">, </w:t>
+      </w:r>
+      <w:r>
+        <w:rPr>
+          <w:rFonts w:ascii="Times New Roman" w:hAnsi="Times New Roman" w:cs="Times New Roman"/>
+          <w:sz w:val="28"/>
+          <w:szCs w:val="28"/>
+        </w:rPr>
+        <w:t>Прокопенко Дмитрий Алексеевич</w:t>
+      </w:r>
+      <w:r>
+        <w:rPr>
+          <w:rFonts w:ascii="Times New Roman" w:hAnsi="Times New Roman" w:cs="Times New Roman"/>
+          <w:sz w:val="28"/>
+          <w:szCs w:val="28"/>
+        </w:rPr>
+        <w:t>.</w:t>
+      </w:r>
+      <w:commentRangeEnd w:id="5"/>
+      <w:r>
+        <w:commentReference w:id="5"/>
+      </w:r>
+      <w:commentRangeEnd w:id="6"/>
+      <w:r>
+        <w:rPr>
+          <w:rStyle w:val="af2"/>
+        </w:rPr>
+        <w:commentReference w:id="6"/>
       </w:r>
     </w:p>
     <w:p>
@@ -5001,7 +5080,7 @@
           <w:szCs w:val="28"/>
         </w:rPr>
       </w:pPr>
-      <w:bookmarkStart w:id="3" w:name="_Toc240410927"/>
+      <w:bookmarkStart w:id="7" w:name="_Toc242218314"/>
       <w:r>
         <w:rPr>
           <w:rFonts w:cs="Times New Roman"/>
@@ -5011,7 +5090,7 @@
         </w:rPr>
         <w:t>1.3 Перечень документов, на основании которых создается АС</w:t>
       </w:r>
-      <w:bookmarkEnd w:id="3"/>
+      <w:bookmarkEnd w:id="7"/>
     </w:p>
     <w:p>
       <w:pPr>
@@ -5168,7 +5247,7 @@
           <w:szCs w:val="28"/>
         </w:rPr>
       </w:pPr>
-      <w:bookmarkStart w:id="4" w:name="_Toc240410928"/>
+      <w:bookmarkStart w:id="8" w:name="_Toc242218315"/>
       <w:r>
         <w:rPr>
           <w:rFonts w:cs="Times New Roman"/>
@@ -5178,7 +5257,7 @@
         </w:rPr>
         <w:t>1.4 Плановые сроки начала и окончания работ по созданию АС</w:t>
       </w:r>
-      <w:bookmarkEnd w:id="4"/>
+      <w:bookmarkEnd w:id="8"/>
     </w:p>
     <w:p>
       <w:pPr>
@@ -5348,7 +5427,7 @@
           <w:szCs w:val="28"/>
         </w:rPr>
       </w:pPr>
-      <w:bookmarkStart w:id="5" w:name="_Toc240410929"/>
+      <w:bookmarkStart w:id="9" w:name="_Toc242218316"/>
       <w:r>
         <w:rPr>
           <w:rFonts w:cs="Times New Roman"/>
@@ -5359,7 +5438,7 @@
       <w:r>
         <w:t>ЦЕЛИ И НАЗНАЧЕНИЕ СОЗДАНИЯ АВТОМАТИЗИРОВАННОЙ СИСТЕМЫ</w:t>
       </w:r>
-      <w:bookmarkEnd w:id="5"/>
+      <w:bookmarkEnd w:id="9"/>
     </w:p>
     <w:p>
       <w:pPr>
@@ -5376,7 +5455,7 @@
           <w:szCs w:val="28"/>
         </w:rPr>
       </w:pPr>
-      <w:bookmarkStart w:id="6" w:name="_Toc240410930"/>
+      <w:bookmarkStart w:id="10" w:name="_Toc242218317"/>
       <w:r>
         <w:rPr>
           <w:rFonts w:cs="Times New Roman"/>
@@ -5386,7 +5465,7 @@
         </w:rPr>
         <w:t>2.1 Цели создания АС</w:t>
       </w:r>
-      <w:bookmarkEnd w:id="6"/>
+      <w:bookmarkEnd w:id="10"/>
     </w:p>
     <w:p>
       <w:pPr>
@@ -5442,7 +5521,7 @@
           <w:szCs w:val="28"/>
         </w:rPr>
       </w:pPr>
-      <w:bookmarkStart w:id="7" w:name="_Toc240410931"/>
+      <w:bookmarkStart w:id="11" w:name="_Toc242218318"/>
       <w:r>
         <w:rPr>
           <w:rFonts w:cs="Times New Roman"/>
@@ -5452,7 +5531,7 @@
         </w:rPr>
         <w:t>2.2 Назначение АС</w:t>
       </w:r>
-      <w:bookmarkEnd w:id="7"/>
+      <w:bookmarkEnd w:id="11"/>
     </w:p>
     <w:p>
       <w:pPr>
@@ -5499,6 +5578,7 @@
       <w:r>
         <w:rPr>
           <w:rFonts w:ascii="Times New Roman" w:hAnsi="Times New Roman" w:cs="Times New Roman"/>
+          <w:noProof/>
           <w:sz w:val="28"/>
           <w:szCs w:val="28"/>
         </w:rPr>
@@ -5519,7 +5599,7 @@
                     <pic:cNvPicPr/>
                   </pic:nvPicPr>
                   <pic:blipFill>
-                    <a:blip r:embed="rId8"/>
+                    <a:blip r:embed="rId12"/>
                     <a:stretch>
                       <a:fillRect/>
                     </a:stretch>
@@ -5539,7 +5619,8 @@
           </wp:inline>
         </w:drawing>
       </w:r>
-      <w:commentRangeStart w:id="43"/>
+      <w:commentRangeStart w:id="12"/>
+      <w:commentRangeStart w:id="13"/>
       <w:r>
         <w:rPr>
           <w:rFonts w:ascii="Times New Roman" w:hAnsi="Times New Roman" w:cs="Times New Roman"/>
@@ -5548,58 +5629,56 @@
         </w:rPr>
         <w:t>Рисунок 2.1 — Модель опоры с пазом с размерами</w:t>
       </w:r>
-      <w:commentRangeEnd w:id="43"/>
-      <w:r>
-        <w:rPr>
-          <w:rStyle w:val="CommentReference"/>
-        </w:rPr>
-        <w:commentReference w:id="43"/>
-      </w:r>
-    </w:p>
-    <w:p>
-      <w:pPr>
-        <w:spacing w:after="0"/>
-      </w:pPr>
-    </w:p>
-    <w:p>
-      <w:pPr>
-        <w:spacing w:after="0"/>
-      </w:pPr>
-    </w:p>
-    <w:p>
-      <w:pPr>
-        <w:spacing w:after="0"/>
-      </w:pPr>
-    </w:p>
-    <w:p>
-      <w:pPr>
-        <w:spacing w:after="0"/>
-      </w:pPr>
+      <w:commentRangeEnd w:id="12"/>
+      <w:r>
+        <w:commentReference w:id="12"/>
+      </w:r>
+      <w:commentRangeEnd w:id="13"/>
+      <w:r>
+        <w:rPr>
+          <w:rStyle w:val="af2"/>
+        </w:rPr>
+        <w:commentReference w:id="13"/>
+      </w:r>
+    </w:p>
+    <w:p>
+      <w:r>
+        <w:br w:type="page"/>
+      </w:r>
     </w:p>
     <w:p>
       <w:pPr>
         <w:pStyle w:val="1"/>
         <w:spacing w:line="278" w:lineRule="auto"/>
       </w:pPr>
-      <w:bookmarkStart w:id="8" w:name="_Toc240410932"/>
-      <w:commentRangeStart w:id="46"/>
+      <w:bookmarkStart w:id="14" w:name="_Toc242218319"/>
+      <w:commentRangeStart w:id="15"/>
+      <w:commentRangeStart w:id="16"/>
       <w:r>
         <w:rPr>
           <w:rFonts w:cs="Times New Roman"/>
           <w:szCs w:val="28"/>
         </w:rPr>
+        <w:lastRenderedPageBreak/>
         <w:t xml:space="preserve">3 </w:t>
       </w:r>
       <w:r>
         <w:t>ТРЕБОВАНИЯ К АВТОМАТИЗИРОВАННОЙ СИСТЕМЕ</w:t>
       </w:r>
-      <w:bookmarkEnd w:id="8"/>
-      <w:commentRangeEnd w:id="46"/>
-      <w:r>
-        <w:rPr>
-          <w:rStyle w:val="CommentReference"/>
-        </w:rPr>
-        <w:commentReference w:id="46"/>
+      <w:commentRangeEnd w:id="15"/>
+      <w:r>
+        <w:commentReference w:id="15"/>
+      </w:r>
+      <w:bookmarkEnd w:id="14"/>
+      <w:commentRangeEnd w:id="16"/>
+      <w:r>
+        <w:rPr>
+          <w:rStyle w:val="af2"/>
+          <w:rFonts w:asciiTheme="minorHAnsi" w:eastAsiaTheme="minorHAnsi" w:hAnsiTheme="minorHAnsi" w:cstheme="minorBidi"/>
+          <w:b w:val="0"/>
+          <w:color w:val="auto"/>
+        </w:rPr>
+        <w:commentReference w:id="16"/>
       </w:r>
     </w:p>
     <w:p>
@@ -5621,7 +5700,7 @@
           <w:szCs w:val="28"/>
         </w:rPr>
       </w:pPr>
-      <w:bookmarkStart w:id="9" w:name="_Toc240410933"/>
+      <w:bookmarkStart w:id="17" w:name="_Toc242218320"/>
       <w:r>
         <w:rPr>
           <w:rFonts w:cs="Times New Roman"/>
@@ -5631,12 +5710,11 @@
         </w:rPr>
         <w:t>3.1 Требования к структуре АС в целом</w:t>
       </w:r>
-      <w:bookmarkEnd w:id="9"/>
+      <w:bookmarkEnd w:id="17"/>
     </w:p>
     <w:p>
       <w:pPr>
         <w:pStyle w:val="31"/>
-        <w:jc w:val="center"/>
         <w:outlineLvl w:val="9"/>
         <w:rPr>
           <w:bCs w:val="0"/>
@@ -5646,26 +5724,34 @@
     <w:p>
       <w:pPr>
         <w:pStyle w:val="31"/>
-        <w:jc w:val="center"/>
         <w:rPr>
           <w:bCs w:val="0"/>
         </w:rPr>
       </w:pPr>
-      <w:bookmarkStart w:id="10" w:name="_Toc240410934"/>
-      <w:commentRangeStart w:id="41"/>
+      <w:bookmarkStart w:id="18" w:name="_Toc242218321"/>
+      <w:commentRangeStart w:id="19"/>
+      <w:commentRangeStart w:id="20"/>
       <w:r>
         <w:rPr>
           <w:bCs w:val="0"/>
         </w:rPr>
         <w:t>3.1.1 Требования к структуре и функционированию системы</w:t>
       </w:r>
-      <w:bookmarkEnd w:id="10"/>
-      <w:commentRangeEnd w:id="41"/>
-      <w:r>
-        <w:rPr>
-          <w:rStyle w:val="CommentReference"/>
-        </w:rPr>
-        <w:commentReference w:id="41"/>
+      <w:commentRangeEnd w:id="19"/>
+      <w:r>
+        <w:commentReference w:id="19"/>
+      </w:r>
+      <w:bookmarkEnd w:id="18"/>
+      <w:commentRangeEnd w:id="20"/>
+      <w:r>
+        <w:rPr>
+          <w:rStyle w:val="af2"/>
+          <w:rFonts w:asciiTheme="minorHAnsi" w:eastAsiaTheme="minorHAnsi" w:hAnsiTheme="minorHAnsi" w:cstheme="minorBidi"/>
+          <w:b w:val="0"/>
+          <w:bCs w:val="0"/>
+          <w:color w:val="auto"/>
+        </w:rPr>
+        <w:commentReference w:id="20"/>
       </w:r>
     </w:p>
     <w:p>
@@ -5781,68 +5867,115 @@
           <w:sz w:val="28"/>
           <w:szCs w:val="28"/>
         </w:rPr>
-        <w:lastRenderedPageBreak/>
-        <w:t>– ширина опоры W (30 — 100 мм);</w:t>
-      </w:r>
-    </w:p>
-    <w:p>
-      <w:pPr>
-        <w:spacing w:after="0" w:line="360" w:lineRule="auto"/>
-        <w:ind w:firstLine="709"/>
-        <w:jc w:val="both"/>
-        <w:rPr>
-          <w:rFonts w:ascii="Times New Roman" w:hAnsi="Times New Roman" w:cs="Times New Roman"/>
-          <w:sz w:val="28"/>
-          <w:szCs w:val="28"/>
-        </w:rPr>
-      </w:pPr>
-      <w:r>
-        <w:rPr>
-          <w:rFonts w:ascii="Times New Roman" w:hAnsi="Times New Roman" w:cs="Times New Roman"/>
-          <w:sz w:val="28"/>
-          <w:szCs w:val="28"/>
-        </w:rPr>
-        <w:t>– длина опоры L (60 — 150 мм);</w:t>
-      </w:r>
-    </w:p>
-    <w:p>
-      <w:pPr>
-        <w:spacing w:after="0" w:line="360" w:lineRule="auto"/>
-        <w:ind w:firstLine="709"/>
-        <w:jc w:val="both"/>
-        <w:rPr>
-          <w:rFonts w:ascii="Times New Roman" w:hAnsi="Times New Roman" w:cs="Times New Roman"/>
-          <w:sz w:val="28"/>
-          <w:szCs w:val="28"/>
-        </w:rPr>
-      </w:pPr>
-      <w:r>
-        <w:rPr>
-          <w:rFonts w:ascii="Times New Roman" w:hAnsi="Times New Roman" w:cs="Times New Roman"/>
-          <w:sz w:val="28"/>
-          <w:szCs w:val="28"/>
-        </w:rPr>
-        <w:t>– высота опоры H (100 — 300 мм);</w:t>
-      </w:r>
-    </w:p>
-    <w:p>
-      <w:pPr>
-        <w:spacing w:after="0" w:line="360" w:lineRule="auto"/>
-        <w:ind w:firstLine="709"/>
-        <w:jc w:val="both"/>
-        <w:rPr>
-          <w:rFonts w:ascii="Times New Roman" w:hAnsi="Times New Roman" w:cs="Times New Roman"/>
-          <w:sz w:val="28"/>
-          <w:szCs w:val="28"/>
-        </w:rPr>
-      </w:pPr>
-      <w:r>
-        <w:rPr>
-          <w:rFonts w:ascii="Times New Roman" w:hAnsi="Times New Roman" w:cs="Times New Roman"/>
-          <w:sz w:val="28"/>
-          <w:szCs w:val="28"/>
-        </w:rPr>
-        <w:t>– высота паза h (20 — 80 мм) — зависимый параметр;</w:t>
+        <w:t>– ширина опоры W (</w:t>
+      </w:r>
+      <w:r>
+        <w:rPr>
+          <w:rFonts w:ascii="Times New Roman" w:hAnsi="Times New Roman" w:cs="Times New Roman"/>
+          <w:sz w:val="28"/>
+          <w:szCs w:val="28"/>
+        </w:rPr>
+        <w:t>5</w:t>
+      </w:r>
+      <w:r>
+        <w:rPr>
+          <w:rFonts w:ascii="Times New Roman" w:hAnsi="Times New Roman" w:cs="Times New Roman"/>
+          <w:sz w:val="28"/>
+          <w:szCs w:val="28"/>
+        </w:rPr>
+        <w:t>0 — 100 мм) — положение поперек;</w:t>
+      </w:r>
+    </w:p>
+    <w:p>
+      <w:pPr>
+        <w:spacing w:after="0" w:line="360" w:lineRule="auto"/>
+        <w:ind w:firstLine="709"/>
+        <w:jc w:val="both"/>
+        <w:rPr>
+          <w:rFonts w:ascii="Times New Roman" w:hAnsi="Times New Roman" w:cs="Times New Roman"/>
+          <w:sz w:val="28"/>
+          <w:szCs w:val="28"/>
+        </w:rPr>
+      </w:pPr>
+      <w:r>
+        <w:rPr>
+          <w:rFonts w:ascii="Times New Roman" w:hAnsi="Times New Roman" w:cs="Times New Roman"/>
+          <w:sz w:val="28"/>
+          <w:szCs w:val="28"/>
+        </w:rPr>
+        <w:t>– длина опоры L (60 —</w:t>
+      </w:r>
+      <w:r>
+        <w:rPr>
+          <w:rFonts w:ascii="Times New Roman" w:hAnsi="Times New Roman" w:cs="Times New Roman"/>
+          <w:sz w:val="28"/>
+          <w:szCs w:val="28"/>
+        </w:rPr>
+        <w:t xml:space="preserve"> </w:t>
+      </w:r>
+      <w:r>
+        <w:rPr>
+          <w:rFonts w:ascii="Times New Roman" w:hAnsi="Times New Roman" w:cs="Times New Roman"/>
+          <w:sz w:val="28"/>
+          <w:szCs w:val="28"/>
+        </w:rPr>
+        <w:t>150 мм) — положение вдоль;</w:t>
+      </w:r>
+    </w:p>
+    <w:p>
+      <w:pPr>
+        <w:spacing w:after="0" w:line="360" w:lineRule="auto"/>
+        <w:ind w:firstLine="709"/>
+        <w:jc w:val="both"/>
+        <w:rPr>
+          <w:rFonts w:ascii="Times New Roman" w:hAnsi="Times New Roman" w:cs="Times New Roman"/>
+          <w:sz w:val="28"/>
+          <w:szCs w:val="28"/>
+        </w:rPr>
+      </w:pPr>
+      <w:r>
+        <w:rPr>
+          <w:rFonts w:ascii="Times New Roman" w:hAnsi="Times New Roman" w:cs="Times New Roman"/>
+          <w:sz w:val="28"/>
+          <w:szCs w:val="28"/>
+        </w:rPr>
+        <w:t>– высота опоры H (100 — 300 мм) — положение по вертикали;</w:t>
+      </w:r>
+    </w:p>
+    <w:p>
+      <w:pPr>
+        <w:spacing w:after="0" w:line="360" w:lineRule="auto"/>
+        <w:ind w:firstLine="709"/>
+        <w:jc w:val="both"/>
+        <w:rPr>
+          <w:rFonts w:ascii="Times New Roman" w:hAnsi="Times New Roman" w:cs="Times New Roman"/>
+          <w:sz w:val="28"/>
+          <w:szCs w:val="28"/>
+        </w:rPr>
+      </w:pPr>
+      <w:r>
+        <w:rPr>
+          <w:rFonts w:ascii="Times New Roman" w:hAnsi="Times New Roman" w:cs="Times New Roman"/>
+          <w:sz w:val="28"/>
+          <w:szCs w:val="28"/>
+        </w:rPr>
+        <w:t>– высота паза h (20 —</w:t>
+      </w:r>
+      <w:r>
+        <w:rPr>
+          <w:rFonts w:ascii="Times New Roman" w:hAnsi="Times New Roman" w:cs="Times New Roman"/>
+          <w:sz w:val="28"/>
+          <w:szCs w:val="28"/>
+        </w:rPr>
+        <w:t xml:space="preserve"> </w:t>
+      </w:r>
+      <w:r>
+        <w:rPr>
+          <w:rFonts w:ascii="Times New Roman" w:hAnsi="Times New Roman" w:cs="Times New Roman"/>
+          <w:sz w:val="28"/>
+          <w:szCs w:val="28"/>
+        </w:rPr>
+        <w:t>80 мм) — зависимый параметр (ограничена высотой H);</w:t>
       </w:r>
     </w:p>
     <w:p>
@@ -5871,6 +6004,92 @@
           <w:szCs w:val="28"/>
           <w:lang w:val="en-US"/>
         </w:rPr>
+        <w:t>d</w:t>
+      </w:r>
+      <w:r>
+        <w:rPr>
+          <w:rFonts w:ascii="Times New Roman" w:hAnsi="Times New Roman" w:cs="Times New Roman"/>
+          <w:sz w:val="28"/>
+          <w:szCs w:val="28"/>
+        </w:rPr>
+        <w:t xml:space="preserve"> (20 — </w:t>
+      </w:r>
+      <w:r>
+        <w:rPr>
+          <w:rFonts w:ascii="Times New Roman" w:hAnsi="Times New Roman" w:cs="Times New Roman"/>
+          <w:sz w:val="28"/>
+          <w:szCs w:val="28"/>
+        </w:rPr>
+        <w:t>10</w:t>
+      </w:r>
+      <w:r>
+        <w:rPr>
+          <w:rFonts w:ascii="Times New Roman" w:hAnsi="Times New Roman" w:cs="Times New Roman"/>
+          <w:sz w:val="28"/>
+          <w:szCs w:val="28"/>
+        </w:rPr>
+        <w:t>0</w:t>
+      </w:r>
+      <w:r>
+        <w:rPr>
+          <w:rFonts w:ascii="Times New Roman" w:hAnsi="Times New Roman" w:cs="Times New Roman"/>
+          <w:sz w:val="28"/>
+          <w:szCs w:val="28"/>
+        </w:rPr>
+        <w:t xml:space="preserve"> </w:t>
+      </w:r>
+      <w:r>
+        <w:rPr>
+          <w:rFonts w:ascii="Times New Roman" w:hAnsi="Times New Roman" w:cs="Times New Roman"/>
+          <w:sz w:val="28"/>
+          <w:szCs w:val="28"/>
+        </w:rPr>
+        <w:t xml:space="preserve">мм) — зависимый параметр (ограничена длиной </w:t>
+      </w:r>
+      <w:r>
+        <w:rPr>
+          <w:rFonts w:ascii="Times New Roman" w:hAnsi="Times New Roman" w:cs="Times New Roman"/>
+          <w:sz w:val="28"/>
+          <w:szCs w:val="28"/>
+          <w:lang w:val="en-US"/>
+        </w:rPr>
+        <w:t>L</w:t>
+      </w:r>
+      <w:r>
+        <w:rPr>
+          <w:rFonts w:ascii="Times New Roman" w:hAnsi="Times New Roman" w:cs="Times New Roman"/>
+          <w:sz w:val="28"/>
+          <w:szCs w:val="28"/>
+        </w:rPr>
+        <w:t>);</w:t>
+      </w:r>
+    </w:p>
+    <w:p>
+      <w:pPr>
+        <w:spacing w:after="0" w:line="360" w:lineRule="auto"/>
+        <w:ind w:firstLine="709"/>
+        <w:jc w:val="both"/>
+        <w:rPr>
+          <w:rFonts w:ascii="Times New Roman" w:hAnsi="Times New Roman" w:cs="Times New Roman"/>
+          <w:sz w:val="28"/>
+          <w:szCs w:val="28"/>
+        </w:rPr>
+      </w:pPr>
+      <w:r>
+        <w:rPr>
+          <w:rFonts w:ascii="Times New Roman" w:hAnsi="Times New Roman" w:cs="Times New Roman"/>
+          <w:sz w:val="28"/>
+          <w:szCs w:val="28"/>
+        </w:rPr>
+        <w:t xml:space="preserve">– глубина паза </w:t>
+      </w:r>
+      <w:r>
+        <w:rPr>
+          <w:rFonts w:ascii="Times New Roman" w:hAnsi="Times New Roman" w:cs="Times New Roman"/>
+          <w:sz w:val="28"/>
+          <w:szCs w:val="28"/>
+          <w:lang w:val="en-US"/>
+        </w:rPr>
         <w:t>p</w:t>
       </w:r>
       <w:r>
@@ -5879,59 +6098,23 @@
           <w:sz w:val="28"/>
           <w:szCs w:val="28"/>
         </w:rPr>
-        <w:t xml:space="preserve"> (20 — 80 мм) — зависимый параметр.</w:t>
-      </w:r>
-    </w:p>
-    <w:p>
-      <w:pPr>
-        <w:spacing w:after="0" w:line="360" w:lineRule="auto"/>
-        <w:ind w:firstLine="709"/>
-        <w:jc w:val="both"/>
-        <w:rPr>
-          <w:rFonts w:ascii="Times New Roman" w:hAnsi="Times New Roman" w:cs="Times New Roman"/>
-          <w:sz w:val="28"/>
-          <w:szCs w:val="28"/>
-        </w:rPr>
-      </w:pPr>
-      <w:r>
-        <w:rPr>
-          <w:rFonts w:ascii="Times New Roman" w:hAnsi="Times New Roman" w:cs="Times New Roman"/>
-          <w:sz w:val="28"/>
-          <w:szCs w:val="28"/>
-        </w:rPr>
-        <w:t xml:space="preserve">– </w:t>
-      </w:r>
-      <w:r>
-        <w:rPr>
-          <w:rFonts w:ascii="Times New Roman" w:hAnsi="Times New Roman" w:cs="Times New Roman"/>
-          <w:sz w:val="28"/>
-          <w:szCs w:val="28"/>
-        </w:rPr>
-        <w:t>глуб</w:t>
-      </w:r>
-      <w:r>
-        <w:rPr>
-          <w:rFonts w:ascii="Times New Roman" w:hAnsi="Times New Roman" w:cs="Times New Roman"/>
-          <w:sz w:val="28"/>
-          <w:szCs w:val="28"/>
-        </w:rPr>
-        <w:t>и</w:t>
-      </w:r>
-      <w:r>
-        <w:rPr>
-          <w:rFonts w:ascii="Times New Roman" w:hAnsi="Times New Roman" w:cs="Times New Roman"/>
-          <w:sz w:val="28"/>
-          <w:szCs w:val="28"/>
-        </w:rPr>
-        <w:t>на</w:t>
-      </w:r>
-      <w:r>
-        <w:rPr>
-          <w:rFonts w:ascii="Times New Roman" w:hAnsi="Times New Roman" w:cs="Times New Roman"/>
-          <w:sz w:val="28"/>
-          <w:szCs w:val="28"/>
-        </w:rPr>
-        <w:t xml:space="preserve"> паза </w:t>
+        <w:t xml:space="preserve"> (20 — </w:t>
+      </w:r>
+      <w:r>
+        <w:rPr>
+          <w:rFonts w:ascii="Times New Roman" w:hAnsi="Times New Roman" w:cs="Times New Roman"/>
+          <w:sz w:val="28"/>
+          <w:szCs w:val="28"/>
+        </w:rPr>
+        <w:t>8</w:t>
+      </w:r>
+      <w:r>
+        <w:rPr>
+          <w:rFonts w:ascii="Times New Roman" w:hAnsi="Times New Roman" w:cs="Times New Roman"/>
+          <w:sz w:val="28"/>
+          <w:szCs w:val="28"/>
+        </w:rPr>
+        <w:t xml:space="preserve">0 мм) — зависимый параметр (ограничена шириной </w:t>
       </w:r>
       <w:r>
         <w:rPr>
@@ -5940,54 +6123,29 @@
           <w:szCs w:val="28"/>
           <w:lang w:val="en-US"/>
         </w:rPr>
-        <w:t>d</w:t>
-      </w:r>
-      <w:r>
-        <w:rPr>
-          <w:rFonts w:ascii="Times New Roman" w:hAnsi="Times New Roman" w:cs="Times New Roman"/>
-          <w:sz w:val="28"/>
-          <w:szCs w:val="28"/>
-        </w:rPr>
-        <w:t xml:space="preserve"> (20 — </w:t>
-      </w:r>
-      <w:r>
-        <w:rPr>
-          <w:rFonts w:ascii="Times New Roman" w:hAnsi="Times New Roman" w:cs="Times New Roman"/>
-          <w:sz w:val="28"/>
-          <w:szCs w:val="28"/>
-        </w:rPr>
-        <w:t>1</w:t>
-      </w:r>
-      <w:r>
-        <w:rPr>
-          <w:rFonts w:ascii="Times New Roman" w:hAnsi="Times New Roman" w:cs="Times New Roman"/>
-          <w:sz w:val="28"/>
-          <w:szCs w:val="28"/>
-        </w:rPr>
-        <w:t>0</w:t>
-      </w:r>
-      <w:r>
-        <w:rPr>
-          <w:rFonts w:ascii="Times New Roman" w:hAnsi="Times New Roman" w:cs="Times New Roman"/>
-          <w:sz w:val="28"/>
-          <w:szCs w:val="28"/>
-        </w:rPr>
-        <w:t>0</w:t>
-      </w:r>
-      <w:r>
-        <w:rPr>
-          <w:rFonts w:ascii="Times New Roman" w:hAnsi="Times New Roman" w:cs="Times New Roman"/>
-          <w:sz w:val="28"/>
-          <w:szCs w:val="28"/>
-        </w:rPr>
-        <w:t xml:space="preserve"> мм) — зависимый параметр.</w:t>
-      </w:r>
-    </w:p>
-    <w:p>
-      <w:pPr>
-        <w:spacing w:after="0" w:line="360" w:lineRule="auto"/>
-        <w:ind w:firstLine="709"/>
-        <w:jc w:val="both"/>
+        <w:t>W</w:t>
+      </w:r>
+      <w:r>
+        <w:rPr>
+          <w:rFonts w:ascii="Times New Roman" w:hAnsi="Times New Roman" w:cs="Times New Roman"/>
+          <w:sz w:val="28"/>
+          <w:szCs w:val="28"/>
+        </w:rPr>
+        <w:t>).</w:t>
+      </w:r>
+    </w:p>
+    <w:p>
+      <w:pPr>
+        <w:spacing w:after="0" w:line="360" w:lineRule="auto"/>
+        <w:ind w:firstLine="709"/>
+        <w:jc w:val="both"/>
+        <w:rPr>
+          <w:rFonts w:ascii="Times New Roman" w:hAnsi="Times New Roman" w:cs="Times New Roman"/>
+          <w:sz w:val="28"/>
+          <w:szCs w:val="28"/>
+        </w:rPr>
+      </w:pPr>
+      <w:r>
         <w:rPr>
           <w:rFonts w:ascii="Times New Roman" w:hAnsi="Times New Roman" w:cs="Times New Roman"/>
           <w:b/>
@@ -5995,7 +6153,8 @@
           <w:sz w:val="28"/>
           <w:szCs w:val="28"/>
         </w:rPr>
-      </w:pPr>
+        <w:t xml:space="preserve">Зависимость параметров </w:t>
+      </w:r>
       <w:r>
         <w:rPr>
           <w:rFonts w:ascii="Times New Roman" w:hAnsi="Times New Roman" w:cs="Times New Roman"/>
@@ -6003,121 +6162,10 @@
           <w:bCs/>
           <w:sz w:val="28"/>
           <w:szCs w:val="28"/>
-        </w:rPr>
-        <w:t>Зависимость параметров h и P</w:t>
-      </w:r>
-    </w:p>
-    <w:p>
-      <w:pPr>
-        <w:spacing w:after="0" w:line="360" w:lineRule="auto"/>
-        <w:ind w:firstLine="709"/>
-        <w:jc w:val="both"/>
-        <w:rPr>
-          <w:rFonts w:ascii="Times New Roman" w:hAnsi="Times New Roman" w:cs="Times New Roman"/>
-          <w:sz w:val="28"/>
-          <w:szCs w:val="28"/>
-        </w:rPr>
-      </w:pPr>
-      <w:r>
-        <w:rPr>
-          <w:rFonts w:ascii="Times New Roman" w:hAnsi="Times New Roman" w:cs="Times New Roman"/>
-          <w:sz w:val="28"/>
-          <w:szCs w:val="28"/>
-        </w:rPr>
-        <w:t>Параметры p, h и d являются зависимыми. Их зависимость выражается следующими условиями:</w:t>
-      </w:r>
-    </w:p>
-    <w:p>
-      <w:pPr>
-        <w:spacing w:after="0" w:line="360" w:lineRule="auto"/>
-        <w:ind w:firstLine="709"/>
-        <w:jc w:val="both"/>
-        <w:rPr>
-          <w:rFonts w:ascii="Times New Roman" w:hAnsi="Times New Roman" w:cs="Times New Roman"/>
-          <w:sz w:val="28"/>
-          <w:szCs w:val="28"/>
-        </w:rPr>
-      </w:pPr>
-      <w:r>
-        <w:rPr>
-          <w:rFonts w:ascii="Times New Roman" w:hAnsi="Times New Roman" w:cs="Times New Roman"/>
-          <w:sz w:val="28"/>
-          <w:szCs w:val="28"/>
-        </w:rPr>
-        <w:t>– длина паза не должна выходить за боковые грани опоры с учётом минимального отступа M₁: p ≤ L − 2·M₁, где M₁ = 10 мм — минимальный отступ от боковых граней опоры;</w:t>
-      </w:r>
-    </w:p>
-    <w:p>
-      <w:pPr>
-        <w:spacing w:after="0" w:line="360" w:lineRule="auto"/>
-        <w:ind w:firstLine="709"/>
-        <w:jc w:val="both"/>
-        <w:rPr>
-          <w:rFonts w:ascii="Times New Roman" w:hAnsi="Times New Roman" w:cs="Times New Roman"/>
-          <w:sz w:val="28"/>
-          <w:szCs w:val="28"/>
-        </w:rPr>
-      </w:pPr>
-      <w:r>
-        <w:rPr>
-          <w:rFonts w:ascii="Times New Roman" w:hAnsi="Times New Roman" w:cs="Times New Roman"/>
-          <w:sz w:val="28"/>
-          <w:szCs w:val="28"/>
-        </w:rPr>
-        <w:t>– высота паза не должна выходить за верхнюю и нижнюю грани опоры с учётом минимального отступа M₂: h ≤ H − 2·M₂, где M₂ = 20 мм — минимальный отступ от верхнего и нижнего торцов опоры;</w:t>
-      </w:r>
-    </w:p>
-    <w:p>
-      <w:pPr>
-        <w:spacing w:after="0" w:line="360" w:lineRule="auto"/>
-        <w:ind w:firstLine="709"/>
-        <w:jc w:val="both"/>
-        <w:rPr>
-          <w:rFonts w:ascii="Times New Roman" w:hAnsi="Times New Roman" w:cs="Times New Roman"/>
-          <w:sz w:val="28"/>
-          <w:szCs w:val="28"/>
-        </w:rPr>
-      </w:pPr>
-      <w:r>
-        <w:rPr>
-          <w:rFonts w:ascii="Times New Roman" w:hAnsi="Times New Roman" w:cs="Times New Roman"/>
-          <w:sz w:val="28"/>
-          <w:szCs w:val="28"/>
-        </w:rPr>
-        <w:t>– глубина паза не должна выходить за заднюю грань опоры с учётом минимальной остаточной стенки M₃: d ≤ W − M₃, где M₃ = 10 мм — минимальная остаточная стенка опоры за пазом.</w:t>
-      </w:r>
-    </w:p>
-    <w:p>
-      <w:pPr>
-        <w:spacing w:after="0" w:line="360" w:lineRule="auto"/>
-        <w:ind w:firstLine="709"/>
-        <w:jc w:val="both"/>
-        <w:rPr>
-          <w:rFonts w:ascii="Times New Roman" w:hAnsi="Times New Roman" w:cs="Times New Roman"/>
-          <w:sz w:val="28"/>
-          <w:szCs w:val="28"/>
-        </w:rPr>
-      </w:pPr>
-      <w:r>
-        <w:rPr>
-          <w:rFonts w:ascii="Times New Roman" w:hAnsi="Times New Roman" w:cs="Times New Roman"/>
-          <w:sz w:val="28"/>
-          <w:szCs w:val="28"/>
-        </w:rPr>
-        <w:t>Если пользователь введёт значение p, h или d, которое не будет удовлетворять данным выражениям, то должна появиться ошибка валидации с указанием допустимого диапазона.</w:t>
-      </w:r>
-    </w:p>
-    <w:p>
-      <w:pPr>
-        <w:spacing w:after="0" w:line="360" w:lineRule="auto"/>
-        <w:ind w:firstLine="709"/>
-        <w:jc w:val="both"/>
-        <w:rPr>
-          <w:rFonts w:ascii="Times New Roman" w:hAnsi="Times New Roman" w:cs="Times New Roman"/>
-          <w:sz w:val="28"/>
-          <w:szCs w:val="28"/>
-        </w:rPr>
-      </w:pPr>
+          <w:lang w:val="en-US"/>
+        </w:rPr>
+        <w:t>p</w:t>
+      </w:r>
       <w:r>
         <w:rPr>
           <w:rFonts w:ascii="Times New Roman" w:hAnsi="Times New Roman" w:cs="Times New Roman"/>
@@ -6126,1072 +6174,2444 @@
           <w:sz w:val="28"/>
           <w:szCs w:val="28"/>
         </w:rPr>
-        <w:t>Пример проверки зависимости:</w:t>
-      </w:r>
-    </w:p>
-    <w:p>
-      <w:pPr>
-        <w:spacing w:after="0" w:line="360" w:lineRule="auto"/>
-        <w:ind w:firstLine="709"/>
-        <w:jc w:val="both"/>
-        <w:rPr>
-          <w:rFonts w:ascii="Times New Roman" w:hAnsi="Times New Roman" w:cs="Times New Roman"/>
-          <w:sz w:val="28"/>
-          <w:szCs w:val="28"/>
-        </w:rPr>
-      </w:pPr>
-      <w:commentRangeStart w:id="38"/>
-      <w:r>
-        <w:rPr>
-          <w:rFonts w:ascii="Times New Roman" w:hAnsi="Times New Roman" w:cs="Times New Roman"/>
-          <w:sz w:val="28"/>
-          <w:szCs w:val="28"/>
-        </w:rPr>
-        <w:t>Изначально указаны параметры: L = 200 мм, p = 40 мм, H = 100 мм, h = 30 мм, W = 50 мм, d = 40 мм, M₁ = 10 мм, M₂ = 20 мм, M₃ = 10 мм.</w:t>
-      </w:r>
-      <w:commentRangeEnd w:id="38"/>
-      <w:r>
-        <w:rPr>
-          <w:rStyle w:val="CommentReference"/>
-        </w:rPr>
-        <w:commentReference w:id="38"/>
-      </w:r>
-    </w:p>
-    <w:p>
-      <w:pPr>
-        <w:spacing w:after="0" w:line="360" w:lineRule="auto"/>
-        <w:ind w:firstLine="709"/>
-        <w:jc w:val="both"/>
-        <w:rPr>
-          <w:rFonts w:ascii="Times New Roman" w:hAnsi="Times New Roman" w:cs="Times New Roman"/>
-          <w:sz w:val="28"/>
-          <w:szCs w:val="28"/>
-        </w:rPr>
-      </w:pPr>
-      <w:r>
-        <w:rPr>
-          <w:rFonts w:ascii="Times New Roman" w:hAnsi="Times New Roman" w:cs="Times New Roman"/>
-          <w:sz w:val="28"/>
-          <w:szCs w:val="28"/>
-        </w:rPr>
-        <w:t>Проверка:</w:t>
-      </w:r>
-    </w:p>
-    <w:p>
-      <w:pPr>
-        <w:spacing w:after="0" w:line="360" w:lineRule="auto"/>
-        <w:ind w:firstLine="709"/>
-        <w:jc w:val="both"/>
-        <w:rPr>
-          <w:rFonts w:ascii="Times New Roman" w:hAnsi="Times New Roman" w:cs="Times New Roman"/>
-          <w:sz w:val="28"/>
-          <w:szCs w:val="28"/>
-        </w:rPr>
-      </w:pPr>
-      <w:r>
-        <w:rPr>
-          <w:rFonts w:ascii="Times New Roman" w:hAnsi="Times New Roman" w:cs="Times New Roman"/>
-          <w:sz w:val="28"/>
-          <w:szCs w:val="28"/>
-        </w:rPr>
-        <w:t>40 ≤ 200 − 2·10 → 40 ≤ 180 — верно.</w:t>
-      </w:r>
-    </w:p>
-    <w:p>
-      <w:pPr>
-        <w:spacing w:after="0" w:line="360" w:lineRule="auto"/>
-        <w:ind w:firstLine="709"/>
-        <w:jc w:val="both"/>
-        <w:rPr>
-          <w:rFonts w:ascii="Times New Roman" w:hAnsi="Times New Roman" w:cs="Times New Roman"/>
-          <w:sz w:val="28"/>
-          <w:szCs w:val="28"/>
-        </w:rPr>
-      </w:pPr>
-      <w:r>
-        <w:rPr>
-          <w:rFonts w:ascii="Times New Roman" w:hAnsi="Times New Roman" w:cs="Times New Roman"/>
-          <w:sz w:val="28"/>
-          <w:szCs w:val="28"/>
-        </w:rPr>
-        <w:t>30 ≤ 100 − 2·20 → 30 ≤ 60 — верно.</w:t>
-      </w:r>
-    </w:p>
-    <w:p>
-      <w:pPr>
-        <w:spacing w:after="0" w:line="360" w:lineRule="auto"/>
-        <w:ind w:firstLine="709"/>
-        <w:jc w:val="both"/>
-        <w:rPr>
-          <w:rFonts w:ascii="Times New Roman" w:hAnsi="Times New Roman" w:cs="Times New Roman"/>
-          <w:sz w:val="28"/>
-          <w:szCs w:val="28"/>
-        </w:rPr>
-      </w:pPr>
-      <w:r>
-        <w:rPr>
-          <w:rFonts w:ascii="Times New Roman" w:hAnsi="Times New Roman" w:cs="Times New Roman"/>
-          <w:sz w:val="28"/>
-          <w:szCs w:val="28"/>
-        </w:rPr>
-        <w:t>40 ≤ 50 − 10 → 40 ≤ 40 — верно (на грани, но допустимо).</w:t>
-      </w:r>
-    </w:p>
-    <w:p>
-      <w:pPr>
-        <w:spacing w:after="0" w:line="360" w:lineRule="auto"/>
-        <w:ind w:firstLine="709"/>
-        <w:jc w:val="both"/>
-        <w:rPr>
-          <w:rFonts w:ascii="Times New Roman" w:hAnsi="Times New Roman" w:cs="Times New Roman"/>
-          <w:sz w:val="28"/>
-          <w:szCs w:val="28"/>
-        </w:rPr>
-      </w:pPr>
-      <w:r>
-        <w:rPr>
-          <w:rFonts w:ascii="Times New Roman" w:hAnsi="Times New Roman" w:cs="Times New Roman"/>
-          <w:sz w:val="28"/>
-          <w:szCs w:val="28"/>
-        </w:rPr>
-        <w:t>Пользователь изменяет значение p с 40 на 190 мм. Тогда:</w:t>
-      </w:r>
-    </w:p>
-    <w:p>
-      <w:pPr>
-        <w:spacing w:after="0" w:line="360" w:lineRule="auto"/>
-        <w:ind w:firstLine="709"/>
-        <w:jc w:val="both"/>
-        <w:rPr>
-          <w:rFonts w:ascii="Times New Roman" w:hAnsi="Times New Roman" w:cs="Times New Roman"/>
-          <w:sz w:val="28"/>
-          <w:szCs w:val="28"/>
-        </w:rPr>
-      </w:pPr>
-      <w:r>
-        <w:rPr>
-          <w:rFonts w:ascii="Times New Roman" w:hAnsi="Times New Roman" w:cs="Times New Roman"/>
-          <w:sz w:val="28"/>
-          <w:szCs w:val="28"/>
-        </w:rPr>
-        <w:t>190 ≤ 200 − 20 → 190 ≤ 180 — неверно.</w:t>
-      </w:r>
-    </w:p>
-    <w:p>
-      <w:pPr>
-        <w:spacing w:after="0" w:line="360" w:lineRule="auto"/>
-        <w:ind w:firstLine="709"/>
-        <w:jc w:val="both"/>
-        <w:rPr>
-          <w:rFonts w:ascii="Times New Roman" w:hAnsi="Times New Roman" w:cs="Times New Roman"/>
-          <w:sz w:val="28"/>
-          <w:szCs w:val="28"/>
-        </w:rPr>
-      </w:pPr>
-      <w:r>
-        <w:rPr>
-          <w:rFonts w:ascii="Times New Roman" w:hAnsi="Times New Roman" w:cs="Times New Roman"/>
-          <w:sz w:val="28"/>
-          <w:szCs w:val="28"/>
-        </w:rPr>
-        <w:lastRenderedPageBreak/>
-        <w:t>В интерфейсе должно появиться сообщение о необходимости уменьшить p (p ≤ 180 мм) или увеличить L (L ≥ 210 мм).</w:t>
-      </w:r>
-    </w:p>
-    <w:p>
-      <w:pPr>
-        <w:spacing w:after="0" w:line="360" w:lineRule="auto"/>
-        <w:ind w:firstLine="709"/>
-        <w:jc w:val="both"/>
-        <w:rPr>
-          <w:rFonts w:ascii="Times New Roman" w:hAnsi="Times New Roman" w:cs="Times New Roman"/>
-          <w:sz w:val="28"/>
-          <w:szCs w:val="28"/>
-        </w:rPr>
-      </w:pPr>
-      <w:r>
-        <w:rPr>
-          <w:rFonts w:ascii="Times New Roman" w:hAnsi="Times New Roman" w:cs="Times New Roman"/>
-          <w:sz w:val="28"/>
-          <w:szCs w:val="28"/>
-        </w:rPr>
-        <w:t>Пользователь изменяет значение h с 30 на 70 мм. Тогда:</w:t>
-      </w:r>
-    </w:p>
-    <w:p>
-      <w:pPr>
-        <w:spacing w:after="0" w:line="360" w:lineRule="auto"/>
-        <w:ind w:firstLine="709"/>
-        <w:jc w:val="both"/>
-        <w:rPr>
-          <w:rFonts w:ascii="Times New Roman" w:hAnsi="Times New Roman" w:cs="Times New Roman"/>
-          <w:sz w:val="28"/>
-          <w:szCs w:val="28"/>
-        </w:rPr>
-      </w:pPr>
-      <w:r>
-        <w:rPr>
-          <w:rFonts w:ascii="Times New Roman" w:hAnsi="Times New Roman" w:cs="Times New Roman"/>
-          <w:sz w:val="28"/>
-          <w:szCs w:val="28"/>
-        </w:rPr>
-        <w:t>70 ≤ 100 − 40 → 70 ≤ 60 — неверно.</w:t>
-      </w:r>
-    </w:p>
-    <w:p>
-      <w:pPr>
-        <w:spacing w:after="0" w:line="360" w:lineRule="auto"/>
-        <w:ind w:firstLine="709"/>
-        <w:jc w:val="both"/>
-        <w:rPr>
-          <w:rFonts w:ascii="Times New Roman" w:hAnsi="Times New Roman" w:cs="Times New Roman"/>
-          <w:sz w:val="28"/>
-          <w:szCs w:val="28"/>
-        </w:rPr>
-      </w:pPr>
-      <w:r>
-        <w:rPr>
-          <w:rFonts w:ascii="Times New Roman" w:hAnsi="Times New Roman" w:cs="Times New Roman"/>
-          <w:sz w:val="28"/>
-          <w:szCs w:val="28"/>
-        </w:rPr>
-        <w:t>В интерфейсе должно появиться сообщение о необходимости уменьшить h (h ≤ 60 мм) или увеличить H (H ≥ 110 мм).</w:t>
-      </w:r>
-    </w:p>
-    <w:p>
-      <w:pPr>
-        <w:spacing w:after="0" w:line="360" w:lineRule="auto"/>
-        <w:ind w:firstLine="709"/>
-        <w:jc w:val="both"/>
-        <w:rPr>
-          <w:rFonts w:ascii="Times New Roman" w:hAnsi="Times New Roman" w:cs="Times New Roman"/>
-          <w:sz w:val="28"/>
-          <w:szCs w:val="28"/>
-        </w:rPr>
-      </w:pPr>
-      <w:r>
-        <w:rPr>
-          <w:rFonts w:ascii="Times New Roman" w:hAnsi="Times New Roman" w:cs="Times New Roman"/>
-          <w:sz w:val="28"/>
-          <w:szCs w:val="28"/>
-        </w:rPr>
-        <w:t>Пользователь изменяет значение d с 40 на 45 мм. Тогда:</w:t>
-      </w:r>
-    </w:p>
-    <w:p>
-      <w:pPr>
-        <w:spacing w:after="0" w:line="360" w:lineRule="auto"/>
-        <w:ind w:firstLine="709"/>
-        <w:jc w:val="both"/>
-        <w:rPr>
-          <w:rFonts w:ascii="Times New Roman" w:hAnsi="Times New Roman" w:cs="Times New Roman"/>
-          <w:sz w:val="28"/>
-          <w:szCs w:val="28"/>
-        </w:rPr>
-      </w:pPr>
-      <w:r>
-        <w:rPr>
-          <w:rFonts w:ascii="Times New Roman" w:hAnsi="Times New Roman" w:cs="Times New Roman"/>
-          <w:sz w:val="28"/>
-          <w:szCs w:val="28"/>
-        </w:rPr>
-        <w:t>45 ≤ 50 − 10 → 45 ≤ 40 — неверно.</w:t>
-      </w:r>
-    </w:p>
-    <w:p>
-      <w:pPr>
-        <w:spacing w:after="0" w:line="360" w:lineRule="auto"/>
-        <w:ind w:firstLine="709"/>
-        <w:jc w:val="both"/>
-        <w:rPr>
-          <w:rFonts w:ascii="Times New Roman" w:hAnsi="Times New Roman" w:cs="Times New Roman"/>
-          <w:sz w:val="28"/>
-          <w:szCs w:val="28"/>
-        </w:rPr>
-      </w:pPr>
-      <w:r>
-        <w:rPr>
-          <w:rFonts w:ascii="Times New Roman" w:hAnsi="Times New Roman" w:cs="Times New Roman"/>
-          <w:sz w:val="28"/>
-          <w:szCs w:val="28"/>
-        </w:rPr>
-        <w:t>В интерфейсе должно появиться сообщение о необходимости уменьшить d (d ≤ 40 мм) или увеличить W (W ≥ 55 мм).</w:t>
-      </w:r>
-    </w:p>
-    <w:p>
-      <w:pPr>
-        <w:spacing w:after="0" w:line="360" w:lineRule="auto"/>
-        <w:ind w:firstLine="709"/>
-        <w:jc w:val="both"/>
-        <w:rPr>
-          <w:rFonts w:ascii="Times New Roman" w:hAnsi="Times New Roman" w:cs="Times New Roman"/>
-          <w:sz w:val="28"/>
-          <w:szCs w:val="28"/>
-        </w:rPr>
-      </w:pPr>
-      <w:r>
-        <w:rPr>
-          <w:rFonts w:ascii="Times New Roman" w:hAnsi="Times New Roman" w:cs="Times New Roman"/>
-          <w:sz w:val="28"/>
-          <w:szCs w:val="28"/>
-        </w:rPr>
-        <w:t>АС должна иметь пользовательский интерфейс с возможностью изменения значений, представленных выше, и последующим построением объекта «Опора с пазом» в САПР КОМПАС-3D. В плагине должны проходить проверки значений, вводимых пользователем. Реализуемый плагин должен обеспечивать обработку ошибочных ситуаций, возникающих в процессе работы. При нажатии на кнопку «Построить» должна проходить проверка правильности ввода данных. Если данные некорректные, то должно высветиться окно с ошибкой построения, и введённые параметры не будут применяться.</w:t>
-      </w:r>
-    </w:p>
-    <w:p>
-      <w:pPr>
-        <w:pStyle w:val="31"/>
-        <w:ind w:firstLine="709"/>
-      </w:pPr>
-      <w:bookmarkStart w:id="11" w:name="_Toc240410935"/>
-      <w:r>
-        <w:t>3.1.2 Требования к численности и квалификации персонала системы</w:t>
-      </w:r>
-      <w:bookmarkEnd w:id="11"/>
-    </w:p>
-    <w:p>
-      <w:pPr>
-        <w:spacing w:after="0" w:line="360" w:lineRule="auto"/>
-        <w:ind w:firstLine="709"/>
-        <w:jc w:val="both"/>
-        <w:rPr>
-          <w:rFonts w:ascii="Times New Roman" w:hAnsi="Times New Roman" w:cs="Times New Roman"/>
-          <w:sz w:val="28"/>
-          <w:szCs w:val="28"/>
-        </w:rPr>
-      </w:pPr>
-      <w:r>
-        <w:rPr>
-          <w:rFonts w:ascii="Times New Roman" w:hAnsi="Times New Roman" w:cs="Times New Roman"/>
-          <w:sz w:val="28"/>
-          <w:szCs w:val="28"/>
-        </w:rPr>
-        <w:t>Дополнительные требования к численности и квалификации персонала системы не предъявляются.</w:t>
-      </w:r>
-    </w:p>
-    <w:p>
-      <w:pPr>
-        <w:pStyle w:val="31"/>
-        <w:ind w:firstLine="709"/>
-      </w:pPr>
-      <w:bookmarkStart w:id="12" w:name="_Toc240410936"/>
-      <w:r>
-        <w:t>3.1.3 Показатели назначения</w:t>
-      </w:r>
-      <w:bookmarkEnd w:id="12"/>
-    </w:p>
-    <w:p>
-      <w:pPr>
-        <w:spacing w:after="0" w:line="360" w:lineRule="auto"/>
-        <w:ind w:firstLine="709"/>
-        <w:jc w:val="both"/>
-        <w:rPr>
-          <w:rFonts w:ascii="Times New Roman" w:hAnsi="Times New Roman" w:cs="Times New Roman"/>
-          <w:sz w:val="28"/>
-          <w:szCs w:val="28"/>
-        </w:rPr>
-      </w:pPr>
-      <w:r>
-        <w:rPr>
-          <w:rFonts w:ascii="Times New Roman" w:hAnsi="Times New Roman" w:cs="Times New Roman"/>
-          <w:sz w:val="28"/>
-          <w:szCs w:val="28"/>
-        </w:rPr>
-        <w:t>Разработанная система должна обеспечивать следующие показатели назначения:</w:t>
-      </w:r>
-    </w:p>
-    <w:p>
-      <w:pPr>
-        <w:spacing w:after="0" w:line="360" w:lineRule="auto"/>
-        <w:ind w:firstLine="709"/>
-        <w:jc w:val="both"/>
-        <w:rPr>
-          <w:rFonts w:ascii="Times New Roman" w:hAnsi="Times New Roman" w:cs="Times New Roman"/>
-          <w:sz w:val="28"/>
-          <w:szCs w:val="28"/>
-        </w:rPr>
-      </w:pPr>
-      <w:r>
-        <w:rPr>
-          <w:rFonts w:ascii="Times New Roman" w:hAnsi="Times New Roman" w:cs="Times New Roman"/>
-          <w:sz w:val="28"/>
-          <w:szCs w:val="28"/>
-        </w:rPr>
-        <w:t>– время построения детали при учёте уже запущенной программы САПР не должно превышать одной минуты;</w:t>
-      </w:r>
-    </w:p>
-    <w:p>
-      <w:pPr>
-        <w:spacing w:after="0" w:line="360" w:lineRule="auto"/>
-        <w:ind w:firstLine="709"/>
-        <w:jc w:val="both"/>
-        <w:rPr>
-          <w:rFonts w:ascii="Times New Roman" w:hAnsi="Times New Roman" w:cs="Times New Roman"/>
-          <w:sz w:val="28"/>
-          <w:szCs w:val="28"/>
-        </w:rPr>
-      </w:pPr>
-      <w:r>
-        <w:rPr>
-          <w:rFonts w:ascii="Times New Roman" w:hAnsi="Times New Roman" w:cs="Times New Roman"/>
-          <w:sz w:val="28"/>
-          <w:szCs w:val="28"/>
-        </w:rPr>
-        <w:t>– система не должна позволять создавать детали с некорректно заданными параметрами (см. п. 3.1.1 «Изменяемые параметры для плагина»);</w:t>
-      </w:r>
-    </w:p>
-    <w:p>
-      <w:pPr>
-        <w:spacing w:after="0" w:line="360" w:lineRule="auto"/>
-        <w:ind w:firstLine="709"/>
-        <w:jc w:val="both"/>
-        <w:rPr>
-          <w:rFonts w:ascii="Times New Roman" w:hAnsi="Times New Roman" w:cs="Times New Roman"/>
-          <w:sz w:val="28"/>
-          <w:szCs w:val="28"/>
-        </w:rPr>
-      </w:pPr>
-      <w:r>
-        <w:rPr>
-          <w:rFonts w:ascii="Times New Roman" w:hAnsi="Times New Roman" w:cs="Times New Roman"/>
-          <w:sz w:val="28"/>
-          <w:szCs w:val="28"/>
-        </w:rPr>
-        <w:lastRenderedPageBreak/>
-        <w:t>– требования к аппаратной части и масштабированию для обеспечения перечисленных показателей должны быть определены на этапе технического проектирования.</w:t>
-      </w:r>
-    </w:p>
-    <w:p>
-      <w:pPr>
-        <w:pStyle w:val="31"/>
-        <w:ind w:firstLine="709"/>
-      </w:pPr>
-      <w:bookmarkStart w:id="13" w:name="_Toc240410937"/>
-      <w:r>
-        <w:t>3.1.4 Требования к надёжности</w:t>
-      </w:r>
-      <w:bookmarkEnd w:id="13"/>
-    </w:p>
-    <w:p>
-      <w:pPr>
-        <w:spacing w:after="0" w:line="360" w:lineRule="auto"/>
-        <w:ind w:firstLine="709"/>
-        <w:jc w:val="both"/>
-        <w:rPr>
-          <w:rFonts w:ascii="Times New Roman" w:hAnsi="Times New Roman" w:cs="Times New Roman"/>
-          <w:sz w:val="28"/>
-          <w:szCs w:val="28"/>
-        </w:rPr>
-      </w:pPr>
-      <w:r>
-        <w:rPr>
-          <w:rFonts w:ascii="Times New Roman" w:hAnsi="Times New Roman" w:cs="Times New Roman"/>
-          <w:sz w:val="28"/>
-          <w:szCs w:val="28"/>
-        </w:rPr>
-        <w:t>Дополнительные требования к надёжности не предъявляются.</w:t>
-      </w:r>
-    </w:p>
-    <w:p>
-      <w:pPr>
-        <w:pStyle w:val="31"/>
-        <w:ind w:firstLine="709"/>
-        <w:jc w:val="both"/>
-      </w:pPr>
-      <w:bookmarkStart w:id="14" w:name="_Toc240410938"/>
-      <w:r>
-        <w:t>3.1.5 Требования к безопасности</w:t>
-      </w:r>
-      <w:bookmarkEnd w:id="14"/>
-    </w:p>
-    <w:p>
-      <w:pPr>
-        <w:spacing w:after="0" w:line="360" w:lineRule="auto"/>
-        <w:ind w:firstLine="709"/>
-        <w:jc w:val="both"/>
-        <w:rPr>
-          <w:rFonts w:ascii="Times New Roman" w:hAnsi="Times New Roman" w:cs="Times New Roman"/>
-          <w:sz w:val="28"/>
-          <w:szCs w:val="28"/>
-        </w:rPr>
-      </w:pPr>
-      <w:r>
-        <w:rPr>
-          <w:rFonts w:ascii="Times New Roman" w:hAnsi="Times New Roman" w:cs="Times New Roman"/>
-          <w:sz w:val="28"/>
-          <w:szCs w:val="28"/>
-        </w:rPr>
-        <w:t>Дополнительные требования к безопасности плагина «Опора с пазом» не предъявляются.</w:t>
-      </w:r>
-    </w:p>
-    <w:p>
-      <w:pPr>
-        <w:pStyle w:val="31"/>
-        <w:ind w:firstLine="709"/>
-        <w:jc w:val="both"/>
-      </w:pPr>
-      <w:bookmarkStart w:id="15" w:name="_Toc240410939"/>
-      <w:r>
-        <w:t>3.1.6 Требования к эргономике и технической эстетике</w:t>
-      </w:r>
-      <w:bookmarkEnd w:id="15"/>
-    </w:p>
-    <w:p>
-      <w:pPr>
-        <w:spacing w:after="0" w:line="360" w:lineRule="auto"/>
-        <w:ind w:firstLine="709"/>
-        <w:jc w:val="both"/>
-        <w:rPr>
-          <w:rFonts w:ascii="Times New Roman" w:hAnsi="Times New Roman" w:cs="Times New Roman"/>
-          <w:sz w:val="28"/>
-          <w:szCs w:val="28"/>
-        </w:rPr>
-      </w:pPr>
-      <w:r>
-        <w:rPr>
-          <w:rFonts w:ascii="Times New Roman" w:hAnsi="Times New Roman" w:cs="Times New Roman"/>
-          <w:sz w:val="28"/>
-          <w:szCs w:val="28"/>
-        </w:rPr>
-        <w:t xml:space="preserve">Пользовательские интерфейсы для всех подсистем, разработанных в рамках создания системы, должны быть выполнены в виде </w:t>
-      </w:r>
-      <w:proofErr w:type="spellStart"/>
-      <w:r>
-        <w:rPr>
-          <w:rFonts w:ascii="Times New Roman" w:hAnsi="Times New Roman" w:cs="Times New Roman"/>
-          <w:sz w:val="28"/>
-          <w:szCs w:val="28"/>
-        </w:rPr>
-        <w:t>desktop</w:t>
-      </w:r>
-      <w:proofErr w:type="spellEnd"/>
-      <w:r>
-        <w:rPr>
-          <w:rFonts w:ascii="Times New Roman" w:hAnsi="Times New Roman" w:cs="Times New Roman"/>
-          <w:sz w:val="28"/>
-          <w:szCs w:val="28"/>
-        </w:rPr>
-        <w:t xml:space="preserve">-интерфейсов с помощью фреймворков </w:t>
-      </w:r>
-      <w:proofErr w:type="spellStart"/>
-      <w:r>
-        <w:rPr>
-          <w:rFonts w:ascii="Times New Roman" w:hAnsi="Times New Roman" w:cs="Times New Roman"/>
-          <w:sz w:val="28"/>
-          <w:szCs w:val="28"/>
-        </w:rPr>
-        <w:t>WindowsForms</w:t>
-      </w:r>
-      <w:proofErr w:type="spellEnd"/>
-      <w:r>
-        <w:rPr>
-          <w:rFonts w:ascii="Times New Roman" w:hAnsi="Times New Roman" w:cs="Times New Roman"/>
-          <w:sz w:val="28"/>
-          <w:szCs w:val="28"/>
-        </w:rPr>
-        <w:t>, WPF или аналогичных им, позволяющих создавать пользовательские интерфейсы для ОС Windows 10 и выше.</w:t>
-      </w:r>
-    </w:p>
-    <w:p>
-      <w:pPr>
-        <w:spacing w:after="0" w:line="360" w:lineRule="auto"/>
-        <w:ind w:firstLine="709"/>
-        <w:jc w:val="both"/>
-        <w:rPr>
-          <w:rFonts w:ascii="Times New Roman" w:hAnsi="Times New Roman" w:cs="Times New Roman"/>
-          <w:sz w:val="28"/>
-          <w:szCs w:val="28"/>
-        </w:rPr>
-      </w:pPr>
-      <w:r>
-        <w:rPr>
-          <w:rFonts w:ascii="Times New Roman" w:hAnsi="Times New Roman" w:cs="Times New Roman"/>
-          <w:sz w:val="28"/>
-          <w:szCs w:val="28"/>
-        </w:rPr>
-        <w:t>Интерфейсы должны быть адаптированы под минимальную высоту экрана 1080 пикселей и ширину экрана 1920 пикселей.</w:t>
-      </w:r>
-    </w:p>
-    <w:p>
-      <w:pPr>
-        <w:spacing w:after="0" w:line="360" w:lineRule="auto"/>
-        <w:ind w:firstLine="709"/>
-        <w:jc w:val="both"/>
-        <w:rPr>
-          <w:rFonts w:ascii="Times New Roman" w:hAnsi="Times New Roman" w:cs="Times New Roman"/>
-          <w:sz w:val="28"/>
-          <w:szCs w:val="28"/>
-        </w:rPr>
-      </w:pPr>
-      <w:r>
-        <w:rPr>
-          <w:rFonts w:ascii="Times New Roman" w:hAnsi="Times New Roman" w:cs="Times New Roman"/>
-          <w:sz w:val="28"/>
-          <w:szCs w:val="28"/>
-        </w:rPr>
-        <w:t xml:space="preserve">Элементы интерфейса должны отвечать рекомендациям по вёрстке интерфейсов </w:t>
-      </w:r>
-      <w:proofErr w:type="spellStart"/>
-      <w:r>
-        <w:rPr>
-          <w:rFonts w:ascii="Times New Roman" w:hAnsi="Times New Roman" w:cs="Times New Roman"/>
-          <w:sz w:val="28"/>
-          <w:szCs w:val="28"/>
-        </w:rPr>
-        <w:t>desktop</w:t>
-      </w:r>
-      <w:proofErr w:type="spellEnd"/>
-      <w:r>
-        <w:rPr>
-          <w:rFonts w:ascii="Times New Roman" w:hAnsi="Times New Roman" w:cs="Times New Roman"/>
-          <w:sz w:val="28"/>
-          <w:szCs w:val="28"/>
-        </w:rPr>
-        <w:t>-приложений, указанным в источнике [1].</w:t>
-      </w:r>
-    </w:p>
-    <w:p>
-      <w:pPr>
-        <w:pStyle w:val="31"/>
-        <w:ind w:firstLine="709"/>
-        <w:jc w:val="both"/>
-      </w:pPr>
-      <w:bookmarkStart w:id="16" w:name="_Toc240410940"/>
-      <w:r>
-        <w:t>3.1.7 Требования к эксплуатации, техническому обслуживанию, ремонту и хранению компонентов системы</w:t>
-      </w:r>
-      <w:bookmarkEnd w:id="16"/>
-    </w:p>
-    <w:p>
-      <w:pPr>
-        <w:spacing w:after="0" w:line="360" w:lineRule="auto"/>
-        <w:ind w:firstLine="709"/>
-        <w:jc w:val="both"/>
-        <w:rPr>
-          <w:rFonts w:ascii="Times New Roman" w:hAnsi="Times New Roman" w:cs="Times New Roman"/>
-          <w:sz w:val="28"/>
-          <w:szCs w:val="28"/>
-        </w:rPr>
-      </w:pPr>
-      <w:r>
-        <w:rPr>
-          <w:rFonts w:ascii="Times New Roman" w:hAnsi="Times New Roman" w:cs="Times New Roman"/>
-          <w:sz w:val="28"/>
-          <w:szCs w:val="28"/>
-        </w:rPr>
-        <w:t>Дополнительные требования к эксплуатации, техническому обслуживанию, ремонту и хранению компонентов системы не предъявляются.</w:t>
-      </w:r>
-    </w:p>
-    <w:p>
-      <w:pPr>
-        <w:pStyle w:val="31"/>
-        <w:ind w:firstLine="709"/>
-        <w:jc w:val="both"/>
-      </w:pPr>
-      <w:bookmarkStart w:id="17" w:name="_Toc240410941"/>
-      <w:r>
-        <w:t>3.1.8 Требования к защите информации от несанкционированного доступа</w:t>
-      </w:r>
-      <w:bookmarkEnd w:id="17"/>
-    </w:p>
-    <w:p>
-      <w:pPr>
-        <w:spacing w:after="0" w:line="360" w:lineRule="auto"/>
-        <w:ind w:firstLine="709"/>
-        <w:jc w:val="both"/>
-        <w:rPr>
-          <w:rFonts w:ascii="Times New Roman" w:hAnsi="Times New Roman" w:cs="Times New Roman"/>
-          <w:sz w:val="28"/>
-          <w:szCs w:val="28"/>
-        </w:rPr>
-      </w:pPr>
-      <w:r>
-        <w:rPr>
-          <w:rFonts w:ascii="Times New Roman" w:hAnsi="Times New Roman" w:cs="Times New Roman"/>
-          <w:sz w:val="28"/>
-          <w:szCs w:val="28"/>
-        </w:rPr>
-        <w:t>Дополнительные требования к защите информации от несанкционированного доступа не предъявляются.</w:t>
-      </w:r>
-    </w:p>
-    <w:p>
-      <w:pPr>
-        <w:pStyle w:val="31"/>
-        <w:ind w:firstLine="709"/>
-        <w:jc w:val="both"/>
-      </w:pPr>
-      <w:bookmarkStart w:id="18" w:name="_Toc240410942"/>
-      <w:r>
-        <w:t>3.1.9 Требования по сохранности информации при авариях</w:t>
-      </w:r>
-      <w:bookmarkEnd w:id="18"/>
-    </w:p>
-    <w:p>
-      <w:pPr>
-        <w:spacing w:after="0" w:line="360" w:lineRule="auto"/>
-        <w:ind w:firstLine="709"/>
-        <w:jc w:val="both"/>
-        <w:rPr>
-          <w:rFonts w:ascii="Times New Roman" w:hAnsi="Times New Roman" w:cs="Times New Roman"/>
-          <w:sz w:val="28"/>
-          <w:szCs w:val="28"/>
-        </w:rPr>
-      </w:pPr>
-      <w:r>
-        <w:rPr>
-          <w:rFonts w:ascii="Times New Roman" w:hAnsi="Times New Roman" w:cs="Times New Roman"/>
-          <w:sz w:val="28"/>
-          <w:szCs w:val="28"/>
-        </w:rPr>
-        <w:t>Дополнительные требования по сохранности информации при авариях не предъявляются.</w:t>
-      </w:r>
-    </w:p>
-    <w:p>
-      <w:pPr>
-        <w:pStyle w:val="31"/>
-        <w:ind w:firstLine="709"/>
-        <w:jc w:val="both"/>
-      </w:pPr>
-      <w:bookmarkStart w:id="19" w:name="_Toc240410943"/>
-      <w:r>
-        <w:lastRenderedPageBreak/>
-        <w:t>3.1.10 Требования к защите от влияния внешних воздействий</w:t>
-      </w:r>
-      <w:bookmarkEnd w:id="19"/>
-    </w:p>
-    <w:p>
-      <w:pPr>
-        <w:spacing w:after="0" w:line="360" w:lineRule="auto"/>
-        <w:ind w:firstLine="709"/>
-        <w:jc w:val="both"/>
-        <w:rPr>
-          <w:rFonts w:ascii="Times New Roman" w:hAnsi="Times New Roman" w:cs="Times New Roman"/>
-          <w:sz w:val="28"/>
-          <w:szCs w:val="28"/>
-        </w:rPr>
-      </w:pPr>
-      <w:r>
-        <w:rPr>
-          <w:rFonts w:ascii="Times New Roman" w:hAnsi="Times New Roman" w:cs="Times New Roman"/>
-          <w:sz w:val="28"/>
-          <w:szCs w:val="28"/>
-        </w:rPr>
-        <w:t>Дополнительные требования к защите от влияния внешних воздействий не предъявляются.</w:t>
-      </w:r>
-    </w:p>
-    <w:p>
-      <w:pPr>
-        <w:pStyle w:val="31"/>
-        <w:ind w:firstLine="709"/>
-        <w:jc w:val="both"/>
-      </w:pPr>
-      <w:bookmarkStart w:id="20" w:name="_Toc240410944"/>
-      <w:r>
-        <w:t>3.1.11 Требования к патентной чистоте</w:t>
-      </w:r>
-      <w:bookmarkEnd w:id="20"/>
-    </w:p>
-    <w:p>
-      <w:pPr>
-        <w:spacing w:after="0" w:line="360" w:lineRule="auto"/>
-        <w:ind w:firstLine="709"/>
-        <w:jc w:val="both"/>
-        <w:rPr>
-          <w:rFonts w:ascii="Times New Roman" w:hAnsi="Times New Roman" w:cs="Times New Roman"/>
-          <w:sz w:val="28"/>
-          <w:szCs w:val="28"/>
-        </w:rPr>
-      </w:pPr>
-      <w:r>
-        <w:rPr>
-          <w:rFonts w:ascii="Times New Roman" w:hAnsi="Times New Roman" w:cs="Times New Roman"/>
-          <w:sz w:val="28"/>
-          <w:szCs w:val="28"/>
-        </w:rPr>
-        <w:t>Дополнительные требования к патентной чистоте не предъявляются.</w:t>
-      </w:r>
-    </w:p>
-    <w:p>
-      <w:pPr>
-        <w:pStyle w:val="31"/>
-        <w:ind w:firstLine="709"/>
-        <w:jc w:val="both"/>
-      </w:pPr>
-      <w:bookmarkStart w:id="21" w:name="_Toc240410945"/>
-      <w:r>
-        <w:t>3.1.12 Требования по стандартизации и унификации</w:t>
-      </w:r>
-      <w:bookmarkEnd w:id="21"/>
-    </w:p>
-    <w:p>
-      <w:pPr>
-        <w:spacing w:after="0" w:line="360" w:lineRule="auto"/>
-        <w:ind w:firstLine="709"/>
-        <w:jc w:val="both"/>
-        <w:rPr>
-          <w:rFonts w:ascii="Times New Roman" w:hAnsi="Times New Roman" w:cs="Times New Roman"/>
-          <w:sz w:val="28"/>
-          <w:szCs w:val="28"/>
-        </w:rPr>
-      </w:pPr>
-      <w:r>
-        <w:rPr>
-          <w:rFonts w:ascii="Times New Roman" w:hAnsi="Times New Roman" w:cs="Times New Roman"/>
-          <w:sz w:val="28"/>
-          <w:szCs w:val="28"/>
-        </w:rPr>
-        <w:t>Разработка системы должна осуществляться в рамках рекомендаций по стандартизации Р 50-54-38-88 «Общесистемное ядро САПР машиностроительного применения. Общие требования».</w:t>
-      </w:r>
-    </w:p>
-    <w:p>
-      <w:pPr>
-        <w:spacing w:after="0" w:line="360" w:lineRule="auto"/>
-        <w:jc w:val="both"/>
-        <w:rPr>
-          <w:rFonts w:ascii="Times New Roman" w:hAnsi="Times New Roman" w:cs="Times New Roman"/>
-          <w:sz w:val="28"/>
-          <w:szCs w:val="28"/>
-        </w:rPr>
-      </w:pPr>
-    </w:p>
-    <w:p>
-      <w:pPr>
-        <w:pStyle w:val="2"/>
-        <w:rPr>
+        <w:t xml:space="preserve">, </w:t>
+      </w:r>
+      <w:r>
+        <w:rPr>
+          <w:rFonts w:ascii="Times New Roman" w:hAnsi="Times New Roman" w:cs="Times New Roman"/>
           <w:b/>
           <w:bCs/>
-        </w:rPr>
-      </w:pPr>
-      <w:bookmarkStart w:id="22" w:name="_Toc240410946"/>
-      <w:r>
-        <w:rPr>
+          <w:sz w:val="28"/>
+          <w:szCs w:val="28"/>
+        </w:rPr>
+        <w:t xml:space="preserve">h и </w:t>
+      </w:r>
+      <w:r>
+        <w:rPr>
+          <w:rFonts w:ascii="Times New Roman" w:hAnsi="Times New Roman" w:cs="Times New Roman"/>
           <w:b/>
           <w:bCs/>
-        </w:rPr>
-        <w:t>3.2 Требования к функциям (задачам), выполняемым АС</w:t>
-      </w:r>
-      <w:bookmarkEnd w:id="22"/>
-    </w:p>
-    <w:p>
-      <w:pPr>
-        <w:spacing w:after="0"/>
-      </w:pPr>
-    </w:p>
-    <w:p>
-      <w:pPr>
-        <w:pStyle w:val="31"/>
-        <w:ind w:firstLine="709"/>
-        <w:jc w:val="both"/>
-      </w:pPr>
-      <w:bookmarkStart w:id="23" w:name="_Toc240410947"/>
-      <w:r>
-        <w:t>3.2.1 Перечень функций, задач или их комплексов</w:t>
-      </w:r>
-      <w:bookmarkEnd w:id="23"/>
-    </w:p>
-    <w:p>
-      <w:pPr>
-        <w:spacing w:after="0" w:line="360" w:lineRule="auto"/>
-        <w:ind w:firstLine="709"/>
-        <w:jc w:val="both"/>
-        <w:rPr>
-          <w:rFonts w:ascii="Times New Roman" w:hAnsi="Times New Roman" w:cs="Times New Roman"/>
-          <w:sz w:val="28"/>
-          <w:szCs w:val="28"/>
-        </w:rPr>
-      </w:pPr>
-      <w:commentRangeStart w:id="44"/>
-      <w:r>
-        <w:rPr>
-          <w:rFonts w:ascii="Times New Roman" w:hAnsi="Times New Roman" w:cs="Times New Roman"/>
-          <w:sz w:val="28"/>
-          <w:szCs w:val="28"/>
-        </w:rPr>
-        <w:t>Опора с пазом — деталь, представляющая собой прямоугольную плиту с двумя сквозными крепёжными отверстиями и Т-образным пазом для крепления других элементов. Опора обычно состоит из основания, крепёжных отверстий и паза.</w:t>
-      </w:r>
-      <w:commentRangeEnd w:id="44"/>
-      <w:r>
-        <w:rPr>
-          <w:rStyle w:val="CommentReference"/>
-        </w:rPr>
-        <w:commentReference w:id="44"/>
-      </w:r>
-    </w:p>
-    <w:p>
-      <w:pPr>
-        <w:spacing w:after="0" w:line="360" w:lineRule="auto"/>
-        <w:ind w:firstLine="709"/>
-        <w:jc w:val="both"/>
-        <w:rPr>
-          <w:rFonts w:ascii="Times New Roman" w:hAnsi="Times New Roman" w:cs="Times New Roman"/>
-          <w:sz w:val="28"/>
-          <w:szCs w:val="28"/>
-        </w:rPr>
-      </w:pPr>
-      <w:r>
-        <w:rPr>
-          <w:rFonts w:ascii="Times New Roman" w:hAnsi="Times New Roman" w:cs="Times New Roman"/>
-          <w:sz w:val="28"/>
-          <w:szCs w:val="28"/>
-        </w:rPr>
-        <w:t>Плагин должен обеспечивать выполнение следующих функций:</w:t>
-      </w:r>
-    </w:p>
-    <w:p>
-      <w:pPr>
-        <w:spacing w:after="0" w:line="360" w:lineRule="auto"/>
-        <w:ind w:firstLine="709"/>
-        <w:jc w:val="both"/>
-        <w:rPr>
-          <w:rFonts w:ascii="Times New Roman" w:hAnsi="Times New Roman" w:cs="Times New Roman"/>
-          <w:sz w:val="28"/>
-          <w:szCs w:val="28"/>
-        </w:rPr>
-      </w:pPr>
-      <w:commentRangeStart w:id="39"/>
-      <w:r>
-        <w:rPr>
-          <w:rFonts w:ascii="Times New Roman" w:hAnsi="Times New Roman" w:cs="Times New Roman"/>
-          <w:sz w:val="28"/>
-          <w:szCs w:val="28"/>
-        </w:rPr>
-        <w:t>– ввод значений параметров L, W, H, D, P через поля ввода</w:t>
-      </w:r>
-      <w:r>
-        <w:rPr>
-          <w:rFonts w:ascii="Times New Roman" w:hAnsi="Times New Roman" w:cs="Times New Roman"/>
-          <w:sz w:val="28"/>
-          <w:szCs w:val="28"/>
-        </w:rPr>
-        <w:t>;</w:t>
-      </w:r>
-      <w:commentRangeEnd w:id="39"/>
-      <w:r>
-        <w:rPr>
-          <w:rStyle w:val="CommentReference"/>
-        </w:rPr>
-        <w:commentReference w:id="39"/>
-      </w:r>
-    </w:p>
-    <w:p>
-      <w:pPr>
-        <w:spacing w:after="0" w:line="360" w:lineRule="auto"/>
-        <w:ind w:firstLine="709"/>
-        <w:jc w:val="both"/>
-        <w:rPr>
-          <w:rFonts w:ascii="Times New Roman" w:hAnsi="Times New Roman" w:cs="Times New Roman"/>
-          <w:sz w:val="28"/>
-          <w:szCs w:val="28"/>
-        </w:rPr>
-      </w:pPr>
-      <w:r>
-        <w:rPr>
-          <w:rFonts w:ascii="Times New Roman" w:hAnsi="Times New Roman" w:cs="Times New Roman"/>
-          <w:sz w:val="28"/>
-          <w:szCs w:val="28"/>
-        </w:rPr>
-        <w:t>– валидация введённых значений с учётом зависимостей между D и P;</w:t>
-      </w:r>
-    </w:p>
-    <w:p>
-      <w:pPr>
-        <w:spacing w:after="0" w:line="360" w:lineRule="auto"/>
-        <w:ind w:firstLine="709"/>
-        <w:jc w:val="both"/>
-        <w:rPr>
-          <w:rFonts w:ascii="Times New Roman" w:hAnsi="Times New Roman" w:cs="Times New Roman"/>
-          <w:sz w:val="28"/>
-          <w:szCs w:val="28"/>
-        </w:rPr>
-      </w:pPr>
-      <w:r>
-        <w:rPr>
-          <w:rFonts w:ascii="Times New Roman" w:hAnsi="Times New Roman" w:cs="Times New Roman"/>
-          <w:sz w:val="28"/>
-          <w:szCs w:val="28"/>
-        </w:rPr>
-        <w:t>– отображение сообщений об ошибках при некорректном вводе;</w:t>
-      </w:r>
-    </w:p>
-    <w:p>
-      <w:pPr>
-        <w:spacing w:after="0" w:line="360" w:lineRule="auto"/>
-        <w:ind w:firstLine="709"/>
-        <w:jc w:val="both"/>
-        <w:rPr>
-          <w:rFonts w:ascii="Times New Roman" w:hAnsi="Times New Roman" w:cs="Times New Roman"/>
-          <w:sz w:val="28"/>
-          <w:szCs w:val="28"/>
-        </w:rPr>
-      </w:pPr>
-      <w:r>
-        <w:rPr>
-          <w:rFonts w:ascii="Times New Roman" w:hAnsi="Times New Roman" w:cs="Times New Roman"/>
-          <w:sz w:val="28"/>
-          <w:szCs w:val="28"/>
-        </w:rPr>
-        <w:t>– построение 3D-модели опоры с пазом в САПР КОМПАС-3D по заданным параметрам;</w:t>
-      </w:r>
-    </w:p>
-    <w:p>
-      <w:pPr>
-        <w:spacing w:after="0" w:line="360" w:lineRule="auto"/>
-        <w:ind w:firstLine="709"/>
-        <w:jc w:val="both"/>
-        <w:rPr>
-          <w:rFonts w:ascii="Times New Roman" w:hAnsi="Times New Roman" w:cs="Times New Roman"/>
-          <w:sz w:val="28"/>
-          <w:szCs w:val="28"/>
-        </w:rPr>
-      </w:pPr>
-      <w:r>
-        <w:rPr>
-          <w:rFonts w:ascii="Times New Roman" w:hAnsi="Times New Roman" w:cs="Times New Roman"/>
-          <w:sz w:val="28"/>
-          <w:szCs w:val="28"/>
-        </w:rPr>
-        <w:t>– сохранение полученной модели в формате КОМПАС-3D</w:t>
-      </w:r>
-      <w:r>
-        <w:rPr>
-          <w:rFonts w:ascii="Times New Roman" w:hAnsi="Times New Roman" w:cs="Times New Roman"/>
-          <w:sz w:val="28"/>
-          <w:szCs w:val="28"/>
-        </w:rPr>
-        <w:t>.</w:t>
-      </w:r>
-    </w:p>
-    <w:p>
-      <w:pPr>
-        <w:spacing w:after="0" w:line="360" w:lineRule="auto"/>
-        <w:ind w:firstLine="709"/>
-        <w:jc w:val="both"/>
+          <w:sz w:val="28"/>
+          <w:szCs w:val="28"/>
+          <w:lang w:val="en-US"/>
+        </w:rPr>
+        <w:t>d</w:t>
+      </w:r>
+    </w:p>
+    <w:p>
+      <w:pPr>
+        <w:spacing w:after="0" w:line="360" w:lineRule="auto"/>
+        <w:ind w:firstLine="709"/>
+        <w:jc w:val="both"/>
+        <w:rPr>
+          <w:rFonts w:ascii="Times New Roman" w:hAnsi="Times New Roman" w:cs="Times New Roman"/>
+          <w:sz w:val="28"/>
+          <w:szCs w:val="28"/>
+        </w:rPr>
+      </w:pPr>
+      <w:r>
+        <w:rPr>
+          <w:rFonts w:ascii="Times New Roman" w:hAnsi="Times New Roman" w:cs="Times New Roman"/>
+          <w:sz w:val="28"/>
+          <w:szCs w:val="28"/>
+        </w:rPr>
+        <w:t>Параметры p, h и d являются зависимыми. Их зависимость выражается следующими условиями:</w:t>
+      </w:r>
+      <w:r>
+        <w:rPr>
+          <w:rFonts w:ascii="Times New Roman" w:hAnsi="Times New Roman" w:cs="Times New Roman"/>
+          <w:sz w:val="28"/>
+          <w:szCs w:val="28"/>
+        </w:rPr>
+        <w:t>3.1.1</w:t>
+      </w:r>
+    </w:p>
+    <w:p>
+      <w:pPr>
+        <w:spacing w:after="0" w:line="360" w:lineRule="auto"/>
+        <w:ind w:firstLine="709"/>
+        <w:jc w:val="both"/>
+        <w:rPr>
+          <w:rFonts w:ascii="Times New Roman" w:hAnsi="Times New Roman" w:cs="Times New Roman"/>
+          <w:sz w:val="28"/>
+          <w:szCs w:val="28"/>
+        </w:rPr>
+      </w:pPr>
+      <w:r>
+        <w:rPr>
+          <w:rFonts w:ascii="Times New Roman" w:hAnsi="Times New Roman" w:cs="Times New Roman"/>
+          <w:sz w:val="28"/>
+          <w:szCs w:val="28"/>
+        </w:rPr>
+        <w:t xml:space="preserve">– длина паза </w:t>
+      </w:r>
+      <w:r>
+        <w:rPr>
+          <w:rFonts w:ascii="Times New Roman" w:hAnsi="Times New Roman" w:cs="Times New Roman"/>
+          <w:sz w:val="28"/>
+          <w:szCs w:val="28"/>
+          <w:lang w:val="en-US"/>
+        </w:rPr>
+        <w:t>d</w:t>
+      </w:r>
+      <w:r>
+        <w:rPr>
+          <w:rFonts w:ascii="Times New Roman" w:hAnsi="Times New Roman" w:cs="Times New Roman"/>
+          <w:sz w:val="28"/>
+          <w:szCs w:val="28"/>
+        </w:rPr>
+        <w:t xml:space="preserve"> не должна выходить за боковые грани опоры с учётом минимального отступа M₁: </w:t>
+      </w:r>
+      <w:r>
         <w:rPr>
           <w:rFonts w:ascii="Times New Roman" w:hAnsi="Times New Roman" w:cs="Times New Roman"/>
           <w:b/>
           <w:bCs/>
           <w:sz w:val="28"/>
           <w:szCs w:val="28"/>
-        </w:rPr>
-      </w:pPr>
-    </w:p>
-    <w:p>
-      <w:pPr>
-        <w:pStyle w:val="2"/>
-        <w:rPr>
+          <w:lang w:val="en-US"/>
+        </w:rPr>
+        <w:t>d</w:t>
+      </w:r>
+      <w:r>
+        <w:rPr>
+          <w:rFonts w:ascii="Times New Roman" w:hAnsi="Times New Roman" w:cs="Times New Roman"/>
           <w:b/>
           <w:bCs/>
-        </w:rPr>
-      </w:pPr>
-      <w:bookmarkStart w:id="24" w:name="_Toc240410948"/>
-      <w:r>
-        <w:rPr>
+          <w:sz w:val="28"/>
+          <w:szCs w:val="28"/>
+        </w:rPr>
+        <w:t xml:space="preserve"> ≤ L − 2·M₁</w:t>
+      </w:r>
+      <w:r>
+        <w:rPr>
+          <w:rFonts w:ascii="Times New Roman" w:hAnsi="Times New Roman" w:cs="Times New Roman"/>
+          <w:sz w:val="28"/>
+          <w:szCs w:val="28"/>
+        </w:rPr>
+        <w:t>, где M₁ = 10 мм;</w:t>
+      </w:r>
+    </w:p>
+    <w:p>
+      <w:pPr>
+        <w:spacing w:after="0" w:line="360" w:lineRule="auto"/>
+        <w:ind w:firstLine="709"/>
+        <w:jc w:val="both"/>
+        <w:rPr>
+          <w:rFonts w:ascii="Times New Roman" w:hAnsi="Times New Roman" w:cs="Times New Roman"/>
+          <w:sz w:val="28"/>
+          <w:szCs w:val="28"/>
+        </w:rPr>
+      </w:pPr>
+      <w:r>
+        <w:rPr>
+          <w:rFonts w:ascii="Times New Roman" w:hAnsi="Times New Roman" w:cs="Times New Roman"/>
+          <w:sz w:val="28"/>
+          <w:szCs w:val="28"/>
+        </w:rPr>
+        <w:t xml:space="preserve">– высота паза h не должна выходить за верхнюю и нижнюю грани опоры с учётом минимального отступа M₂: </w:t>
+      </w:r>
+      <w:r>
+        <w:rPr>
+          <w:rFonts w:ascii="Times New Roman" w:hAnsi="Times New Roman" w:cs="Times New Roman"/>
           <w:b/>
           <w:bCs/>
+          <w:sz w:val="28"/>
+          <w:szCs w:val="28"/>
+        </w:rPr>
+        <w:t>h ≤ H − 2·M₂</w:t>
+      </w:r>
+      <w:r>
+        <w:rPr>
+          <w:rFonts w:ascii="Times New Roman" w:hAnsi="Times New Roman" w:cs="Times New Roman"/>
+          <w:sz w:val="28"/>
+          <w:szCs w:val="28"/>
+        </w:rPr>
+        <w:t>, где M₂ = 20 мм;</w:t>
+      </w:r>
+    </w:p>
+    <w:p>
+      <w:pPr>
+        <w:spacing w:after="0" w:line="360" w:lineRule="auto"/>
+        <w:ind w:firstLine="709"/>
+        <w:jc w:val="both"/>
+        <w:rPr>
+          <w:rFonts w:ascii="Times New Roman" w:hAnsi="Times New Roman" w:cs="Times New Roman"/>
+          <w:sz w:val="28"/>
+          <w:szCs w:val="28"/>
+        </w:rPr>
+      </w:pPr>
+      <w:r>
+        <w:rPr>
+          <w:rFonts w:ascii="Times New Roman" w:hAnsi="Times New Roman" w:cs="Times New Roman"/>
+          <w:sz w:val="28"/>
+          <w:szCs w:val="28"/>
+        </w:rPr>
+        <w:t xml:space="preserve">– глубина паза </w:t>
+      </w:r>
+      <w:r>
+        <w:rPr>
+          <w:rFonts w:ascii="Times New Roman" w:hAnsi="Times New Roman" w:cs="Times New Roman"/>
+          <w:sz w:val="28"/>
+          <w:szCs w:val="28"/>
+          <w:lang w:val="en-US"/>
+        </w:rPr>
+        <w:t>p</w:t>
+      </w:r>
+      <w:r>
+        <w:rPr>
+          <w:rFonts w:ascii="Times New Roman" w:hAnsi="Times New Roman" w:cs="Times New Roman"/>
+          <w:sz w:val="28"/>
+          <w:szCs w:val="28"/>
+        </w:rPr>
+        <w:t xml:space="preserve"> не должна выходить за заднюю грань опоры с учётом минимальной остаточной стенки M₃: </w:t>
+      </w:r>
+      <w:r>
+        <w:rPr>
+          <w:rFonts w:ascii="Times New Roman" w:hAnsi="Times New Roman" w:cs="Times New Roman"/>
+          <w:b/>
+          <w:bCs/>
+          <w:sz w:val="28"/>
+          <w:szCs w:val="28"/>
+          <w:lang w:val="en-US"/>
+        </w:rPr>
+        <w:t>p</w:t>
+      </w:r>
+      <w:r>
+        <w:rPr>
+          <w:rFonts w:ascii="Times New Roman" w:hAnsi="Times New Roman" w:cs="Times New Roman"/>
+          <w:b/>
+          <w:bCs/>
+          <w:sz w:val="28"/>
+          <w:szCs w:val="28"/>
+        </w:rPr>
+        <w:t xml:space="preserve"> ≤ W − M₃</w:t>
+      </w:r>
+      <w:r>
+        <w:rPr>
+          <w:rFonts w:ascii="Times New Roman" w:hAnsi="Times New Roman" w:cs="Times New Roman"/>
+          <w:sz w:val="28"/>
+          <w:szCs w:val="28"/>
+        </w:rPr>
+        <w:t>, где M₃ = 10 мм.</w:t>
+      </w:r>
+      <w:r>
+        <w:rPr>
+          <w:rFonts w:ascii="Times New Roman" w:hAnsi="Times New Roman" w:cs="Times New Roman"/>
+          <w:sz w:val="28"/>
+          <w:szCs w:val="28"/>
+        </w:rPr>
+        <w:t xml:space="preserve"> </w:t>
+      </w:r>
+    </w:p>
+    <w:p>
+      <w:pPr>
+        <w:spacing w:after="0" w:line="360" w:lineRule="auto"/>
+        <w:ind w:firstLine="709"/>
+        <w:jc w:val="both"/>
+        <w:rPr>
+          <w:rFonts w:ascii="Times New Roman" w:hAnsi="Times New Roman" w:cs="Times New Roman"/>
+          <w:sz w:val="28"/>
+          <w:szCs w:val="28"/>
+        </w:rPr>
+      </w:pPr>
+      <w:r>
+        <w:rPr>
+          <w:rFonts w:ascii="Times New Roman" w:hAnsi="Times New Roman" w:cs="Times New Roman"/>
+          <w:sz w:val="28"/>
+          <w:szCs w:val="28"/>
+        </w:rPr>
+        <w:lastRenderedPageBreak/>
+        <w:t>Если пользователь введёт значение p, h или d, которое не будет удовлетворять данным выражениям, то должна появиться ошибка валидации с указанием допустимого диапазона.</w:t>
+      </w:r>
+    </w:p>
+    <w:p>
+      <w:pPr>
+        <w:spacing w:after="0" w:line="360" w:lineRule="auto"/>
+        <w:ind w:firstLine="709"/>
+        <w:jc w:val="both"/>
+        <w:rPr>
+          <w:rFonts w:ascii="Times New Roman" w:hAnsi="Times New Roman" w:cs="Times New Roman"/>
+          <w:sz w:val="28"/>
+          <w:szCs w:val="28"/>
+        </w:rPr>
+      </w:pPr>
+      <w:r>
+        <w:rPr>
+          <w:rFonts w:ascii="Times New Roman" w:hAnsi="Times New Roman" w:cs="Times New Roman"/>
+          <w:b/>
+          <w:bCs/>
+          <w:sz w:val="28"/>
+          <w:szCs w:val="28"/>
+        </w:rPr>
+        <w:t>Пример проверки зависимости:</w:t>
+      </w:r>
+    </w:p>
+    <w:p>
+      <w:pPr>
+        <w:spacing w:after="0" w:line="360" w:lineRule="auto"/>
+        <w:ind w:firstLine="709"/>
+        <w:jc w:val="both"/>
+        <w:rPr>
+          <w:rFonts w:ascii="Times New Roman" w:hAnsi="Times New Roman" w:cs="Times New Roman"/>
+          <w:sz w:val="28"/>
+          <w:szCs w:val="28"/>
+        </w:rPr>
+      </w:pPr>
+      <w:r>
+        <w:rPr>
+          <w:rFonts w:ascii="Times New Roman" w:hAnsi="Times New Roman" w:cs="Times New Roman"/>
+          <w:sz w:val="28"/>
+          <w:szCs w:val="28"/>
+        </w:rPr>
+        <w:t>Изначально указаны параметры:</w:t>
+      </w:r>
+    </w:p>
+    <w:p>
+      <w:pPr>
+        <w:spacing w:after="0" w:line="360" w:lineRule="auto"/>
+        <w:ind w:firstLine="709"/>
+        <w:jc w:val="both"/>
+        <w:rPr>
+          <w:rFonts w:ascii="Times New Roman" w:hAnsi="Times New Roman" w:cs="Times New Roman"/>
+          <w:sz w:val="28"/>
+          <w:szCs w:val="28"/>
+        </w:rPr>
+      </w:pPr>
+      <w:r>
+        <w:rPr>
+          <w:rFonts w:ascii="Times New Roman" w:hAnsi="Times New Roman" w:cs="Times New Roman"/>
+          <w:sz w:val="28"/>
+          <w:szCs w:val="28"/>
+        </w:rPr>
+        <w:t xml:space="preserve">L = 80 мм, </w:t>
+      </w:r>
+      <w:r>
+        <w:rPr>
+          <w:rFonts w:ascii="Times New Roman" w:hAnsi="Times New Roman" w:cs="Times New Roman"/>
+          <w:sz w:val="28"/>
+          <w:szCs w:val="28"/>
+          <w:lang w:val="en-US"/>
+        </w:rPr>
+        <w:t>d</w:t>
+      </w:r>
+      <w:r>
+        <w:rPr>
+          <w:rFonts w:ascii="Times New Roman" w:hAnsi="Times New Roman" w:cs="Times New Roman"/>
+          <w:sz w:val="28"/>
+          <w:szCs w:val="28"/>
+        </w:rPr>
+        <w:t xml:space="preserve"> = 60 мм,</w:t>
+      </w:r>
+      <w:r>
+        <w:rPr>
+          <w:rFonts w:ascii="Times New Roman" w:hAnsi="Times New Roman" w:cs="Times New Roman"/>
+          <w:sz w:val="28"/>
+          <w:szCs w:val="28"/>
+        </w:rPr>
+        <w:t xml:space="preserve"> </w:t>
+      </w:r>
+      <w:r>
+        <w:rPr>
+          <w:rFonts w:ascii="Times New Roman" w:hAnsi="Times New Roman" w:cs="Times New Roman"/>
+          <w:sz w:val="28"/>
+          <w:szCs w:val="28"/>
+        </w:rPr>
+        <w:t>H = 100 мм, h = 50 мм,</w:t>
+      </w:r>
+      <w:r>
+        <w:rPr>
+          <w:rFonts w:ascii="Times New Roman" w:hAnsi="Times New Roman" w:cs="Times New Roman"/>
+          <w:sz w:val="28"/>
+          <w:szCs w:val="28"/>
+        </w:rPr>
+        <w:t xml:space="preserve"> </w:t>
+      </w:r>
+      <w:r>
+        <w:rPr>
+          <w:rFonts w:ascii="Times New Roman" w:hAnsi="Times New Roman" w:cs="Times New Roman"/>
+          <w:sz w:val="28"/>
+          <w:szCs w:val="28"/>
+        </w:rPr>
+        <w:t xml:space="preserve">W = 50 мм, </w:t>
+      </w:r>
+      <w:r>
+        <w:rPr>
+          <w:rFonts w:ascii="Times New Roman" w:hAnsi="Times New Roman" w:cs="Times New Roman"/>
+          <w:sz w:val="28"/>
+          <w:szCs w:val="28"/>
+          <w:lang w:val="en-US"/>
+        </w:rPr>
+        <w:t>p</w:t>
+      </w:r>
+      <w:r>
+        <w:rPr>
+          <w:rFonts w:ascii="Times New Roman" w:hAnsi="Times New Roman" w:cs="Times New Roman"/>
+          <w:sz w:val="28"/>
+          <w:szCs w:val="28"/>
+        </w:rPr>
+        <w:t xml:space="preserve"> = </w:t>
+      </w:r>
+      <w:r>
+        <w:rPr>
+          <w:rFonts w:ascii="Times New Roman" w:hAnsi="Times New Roman" w:cs="Times New Roman"/>
+          <w:sz w:val="28"/>
+          <w:szCs w:val="28"/>
+        </w:rPr>
+        <w:t>40</w:t>
+      </w:r>
+      <w:r>
+        <w:rPr>
+          <w:rFonts w:ascii="Times New Roman" w:hAnsi="Times New Roman" w:cs="Times New Roman"/>
+          <w:sz w:val="28"/>
+          <w:szCs w:val="28"/>
+        </w:rPr>
+        <w:t xml:space="preserve"> мм,</w:t>
+      </w:r>
+      <w:r>
+        <w:rPr>
+          <w:rFonts w:ascii="Times New Roman" w:hAnsi="Times New Roman" w:cs="Times New Roman"/>
+          <w:sz w:val="28"/>
+          <w:szCs w:val="28"/>
+        </w:rPr>
+        <w:t xml:space="preserve"> </w:t>
+      </w:r>
+      <w:r>
+        <w:rPr>
+          <w:rFonts w:ascii="Times New Roman" w:hAnsi="Times New Roman" w:cs="Times New Roman"/>
+          <w:sz w:val="28"/>
+          <w:szCs w:val="28"/>
+        </w:rPr>
+        <w:t>M₁ = 10 мм, M₂ = 20 мм, M₃ = 10 мм.</w:t>
+      </w:r>
+    </w:p>
+    <w:p>
+      <w:pPr>
+        <w:spacing w:after="0" w:line="360" w:lineRule="auto"/>
+        <w:ind w:firstLine="708"/>
+        <w:jc w:val="both"/>
+        <w:rPr>
+          <w:rFonts w:ascii="Times New Roman" w:hAnsi="Times New Roman" w:cs="Times New Roman"/>
+          <w:sz w:val="28"/>
+          <w:szCs w:val="28"/>
+        </w:rPr>
+      </w:pPr>
+      <w:r>
+        <w:rPr>
+          <w:rFonts w:ascii="Times New Roman" w:hAnsi="Times New Roman" w:cs="Times New Roman"/>
+          <w:sz w:val="28"/>
+          <w:szCs w:val="28"/>
+        </w:rPr>
+        <w:t>Все параметры находятся в допустимых диапазонах:</w:t>
+      </w:r>
+    </w:p>
+    <w:p>
+      <w:pPr>
+        <w:spacing w:after="0" w:line="360" w:lineRule="auto"/>
+        <w:ind w:firstLine="709"/>
+        <w:jc w:val="both"/>
+        <w:rPr>
+          <w:rFonts w:ascii="Times New Roman" w:hAnsi="Times New Roman" w:cs="Times New Roman"/>
+          <w:sz w:val="28"/>
+          <w:szCs w:val="28"/>
+        </w:rPr>
+      </w:pPr>
+      <w:r>
+        <w:rPr>
+          <w:rFonts w:ascii="Times New Roman" w:hAnsi="Times New Roman" w:cs="Times New Roman"/>
+          <w:sz w:val="28"/>
+          <w:szCs w:val="28"/>
+        </w:rPr>
+        <w:t xml:space="preserve">L </w:t>
+      </w:r>
+      <w:r>
+        <w:rPr>
+          <w:rFonts w:ascii="Cambria Math" w:hAnsi="Cambria Math" w:cs="Cambria Math"/>
+          <w:sz w:val="28"/>
+          <w:szCs w:val="28"/>
+        </w:rPr>
+        <w:t>∈</w:t>
+      </w:r>
+      <w:r>
+        <w:rPr>
+          <w:rFonts w:ascii="Times New Roman" w:hAnsi="Times New Roman" w:cs="Times New Roman"/>
+          <w:sz w:val="28"/>
+          <w:szCs w:val="28"/>
+        </w:rPr>
+        <w:t xml:space="preserve"> [60; 150], </w:t>
+      </w:r>
+      <w:r>
+        <w:rPr>
+          <w:rFonts w:ascii="Times New Roman" w:hAnsi="Times New Roman" w:cs="Times New Roman"/>
+          <w:sz w:val="28"/>
+          <w:szCs w:val="28"/>
+          <w:lang w:val="en-US"/>
+        </w:rPr>
+        <w:t>d</w:t>
+      </w:r>
+      <w:r>
+        <w:rPr>
+          <w:rFonts w:ascii="Times New Roman" w:hAnsi="Times New Roman" w:cs="Times New Roman"/>
+          <w:sz w:val="28"/>
+          <w:szCs w:val="28"/>
+        </w:rPr>
+        <w:t xml:space="preserve"> </w:t>
+      </w:r>
+      <w:r>
+        <w:rPr>
+          <w:rFonts w:ascii="Cambria Math" w:hAnsi="Cambria Math" w:cs="Cambria Math"/>
+          <w:sz w:val="28"/>
+          <w:szCs w:val="28"/>
+        </w:rPr>
+        <w:t>∈</w:t>
+      </w:r>
+      <w:r>
+        <w:rPr>
+          <w:rFonts w:ascii="Times New Roman" w:hAnsi="Times New Roman" w:cs="Times New Roman"/>
+          <w:sz w:val="28"/>
+          <w:szCs w:val="28"/>
+        </w:rPr>
+        <w:t xml:space="preserve"> [20; </w:t>
+      </w:r>
+      <w:r>
+        <w:rPr>
+          <w:rFonts w:ascii="Times New Roman" w:hAnsi="Times New Roman" w:cs="Times New Roman"/>
+          <w:sz w:val="28"/>
+          <w:szCs w:val="28"/>
+        </w:rPr>
+        <w:t>10</w:t>
+      </w:r>
+      <w:r>
+        <w:rPr>
+          <w:rFonts w:ascii="Times New Roman" w:hAnsi="Times New Roman" w:cs="Times New Roman"/>
+          <w:sz w:val="28"/>
+          <w:szCs w:val="28"/>
+        </w:rPr>
+        <w:t xml:space="preserve">0], H </w:t>
+      </w:r>
+      <w:r>
+        <w:rPr>
+          <w:rFonts w:ascii="Cambria Math" w:hAnsi="Cambria Math" w:cs="Cambria Math"/>
+          <w:sz w:val="28"/>
+          <w:szCs w:val="28"/>
+        </w:rPr>
+        <w:t>∈</w:t>
+      </w:r>
+      <w:r>
+        <w:rPr>
+          <w:rFonts w:ascii="Times New Roman" w:hAnsi="Times New Roman" w:cs="Times New Roman"/>
+          <w:sz w:val="28"/>
+          <w:szCs w:val="28"/>
+        </w:rPr>
+        <w:t xml:space="preserve"> [100; 300],</w:t>
+      </w:r>
+    </w:p>
+    <w:p>
+      <w:pPr>
+        <w:spacing w:after="0" w:line="360" w:lineRule="auto"/>
+        <w:ind w:firstLine="708"/>
+        <w:jc w:val="both"/>
+        <w:rPr>
+          <w:rFonts w:ascii="Times New Roman" w:hAnsi="Times New Roman" w:cs="Times New Roman"/>
+          <w:sz w:val="28"/>
+          <w:szCs w:val="28"/>
+        </w:rPr>
+      </w:pPr>
+      <w:r>
+        <w:rPr>
+          <w:rFonts w:ascii="Times New Roman" w:hAnsi="Times New Roman" w:cs="Times New Roman"/>
+          <w:sz w:val="28"/>
+          <w:szCs w:val="28"/>
+        </w:rPr>
+        <w:t xml:space="preserve">h </w:t>
+      </w:r>
+      <w:r>
+        <w:rPr>
+          <w:rFonts w:ascii="Cambria Math" w:hAnsi="Cambria Math" w:cs="Cambria Math"/>
+          <w:sz w:val="28"/>
+          <w:szCs w:val="28"/>
+        </w:rPr>
+        <w:t>∈</w:t>
+      </w:r>
+      <w:r>
+        <w:rPr>
+          <w:rFonts w:ascii="Times New Roman" w:hAnsi="Times New Roman" w:cs="Times New Roman"/>
+          <w:sz w:val="28"/>
+          <w:szCs w:val="28"/>
+        </w:rPr>
+        <w:t xml:space="preserve"> [20; 80], W </w:t>
+      </w:r>
+      <w:r>
+        <w:rPr>
+          <w:rFonts w:ascii="Cambria Math" w:hAnsi="Cambria Math" w:cs="Cambria Math"/>
+          <w:sz w:val="28"/>
+          <w:szCs w:val="28"/>
+        </w:rPr>
+        <w:t>∈</w:t>
+      </w:r>
+      <w:r>
+        <w:rPr>
+          <w:rFonts w:ascii="Times New Roman" w:hAnsi="Times New Roman" w:cs="Times New Roman"/>
+          <w:sz w:val="28"/>
+          <w:szCs w:val="28"/>
+        </w:rPr>
+        <w:t xml:space="preserve"> [</w:t>
+      </w:r>
+      <w:r>
+        <w:rPr>
+          <w:rFonts w:ascii="Times New Roman" w:hAnsi="Times New Roman" w:cs="Times New Roman"/>
+          <w:sz w:val="28"/>
+          <w:szCs w:val="28"/>
+        </w:rPr>
+        <w:t>5</w:t>
+      </w:r>
+      <w:r>
+        <w:rPr>
+          <w:rFonts w:ascii="Times New Roman" w:hAnsi="Times New Roman" w:cs="Times New Roman"/>
+          <w:sz w:val="28"/>
+          <w:szCs w:val="28"/>
+        </w:rPr>
+        <w:t xml:space="preserve">0; 100], </w:t>
+      </w:r>
+      <w:r>
+        <w:rPr>
+          <w:rFonts w:ascii="Times New Roman" w:hAnsi="Times New Roman" w:cs="Times New Roman"/>
+          <w:sz w:val="28"/>
+          <w:szCs w:val="28"/>
+          <w:lang w:val="en-US"/>
+        </w:rPr>
+        <w:t>p</w:t>
+      </w:r>
+      <w:r>
+        <w:rPr>
+          <w:rFonts w:ascii="Times New Roman" w:hAnsi="Times New Roman" w:cs="Times New Roman"/>
+          <w:sz w:val="28"/>
+          <w:szCs w:val="28"/>
+        </w:rPr>
+        <w:t xml:space="preserve"> </w:t>
+      </w:r>
+      <w:r>
+        <w:rPr>
+          <w:rFonts w:ascii="Cambria Math" w:hAnsi="Cambria Math" w:cs="Cambria Math"/>
+          <w:sz w:val="28"/>
+          <w:szCs w:val="28"/>
+        </w:rPr>
+        <w:t>∈</w:t>
+      </w:r>
+      <w:r>
+        <w:rPr>
+          <w:rFonts w:ascii="Times New Roman" w:hAnsi="Times New Roman" w:cs="Times New Roman"/>
+          <w:sz w:val="28"/>
+          <w:szCs w:val="28"/>
+        </w:rPr>
+        <w:t xml:space="preserve"> [20; 80].</w:t>
+      </w:r>
+    </w:p>
+    <w:p>
+      <w:pPr>
+        <w:spacing w:after="0" w:line="360" w:lineRule="auto"/>
+        <w:ind w:firstLine="709"/>
+        <w:jc w:val="both"/>
+        <w:rPr>
+          <w:rFonts w:ascii="Times New Roman" w:hAnsi="Times New Roman" w:cs="Times New Roman"/>
+          <w:sz w:val="28"/>
+          <w:szCs w:val="28"/>
+        </w:rPr>
+      </w:pPr>
+      <w:r>
+        <w:rPr>
+          <w:rFonts w:ascii="Times New Roman" w:hAnsi="Times New Roman" w:cs="Times New Roman"/>
+          <w:sz w:val="28"/>
+          <w:szCs w:val="28"/>
+        </w:rPr>
+        <w:t>Проверка зависимостей:</w:t>
+      </w:r>
+    </w:p>
+    <w:p>
+      <w:pPr>
+        <w:pStyle w:val="a7"/>
+        <w:numPr>
+          <w:ilvl w:val="0"/>
+          <w:numId w:val="13"/>
+        </w:numPr>
+        <w:spacing w:after="0" w:line="360" w:lineRule="auto"/>
+        <w:ind w:left="0" w:firstLine="709"/>
+        <w:jc w:val="both"/>
+        <w:rPr>
+          <w:rFonts w:ascii="Times New Roman" w:hAnsi="Times New Roman" w:cs="Times New Roman"/>
+          <w:sz w:val="28"/>
+          <w:szCs w:val="28"/>
+        </w:rPr>
+      </w:pPr>
+      <w:r>
+        <w:rPr>
+          <w:rFonts w:ascii="Times New Roman" w:hAnsi="Times New Roman" w:cs="Times New Roman"/>
+          <w:sz w:val="28"/>
+          <w:szCs w:val="28"/>
+          <w:lang w:val="en-US"/>
+        </w:rPr>
+        <w:t>d</w:t>
+      </w:r>
+      <w:r>
+        <w:rPr>
+          <w:rFonts w:ascii="Times New Roman" w:hAnsi="Times New Roman" w:cs="Times New Roman"/>
+          <w:sz w:val="28"/>
+          <w:szCs w:val="28"/>
+        </w:rPr>
+        <w:t xml:space="preserve"> ≤ L − 2·M₁:</w:t>
+      </w:r>
+      <w:r>
+        <w:rPr>
+          <w:rFonts w:ascii="Times New Roman" w:hAnsi="Times New Roman" w:cs="Times New Roman"/>
+          <w:sz w:val="28"/>
+          <w:szCs w:val="28"/>
+        </w:rPr>
+        <w:t xml:space="preserve"> </w:t>
+      </w:r>
+      <w:r>
+        <w:rPr>
+          <w:rFonts w:ascii="Times New Roman" w:hAnsi="Times New Roman" w:cs="Times New Roman"/>
+          <w:sz w:val="28"/>
+          <w:szCs w:val="28"/>
+        </w:rPr>
+        <w:t>60 ≤ 80 − 2·10 → 60 ≤ 60 — верно (на грани, но допустимо)</w:t>
+      </w:r>
+      <w:r>
+        <w:rPr>
+          <w:rFonts w:ascii="Times New Roman" w:hAnsi="Times New Roman" w:cs="Times New Roman"/>
+          <w:sz w:val="28"/>
+          <w:szCs w:val="28"/>
+        </w:rPr>
+        <w:t>;</w:t>
+      </w:r>
+    </w:p>
+    <w:p>
+      <w:pPr>
+        <w:pStyle w:val="a7"/>
+        <w:numPr>
+          <w:ilvl w:val="0"/>
+          <w:numId w:val="13"/>
+        </w:numPr>
+        <w:spacing w:after="0" w:line="360" w:lineRule="auto"/>
+        <w:ind w:left="0" w:firstLine="709"/>
+        <w:jc w:val="both"/>
+        <w:rPr>
+          <w:rFonts w:ascii="Times New Roman" w:hAnsi="Times New Roman" w:cs="Times New Roman"/>
+          <w:sz w:val="28"/>
+          <w:szCs w:val="28"/>
+        </w:rPr>
+      </w:pPr>
+      <w:r>
+        <w:rPr>
+          <w:rFonts w:ascii="Times New Roman" w:hAnsi="Times New Roman" w:cs="Times New Roman"/>
+          <w:sz w:val="28"/>
+          <w:szCs w:val="28"/>
+        </w:rPr>
+        <w:t>h ≤ H − 2·M₂:</w:t>
+      </w:r>
+      <w:r>
+        <w:rPr>
+          <w:rFonts w:ascii="Times New Roman" w:hAnsi="Times New Roman" w:cs="Times New Roman"/>
+          <w:sz w:val="28"/>
+          <w:szCs w:val="28"/>
+        </w:rPr>
+        <w:t xml:space="preserve"> </w:t>
+      </w:r>
+      <w:r>
+        <w:rPr>
+          <w:rFonts w:ascii="Times New Roman" w:hAnsi="Times New Roman" w:cs="Times New Roman"/>
+          <w:sz w:val="28"/>
+          <w:szCs w:val="28"/>
+        </w:rPr>
+        <w:t>50 ≤ 100 − 2·20 → 50 ≤ 60 — верно</w:t>
+      </w:r>
+      <w:r>
+        <w:rPr>
+          <w:rFonts w:ascii="Times New Roman" w:hAnsi="Times New Roman" w:cs="Times New Roman"/>
+          <w:sz w:val="28"/>
+          <w:szCs w:val="28"/>
+        </w:rPr>
+        <w:t>;</w:t>
+      </w:r>
+    </w:p>
+    <w:p>
+      <w:pPr>
+        <w:pStyle w:val="a7"/>
+        <w:numPr>
+          <w:ilvl w:val="0"/>
+          <w:numId w:val="13"/>
+        </w:numPr>
+        <w:spacing w:after="0" w:line="360" w:lineRule="auto"/>
+        <w:ind w:left="0" w:firstLine="709"/>
+        <w:jc w:val="both"/>
+        <w:rPr>
+          <w:rFonts w:ascii="Times New Roman" w:hAnsi="Times New Roman" w:cs="Times New Roman"/>
+          <w:sz w:val="28"/>
+          <w:szCs w:val="28"/>
+        </w:rPr>
+      </w:pPr>
+      <w:r>
+        <w:rPr>
+          <w:rFonts w:ascii="Times New Roman" w:hAnsi="Times New Roman" w:cs="Times New Roman"/>
+          <w:sz w:val="28"/>
+          <w:szCs w:val="28"/>
+          <w:lang w:val="en-US"/>
+        </w:rPr>
+        <w:t>p</w:t>
+      </w:r>
+      <w:r>
+        <w:rPr>
+          <w:rFonts w:ascii="Times New Roman" w:hAnsi="Times New Roman" w:cs="Times New Roman"/>
+          <w:sz w:val="28"/>
+          <w:szCs w:val="28"/>
+        </w:rPr>
+        <w:t xml:space="preserve"> ≤ W − M₃:</w:t>
+      </w:r>
+      <w:r>
+        <w:rPr>
+          <w:rFonts w:ascii="Times New Roman" w:hAnsi="Times New Roman" w:cs="Times New Roman"/>
+          <w:sz w:val="28"/>
+          <w:szCs w:val="28"/>
+        </w:rPr>
+        <w:t xml:space="preserve"> </w:t>
+      </w:r>
+      <w:r>
+        <w:rPr>
+          <w:rFonts w:ascii="Times New Roman" w:hAnsi="Times New Roman" w:cs="Times New Roman"/>
+          <w:sz w:val="28"/>
+          <w:szCs w:val="28"/>
+        </w:rPr>
+        <w:t>40</w:t>
+      </w:r>
+      <w:r>
+        <w:rPr>
+          <w:rFonts w:ascii="Times New Roman" w:hAnsi="Times New Roman" w:cs="Times New Roman"/>
+          <w:sz w:val="28"/>
+          <w:szCs w:val="28"/>
+        </w:rPr>
+        <w:t xml:space="preserve"> ≤ 50 − 10 → </w:t>
+      </w:r>
+      <w:r>
+        <w:rPr>
+          <w:rFonts w:ascii="Times New Roman" w:hAnsi="Times New Roman" w:cs="Times New Roman"/>
+          <w:sz w:val="28"/>
+          <w:szCs w:val="28"/>
+        </w:rPr>
+        <w:t>40</w:t>
+      </w:r>
+      <w:r>
+        <w:rPr>
+          <w:rFonts w:ascii="Times New Roman" w:hAnsi="Times New Roman" w:cs="Times New Roman"/>
+          <w:sz w:val="28"/>
+          <w:szCs w:val="28"/>
+        </w:rPr>
+        <w:t xml:space="preserve"> ≤ 40 — верно.</w:t>
+      </w:r>
+    </w:p>
+    <w:p>
+      <w:pPr>
+        <w:spacing w:after="0" w:line="360" w:lineRule="auto"/>
+        <w:ind w:firstLine="709"/>
+        <w:jc w:val="both"/>
+        <w:rPr>
+          <w:rFonts w:ascii="Times New Roman" w:hAnsi="Times New Roman" w:cs="Times New Roman"/>
+          <w:sz w:val="28"/>
+          <w:szCs w:val="28"/>
+        </w:rPr>
+      </w:pPr>
+      <w:r>
+        <w:rPr>
+          <w:rFonts w:ascii="Times New Roman" w:hAnsi="Times New Roman" w:cs="Times New Roman"/>
+          <w:sz w:val="28"/>
+          <w:szCs w:val="28"/>
+        </w:rPr>
+        <w:t xml:space="preserve">Пользователь изменяет значение </w:t>
+      </w:r>
+      <w:r>
+        <w:rPr>
+          <w:rFonts w:ascii="Times New Roman" w:hAnsi="Times New Roman" w:cs="Times New Roman"/>
+          <w:sz w:val="28"/>
+          <w:szCs w:val="28"/>
+          <w:lang w:val="en-US"/>
+        </w:rPr>
+        <w:t>d</w:t>
+      </w:r>
+      <w:r>
+        <w:rPr>
+          <w:rFonts w:ascii="Times New Roman" w:hAnsi="Times New Roman" w:cs="Times New Roman"/>
+          <w:sz w:val="28"/>
+          <w:szCs w:val="28"/>
+        </w:rPr>
+        <w:t xml:space="preserve"> с 60 на 70 мм.</w:t>
+      </w:r>
+    </w:p>
+    <w:p>
+      <w:pPr>
+        <w:spacing w:after="0" w:line="360" w:lineRule="auto"/>
+        <w:ind w:firstLine="709"/>
+        <w:jc w:val="both"/>
+        <w:rPr>
+          <w:rFonts w:ascii="Times New Roman" w:hAnsi="Times New Roman" w:cs="Times New Roman"/>
+          <w:sz w:val="28"/>
+          <w:szCs w:val="28"/>
+        </w:rPr>
+      </w:pPr>
+      <w:r>
+        <w:rPr>
+          <w:rFonts w:ascii="Times New Roman" w:hAnsi="Times New Roman" w:cs="Times New Roman"/>
+          <w:sz w:val="28"/>
+          <w:szCs w:val="28"/>
+        </w:rPr>
+        <w:t xml:space="preserve">При этом p остаётся в своём диапазоне (70 </w:t>
+      </w:r>
+      <w:r>
+        <w:rPr>
+          <w:rFonts w:ascii="Cambria Math" w:hAnsi="Cambria Math" w:cs="Cambria Math"/>
+          <w:sz w:val="28"/>
+          <w:szCs w:val="28"/>
+        </w:rPr>
+        <w:t>∈</w:t>
+      </w:r>
+      <w:r>
+        <w:rPr>
+          <w:rFonts w:ascii="Times New Roman" w:hAnsi="Times New Roman" w:cs="Times New Roman"/>
+          <w:sz w:val="28"/>
+          <w:szCs w:val="28"/>
+        </w:rPr>
+        <w:t xml:space="preserve"> [20; </w:t>
+      </w:r>
+      <w:r>
+        <w:rPr>
+          <w:rFonts w:ascii="Times New Roman" w:hAnsi="Times New Roman" w:cs="Times New Roman"/>
+          <w:sz w:val="28"/>
+          <w:szCs w:val="28"/>
+        </w:rPr>
+        <w:t>10</w:t>
+      </w:r>
+      <w:r>
+        <w:rPr>
+          <w:rFonts w:ascii="Times New Roman" w:hAnsi="Times New Roman" w:cs="Times New Roman"/>
+          <w:sz w:val="28"/>
+          <w:szCs w:val="28"/>
+        </w:rPr>
+        <w:t xml:space="preserve">0]), а L остаётся допустимым (80 </w:t>
+      </w:r>
+      <w:r>
+        <w:rPr>
+          <w:rFonts w:ascii="Cambria Math" w:hAnsi="Cambria Math" w:cs="Cambria Math"/>
+          <w:sz w:val="28"/>
+          <w:szCs w:val="28"/>
+        </w:rPr>
+        <w:t>∈</w:t>
+      </w:r>
+      <w:r>
+        <w:rPr>
+          <w:rFonts w:ascii="Times New Roman" w:hAnsi="Times New Roman" w:cs="Times New Roman"/>
+          <w:sz w:val="28"/>
+          <w:szCs w:val="28"/>
+        </w:rPr>
+        <w:t xml:space="preserve"> [60; 150]),</w:t>
+      </w:r>
+      <w:r>
+        <w:rPr>
+          <w:rFonts w:ascii="Times New Roman" w:hAnsi="Times New Roman" w:cs="Times New Roman"/>
+          <w:sz w:val="28"/>
+          <w:szCs w:val="28"/>
+        </w:rPr>
+        <w:t xml:space="preserve"> </w:t>
+      </w:r>
+      <w:r>
+        <w:rPr>
+          <w:rFonts w:ascii="Times New Roman" w:hAnsi="Times New Roman" w:cs="Times New Roman"/>
+          <w:sz w:val="28"/>
+          <w:szCs w:val="28"/>
+        </w:rPr>
+        <w:t>но проверка зависимости становится неверной:</w:t>
+      </w:r>
+    </w:p>
+    <w:p>
+      <w:pPr>
+        <w:spacing w:after="0" w:line="360" w:lineRule="auto"/>
+        <w:ind w:firstLine="709"/>
+        <w:jc w:val="both"/>
+        <w:rPr>
+          <w:rFonts w:ascii="Times New Roman" w:hAnsi="Times New Roman" w:cs="Times New Roman"/>
+          <w:sz w:val="28"/>
+          <w:szCs w:val="28"/>
+          <w:lang w:val="en-US"/>
+        </w:rPr>
+      </w:pPr>
+      <w:r>
+        <w:rPr>
+          <w:rFonts w:ascii="Times New Roman" w:hAnsi="Times New Roman" w:cs="Times New Roman"/>
+          <w:sz w:val="28"/>
+          <w:szCs w:val="28"/>
+        </w:rPr>
+        <w:t>70 ≤ 80 − 20 → 70 ≤ 60 — неверно.</w:t>
+      </w:r>
+    </w:p>
+    <w:p>
+      <w:pPr>
+        <w:spacing w:after="0" w:line="360" w:lineRule="auto"/>
+        <w:ind w:firstLine="709"/>
+        <w:jc w:val="both"/>
+        <w:rPr>
+          <w:rFonts w:ascii="Times New Roman" w:hAnsi="Times New Roman" w:cs="Times New Roman"/>
+          <w:sz w:val="28"/>
+          <w:szCs w:val="28"/>
+        </w:rPr>
+      </w:pPr>
+      <w:r>
+        <w:rPr>
+          <w:rFonts w:ascii="Times New Roman" w:hAnsi="Times New Roman" w:cs="Times New Roman"/>
+          <w:sz w:val="28"/>
+          <w:szCs w:val="28"/>
+        </w:rPr>
+        <w:t>В интерфейсе должно появиться сообщение о необходимости:</w:t>
+      </w:r>
+    </w:p>
+    <w:p>
+      <w:pPr>
+        <w:spacing w:after="0" w:line="360" w:lineRule="auto"/>
+        <w:ind w:firstLine="709"/>
+        <w:jc w:val="both"/>
+        <w:rPr>
+          <w:rFonts w:ascii="Times New Roman" w:hAnsi="Times New Roman" w:cs="Times New Roman"/>
+          <w:sz w:val="28"/>
+          <w:szCs w:val="28"/>
+        </w:rPr>
+      </w:pPr>
+      <w:r>
+        <w:rPr>
+          <w:rFonts w:ascii="Times New Roman" w:hAnsi="Times New Roman" w:cs="Times New Roman"/>
+          <w:sz w:val="28"/>
+          <w:szCs w:val="28"/>
+        </w:rPr>
+        <w:t xml:space="preserve">— уменьшить </w:t>
+      </w:r>
+      <w:r>
+        <w:rPr>
+          <w:rFonts w:ascii="Times New Roman" w:hAnsi="Times New Roman" w:cs="Times New Roman"/>
+          <w:sz w:val="28"/>
+          <w:szCs w:val="28"/>
+          <w:lang w:val="en-US"/>
+        </w:rPr>
+        <w:t>d</w:t>
+      </w:r>
+      <w:r>
+        <w:rPr>
+          <w:rFonts w:ascii="Times New Roman" w:hAnsi="Times New Roman" w:cs="Times New Roman"/>
+          <w:sz w:val="28"/>
+          <w:szCs w:val="28"/>
+        </w:rPr>
+        <w:t xml:space="preserve"> (</w:t>
+      </w:r>
+      <w:r>
+        <w:rPr>
+          <w:rFonts w:ascii="Times New Roman" w:hAnsi="Times New Roman" w:cs="Times New Roman"/>
+          <w:sz w:val="28"/>
+          <w:szCs w:val="28"/>
+          <w:lang w:val="en-US"/>
+        </w:rPr>
+        <w:t>d</w:t>
+      </w:r>
+      <w:r>
+        <w:rPr>
+          <w:rFonts w:ascii="Times New Roman" w:hAnsi="Times New Roman" w:cs="Times New Roman"/>
+          <w:sz w:val="28"/>
+          <w:szCs w:val="28"/>
+        </w:rPr>
+        <w:t xml:space="preserve"> ≤ 60 мм при L = 80 мм), или</w:t>
+      </w:r>
+    </w:p>
+    <w:p>
+      <w:pPr>
+        <w:spacing w:after="0" w:line="360" w:lineRule="auto"/>
+        <w:ind w:firstLine="709"/>
+        <w:jc w:val="both"/>
+        <w:rPr>
+          <w:rFonts w:ascii="Times New Roman" w:hAnsi="Times New Roman" w:cs="Times New Roman"/>
+          <w:sz w:val="28"/>
+          <w:szCs w:val="28"/>
+          <w:lang w:val="en-US"/>
+        </w:rPr>
+      </w:pPr>
+      <w:r>
+        <w:rPr>
+          <w:rFonts w:ascii="Times New Roman" w:hAnsi="Times New Roman" w:cs="Times New Roman"/>
+          <w:sz w:val="28"/>
+          <w:szCs w:val="28"/>
+        </w:rPr>
+        <w:t xml:space="preserve">— увеличить L (L ≥ </w:t>
+      </w:r>
+      <w:r>
+        <w:rPr>
+          <w:rFonts w:ascii="Times New Roman" w:hAnsi="Times New Roman" w:cs="Times New Roman"/>
+          <w:sz w:val="28"/>
+          <w:szCs w:val="28"/>
+          <w:lang w:val="en-US"/>
+        </w:rPr>
+        <w:t>d</w:t>
+      </w:r>
+      <w:r>
+        <w:rPr>
+          <w:rFonts w:ascii="Times New Roman" w:hAnsi="Times New Roman" w:cs="Times New Roman"/>
+          <w:sz w:val="28"/>
+          <w:szCs w:val="28"/>
+        </w:rPr>
+        <w:t xml:space="preserve"> + 2·M₁ = 70 + 20 = 90 мм).</w:t>
+      </w:r>
+    </w:p>
+    <w:p>
+      <w:pPr>
+        <w:spacing w:after="0" w:line="360" w:lineRule="auto"/>
+        <w:ind w:firstLine="709"/>
+        <w:jc w:val="both"/>
+        <w:rPr>
+          <w:rFonts w:ascii="Times New Roman" w:hAnsi="Times New Roman" w:cs="Times New Roman"/>
+          <w:sz w:val="28"/>
+          <w:szCs w:val="28"/>
+        </w:rPr>
+      </w:pPr>
+      <w:r>
+        <w:rPr>
+          <w:rFonts w:ascii="Times New Roman" w:hAnsi="Times New Roman" w:cs="Times New Roman"/>
+          <w:sz w:val="28"/>
+          <w:szCs w:val="28"/>
+        </w:rPr>
+        <w:t>Пользователь изменяет значение h с 50 на 70 мм.</w:t>
+      </w:r>
+    </w:p>
+    <w:p>
+      <w:pPr>
+        <w:spacing w:after="0" w:line="360" w:lineRule="auto"/>
+        <w:ind w:firstLine="709"/>
+        <w:jc w:val="both"/>
+        <w:rPr>
+          <w:rFonts w:ascii="Times New Roman" w:hAnsi="Times New Roman" w:cs="Times New Roman"/>
+          <w:sz w:val="28"/>
+          <w:szCs w:val="28"/>
+          <w:lang w:val="en-US"/>
+        </w:rPr>
+      </w:pPr>
+      <w:r>
+        <w:rPr>
+          <w:rFonts w:ascii="Times New Roman" w:hAnsi="Times New Roman" w:cs="Times New Roman"/>
+          <w:sz w:val="28"/>
+          <w:szCs w:val="28"/>
+        </w:rPr>
+        <w:t xml:space="preserve">h остаётся в своём диапазоне (70 </w:t>
+      </w:r>
+      <w:r>
+        <w:rPr>
+          <w:rFonts w:ascii="Cambria Math" w:hAnsi="Cambria Math" w:cs="Cambria Math"/>
+          <w:sz w:val="28"/>
+          <w:szCs w:val="28"/>
+        </w:rPr>
+        <w:t>∈</w:t>
+      </w:r>
+      <w:r>
+        <w:rPr>
+          <w:rFonts w:ascii="Times New Roman" w:hAnsi="Times New Roman" w:cs="Times New Roman"/>
+          <w:sz w:val="28"/>
+          <w:szCs w:val="28"/>
+        </w:rPr>
+        <w:t xml:space="preserve"> [20; 80]), H допустим (100 </w:t>
+      </w:r>
+      <w:r>
+        <w:rPr>
+          <w:rFonts w:ascii="Cambria Math" w:hAnsi="Cambria Math" w:cs="Cambria Math"/>
+          <w:sz w:val="28"/>
+          <w:szCs w:val="28"/>
+        </w:rPr>
+        <w:t>∈</w:t>
+      </w:r>
+      <w:r>
+        <w:rPr>
+          <w:rFonts w:ascii="Times New Roman" w:hAnsi="Times New Roman" w:cs="Times New Roman"/>
+          <w:sz w:val="28"/>
+          <w:szCs w:val="28"/>
+        </w:rPr>
+        <w:t xml:space="preserve"> [100; 300]),</w:t>
+      </w:r>
+      <w:r>
+        <w:rPr>
+          <w:rFonts w:ascii="Times New Roman" w:hAnsi="Times New Roman" w:cs="Times New Roman"/>
+          <w:sz w:val="28"/>
+          <w:szCs w:val="28"/>
+        </w:rPr>
+        <w:t xml:space="preserve"> </w:t>
+      </w:r>
+      <w:r>
+        <w:rPr>
+          <w:rFonts w:ascii="Times New Roman" w:hAnsi="Times New Roman" w:cs="Times New Roman"/>
+          <w:sz w:val="28"/>
+          <w:szCs w:val="28"/>
+        </w:rPr>
+        <w:t>но зависимость нарушается:</w:t>
+      </w:r>
+      <w:r>
+        <w:rPr>
+          <w:rFonts w:ascii="Times New Roman" w:hAnsi="Times New Roman" w:cs="Times New Roman"/>
+          <w:sz w:val="28"/>
+          <w:szCs w:val="28"/>
+        </w:rPr>
+        <w:t xml:space="preserve"> </w:t>
+      </w:r>
+      <w:r>
+        <w:rPr>
+          <w:rFonts w:ascii="Times New Roman" w:hAnsi="Times New Roman" w:cs="Times New Roman"/>
+          <w:sz w:val="28"/>
+          <w:szCs w:val="28"/>
+        </w:rPr>
+        <w:t>70 ≤ 100 − 40 → 70 ≤ 60 — неверно.</w:t>
+      </w:r>
+    </w:p>
+    <w:p>
+      <w:pPr>
+        <w:spacing w:after="0" w:line="360" w:lineRule="auto"/>
+        <w:ind w:firstLine="709"/>
+        <w:jc w:val="both"/>
+        <w:rPr>
+          <w:rFonts w:ascii="Times New Roman" w:hAnsi="Times New Roman" w:cs="Times New Roman"/>
+          <w:sz w:val="28"/>
+          <w:szCs w:val="28"/>
+        </w:rPr>
+      </w:pPr>
+    </w:p>
+    <w:p>
+      <w:pPr>
+        <w:spacing w:after="0" w:line="360" w:lineRule="auto"/>
+        <w:ind w:firstLine="709"/>
+        <w:jc w:val="both"/>
+        <w:rPr>
+          <w:rFonts w:ascii="Times New Roman" w:hAnsi="Times New Roman" w:cs="Times New Roman"/>
+          <w:sz w:val="28"/>
+          <w:szCs w:val="28"/>
+        </w:rPr>
+      </w:pPr>
+    </w:p>
+    <w:p>
+      <w:pPr>
+        <w:spacing w:after="0" w:line="360" w:lineRule="auto"/>
+        <w:ind w:firstLine="709"/>
+        <w:jc w:val="both"/>
+        <w:rPr>
+          <w:rFonts w:ascii="Times New Roman" w:hAnsi="Times New Roman" w:cs="Times New Roman"/>
+          <w:sz w:val="28"/>
+          <w:szCs w:val="28"/>
+        </w:rPr>
+      </w:pPr>
+    </w:p>
+    <w:p>
+      <w:pPr>
+        <w:spacing w:after="0" w:line="360" w:lineRule="auto"/>
+        <w:ind w:firstLine="709"/>
+        <w:jc w:val="both"/>
+        <w:rPr>
+          <w:rFonts w:ascii="Times New Roman" w:hAnsi="Times New Roman" w:cs="Times New Roman"/>
+          <w:sz w:val="28"/>
+          <w:szCs w:val="28"/>
+        </w:rPr>
+      </w:pPr>
+    </w:p>
+    <w:p>
+      <w:pPr>
+        <w:spacing w:after="0" w:line="360" w:lineRule="auto"/>
+        <w:ind w:firstLine="709"/>
+        <w:jc w:val="both"/>
+        <w:rPr>
+          <w:rFonts w:ascii="Times New Roman" w:hAnsi="Times New Roman" w:cs="Times New Roman"/>
+          <w:sz w:val="28"/>
+          <w:szCs w:val="28"/>
+        </w:rPr>
+      </w:pPr>
+    </w:p>
+    <w:p>
+      <w:pPr>
+        <w:spacing w:after="0" w:line="360" w:lineRule="auto"/>
+        <w:ind w:firstLine="709"/>
+        <w:jc w:val="both"/>
+        <w:rPr>
+          <w:rFonts w:ascii="Times New Roman" w:hAnsi="Times New Roman" w:cs="Times New Roman"/>
+          <w:sz w:val="28"/>
+          <w:szCs w:val="28"/>
+        </w:rPr>
+      </w:pPr>
+      <w:r>
+        <w:rPr>
+          <w:rFonts w:ascii="Times New Roman" w:hAnsi="Times New Roman" w:cs="Times New Roman"/>
+          <w:sz w:val="28"/>
+          <w:szCs w:val="28"/>
+        </w:rPr>
+        <w:lastRenderedPageBreak/>
+        <w:t>Сообщение:</w:t>
+      </w:r>
+    </w:p>
+    <w:p>
+      <w:pPr>
+        <w:spacing w:after="0" w:line="360" w:lineRule="auto"/>
+        <w:ind w:firstLine="709"/>
+        <w:jc w:val="both"/>
+        <w:rPr>
+          <w:rFonts w:ascii="Times New Roman" w:hAnsi="Times New Roman" w:cs="Times New Roman"/>
+          <w:sz w:val="28"/>
+          <w:szCs w:val="28"/>
+        </w:rPr>
+      </w:pPr>
+      <w:r>
+        <w:rPr>
+          <w:rFonts w:ascii="Times New Roman" w:hAnsi="Times New Roman" w:cs="Times New Roman"/>
+          <w:sz w:val="28"/>
+          <w:szCs w:val="28"/>
+        </w:rPr>
+        <w:t>— уменьшить h (h ≤ 60 мм при H = 100 мм), или</w:t>
+      </w:r>
+    </w:p>
+    <w:p>
+      <w:pPr>
+        <w:spacing w:after="0" w:line="360" w:lineRule="auto"/>
+        <w:ind w:firstLine="709"/>
+        <w:jc w:val="both"/>
+        <w:rPr>
+          <w:rFonts w:ascii="Times New Roman" w:hAnsi="Times New Roman" w:cs="Times New Roman"/>
+          <w:sz w:val="28"/>
+          <w:szCs w:val="28"/>
+          <w:lang w:val="en-US"/>
+        </w:rPr>
+      </w:pPr>
+      <w:r>
+        <w:rPr>
+          <w:rFonts w:ascii="Times New Roman" w:hAnsi="Times New Roman" w:cs="Times New Roman"/>
+          <w:sz w:val="28"/>
+          <w:szCs w:val="28"/>
+        </w:rPr>
+        <w:t>— увеличить H (H ≥ h + 2·M₂ = 70 + 40 = 110 мм).</w:t>
+      </w:r>
+    </w:p>
+    <w:p>
+      <w:pPr>
+        <w:spacing w:after="0" w:line="360" w:lineRule="auto"/>
+        <w:ind w:firstLine="709"/>
+        <w:jc w:val="both"/>
+        <w:rPr>
+          <w:rFonts w:ascii="Times New Roman" w:hAnsi="Times New Roman" w:cs="Times New Roman"/>
+          <w:sz w:val="28"/>
+          <w:szCs w:val="28"/>
+        </w:rPr>
+      </w:pPr>
+      <w:r>
+        <w:rPr>
+          <w:rFonts w:ascii="Times New Roman" w:hAnsi="Times New Roman" w:cs="Times New Roman"/>
+          <w:sz w:val="28"/>
+          <w:szCs w:val="28"/>
+        </w:rPr>
+        <w:t xml:space="preserve">Пользователь изменяет значение </w:t>
+      </w:r>
+      <w:r>
+        <w:rPr>
+          <w:rFonts w:ascii="Times New Roman" w:hAnsi="Times New Roman" w:cs="Times New Roman"/>
+          <w:sz w:val="28"/>
+          <w:szCs w:val="28"/>
+          <w:lang w:val="en-US"/>
+        </w:rPr>
+        <w:t>p</w:t>
+      </w:r>
+      <w:r>
+        <w:rPr>
+          <w:rFonts w:ascii="Times New Roman" w:hAnsi="Times New Roman" w:cs="Times New Roman"/>
+          <w:sz w:val="28"/>
+          <w:szCs w:val="28"/>
+        </w:rPr>
+        <w:t xml:space="preserve"> с </w:t>
+      </w:r>
+      <w:r>
+        <w:rPr>
+          <w:rFonts w:ascii="Times New Roman" w:hAnsi="Times New Roman" w:cs="Times New Roman"/>
+          <w:sz w:val="28"/>
+          <w:szCs w:val="28"/>
+        </w:rPr>
+        <w:t>40</w:t>
+      </w:r>
+      <w:r>
+        <w:rPr>
+          <w:rFonts w:ascii="Times New Roman" w:hAnsi="Times New Roman" w:cs="Times New Roman"/>
+          <w:sz w:val="28"/>
+          <w:szCs w:val="28"/>
+        </w:rPr>
+        <w:t xml:space="preserve"> на 45 мм.</w:t>
+      </w:r>
+    </w:p>
+    <w:p>
+      <w:pPr>
+        <w:spacing w:after="0" w:line="360" w:lineRule="auto"/>
+        <w:ind w:firstLine="709"/>
+        <w:jc w:val="both"/>
+        <w:rPr>
+          <w:rFonts w:ascii="Times New Roman" w:hAnsi="Times New Roman" w:cs="Times New Roman"/>
+          <w:sz w:val="28"/>
+          <w:szCs w:val="28"/>
+        </w:rPr>
+      </w:pPr>
+      <w:r>
+        <w:rPr>
+          <w:rFonts w:ascii="Times New Roman" w:hAnsi="Times New Roman" w:cs="Times New Roman"/>
+          <w:sz w:val="28"/>
+          <w:szCs w:val="28"/>
+          <w:lang w:val="en-US"/>
+        </w:rPr>
+        <w:t>p</w:t>
+      </w:r>
+      <w:r>
+        <w:rPr>
+          <w:rFonts w:ascii="Times New Roman" w:hAnsi="Times New Roman" w:cs="Times New Roman"/>
+          <w:sz w:val="28"/>
+          <w:szCs w:val="28"/>
+        </w:rPr>
+        <w:t xml:space="preserve"> остаётся в своём диапазоне (45 </w:t>
+      </w:r>
+      <w:r>
+        <w:rPr>
+          <w:rFonts w:ascii="Cambria Math" w:hAnsi="Cambria Math" w:cs="Cambria Math"/>
+          <w:sz w:val="28"/>
+          <w:szCs w:val="28"/>
+        </w:rPr>
+        <w:t>∈</w:t>
+      </w:r>
+      <w:r>
+        <w:rPr>
+          <w:rFonts w:ascii="Times New Roman" w:hAnsi="Times New Roman" w:cs="Times New Roman"/>
+          <w:sz w:val="28"/>
+          <w:szCs w:val="28"/>
+        </w:rPr>
+        <w:t xml:space="preserve"> [20; 80]), W допустим (50 </w:t>
+      </w:r>
+      <w:r>
+        <w:rPr>
+          <w:rFonts w:ascii="Cambria Math" w:hAnsi="Cambria Math" w:cs="Cambria Math"/>
+          <w:sz w:val="28"/>
+          <w:szCs w:val="28"/>
+        </w:rPr>
+        <w:t>∈</w:t>
+      </w:r>
+      <w:r>
+        <w:rPr>
+          <w:rFonts w:ascii="Times New Roman" w:hAnsi="Times New Roman" w:cs="Times New Roman"/>
+          <w:sz w:val="28"/>
+          <w:szCs w:val="28"/>
+        </w:rPr>
+        <w:t xml:space="preserve"> [</w:t>
+      </w:r>
+      <w:r>
+        <w:rPr>
+          <w:rFonts w:ascii="Times New Roman" w:hAnsi="Times New Roman" w:cs="Times New Roman"/>
+          <w:sz w:val="28"/>
+          <w:szCs w:val="28"/>
+        </w:rPr>
+        <w:t>5</w:t>
+      </w:r>
+      <w:r>
+        <w:rPr>
+          <w:rFonts w:ascii="Times New Roman" w:hAnsi="Times New Roman" w:cs="Times New Roman"/>
+          <w:sz w:val="28"/>
+          <w:szCs w:val="28"/>
+        </w:rPr>
+        <w:t>0; 100]),</w:t>
+      </w:r>
+    </w:p>
+    <w:p>
+      <w:pPr>
+        <w:spacing w:after="0" w:line="360" w:lineRule="auto"/>
+        <w:ind w:firstLine="709"/>
+        <w:jc w:val="both"/>
+        <w:rPr>
+          <w:rFonts w:ascii="Times New Roman" w:hAnsi="Times New Roman" w:cs="Times New Roman"/>
+          <w:sz w:val="28"/>
+          <w:szCs w:val="28"/>
+        </w:rPr>
+      </w:pPr>
+      <w:r>
+        <w:rPr>
+          <w:rFonts w:ascii="Times New Roman" w:hAnsi="Times New Roman" w:cs="Times New Roman"/>
+          <w:sz w:val="28"/>
+          <w:szCs w:val="28"/>
+        </w:rPr>
+        <w:t>но зависимость нарушается:</w:t>
+      </w:r>
+    </w:p>
+    <w:p>
+      <w:pPr>
+        <w:spacing w:after="0" w:line="360" w:lineRule="auto"/>
+        <w:ind w:firstLine="709"/>
+        <w:jc w:val="both"/>
+        <w:rPr>
+          <w:rFonts w:ascii="Times New Roman" w:hAnsi="Times New Roman" w:cs="Times New Roman"/>
+          <w:sz w:val="28"/>
+          <w:szCs w:val="28"/>
+          <w:lang w:val="en-US"/>
+        </w:rPr>
+      </w:pPr>
+      <w:r>
+        <w:rPr>
+          <w:rFonts w:ascii="Times New Roman" w:hAnsi="Times New Roman" w:cs="Times New Roman"/>
+          <w:sz w:val="28"/>
+          <w:szCs w:val="28"/>
+        </w:rPr>
+        <w:t>45 ≤ 50 − 10 → 45 ≤ 40 — неверно.</w:t>
+      </w:r>
+    </w:p>
+    <w:p>
+      <w:pPr>
+        <w:spacing w:after="0" w:line="360" w:lineRule="auto"/>
+        <w:ind w:firstLine="709"/>
+        <w:jc w:val="both"/>
+        <w:rPr>
+          <w:rFonts w:ascii="Times New Roman" w:hAnsi="Times New Roman" w:cs="Times New Roman"/>
+          <w:sz w:val="28"/>
+          <w:szCs w:val="28"/>
+        </w:rPr>
+      </w:pPr>
+      <w:r>
+        <w:rPr>
+          <w:rFonts w:ascii="Times New Roman" w:hAnsi="Times New Roman" w:cs="Times New Roman"/>
+          <w:sz w:val="28"/>
+          <w:szCs w:val="28"/>
+        </w:rPr>
+        <w:t>Сообщение:</w:t>
+      </w:r>
+    </w:p>
+    <w:p>
+      <w:pPr>
+        <w:spacing w:after="0" w:line="360" w:lineRule="auto"/>
+        <w:ind w:firstLine="709"/>
+        <w:jc w:val="both"/>
+        <w:rPr>
+          <w:rFonts w:ascii="Times New Roman" w:hAnsi="Times New Roman" w:cs="Times New Roman"/>
+          <w:sz w:val="28"/>
+          <w:szCs w:val="28"/>
+        </w:rPr>
+      </w:pPr>
+      <w:r>
+        <w:rPr>
+          <w:rFonts w:ascii="Times New Roman" w:hAnsi="Times New Roman" w:cs="Times New Roman"/>
+          <w:sz w:val="28"/>
+          <w:szCs w:val="28"/>
+        </w:rPr>
+        <w:t xml:space="preserve">— уменьшить </w:t>
+      </w:r>
+      <w:r>
+        <w:rPr>
+          <w:rFonts w:ascii="Times New Roman" w:hAnsi="Times New Roman" w:cs="Times New Roman"/>
+          <w:sz w:val="28"/>
+          <w:szCs w:val="28"/>
+          <w:lang w:val="en-US"/>
+        </w:rPr>
+        <w:t>p</w:t>
+      </w:r>
+      <w:r>
+        <w:rPr>
+          <w:rFonts w:ascii="Times New Roman" w:hAnsi="Times New Roman" w:cs="Times New Roman"/>
+          <w:sz w:val="28"/>
+          <w:szCs w:val="28"/>
+        </w:rPr>
+        <w:t xml:space="preserve"> (</w:t>
+      </w:r>
+      <w:r>
+        <w:rPr>
+          <w:rFonts w:ascii="Times New Roman" w:hAnsi="Times New Roman" w:cs="Times New Roman"/>
+          <w:sz w:val="28"/>
+          <w:szCs w:val="28"/>
+          <w:lang w:val="en-US"/>
+        </w:rPr>
+        <w:t>p</w:t>
+      </w:r>
+      <w:r>
+        <w:rPr>
+          <w:rFonts w:ascii="Times New Roman" w:hAnsi="Times New Roman" w:cs="Times New Roman"/>
+          <w:sz w:val="28"/>
+          <w:szCs w:val="28"/>
+        </w:rPr>
+        <w:t xml:space="preserve"> ≤ 40 мм при W = 50 мм), или</w:t>
+      </w:r>
+    </w:p>
+    <w:p>
+      <w:pPr>
+        <w:spacing w:after="0" w:line="360" w:lineRule="auto"/>
+        <w:ind w:firstLine="709"/>
+        <w:jc w:val="both"/>
+        <w:rPr>
+          <w:rFonts w:ascii="Times New Roman" w:hAnsi="Times New Roman" w:cs="Times New Roman"/>
+          <w:sz w:val="28"/>
+          <w:szCs w:val="28"/>
+        </w:rPr>
+      </w:pPr>
+      <w:r>
+        <w:rPr>
+          <w:rFonts w:ascii="Times New Roman" w:hAnsi="Times New Roman" w:cs="Times New Roman"/>
+          <w:sz w:val="28"/>
+          <w:szCs w:val="28"/>
+        </w:rPr>
+        <w:t xml:space="preserve">— увеличить W (W ≥ </w:t>
+      </w:r>
+      <w:r>
+        <w:rPr>
+          <w:rFonts w:ascii="Times New Roman" w:hAnsi="Times New Roman" w:cs="Times New Roman"/>
+          <w:sz w:val="28"/>
+          <w:szCs w:val="28"/>
+          <w:lang w:val="en-US"/>
+        </w:rPr>
+        <w:t>p</w:t>
+      </w:r>
+      <w:r>
+        <w:rPr>
+          <w:rFonts w:ascii="Times New Roman" w:hAnsi="Times New Roman" w:cs="Times New Roman"/>
+          <w:sz w:val="28"/>
+          <w:szCs w:val="28"/>
+        </w:rPr>
+        <w:t xml:space="preserve"> + M₃ = 45 + 10 = 55 мм).</w:t>
+      </w:r>
+    </w:p>
+    <w:p>
+      <w:pPr>
+        <w:pStyle w:val="31"/>
+        <w:ind w:firstLine="709"/>
+      </w:pPr>
+      <w:bookmarkStart w:id="21" w:name="_Toc242218322"/>
+      <w:r>
+        <w:t>3.1.2 Требования к численности и квалификации персонала системы</w:t>
+      </w:r>
+      <w:bookmarkEnd w:id="21"/>
+    </w:p>
+    <w:p>
+      <w:pPr>
+        <w:spacing w:after="0" w:line="360" w:lineRule="auto"/>
+        <w:ind w:firstLine="709"/>
+        <w:jc w:val="both"/>
+        <w:rPr>
+          <w:rFonts w:ascii="Times New Roman" w:hAnsi="Times New Roman" w:cs="Times New Roman"/>
+          <w:sz w:val="28"/>
+          <w:szCs w:val="28"/>
+        </w:rPr>
+      </w:pPr>
+      <w:r>
+        <w:rPr>
+          <w:rFonts w:ascii="Times New Roman" w:hAnsi="Times New Roman" w:cs="Times New Roman"/>
+          <w:sz w:val="28"/>
+          <w:szCs w:val="28"/>
+        </w:rPr>
+        <w:t>Дополнительные требования к численности и квалификации персонала системы не предъявляются.</w:t>
+      </w:r>
+    </w:p>
+    <w:p>
+      <w:pPr>
+        <w:pStyle w:val="31"/>
+        <w:ind w:firstLine="709"/>
+      </w:pPr>
+      <w:bookmarkStart w:id="22" w:name="_Toc242218323"/>
+      <w:r>
+        <w:t>3.1.3 Показатели назначения</w:t>
+      </w:r>
+      <w:bookmarkEnd w:id="22"/>
+    </w:p>
+    <w:p>
+      <w:pPr>
+        <w:spacing w:after="0" w:line="360" w:lineRule="auto"/>
+        <w:ind w:firstLine="709"/>
+        <w:jc w:val="both"/>
+        <w:rPr>
+          <w:rFonts w:ascii="Times New Roman" w:hAnsi="Times New Roman" w:cs="Times New Roman"/>
+          <w:sz w:val="28"/>
+          <w:szCs w:val="28"/>
+        </w:rPr>
+      </w:pPr>
+      <w:r>
+        <w:rPr>
+          <w:rFonts w:ascii="Times New Roman" w:hAnsi="Times New Roman" w:cs="Times New Roman"/>
+          <w:sz w:val="28"/>
+          <w:szCs w:val="28"/>
+        </w:rPr>
+        <w:t>Разработанная система должна обеспечивать следующие показатели назначения:</w:t>
+      </w:r>
+    </w:p>
+    <w:p>
+      <w:pPr>
+        <w:spacing w:after="0" w:line="360" w:lineRule="auto"/>
+        <w:ind w:firstLine="709"/>
+        <w:jc w:val="both"/>
+        <w:rPr>
+          <w:rFonts w:ascii="Times New Roman" w:hAnsi="Times New Roman" w:cs="Times New Roman"/>
+          <w:sz w:val="28"/>
+          <w:szCs w:val="28"/>
+        </w:rPr>
+      </w:pPr>
+      <w:r>
+        <w:rPr>
+          <w:rFonts w:ascii="Times New Roman" w:hAnsi="Times New Roman" w:cs="Times New Roman"/>
+          <w:sz w:val="28"/>
+          <w:szCs w:val="28"/>
+        </w:rPr>
+        <w:t>– время построения детали при учёте уже запущенной программы САПР не должно превышать одной минуты;</w:t>
+      </w:r>
+    </w:p>
+    <w:p>
+      <w:pPr>
+        <w:spacing w:after="0" w:line="360" w:lineRule="auto"/>
+        <w:ind w:firstLine="709"/>
+        <w:jc w:val="both"/>
+        <w:rPr>
+          <w:rFonts w:ascii="Times New Roman" w:hAnsi="Times New Roman" w:cs="Times New Roman"/>
+          <w:sz w:val="28"/>
+          <w:szCs w:val="28"/>
+        </w:rPr>
+      </w:pPr>
+      <w:r>
+        <w:rPr>
+          <w:rFonts w:ascii="Times New Roman" w:hAnsi="Times New Roman" w:cs="Times New Roman"/>
+          <w:sz w:val="28"/>
+          <w:szCs w:val="28"/>
+        </w:rPr>
+        <w:t>– система не должна позволять создавать детали с некорректно заданными параметрами (см. п. 3.1.1 «Изменяемые параметры для плагина»);</w:t>
+      </w:r>
+    </w:p>
+    <w:p>
+      <w:pPr>
+        <w:spacing w:after="0" w:line="360" w:lineRule="auto"/>
+        <w:ind w:firstLine="709"/>
+        <w:jc w:val="both"/>
+        <w:rPr>
+          <w:rFonts w:ascii="Times New Roman" w:hAnsi="Times New Roman" w:cs="Times New Roman"/>
+          <w:sz w:val="28"/>
+          <w:szCs w:val="28"/>
+        </w:rPr>
+      </w:pPr>
+      <w:r>
+        <w:rPr>
+          <w:rFonts w:ascii="Times New Roman" w:hAnsi="Times New Roman" w:cs="Times New Roman"/>
+          <w:sz w:val="28"/>
+          <w:szCs w:val="28"/>
+        </w:rPr>
+        <w:t>– требования к аппаратной части и масштабированию для обеспечения перечисленных показателей должны быть определены на этапе технического проектирования.</w:t>
+      </w:r>
+    </w:p>
+    <w:p>
+      <w:pPr>
+        <w:pStyle w:val="31"/>
+        <w:ind w:firstLine="709"/>
+      </w:pPr>
+      <w:bookmarkStart w:id="23" w:name="_Toc242218324"/>
+      <w:r>
+        <w:t>3.1.4 Требования к надёжности</w:t>
+      </w:r>
+      <w:bookmarkEnd w:id="23"/>
+    </w:p>
+    <w:p>
+      <w:pPr>
+        <w:spacing w:after="0" w:line="360" w:lineRule="auto"/>
+        <w:ind w:firstLine="709"/>
+        <w:jc w:val="both"/>
+        <w:rPr>
+          <w:rFonts w:ascii="Times New Roman" w:hAnsi="Times New Roman" w:cs="Times New Roman"/>
+          <w:sz w:val="28"/>
+          <w:szCs w:val="28"/>
+        </w:rPr>
+      </w:pPr>
+      <w:r>
+        <w:rPr>
+          <w:rFonts w:ascii="Times New Roman" w:hAnsi="Times New Roman" w:cs="Times New Roman"/>
+          <w:sz w:val="28"/>
+          <w:szCs w:val="28"/>
+        </w:rPr>
+        <w:t>Дополнительные требования к надёжности не предъявляются.</w:t>
+      </w:r>
+    </w:p>
+    <w:p>
+      <w:pPr>
+        <w:pStyle w:val="31"/>
+        <w:ind w:firstLine="709"/>
+        <w:jc w:val="both"/>
+      </w:pPr>
+      <w:bookmarkStart w:id="24" w:name="_Toc242218325"/>
+      <w:r>
+        <w:t>3.1.5 Требования к безопасности</w:t>
+      </w:r>
+      <w:bookmarkEnd w:id="24"/>
+    </w:p>
+    <w:p>
+      <w:pPr>
+        <w:spacing w:after="0" w:line="360" w:lineRule="auto"/>
+        <w:ind w:firstLine="709"/>
+        <w:jc w:val="both"/>
+        <w:rPr>
+          <w:rFonts w:ascii="Times New Roman" w:hAnsi="Times New Roman" w:cs="Times New Roman"/>
+          <w:sz w:val="28"/>
+          <w:szCs w:val="28"/>
+        </w:rPr>
+      </w:pPr>
+      <w:r>
+        <w:rPr>
+          <w:rFonts w:ascii="Times New Roman" w:hAnsi="Times New Roman" w:cs="Times New Roman"/>
+          <w:sz w:val="28"/>
+          <w:szCs w:val="28"/>
+        </w:rPr>
+        <w:t>Дополнительные требования к безопасности плагина «Опора с пазом» не предъявляются.</w:t>
+      </w:r>
+    </w:p>
+    <w:p>
+      <w:pPr>
+        <w:pStyle w:val="31"/>
+        <w:ind w:firstLine="709"/>
+        <w:jc w:val="both"/>
+      </w:pPr>
+      <w:bookmarkStart w:id="25" w:name="_Toc242218326"/>
+      <w:r>
+        <w:lastRenderedPageBreak/>
+        <w:t>3.1.6 Требования к эргономике и технической эстетике</w:t>
+      </w:r>
+      <w:bookmarkEnd w:id="25"/>
+    </w:p>
+    <w:p>
+      <w:pPr>
+        <w:spacing w:after="0" w:line="360" w:lineRule="auto"/>
+        <w:ind w:firstLine="709"/>
+        <w:jc w:val="both"/>
+        <w:rPr>
+          <w:rFonts w:ascii="Times New Roman" w:hAnsi="Times New Roman" w:cs="Times New Roman"/>
+          <w:sz w:val="28"/>
+          <w:szCs w:val="28"/>
+        </w:rPr>
+      </w:pPr>
+      <w:r>
+        <w:rPr>
+          <w:rFonts w:ascii="Times New Roman" w:hAnsi="Times New Roman" w:cs="Times New Roman"/>
+          <w:sz w:val="28"/>
+          <w:szCs w:val="28"/>
+        </w:rPr>
+        <w:t>Пользовательские интерфейсы для всех подсистем, разработанных в рамках создания системы, должны быть выполнены в виде desktop</w:t>
+      </w:r>
+      <w:r>
+        <w:rPr>
+          <w:rFonts w:ascii="Times New Roman" w:hAnsi="Times New Roman" w:cs="Times New Roman"/>
+          <w:sz w:val="28"/>
+          <w:szCs w:val="28"/>
+        </w:rPr>
+        <w:t>-</w:t>
+      </w:r>
+      <w:r>
+        <w:rPr>
+          <w:rFonts w:ascii="Times New Roman" w:hAnsi="Times New Roman" w:cs="Times New Roman"/>
+          <w:sz w:val="28"/>
+          <w:szCs w:val="28"/>
+        </w:rPr>
+        <w:t>интерфейсов с помощью фреймворков WindowsForms, WPF или аналогичных им, позволяющих создавать пользовательские интерфейсы для ОС Windows 10 и выше.</w:t>
+      </w:r>
+    </w:p>
+    <w:p>
+      <w:pPr>
+        <w:spacing w:after="0" w:line="360" w:lineRule="auto"/>
+        <w:ind w:firstLine="709"/>
+        <w:jc w:val="both"/>
+        <w:rPr>
+          <w:rFonts w:ascii="Times New Roman" w:hAnsi="Times New Roman" w:cs="Times New Roman"/>
+          <w:sz w:val="28"/>
+          <w:szCs w:val="28"/>
+        </w:rPr>
+      </w:pPr>
+      <w:r>
+        <w:rPr>
+          <w:rFonts w:ascii="Times New Roman" w:hAnsi="Times New Roman" w:cs="Times New Roman"/>
+          <w:sz w:val="28"/>
+          <w:szCs w:val="28"/>
+        </w:rPr>
+        <w:t>Интерфейсы должны быть адаптированы под минимальную высоту экрана 1080 пикселей и ширину экрана 1920 пикселей.</w:t>
+      </w:r>
+    </w:p>
+    <w:p>
+      <w:pPr>
+        <w:spacing w:after="0" w:line="360" w:lineRule="auto"/>
+        <w:ind w:firstLine="709"/>
+        <w:jc w:val="both"/>
+        <w:rPr>
+          <w:rFonts w:ascii="Times New Roman" w:hAnsi="Times New Roman" w:cs="Times New Roman"/>
+          <w:sz w:val="28"/>
+          <w:szCs w:val="28"/>
+        </w:rPr>
+      </w:pPr>
+      <w:r>
+        <w:rPr>
+          <w:rFonts w:ascii="Times New Roman" w:hAnsi="Times New Roman" w:cs="Times New Roman"/>
+          <w:sz w:val="28"/>
+          <w:szCs w:val="28"/>
+        </w:rPr>
+        <w:t>Элементы интерфейса должны отвечать рекомендациям по вёрстке интерфейсов desktop</w:t>
+      </w:r>
+      <w:r>
+        <w:rPr>
+          <w:rFonts w:ascii="Times New Roman" w:hAnsi="Times New Roman" w:cs="Times New Roman"/>
+          <w:sz w:val="28"/>
+          <w:szCs w:val="28"/>
+        </w:rPr>
+        <w:t>-</w:t>
+      </w:r>
+      <w:r>
+        <w:rPr>
+          <w:rFonts w:ascii="Times New Roman" w:hAnsi="Times New Roman" w:cs="Times New Roman"/>
+          <w:sz w:val="28"/>
+          <w:szCs w:val="28"/>
+        </w:rPr>
+        <w:t>приложений, указанным в источнике [1].</w:t>
+      </w:r>
+    </w:p>
+    <w:p>
+      <w:pPr>
+        <w:pStyle w:val="31"/>
+        <w:ind w:firstLine="709"/>
+        <w:jc w:val="both"/>
+      </w:pPr>
+      <w:bookmarkStart w:id="26" w:name="_Toc242218327"/>
+      <w:r>
+        <w:t>3.1.7 Требования к эксплуатации, техническому обслуживанию, ремонту и хранению компонентов системы</w:t>
+      </w:r>
+      <w:bookmarkEnd w:id="26"/>
+    </w:p>
+    <w:p>
+      <w:pPr>
+        <w:spacing w:after="0" w:line="360" w:lineRule="auto"/>
+        <w:ind w:firstLine="709"/>
+        <w:jc w:val="both"/>
+        <w:rPr>
+          <w:rFonts w:ascii="Times New Roman" w:hAnsi="Times New Roman" w:cs="Times New Roman"/>
+          <w:sz w:val="28"/>
+          <w:szCs w:val="28"/>
+        </w:rPr>
+      </w:pPr>
+      <w:r>
+        <w:rPr>
+          <w:rFonts w:ascii="Times New Roman" w:hAnsi="Times New Roman" w:cs="Times New Roman"/>
+          <w:sz w:val="28"/>
+          <w:szCs w:val="28"/>
+        </w:rPr>
+        <w:t>Дополнительные требования к эксплуатации, техническому обслуживанию, ремонту и хранению компонентов системы не предъявляются.</w:t>
+      </w:r>
+    </w:p>
+    <w:p>
+      <w:pPr>
+        <w:pStyle w:val="31"/>
+        <w:ind w:firstLine="709"/>
+        <w:jc w:val="both"/>
+      </w:pPr>
+      <w:bookmarkStart w:id="27" w:name="_Toc242218328"/>
+      <w:r>
+        <w:t>3.1.8 Требования к защите информации от несанкционированного доступа</w:t>
+      </w:r>
+      <w:bookmarkEnd w:id="27"/>
+    </w:p>
+    <w:p>
+      <w:pPr>
+        <w:spacing w:after="0" w:line="360" w:lineRule="auto"/>
+        <w:ind w:firstLine="709"/>
+        <w:jc w:val="both"/>
+        <w:rPr>
+          <w:rFonts w:ascii="Times New Roman" w:hAnsi="Times New Roman" w:cs="Times New Roman"/>
+          <w:sz w:val="28"/>
+          <w:szCs w:val="28"/>
+        </w:rPr>
+      </w:pPr>
+      <w:r>
+        <w:rPr>
+          <w:rFonts w:ascii="Times New Roman" w:hAnsi="Times New Roman" w:cs="Times New Roman"/>
+          <w:sz w:val="28"/>
+          <w:szCs w:val="28"/>
+        </w:rPr>
+        <w:t>Дополнительные требования к защите информации от несанкционированного доступа не предъявляются.</w:t>
+      </w:r>
+    </w:p>
+    <w:p>
+      <w:pPr>
+        <w:pStyle w:val="31"/>
+        <w:ind w:firstLine="709"/>
+        <w:jc w:val="both"/>
+      </w:pPr>
+      <w:bookmarkStart w:id="28" w:name="_Toc242218329"/>
+      <w:r>
+        <w:t>3.1.9 Требования по сохранности информации при авариях</w:t>
+      </w:r>
+      <w:bookmarkEnd w:id="28"/>
+    </w:p>
+    <w:p>
+      <w:pPr>
+        <w:spacing w:after="0" w:line="360" w:lineRule="auto"/>
+        <w:ind w:firstLine="709"/>
+        <w:jc w:val="both"/>
+        <w:rPr>
+          <w:rFonts w:ascii="Times New Roman" w:hAnsi="Times New Roman" w:cs="Times New Roman"/>
+          <w:sz w:val="28"/>
+          <w:szCs w:val="28"/>
+        </w:rPr>
+      </w:pPr>
+      <w:r>
+        <w:rPr>
+          <w:rFonts w:ascii="Times New Roman" w:hAnsi="Times New Roman" w:cs="Times New Roman"/>
+          <w:sz w:val="28"/>
+          <w:szCs w:val="28"/>
+        </w:rPr>
+        <w:t>Дополнительные требования по сохранности информации при авариях не предъявляются.</w:t>
+      </w:r>
+    </w:p>
+    <w:p>
+      <w:pPr>
+        <w:pStyle w:val="31"/>
+        <w:ind w:firstLine="709"/>
+        <w:jc w:val="both"/>
+      </w:pPr>
+      <w:bookmarkStart w:id="29" w:name="_Toc242218330"/>
+      <w:r>
+        <w:t>3.1.10 Требования к защите от влияния внешних воздействий</w:t>
+      </w:r>
+      <w:bookmarkEnd w:id="29"/>
+    </w:p>
+    <w:p>
+      <w:pPr>
+        <w:spacing w:after="0" w:line="360" w:lineRule="auto"/>
+        <w:ind w:firstLine="709"/>
+        <w:jc w:val="both"/>
+        <w:rPr>
+          <w:rFonts w:ascii="Times New Roman" w:hAnsi="Times New Roman" w:cs="Times New Roman"/>
+          <w:sz w:val="28"/>
+          <w:szCs w:val="28"/>
+        </w:rPr>
+      </w:pPr>
+      <w:r>
+        <w:rPr>
+          <w:rFonts w:ascii="Times New Roman" w:hAnsi="Times New Roman" w:cs="Times New Roman"/>
+          <w:sz w:val="28"/>
+          <w:szCs w:val="28"/>
+        </w:rPr>
+        <w:t>Дополнительные требования к защите от влияния внешних воздействий не предъявляются.</w:t>
+      </w:r>
+    </w:p>
+    <w:p>
+      <w:pPr>
+        <w:pStyle w:val="31"/>
+        <w:ind w:firstLine="709"/>
+        <w:jc w:val="both"/>
+      </w:pPr>
+      <w:bookmarkStart w:id="30" w:name="_Toc242218331"/>
+      <w:r>
+        <w:t>3.1.11 Требования к патентной чистоте</w:t>
+      </w:r>
+      <w:bookmarkEnd w:id="30"/>
+    </w:p>
+    <w:p>
+      <w:pPr>
+        <w:spacing w:after="0" w:line="360" w:lineRule="auto"/>
+        <w:ind w:firstLine="709"/>
+        <w:jc w:val="both"/>
+        <w:rPr>
+          <w:rFonts w:ascii="Times New Roman" w:hAnsi="Times New Roman" w:cs="Times New Roman"/>
+          <w:sz w:val="28"/>
+          <w:szCs w:val="28"/>
+        </w:rPr>
+      </w:pPr>
+      <w:r>
+        <w:rPr>
+          <w:rFonts w:ascii="Times New Roman" w:hAnsi="Times New Roman" w:cs="Times New Roman"/>
+          <w:sz w:val="28"/>
+          <w:szCs w:val="28"/>
+        </w:rPr>
+        <w:t>Дополнительные требования к патентной чистоте не предъявляются.</w:t>
+      </w:r>
+    </w:p>
+    <w:p>
+      <w:pPr>
+        <w:pStyle w:val="31"/>
+        <w:ind w:firstLine="709"/>
+        <w:jc w:val="both"/>
+      </w:pPr>
+      <w:bookmarkStart w:id="31" w:name="_Toc242218332"/>
+      <w:r>
+        <w:t>3.1.12 Требования по стандартизации и унификации</w:t>
+      </w:r>
+      <w:bookmarkEnd w:id="31"/>
+    </w:p>
+    <w:p>
+      <w:pPr>
+        <w:spacing w:after="0" w:line="360" w:lineRule="auto"/>
+        <w:ind w:firstLine="709"/>
+        <w:jc w:val="both"/>
+        <w:rPr>
+          <w:rFonts w:ascii="Times New Roman" w:hAnsi="Times New Roman" w:cs="Times New Roman"/>
+          <w:sz w:val="28"/>
+          <w:szCs w:val="28"/>
+        </w:rPr>
+      </w:pPr>
+      <w:r>
+        <w:rPr>
+          <w:rFonts w:ascii="Times New Roman" w:hAnsi="Times New Roman" w:cs="Times New Roman"/>
+          <w:sz w:val="28"/>
+          <w:szCs w:val="28"/>
+        </w:rPr>
+        <w:t>Разработка системы должна осуществляться в рамках рекомендаций по стандартизации Р 50-54-38-88 «Общесистемное ядро САПР машиностроительного применения. Общие требования».</w:t>
+      </w:r>
+    </w:p>
+    <w:p>
+      <w:pPr>
+        <w:pStyle w:val="2"/>
+        <w:rPr>
+          <w:b/>
+          <w:bCs/>
+        </w:rPr>
+      </w:pPr>
+      <w:bookmarkStart w:id="32" w:name="_Toc242218333"/>
+      <w:r>
+        <w:rPr>
+          <w:b/>
+          <w:bCs/>
+        </w:rPr>
+        <w:lastRenderedPageBreak/>
+        <w:t>3.2 Требования к функциям (задачам), выполняемым АС</w:t>
+      </w:r>
+      <w:bookmarkEnd w:id="32"/>
+    </w:p>
+    <w:p>
+      <w:pPr>
+        <w:spacing w:after="0"/>
+      </w:pPr>
+    </w:p>
+    <w:p>
+      <w:pPr>
+        <w:pStyle w:val="31"/>
+        <w:ind w:firstLine="709"/>
+        <w:jc w:val="both"/>
+      </w:pPr>
+      <w:bookmarkStart w:id="33" w:name="_Toc242218334"/>
+      <w:r>
+        <w:t>3.2.1 Перечень функций, задач или их комплексов</w:t>
+      </w:r>
+      <w:bookmarkEnd w:id="33"/>
+    </w:p>
+    <w:p>
+      <w:pPr>
+        <w:spacing w:after="0" w:line="360" w:lineRule="auto"/>
+        <w:ind w:firstLine="709"/>
+        <w:jc w:val="both"/>
+        <w:rPr>
+          <w:rFonts w:ascii="Times New Roman" w:hAnsi="Times New Roman" w:cs="Times New Roman"/>
+          <w:sz w:val="28"/>
+          <w:szCs w:val="28"/>
+        </w:rPr>
+      </w:pPr>
+      <w:commentRangeStart w:id="34"/>
+      <w:r>
+        <w:rPr>
+          <w:rFonts w:ascii="Times New Roman" w:hAnsi="Times New Roman" w:cs="Times New Roman"/>
+          <w:sz w:val="28"/>
+          <w:szCs w:val="28"/>
+        </w:rPr>
+        <w:t xml:space="preserve">Опора с пазом — </w:t>
+      </w:r>
+      <w:r>
+        <w:rPr>
+          <w:rFonts w:ascii="Times New Roman" w:hAnsi="Times New Roman" w:cs="Times New Roman"/>
+          <w:sz w:val="28"/>
+          <w:szCs w:val="28"/>
+        </w:rPr>
+        <w:t>деталь, представляющая собой вертикальную прямоугольную стойку с глухим прямоугольным пазом на передней грани. Паз предназначен для установки и фиксации ответного элемента (шпонки, пластины, шипа)</w:t>
+      </w:r>
+      <w:r>
+        <w:rPr>
+          <w:rFonts w:ascii="Times New Roman" w:hAnsi="Times New Roman" w:cs="Times New Roman"/>
+          <w:sz w:val="28"/>
+          <w:szCs w:val="28"/>
+        </w:rPr>
+        <w:t>.</w:t>
+      </w:r>
+      <w:commentRangeEnd w:id="34"/>
+      <w:r>
+        <w:commentReference w:id="34"/>
+      </w:r>
+    </w:p>
+    <w:p>
+      <w:pPr>
+        <w:spacing w:after="0" w:line="360" w:lineRule="auto"/>
+        <w:ind w:firstLine="709"/>
+        <w:jc w:val="both"/>
+        <w:rPr>
+          <w:rFonts w:ascii="Times New Roman" w:hAnsi="Times New Roman" w:cs="Times New Roman"/>
+          <w:sz w:val="28"/>
+          <w:szCs w:val="28"/>
+        </w:rPr>
+      </w:pPr>
+      <w:r>
+        <w:rPr>
+          <w:rFonts w:ascii="Times New Roman" w:hAnsi="Times New Roman" w:cs="Times New Roman"/>
+          <w:sz w:val="28"/>
+          <w:szCs w:val="28"/>
+        </w:rPr>
+        <w:t>Плагин должен обеспечивать выполнение следующих функций:</w:t>
+      </w:r>
+    </w:p>
+    <w:p>
+      <w:pPr>
+        <w:spacing w:after="0" w:line="360" w:lineRule="auto"/>
+        <w:ind w:firstLine="709"/>
+        <w:jc w:val="both"/>
+        <w:rPr>
+          <w:rFonts w:ascii="Times New Roman" w:hAnsi="Times New Roman" w:cs="Times New Roman"/>
+          <w:sz w:val="28"/>
+          <w:szCs w:val="28"/>
+        </w:rPr>
+      </w:pPr>
+      <w:commentRangeStart w:id="35"/>
+      <w:r>
+        <w:rPr>
+          <w:rFonts w:ascii="Times New Roman" w:hAnsi="Times New Roman" w:cs="Times New Roman"/>
+          <w:sz w:val="28"/>
+          <w:szCs w:val="28"/>
+        </w:rPr>
+        <w:t xml:space="preserve">– ввод значений параметров L, W, H, </w:t>
+      </w:r>
+      <w:r>
+        <w:rPr>
+          <w:rFonts w:ascii="Times New Roman" w:hAnsi="Times New Roman" w:cs="Times New Roman"/>
+          <w:sz w:val="28"/>
+          <w:szCs w:val="28"/>
+          <w:lang w:val="en-US"/>
+        </w:rPr>
+        <w:t>d</w:t>
+      </w:r>
+      <w:r>
+        <w:rPr>
+          <w:rFonts w:ascii="Times New Roman" w:hAnsi="Times New Roman" w:cs="Times New Roman"/>
+          <w:sz w:val="28"/>
+          <w:szCs w:val="28"/>
+        </w:rPr>
+        <w:t xml:space="preserve">, </w:t>
+      </w:r>
+      <w:r>
+        <w:rPr>
+          <w:rFonts w:ascii="Times New Roman" w:hAnsi="Times New Roman" w:cs="Times New Roman"/>
+          <w:sz w:val="28"/>
+          <w:szCs w:val="28"/>
+          <w:lang w:val="en-US"/>
+        </w:rPr>
+        <w:t>p</w:t>
+      </w:r>
+      <w:r>
+        <w:rPr>
+          <w:rFonts w:ascii="Times New Roman" w:hAnsi="Times New Roman" w:cs="Times New Roman"/>
+          <w:sz w:val="28"/>
+          <w:szCs w:val="28"/>
+        </w:rPr>
+        <w:t xml:space="preserve">, </w:t>
+      </w:r>
+      <w:r>
+        <w:rPr>
+          <w:rFonts w:ascii="Times New Roman" w:hAnsi="Times New Roman" w:cs="Times New Roman"/>
+          <w:sz w:val="28"/>
+          <w:szCs w:val="28"/>
+          <w:lang w:val="en-US"/>
+        </w:rPr>
+        <w:t>h</w:t>
+      </w:r>
+      <w:r>
+        <w:rPr>
+          <w:rFonts w:ascii="Times New Roman" w:hAnsi="Times New Roman" w:cs="Times New Roman"/>
+          <w:sz w:val="28"/>
+          <w:szCs w:val="28"/>
+        </w:rPr>
+        <w:t xml:space="preserve"> через поля ввода</w:t>
+      </w:r>
+      <w:r>
+        <w:rPr>
+          <w:rFonts w:ascii="Times New Roman" w:hAnsi="Times New Roman" w:cs="Times New Roman"/>
+          <w:sz w:val="28"/>
+          <w:szCs w:val="28"/>
+        </w:rPr>
+        <w:t>;</w:t>
+      </w:r>
+      <w:commentRangeEnd w:id="35"/>
+      <w:r>
+        <w:commentReference w:id="35"/>
+      </w:r>
+    </w:p>
+    <w:p>
+      <w:pPr>
+        <w:spacing w:after="0" w:line="360" w:lineRule="auto"/>
+        <w:ind w:firstLine="709"/>
+        <w:jc w:val="both"/>
+        <w:rPr>
+          <w:rFonts w:ascii="Times New Roman" w:hAnsi="Times New Roman" w:cs="Times New Roman"/>
+          <w:sz w:val="28"/>
+          <w:szCs w:val="28"/>
+        </w:rPr>
+      </w:pPr>
+      <w:r>
+        <w:rPr>
+          <w:rFonts w:ascii="Times New Roman" w:hAnsi="Times New Roman" w:cs="Times New Roman"/>
+          <w:sz w:val="28"/>
+          <w:szCs w:val="28"/>
+        </w:rPr>
+        <w:t xml:space="preserve">– валидация введённых значений с учётом зависимостей между </w:t>
+      </w:r>
+      <w:r>
+        <w:rPr>
+          <w:rFonts w:ascii="Times New Roman" w:hAnsi="Times New Roman" w:cs="Times New Roman"/>
+          <w:sz w:val="28"/>
+          <w:szCs w:val="28"/>
+          <w:lang w:val="en-US"/>
+        </w:rPr>
+        <w:t>d</w:t>
+      </w:r>
+      <w:r>
+        <w:rPr>
+          <w:rFonts w:ascii="Times New Roman" w:hAnsi="Times New Roman" w:cs="Times New Roman"/>
+          <w:sz w:val="28"/>
+          <w:szCs w:val="28"/>
+        </w:rPr>
+        <w:t xml:space="preserve">, </w:t>
+      </w:r>
+      <w:r>
+        <w:rPr>
+          <w:rFonts w:ascii="Times New Roman" w:hAnsi="Times New Roman" w:cs="Times New Roman"/>
+          <w:sz w:val="28"/>
+          <w:szCs w:val="28"/>
+          <w:lang w:val="en-US"/>
+        </w:rPr>
+        <w:t>p</w:t>
+      </w:r>
+      <w:r>
+        <w:rPr>
+          <w:rFonts w:ascii="Times New Roman" w:hAnsi="Times New Roman" w:cs="Times New Roman"/>
+          <w:sz w:val="28"/>
+          <w:szCs w:val="28"/>
+        </w:rPr>
+        <w:t xml:space="preserve"> </w:t>
+      </w:r>
+      <w:r>
+        <w:rPr>
+          <w:rFonts w:ascii="Times New Roman" w:hAnsi="Times New Roman" w:cs="Times New Roman"/>
+          <w:sz w:val="28"/>
+          <w:szCs w:val="28"/>
+        </w:rPr>
+        <w:t xml:space="preserve">и </w:t>
+      </w:r>
+      <w:r>
+        <w:rPr>
+          <w:rFonts w:ascii="Times New Roman" w:hAnsi="Times New Roman" w:cs="Times New Roman"/>
+          <w:sz w:val="28"/>
+          <w:szCs w:val="28"/>
+          <w:lang w:val="en-US"/>
+        </w:rPr>
+        <w:t>h</w:t>
+      </w:r>
+      <w:r>
+        <w:rPr>
+          <w:rFonts w:ascii="Times New Roman" w:hAnsi="Times New Roman" w:cs="Times New Roman"/>
+          <w:sz w:val="28"/>
+          <w:szCs w:val="28"/>
+        </w:rPr>
+        <w:t>;</w:t>
+      </w:r>
+    </w:p>
+    <w:p>
+      <w:pPr>
+        <w:spacing w:after="0" w:line="360" w:lineRule="auto"/>
+        <w:ind w:firstLine="709"/>
+        <w:jc w:val="both"/>
+        <w:rPr>
+          <w:rFonts w:ascii="Times New Roman" w:hAnsi="Times New Roman" w:cs="Times New Roman"/>
+          <w:sz w:val="28"/>
+          <w:szCs w:val="28"/>
+        </w:rPr>
+      </w:pPr>
+      <w:r>
+        <w:rPr>
+          <w:rFonts w:ascii="Times New Roman" w:hAnsi="Times New Roman" w:cs="Times New Roman"/>
+          <w:sz w:val="28"/>
+          <w:szCs w:val="28"/>
+        </w:rPr>
+        <w:t>– отображение сообщений об ошибках при некорректном вводе;</w:t>
+      </w:r>
+    </w:p>
+    <w:p>
+      <w:pPr>
+        <w:spacing w:after="0" w:line="360" w:lineRule="auto"/>
+        <w:ind w:firstLine="709"/>
+        <w:jc w:val="both"/>
+        <w:rPr>
+          <w:rFonts w:ascii="Times New Roman" w:hAnsi="Times New Roman" w:cs="Times New Roman"/>
+          <w:sz w:val="28"/>
+          <w:szCs w:val="28"/>
+        </w:rPr>
+      </w:pPr>
+      <w:r>
+        <w:rPr>
+          <w:rFonts w:ascii="Times New Roman" w:hAnsi="Times New Roman" w:cs="Times New Roman"/>
+          <w:sz w:val="28"/>
+          <w:szCs w:val="28"/>
+        </w:rPr>
+        <w:t>– построение 3D-модели опоры с пазом в САПР КОМПАС-3D по заданным параметрам;</w:t>
+      </w:r>
+    </w:p>
+    <w:p>
+      <w:pPr>
+        <w:spacing w:after="0" w:line="360" w:lineRule="auto"/>
+        <w:ind w:firstLine="709"/>
+        <w:jc w:val="both"/>
+        <w:rPr>
+          <w:rFonts w:ascii="Times New Roman" w:hAnsi="Times New Roman" w:cs="Times New Roman"/>
+          <w:sz w:val="28"/>
+          <w:szCs w:val="28"/>
+        </w:rPr>
+      </w:pPr>
+      <w:r>
+        <w:rPr>
+          <w:rFonts w:ascii="Times New Roman" w:hAnsi="Times New Roman" w:cs="Times New Roman"/>
+          <w:sz w:val="28"/>
+          <w:szCs w:val="28"/>
+        </w:rPr>
+        <w:t>– сохранение полученной модели в формате КОМПАС-3D</w:t>
+      </w:r>
+      <w:r>
+        <w:rPr>
+          <w:rFonts w:ascii="Times New Roman" w:hAnsi="Times New Roman" w:cs="Times New Roman"/>
+          <w:sz w:val="28"/>
+          <w:szCs w:val="28"/>
+        </w:rPr>
+        <w:t>.</w:t>
+      </w:r>
+    </w:p>
+    <w:p>
+      <w:pPr>
+        <w:spacing w:after="0" w:line="360" w:lineRule="auto"/>
+        <w:ind w:firstLine="709"/>
+        <w:jc w:val="both"/>
+        <w:rPr>
+          <w:rFonts w:ascii="Times New Roman" w:hAnsi="Times New Roman" w:cs="Times New Roman"/>
+          <w:b/>
+          <w:bCs/>
+          <w:sz w:val="28"/>
+          <w:szCs w:val="28"/>
+        </w:rPr>
+      </w:pPr>
+    </w:p>
+    <w:p>
+      <w:pPr>
+        <w:pStyle w:val="2"/>
+        <w:rPr>
+          <w:b/>
+          <w:bCs/>
+        </w:rPr>
+      </w:pPr>
+      <w:bookmarkStart w:id="36" w:name="_Toc242218335"/>
+      <w:r>
+        <w:rPr>
+          <w:b/>
+          <w:bCs/>
         </w:rPr>
         <w:t>3.3 Требования к видам обеспечения АС</w:t>
       </w:r>
-      <w:bookmarkEnd w:id="24"/>
+      <w:bookmarkEnd w:id="36"/>
     </w:p>
     <w:p>
       <w:pPr>
@@ -7203,11 +8623,11 @@
         <w:pStyle w:val="31"/>
         <w:ind w:firstLine="709"/>
       </w:pPr>
-      <w:bookmarkStart w:id="25" w:name="_Toc240410949"/>
+      <w:bookmarkStart w:id="37" w:name="_Toc242218336"/>
       <w:r>
         <w:t>3.3.1 Требования к математическому обеспечению системы</w:t>
       </w:r>
-      <w:bookmarkEnd w:id="25"/>
+      <w:bookmarkEnd w:id="37"/>
     </w:p>
     <w:p>
       <w:pPr>
@@ -7234,31 +8654,129 @@
         <w:pStyle w:val="31"/>
         <w:ind w:firstLine="709"/>
       </w:pPr>
-      <w:bookmarkStart w:id="26" w:name="_Toc240410950"/>
+      <w:bookmarkStart w:id="38" w:name="_Toc242218337"/>
+      <w:r>
+        <w:t>3.3.2 Требования к информационному обеспечению системы</w:t>
+      </w:r>
+      <w:bookmarkEnd w:id="38"/>
+    </w:p>
+    <w:p>
+      <w:pPr>
+        <w:spacing w:after="0" w:line="360" w:lineRule="auto"/>
+        <w:ind w:firstLine="709"/>
+        <w:jc w:val="both"/>
+        <w:rPr>
+          <w:rFonts w:ascii="Times New Roman" w:hAnsi="Times New Roman" w:cs="Times New Roman"/>
+          <w:sz w:val="28"/>
+          <w:szCs w:val="28"/>
+        </w:rPr>
+      </w:pPr>
+      <w:r>
+        <w:rPr>
+          <w:rFonts w:ascii="Times New Roman" w:hAnsi="Times New Roman" w:cs="Times New Roman"/>
+          <w:sz w:val="28"/>
+          <w:szCs w:val="28"/>
+        </w:rPr>
+        <w:t>Дополнительные требования по информационному обеспечению системы не предъявляются.</w:t>
+      </w:r>
+    </w:p>
+    <w:p>
+      <w:pPr>
+        <w:pStyle w:val="31"/>
+        <w:ind w:firstLine="709"/>
+      </w:pPr>
+      <w:bookmarkStart w:id="39" w:name="_Toc242218338"/>
+      <w:r>
+        <w:t>3.3.3 Требования к лингвистическому обеспечению системы</w:t>
+      </w:r>
+      <w:bookmarkEnd w:id="39"/>
+    </w:p>
+    <w:p>
+      <w:pPr>
+        <w:spacing w:after="0" w:line="360" w:lineRule="auto"/>
+        <w:ind w:firstLine="709"/>
+        <w:jc w:val="both"/>
+        <w:rPr>
+          <w:rFonts w:ascii="Times New Roman" w:hAnsi="Times New Roman" w:cs="Times New Roman"/>
+          <w:sz w:val="28"/>
+          <w:szCs w:val="28"/>
+        </w:rPr>
+      </w:pPr>
+      <w:r>
+        <w:rPr>
+          <w:rFonts w:ascii="Times New Roman" w:hAnsi="Times New Roman" w:cs="Times New Roman"/>
+          <w:sz w:val="28"/>
+          <w:szCs w:val="28"/>
+        </w:rPr>
+        <w:t>При разработке программы допускается использовать русский и английский языки, при этом не допускается использование обоих одновременно. При реализации сразу двух языков должна быть предусмотрена возможность переключения между ними.</w:t>
+      </w:r>
+    </w:p>
+    <w:p>
+      <w:pPr>
+        <w:pStyle w:val="31"/>
+        <w:ind w:firstLine="709"/>
+      </w:pPr>
+      <w:bookmarkStart w:id="40" w:name="_Toc242218339"/>
       <w:r>
         <w:lastRenderedPageBreak/>
-        <w:t>3.3.2 Требования к информационному обеспечению системы</w:t>
-      </w:r>
-      <w:bookmarkEnd w:id="26"/>
-    </w:p>
-    <w:p>
-      <w:pPr>
-        <w:spacing w:after="0" w:line="360" w:lineRule="auto"/>
-        <w:ind w:firstLine="709"/>
-        <w:jc w:val="both"/>
-        <w:rPr>
-          <w:rFonts w:ascii="Times New Roman" w:hAnsi="Times New Roman" w:cs="Times New Roman"/>
-          <w:sz w:val="28"/>
-          <w:szCs w:val="28"/>
-        </w:rPr>
-      </w:pPr>
-      <w:r>
-        <w:rPr>
-          <w:rFonts w:ascii="Times New Roman" w:hAnsi="Times New Roman" w:cs="Times New Roman"/>
-          <w:sz w:val="28"/>
-          <w:szCs w:val="28"/>
-        </w:rPr>
-        <w:t>Дополнительные требования по информационному обеспечению системы не предъявляются.</w:t>
+        <w:t>3.3.4 Требования к программному обеспечению системы</w:t>
+      </w:r>
+      <w:bookmarkEnd w:id="40"/>
+    </w:p>
+    <w:p>
+      <w:pPr>
+        <w:spacing w:after="0" w:line="360" w:lineRule="auto"/>
+        <w:ind w:firstLine="709"/>
+        <w:jc w:val="both"/>
+        <w:rPr>
+          <w:rFonts w:ascii="Times New Roman" w:hAnsi="Times New Roman" w:cs="Times New Roman"/>
+          <w:sz w:val="28"/>
+          <w:szCs w:val="28"/>
+        </w:rPr>
+      </w:pPr>
+      <w:r>
+        <w:rPr>
+          <w:rFonts w:ascii="Times New Roman" w:hAnsi="Times New Roman" w:cs="Times New Roman"/>
+          <w:sz w:val="28"/>
+          <w:szCs w:val="28"/>
+        </w:rPr>
+        <w:t>При выборе программного обеспечения необходимо отдавать предпочтение платформам разработки и библиотекам, распространяемым под лицензией MIT или аналогичным ей лицензиям, допускающим свободное использование в любом ПО и освобождающим использующих от любой оплаты. Версия САПР КОМПАС-3D версии v20 и выше.</w:t>
+      </w:r>
+    </w:p>
+    <w:p>
+      <w:pPr>
+        <w:spacing w:after="0" w:line="360" w:lineRule="auto"/>
+        <w:ind w:firstLine="709"/>
+        <w:jc w:val="both"/>
+        <w:rPr>
+          <w:rFonts w:ascii="Times New Roman" w:hAnsi="Times New Roman" w:cs="Times New Roman"/>
+          <w:sz w:val="28"/>
+          <w:szCs w:val="28"/>
+        </w:rPr>
+      </w:pPr>
+      <w:r>
+        <w:rPr>
+          <w:rFonts w:ascii="Times New Roman" w:hAnsi="Times New Roman" w:cs="Times New Roman"/>
+          <w:sz w:val="28"/>
+          <w:szCs w:val="28"/>
+        </w:rPr>
+        <w:t>Помимо этого, разработанная система должна работать на ПК с ОС Windows версии 10 и старше и разрядностью x64 с .NET Framework 4.7.2</w:t>
+      </w:r>
+      <w:r>
+        <w:rPr>
+          <w:rFonts w:ascii="Times New Roman" w:hAnsi="Times New Roman" w:cs="Times New Roman"/>
+          <w:sz w:val="28"/>
+          <w:szCs w:val="28"/>
+        </w:rPr>
+        <w:t xml:space="preserve"> и выше</w:t>
+      </w:r>
+      <w:r>
+        <w:rPr>
+          <w:rFonts w:ascii="Times New Roman" w:hAnsi="Times New Roman" w:cs="Times New Roman"/>
+          <w:sz w:val="28"/>
+          <w:szCs w:val="28"/>
+        </w:rPr>
+        <w:t>.</w:t>
       </w:r>
     </w:p>
     <w:p>
@@ -7266,30 +8784,90 @@
         <w:pStyle w:val="31"/>
         <w:ind w:firstLine="709"/>
       </w:pPr>
-      <w:bookmarkStart w:id="27" w:name="_Toc240410951"/>
-      <w:r>
-        <w:t>3.3.3 Требования к лингвистическому обеспечению системы</w:t>
-      </w:r>
-      <w:bookmarkEnd w:id="27"/>
-    </w:p>
-    <w:p>
-      <w:pPr>
-        <w:spacing w:after="0" w:line="360" w:lineRule="auto"/>
-        <w:ind w:firstLine="709"/>
-        <w:jc w:val="both"/>
-        <w:rPr>
-          <w:rFonts w:ascii="Times New Roman" w:hAnsi="Times New Roman" w:cs="Times New Roman"/>
-          <w:sz w:val="28"/>
-          <w:szCs w:val="28"/>
-        </w:rPr>
-      </w:pPr>
-      <w:r>
-        <w:rPr>
-          <w:rFonts w:ascii="Times New Roman" w:hAnsi="Times New Roman" w:cs="Times New Roman"/>
-          <w:sz w:val="28"/>
-          <w:szCs w:val="28"/>
-        </w:rPr>
-        <w:t>При разработке программы допускается использовать русский и английский языки, при этом не допускается использование обоих одновременно. При реализации сразу двух языков должна быть предусмотрена возможность переключения между ними.</w:t>
+      <w:bookmarkStart w:id="41" w:name="_Toc242218340"/>
+      <w:r>
+        <w:t>3.3.5 Требования к техническому обеспечению системы</w:t>
+      </w:r>
+      <w:bookmarkEnd w:id="41"/>
+    </w:p>
+    <w:p>
+      <w:pPr>
+        <w:spacing w:after="0" w:line="360" w:lineRule="auto"/>
+        <w:ind w:firstLine="709"/>
+        <w:jc w:val="both"/>
+        <w:rPr>
+          <w:rFonts w:ascii="Times New Roman" w:hAnsi="Times New Roman" w:cs="Times New Roman"/>
+          <w:sz w:val="28"/>
+          <w:szCs w:val="28"/>
+        </w:rPr>
+      </w:pPr>
+      <w:r>
+        <w:rPr>
+          <w:rFonts w:ascii="Times New Roman" w:hAnsi="Times New Roman" w:cs="Times New Roman"/>
+          <w:sz w:val="28"/>
+          <w:szCs w:val="28"/>
+        </w:rPr>
+        <w:t>– ЦП 2.5 ГГц;</w:t>
+      </w:r>
+    </w:p>
+    <w:p>
+      <w:pPr>
+        <w:spacing w:after="0" w:line="360" w:lineRule="auto"/>
+        <w:ind w:firstLine="709"/>
+        <w:jc w:val="both"/>
+        <w:rPr>
+          <w:rFonts w:ascii="Times New Roman" w:hAnsi="Times New Roman" w:cs="Times New Roman"/>
+          <w:sz w:val="28"/>
+          <w:szCs w:val="28"/>
+        </w:rPr>
+      </w:pPr>
+      <w:r>
+        <w:rPr>
+          <w:rFonts w:ascii="Times New Roman" w:hAnsi="Times New Roman" w:cs="Times New Roman"/>
+          <w:sz w:val="28"/>
+          <w:szCs w:val="28"/>
+        </w:rPr>
+        <w:t>– 16 ГБ ОЗУ;</w:t>
+      </w:r>
+    </w:p>
+    <w:p>
+      <w:pPr>
+        <w:spacing w:after="0" w:line="360" w:lineRule="auto"/>
+        <w:ind w:firstLine="709"/>
+        <w:jc w:val="both"/>
+        <w:rPr>
+          <w:rFonts w:ascii="Times New Roman" w:hAnsi="Times New Roman" w:cs="Times New Roman"/>
+          <w:sz w:val="28"/>
+          <w:szCs w:val="28"/>
+        </w:rPr>
+      </w:pPr>
+      <w:r>
+        <w:rPr>
+          <w:rFonts w:ascii="Times New Roman" w:hAnsi="Times New Roman" w:cs="Times New Roman"/>
+          <w:sz w:val="28"/>
+          <w:szCs w:val="28"/>
+        </w:rPr>
+        <w:t>– место на диске — 40 ГБ;</w:t>
+      </w:r>
+    </w:p>
+    <w:p>
+      <w:pPr>
+        <w:spacing w:after="0" w:line="360" w:lineRule="auto"/>
+        <w:ind w:firstLine="709"/>
+        <w:jc w:val="both"/>
+        <w:rPr>
+          <w:rFonts w:ascii="Times New Roman" w:hAnsi="Times New Roman" w:cs="Times New Roman"/>
+          <w:sz w:val="28"/>
+          <w:szCs w:val="28"/>
+        </w:rPr>
+      </w:pPr>
+      <w:r>
+        <w:rPr>
+          <w:rFonts w:ascii="Times New Roman" w:hAnsi="Times New Roman" w:cs="Times New Roman"/>
+          <w:sz w:val="28"/>
+          <w:szCs w:val="28"/>
+        </w:rPr>
+        <w:t>– графический процессор с объёмом памяти 1 ГБ, пропускной способностью 29 ГБ/с и поддержкой DirectX 11.</w:t>
       </w:r>
     </w:p>
     <w:p>
@@ -7297,66 +8875,30 @@
         <w:pStyle w:val="31"/>
         <w:ind w:firstLine="709"/>
       </w:pPr>
-      <w:bookmarkStart w:id="28" w:name="_Toc240410952"/>
-      <w:r>
-        <w:t>3.3.4 Требования к программному обеспечению системы</w:t>
-      </w:r>
-      <w:bookmarkEnd w:id="28"/>
-    </w:p>
-    <w:p>
-      <w:pPr>
-        <w:spacing w:after="0" w:line="360" w:lineRule="auto"/>
-        <w:ind w:firstLine="709"/>
-        <w:jc w:val="both"/>
-        <w:rPr>
-          <w:rFonts w:ascii="Times New Roman" w:hAnsi="Times New Roman" w:cs="Times New Roman"/>
-          <w:sz w:val="28"/>
-          <w:szCs w:val="28"/>
-        </w:rPr>
-      </w:pPr>
-      <w:r>
-        <w:rPr>
-          <w:rFonts w:ascii="Times New Roman" w:hAnsi="Times New Roman" w:cs="Times New Roman"/>
-          <w:sz w:val="28"/>
-          <w:szCs w:val="28"/>
-        </w:rPr>
-        <w:t>При выборе программного обеспечения необходимо отдавать предпочтение платформам разработки и библиотекам, распространяемым под лицензией MIT или аналогичным ей лицензиям, допускающим свободное использование в любом ПО и освобождающим использующих от любой оплаты. Версия САПР КОМПАС-3D версии v20 и выше.</w:t>
-      </w:r>
-    </w:p>
-    <w:p>
-      <w:pPr>
-        <w:spacing w:after="0" w:line="360" w:lineRule="auto"/>
-        <w:ind w:firstLine="709"/>
-        <w:jc w:val="both"/>
-        <w:rPr>
-          <w:rFonts w:ascii="Times New Roman" w:hAnsi="Times New Roman" w:cs="Times New Roman"/>
-          <w:sz w:val="28"/>
-          <w:szCs w:val="28"/>
-        </w:rPr>
-      </w:pPr>
-      <w:r>
-        <w:rPr>
-          <w:rFonts w:ascii="Times New Roman" w:hAnsi="Times New Roman" w:cs="Times New Roman"/>
-          <w:sz w:val="28"/>
-          <w:szCs w:val="28"/>
-        </w:rPr>
-        <w:t>Помимо этого, разработанная система должна работать на ПК с ОС Windows версии 10 и старше и разрядностью x64 с .NET Framework 4.7.2</w:t>
-      </w:r>
-      <w:r>
-        <w:rPr>
-          <w:rFonts w:ascii="Times New Roman" w:hAnsi="Times New Roman" w:cs="Times New Roman"/>
-          <w:sz w:val="28"/>
-          <w:szCs w:val="28"/>
-        </w:rPr>
-        <w:t xml:space="preserve"> и выше</w:t>
-      </w:r>
-      <w:r>
-        <w:rPr>
-          <w:rFonts w:ascii="Times New Roman" w:hAnsi="Times New Roman" w:cs="Times New Roman"/>
-          <w:sz w:val="28"/>
-          <w:szCs w:val="28"/>
-        </w:rPr>
-        <w:t>.</w:t>
+      <w:bookmarkStart w:id="42" w:name="_Toc242218341"/>
+      <w:r>
+        <w:t>3.3.6 Требования к метрологическому обеспечению</w:t>
+      </w:r>
+      <w:bookmarkEnd w:id="42"/>
+    </w:p>
+    <w:p>
+      <w:pPr>
+        <w:spacing w:after="0" w:line="360" w:lineRule="auto"/>
+        <w:ind w:firstLine="709"/>
+        <w:jc w:val="both"/>
+        <w:rPr>
+          <w:rFonts w:ascii="Times New Roman" w:hAnsi="Times New Roman" w:cs="Times New Roman"/>
+          <w:sz w:val="28"/>
+          <w:szCs w:val="28"/>
+        </w:rPr>
+      </w:pPr>
+      <w:r>
+        <w:rPr>
+          <w:rFonts w:ascii="Times New Roman" w:hAnsi="Times New Roman" w:cs="Times New Roman"/>
+          <w:sz w:val="28"/>
+          <w:szCs w:val="28"/>
+        </w:rPr>
+        <w:t>Дополнительные требования к метрологическому обеспечению не предъявляются.</w:t>
       </w:r>
     </w:p>
     <w:p>
@@ -7364,133 +8906,11 @@
         <w:pStyle w:val="31"/>
         <w:ind w:firstLine="709"/>
       </w:pPr>
-      <w:bookmarkStart w:id="29" w:name="_Toc240410953"/>
-      <w:r>
-        <w:t>3.3.5 Требования к техническому обеспечению системы</w:t>
-      </w:r>
-      <w:bookmarkEnd w:id="29"/>
-    </w:p>
-    <w:p>
-      <w:pPr>
-        <w:spacing w:after="0" w:line="360" w:lineRule="auto"/>
-        <w:ind w:firstLine="709"/>
-        <w:jc w:val="both"/>
-        <w:rPr>
-          <w:rFonts w:ascii="Times New Roman" w:hAnsi="Times New Roman" w:cs="Times New Roman"/>
-          <w:sz w:val="28"/>
-          <w:szCs w:val="28"/>
-        </w:rPr>
-      </w:pPr>
-      <w:r>
-        <w:rPr>
-          <w:rFonts w:ascii="Times New Roman" w:hAnsi="Times New Roman" w:cs="Times New Roman"/>
-          <w:sz w:val="28"/>
-          <w:szCs w:val="28"/>
-        </w:rPr>
-        <w:t>– ЦП 2.5 ГГц;</w:t>
-      </w:r>
-    </w:p>
-    <w:p>
-      <w:pPr>
-        <w:spacing w:after="0" w:line="360" w:lineRule="auto"/>
-        <w:ind w:firstLine="709"/>
-        <w:jc w:val="both"/>
-        <w:rPr>
-          <w:rFonts w:ascii="Times New Roman" w:hAnsi="Times New Roman" w:cs="Times New Roman"/>
-          <w:sz w:val="28"/>
-          <w:szCs w:val="28"/>
-        </w:rPr>
-      </w:pPr>
-      <w:r>
-        <w:rPr>
-          <w:rFonts w:ascii="Times New Roman" w:hAnsi="Times New Roman" w:cs="Times New Roman"/>
-          <w:sz w:val="28"/>
-          <w:szCs w:val="28"/>
-        </w:rPr>
-        <w:t>– 16 ГБ ОЗУ;</w:t>
-      </w:r>
-    </w:p>
-    <w:p>
-      <w:pPr>
-        <w:spacing w:after="0" w:line="360" w:lineRule="auto"/>
-        <w:ind w:firstLine="709"/>
-        <w:jc w:val="both"/>
-        <w:rPr>
-          <w:rFonts w:ascii="Times New Roman" w:hAnsi="Times New Roman" w:cs="Times New Roman"/>
-          <w:sz w:val="28"/>
-          <w:szCs w:val="28"/>
-        </w:rPr>
-      </w:pPr>
-      <w:r>
-        <w:rPr>
-          <w:rFonts w:ascii="Times New Roman" w:hAnsi="Times New Roman" w:cs="Times New Roman"/>
-          <w:sz w:val="28"/>
-          <w:szCs w:val="28"/>
-        </w:rPr>
-        <w:t>– место на диске — 40 ГБ;</w:t>
-      </w:r>
-    </w:p>
-    <w:p>
-      <w:pPr>
-        <w:spacing w:after="0" w:line="360" w:lineRule="auto"/>
-        <w:ind w:firstLine="709"/>
-        <w:jc w:val="both"/>
-        <w:rPr>
-          <w:rFonts w:ascii="Times New Roman" w:hAnsi="Times New Roman" w:cs="Times New Roman"/>
-          <w:sz w:val="28"/>
-          <w:szCs w:val="28"/>
-        </w:rPr>
-      </w:pPr>
-      <w:r>
-        <w:rPr>
-          <w:rFonts w:ascii="Times New Roman" w:hAnsi="Times New Roman" w:cs="Times New Roman"/>
-          <w:sz w:val="28"/>
-          <w:szCs w:val="28"/>
-        </w:rPr>
-        <w:t>– графический процессор с объёмом памяти 1 ГБ, пропускной способностью 29 ГБ/с и поддержкой DirectX 11.</w:t>
-      </w:r>
-    </w:p>
-    <w:p>
-      <w:pPr>
-        <w:pStyle w:val="31"/>
-        <w:ind w:firstLine="709"/>
-      </w:pPr>
-      <w:bookmarkStart w:id="30" w:name="_Toc240410954"/>
-      <w:r>
-        <w:t>3.3.6 Требования к метрологическому обеспечению</w:t>
-      </w:r>
-      <w:bookmarkEnd w:id="30"/>
-    </w:p>
-    <w:p>
-      <w:pPr>
-        <w:spacing w:after="0" w:line="360" w:lineRule="auto"/>
-        <w:ind w:firstLine="709"/>
-        <w:jc w:val="both"/>
-        <w:rPr>
-          <w:rFonts w:ascii="Times New Roman" w:hAnsi="Times New Roman" w:cs="Times New Roman"/>
-          <w:sz w:val="28"/>
-          <w:szCs w:val="28"/>
-        </w:rPr>
-      </w:pPr>
-      <w:r>
-        <w:rPr>
-          <w:rFonts w:ascii="Times New Roman" w:hAnsi="Times New Roman" w:cs="Times New Roman"/>
-          <w:sz w:val="28"/>
-          <w:szCs w:val="28"/>
-        </w:rPr>
-        <w:t>Дополнительные требования к метрологическому обеспечению не предъявляются.</w:t>
-      </w:r>
-    </w:p>
-    <w:p>
-      <w:pPr>
-        <w:pStyle w:val="31"/>
-        <w:ind w:firstLine="709"/>
-      </w:pPr>
-      <w:bookmarkStart w:id="31" w:name="_Toc240410955"/>
+      <w:bookmarkStart w:id="43" w:name="_Toc242218342"/>
       <w:r>
         <w:t>3.3.7 Требования к организационному обеспечению</w:t>
       </w:r>
-      <w:bookmarkEnd w:id="31"/>
+      <w:bookmarkEnd w:id="43"/>
     </w:p>
     <w:p>
       <w:pPr>
@@ -7534,7 +8954,7 @@
           <w:szCs w:val="28"/>
         </w:rPr>
       </w:pPr>
-      <w:bookmarkStart w:id="32" w:name="_Toc240410956"/>
+      <w:bookmarkStart w:id="44" w:name="_Toc242218343"/>
       <w:r>
         <w:rPr>
           <w:rFonts w:cs="Times New Roman"/>
@@ -7542,10 +8962,9 @@
           <w:bCs/>
           <w:szCs w:val="28"/>
         </w:rPr>
-        <w:lastRenderedPageBreak/>
         <w:t>3.4 Общие технические требования к АС</w:t>
       </w:r>
-      <w:bookmarkEnd w:id="32"/>
+      <w:bookmarkEnd w:id="44"/>
     </w:p>
     <w:p>
       <w:pPr>
@@ -7581,8 +9000,9 @@
       <w:pPr>
         <w:spacing w:after="0"/>
         <w:sectPr>
-          <w:headerReference w:type="default" r:id="rId9"/>
-          <w:footerReference w:type="first" r:id="rId10"/>
+          <w:headerReference w:type="default" r:id="rId13"/>
+          <w:footerReference w:type="default" r:id="rId14"/>
+          <w:footerReference w:type="first" r:id="rId15"/>
           <w:pgSz w:w="11906" w:h="16838"/>
           <w:pgMar w:top="1134" w:right="850" w:bottom="1134" w:left="1700" w:header="708" w:footer="708" w:gutter="0"/>
           <w:pgNumType w:start="1"/>
@@ -7600,14 +9020,14 @@
         </w:numPr>
         <w:ind w:left="0" w:firstLine="0"/>
       </w:pPr>
-      <w:bookmarkStart w:id="33" w:name="_heading=h.lnxbz9" w:colFirst="0" w:colLast="0"/>
-      <w:bookmarkStart w:id="34" w:name="_Toc240410957"/>
-      <w:bookmarkEnd w:id="33"/>
+      <w:bookmarkStart w:id="45" w:name="_heading=h.lnxbz9" w:colFirst="0" w:colLast="0"/>
+      <w:bookmarkStart w:id="46" w:name="_Toc242218344"/>
+      <w:bookmarkEnd w:id="45"/>
       <w:r>
         <w:lastRenderedPageBreak/>
         <w:t>СОСТАВ И СОДЕРЖАНИЕ РАБОТ ПО СОЗДАНИЮ АВТОМАТИЗИРОВАННОЙ СИСТЕМЫ</w:t>
       </w:r>
-      <w:bookmarkEnd w:id="34"/>
+      <w:bookmarkEnd w:id="46"/>
     </w:p>
     <w:p>
       <w:pPr>
@@ -7624,9 +9044,9 @@
           <w:szCs w:val="28"/>
         </w:rPr>
       </w:pPr>
-      <w:bookmarkStart w:id="35" w:name="_heading=h.35nkun2" w:colFirst="0" w:colLast="0"/>
-      <w:bookmarkEnd w:id="35"/>
-      <w:commentRangeStart w:id="36"/>
+      <w:bookmarkStart w:id="47" w:name="_heading=h.35nkun2" w:colFirst="0" w:colLast="0"/>
+      <w:bookmarkEnd w:id="47"/>
+      <w:commentRangeStart w:id="48"/>
       <w:r>
         <w:rPr>
           <w:rFonts w:ascii="Times New Roman" w:hAnsi="Times New Roman" w:cs="Times New Roman"/>
@@ -7635,7 +9055,7 @@
         </w:rPr>
         <w:t xml:space="preserve">Этапы проведения </w:t>
       </w:r>
-      <w:commentRangeEnd w:id="36"/>
+      <w:commentRangeEnd w:id="48"/>
       <w:r>
         <w:rPr>
           <w:rStyle w:val="af2"/>
@@ -7643,7 +9063,7 @@
           <w:sz w:val="28"/>
           <w:szCs w:val="28"/>
         </w:rPr>
-        <w:commentReference w:id="36"/>
+        <w:commentReference w:id="48"/>
       </w:r>
       <w:r>
         <w:rPr>
@@ -8734,8 +10154,14 @@
           <w:p>
             <w:pPr>
               <w:spacing w:after="0" w:line="259" w:lineRule="auto"/>
+              <w:rPr>
+                <w:rFonts w:ascii="Times New Roman" w:hAnsi="Times New Roman" w:cs="Times New Roman"/>
+              </w:rPr>
             </w:pPr>
             <w:r>
+              <w:rPr>
+                <w:rFonts w:ascii="Times New Roman" w:hAnsi="Times New Roman" w:cs="Times New Roman"/>
+              </w:rPr>
               <w:t>Модульные тесты</w:t>
             </w:r>
           </w:p>
@@ -8848,8 +10274,14 @@
           <w:p>
             <w:pPr>
               <w:spacing w:after="0" w:line="259" w:lineRule="auto"/>
+              <w:rPr>
+                <w:rFonts w:ascii="Times New Roman" w:hAnsi="Times New Roman" w:cs="Times New Roman"/>
+              </w:rPr>
             </w:pPr>
             <w:r>
+              <w:rPr>
+                <w:rFonts w:ascii="Times New Roman" w:hAnsi="Times New Roman" w:cs="Times New Roman"/>
+              </w:rPr>
               <w:t>Пояснительная записка</w:t>
             </w:r>
           </w:p>
@@ -8934,12 +10366,12 @@
         </w:numPr>
         <w:ind w:left="0" w:firstLine="0"/>
       </w:pPr>
-      <w:bookmarkStart w:id="37" w:name="_Toc240410958"/>
+      <w:bookmarkStart w:id="49" w:name="_Toc242218345"/>
       <w:r>
         <w:lastRenderedPageBreak/>
         <w:t>ПОРЯДОК РАЗРАБОТКИ АВТОМАТИЗИРОВАННОЙ СИСТЕМЫ</w:t>
       </w:r>
-      <w:bookmarkEnd w:id="37"/>
+      <w:bookmarkEnd w:id="49"/>
     </w:p>
     <w:p>
       <w:pPr>
@@ -8954,7 +10386,7 @@
           <w:bCs/>
         </w:rPr>
       </w:pPr>
-      <w:bookmarkStart w:id="38" w:name="_Toc240410959"/>
+      <w:bookmarkStart w:id="50" w:name="_Toc242218346"/>
       <w:r>
         <w:rPr>
           <w:b/>
@@ -8962,7 +10394,7 @@
         </w:rPr>
         <w:t>5.1 Порядок организации разработки АС</w:t>
       </w:r>
-      <w:bookmarkEnd w:id="38"/>
+      <w:bookmarkEnd w:id="50"/>
     </w:p>
     <w:p>
       <w:pPr>
@@ -9032,7 +10464,7 @@
           <w:bCs/>
         </w:rPr>
       </w:pPr>
-      <w:bookmarkStart w:id="39" w:name="_Toc240410960"/>
+      <w:bookmarkStart w:id="51" w:name="_Toc242218347"/>
       <w:r>
         <w:rPr>
           <w:b/>
@@ -9040,7 +10472,7 @@
         </w:rPr>
         <w:t>5.2 Перечень документов и исходных данных для разработки АС</w:t>
       </w:r>
-      <w:bookmarkEnd w:id="39"/>
+      <w:bookmarkEnd w:id="51"/>
     </w:p>
     <w:p>
       <w:pPr>
@@ -9111,35 +10543,15 @@
           <w:sz w:val="28"/>
           <w:szCs w:val="28"/>
         </w:rPr>
-        <w:t>– документация по API КОМПАС-3D (руководство разработчика);</w:t>
-      </w:r>
-    </w:p>
-    <w:p>
-      <w:pPr>
-        <w:spacing w:after="0" w:line="360" w:lineRule="auto"/>
-        <w:ind w:firstLine="709"/>
-        <w:jc w:val="both"/>
-        <w:rPr>
-          <w:rFonts w:ascii="Times New Roman" w:hAnsi="Times New Roman" w:cs="Times New Roman"/>
-          <w:sz w:val="28"/>
-          <w:szCs w:val="28"/>
-        </w:rPr>
-      </w:pPr>
-      <w:commentRangeStart w:id="40"/>
-      <w:r>
-        <w:rPr>
-          <w:rFonts w:ascii="Times New Roman" w:hAnsi="Times New Roman" w:cs="Times New Roman"/>
-          <w:sz w:val="28"/>
-          <w:szCs w:val="28"/>
-        </w:rPr>
-        <w:t>– ГОСТ Р 52278-2016 «Организация защиты. Классификация. Общие положения».</w:t>
-      </w:r>
-      <w:commentRangeEnd w:id="40"/>
-      <w:r>
-        <w:rPr>
-          <w:rStyle w:val="CommentReference"/>
-        </w:rPr>
-        <w:commentReference w:id="40"/>
+        <w:t>– документация по API КОМПАС-3D (руководство разработчика)</w:t>
+      </w:r>
+      <w:r>
+        <w:rPr>
+          <w:rFonts w:ascii="Times New Roman" w:hAnsi="Times New Roman" w:cs="Times New Roman"/>
+          <w:sz w:val="28"/>
+          <w:szCs w:val="28"/>
+        </w:rPr>
+        <w:t xml:space="preserve">. </w:t>
       </w:r>
     </w:p>
     <w:p>
@@ -9162,7 +10574,7 @@
           <w:bCs/>
         </w:rPr>
       </w:pPr>
-      <w:bookmarkStart w:id="40" w:name="_Toc240410961"/>
+      <w:bookmarkStart w:id="52" w:name="_Toc242218348"/>
       <w:r>
         <w:rPr>
           <w:b/>
@@ -9170,7 +10582,7 @@
         </w:rPr>
         <w:t>5.3 Перечень документов, предъявляемых по окончании соответствующих этапов работ</w:t>
       </w:r>
-      <w:bookmarkEnd w:id="40"/>
+      <w:bookmarkEnd w:id="52"/>
     </w:p>
     <w:p>
       <w:pPr>
@@ -9313,7 +10725,7 @@
         </w:numPr>
         <w:ind w:left="0" w:firstLine="0"/>
       </w:pPr>
-      <w:bookmarkStart w:id="41" w:name="_Toc240410962"/>
+      <w:bookmarkStart w:id="53" w:name="_Toc242218349"/>
       <w:r>
         <w:lastRenderedPageBreak/>
         <w:t xml:space="preserve">ПОРЯДОК </w:t>
@@ -9330,7 +10742,7 @@
       <w:r>
         <w:t>СИСТЕМЫ</w:t>
       </w:r>
-      <w:bookmarkEnd w:id="41"/>
+      <w:bookmarkEnd w:id="53"/>
     </w:p>
     <w:p>
       <w:pPr>
@@ -9345,7 +10757,7 @@
           <w:bCs/>
         </w:rPr>
       </w:pPr>
-      <w:bookmarkStart w:id="42" w:name="_Toc240410963"/>
+      <w:bookmarkStart w:id="54" w:name="_Toc242218350"/>
       <w:r>
         <w:rPr>
           <w:b/>
@@ -9353,11 +10765,11 @@
         </w:rPr>
         <w:t>6.1 Виды, состав и методы испытаний АС и ее составных частей</w:t>
       </w:r>
-      <w:bookmarkEnd w:id="42"/>
-    </w:p>
-    <w:p>
-      <w:pPr>
-        <w:spacing w:after="0" w:line="360" w:lineRule="auto"/>
+      <w:bookmarkEnd w:id="54"/>
+    </w:p>
+    <w:p>
+      <w:pPr>
+        <w:spacing w:after="0" w:line="276" w:lineRule="auto"/>
         <w:ind w:firstLine="709"/>
         <w:jc w:val="both"/>
         <w:rPr>
@@ -9589,40 +11001,33 @@
     </w:p>
     <w:p>
       <w:pPr>
-        <w:spacing w:after="0" w:line="360" w:lineRule="auto"/>
-        <w:ind w:firstLine="709"/>
-        <w:jc w:val="both"/>
-        <w:rPr>
-          <w:rFonts w:ascii="Times New Roman" w:hAnsi="Times New Roman" w:cs="Times New Roman"/>
-          <w:sz w:val="28"/>
-          <w:szCs w:val="28"/>
-        </w:rPr>
-      </w:pPr>
-    </w:p>
-    <w:p>
-      <w:pPr>
-        <w:spacing w:after="0"/>
-        <w:jc w:val="center"/>
-        <w:rPr>
-          <w:rFonts w:ascii="Times New Roman" w:eastAsiaTheme="majorEastAsia" w:hAnsi="Times New Roman" w:cstheme="majorBidi"/>
+        <w:spacing w:after="0" w:line="276" w:lineRule="auto"/>
+        <w:ind w:firstLine="709"/>
+        <w:jc w:val="both"/>
+        <w:rPr>
+          <w:rFonts w:ascii="Times New Roman" w:hAnsi="Times New Roman" w:cs="Times New Roman"/>
+          <w:sz w:val="28"/>
+          <w:szCs w:val="28"/>
+        </w:rPr>
+      </w:pPr>
+    </w:p>
+    <w:p>
+      <w:pPr>
+        <w:pStyle w:val="2"/>
+        <w:rPr>
           <w:b/>
           <w:bCs/>
-          <w:color w:val="000000" w:themeColor="text1"/>
-          <w:sz w:val="28"/>
-          <w:szCs w:val="32"/>
-        </w:rPr>
-      </w:pPr>
-      <w:r>
-        <w:rPr>
-          <w:rFonts w:ascii="Times New Roman" w:eastAsiaTheme="majorEastAsia" w:hAnsi="Times New Roman" w:cstheme="majorBidi"/>
+        </w:rPr>
+      </w:pPr>
+      <w:bookmarkStart w:id="55" w:name="_Toc242218351"/>
+      <w:r>
+        <w:rPr>
           <w:b/>
           <w:bCs/>
-          <w:color w:val="000000" w:themeColor="text1"/>
-          <w:sz w:val="28"/>
-          <w:szCs w:val="32"/>
         </w:rPr>
         <w:t>6.2 Общие требования к приёмке работ по стадиям</w:t>
       </w:r>
+      <w:bookmarkEnd w:id="55"/>
     </w:p>
     <w:p>
       <w:pPr>
@@ -9707,35 +11112,19 @@
           <w:szCs w:val="28"/>
         </w:rPr>
       </w:pPr>
-      <w:commentRangeStart w:id="47"/>
-      <w:r>
-        <w:rPr>
-          <w:rFonts w:ascii="Times New Roman" w:hAnsi="Times New Roman" w:cs="Times New Roman"/>
-          <w:sz w:val="28"/>
-          <w:szCs w:val="28"/>
-        </w:rPr>
-        <w:lastRenderedPageBreak/>
+      <w:commentRangeStart w:id="56"/>
+      <w:r>
+        <w:rPr>
+          <w:rFonts w:ascii="Times New Roman" w:hAnsi="Times New Roman" w:cs="Times New Roman"/>
+          <w:sz w:val="28"/>
+          <w:szCs w:val="28"/>
+        </w:rPr>
         <w:t>Комплектность передаваемой отчётной документации подлежит проверке Заказчиком.</w:t>
       </w:r>
-      <w:commentRangeEnd w:id="47"/>
-      <w:r>
-        <w:rPr>
-          <w:rStyle w:val="CommentReference"/>
-        </w:rPr>
-        <w:commentReference w:id="47"/>
-      </w:r>
-    </w:p>
-    <w:p>
-      <w:pPr>
-        <w:spacing w:after="0" w:line="360" w:lineRule="auto"/>
-        <w:ind w:firstLine="709"/>
-        <w:jc w:val="both"/>
-        <w:rPr>
-          <w:rFonts w:ascii="Times New Roman" w:hAnsi="Times New Roman" w:cs="Times New Roman"/>
-          <w:sz w:val="28"/>
-          <w:szCs w:val="28"/>
-        </w:rPr>
-      </w:pPr>
+      <w:commentRangeEnd w:id="56"/>
+      <w:r>
+        <w:commentReference w:id="56"/>
+      </w:r>
     </w:p>
     <w:p>
       <w:pPr>
@@ -9747,13 +11136,14 @@
         <w:ind w:left="0" w:firstLine="0"/>
       </w:pPr>
       <w:r>
+        <w:lastRenderedPageBreak/>
         <w:t xml:space="preserve"> </w:t>
       </w:r>
-      <w:bookmarkStart w:id="43" w:name="_Toc240410964"/>
+      <w:bookmarkStart w:id="57" w:name="_Toc242218352"/>
       <w:r>
         <w:t>ТРЕБОВАНИЯ К ДОКУМЕНТИРОВАНИЮ</w:t>
       </w:r>
-      <w:bookmarkEnd w:id="43"/>
+      <w:bookmarkEnd w:id="57"/>
     </w:p>
     <w:p>
       <w:pPr>
@@ -9800,7 +11190,7 @@
           <w:bCs/>
         </w:rPr>
       </w:pPr>
-      <w:bookmarkStart w:id="44" w:name="_Toc240410965"/>
+      <w:bookmarkStart w:id="58" w:name="_Toc242218353"/>
       <w:r>
         <w:rPr>
           <w:b/>
@@ -9808,7 +11198,7 @@
         </w:rPr>
         <w:t>7.1 Перечень подлежащих разработке документов</w:t>
       </w:r>
-      <w:bookmarkEnd w:id="44"/>
+      <w:bookmarkEnd w:id="58"/>
     </w:p>
     <w:p>
       <w:pPr>
@@ -9858,7 +11248,7 @@
           <w:bCs/>
         </w:rPr>
       </w:pPr>
-      <w:bookmarkStart w:id="45" w:name="_Toc240410966"/>
+      <w:bookmarkStart w:id="59" w:name="_Toc242218354"/>
       <w:r>
         <w:rPr>
           <w:b/>
@@ -9866,7 +11256,7 @@
         </w:rPr>
         <w:t>7.2 Вид представления и количество документов</w:t>
       </w:r>
-      <w:bookmarkEnd w:id="45"/>
+      <w:bookmarkEnd w:id="59"/>
     </w:p>
     <w:p>
       <w:pPr>
@@ -10037,7 +11427,7 @@
           <w:bCs/>
         </w:rPr>
       </w:pPr>
-      <w:bookmarkStart w:id="46" w:name="_Toc240410967"/>
+      <w:bookmarkStart w:id="60" w:name="_Toc242218355"/>
       <w:r>
         <w:rPr>
           <w:b/>
@@ -10045,7 +11435,7 @@
         </w:rPr>
         <w:t>7.3 Требования по использованию ЕСКД и ЕСПД при разработке документов</w:t>
       </w:r>
-      <w:bookmarkEnd w:id="46"/>
+      <w:bookmarkEnd w:id="60"/>
     </w:p>
     <w:p>
       <w:pPr>
@@ -10117,85 +11507,85 @@
           <w:sz w:val="28"/>
           <w:szCs w:val="28"/>
         </w:rPr>
+        <w:t>– размер бумаги – А4. Допускается для размещения рисунков и таблиц использование листов формата А3 с подшивкой по короткой стороне листа;</w:t>
+      </w:r>
+    </w:p>
+    <w:p>
+      <w:pPr>
+        <w:spacing w:after="0" w:line="360" w:lineRule="auto"/>
+        <w:ind w:firstLine="709"/>
+        <w:jc w:val="both"/>
+        <w:rPr>
+          <w:rFonts w:ascii="Times New Roman" w:hAnsi="Times New Roman" w:cs="Times New Roman"/>
+          <w:sz w:val="28"/>
+          <w:szCs w:val="28"/>
+        </w:rPr>
+      </w:pPr>
+      <w:r>
+        <w:rPr>
+          <w:rFonts w:ascii="Times New Roman" w:hAnsi="Times New Roman" w:cs="Times New Roman"/>
+          <w:sz w:val="28"/>
+          <w:szCs w:val="28"/>
+        </w:rPr>
+        <w:t xml:space="preserve">– шрифт – Times New </w:t>
+      </w:r>
+      <w:proofErr w:type="spellStart"/>
+      <w:r>
+        <w:rPr>
+          <w:rFonts w:ascii="Times New Roman" w:hAnsi="Times New Roman" w:cs="Times New Roman"/>
+          <w:sz w:val="28"/>
+          <w:szCs w:val="28"/>
+        </w:rPr>
+        <w:t>Roman</w:t>
+      </w:r>
+      <w:proofErr w:type="spellEnd"/>
+      <w:r>
+        <w:rPr>
+          <w:rFonts w:ascii="Times New Roman" w:hAnsi="Times New Roman" w:cs="Times New Roman"/>
+          <w:sz w:val="28"/>
+          <w:szCs w:val="28"/>
+        </w:rPr>
+        <w:t xml:space="preserve"> 14;</w:t>
+      </w:r>
+    </w:p>
+    <w:p>
+      <w:pPr>
+        <w:spacing w:after="0" w:line="360" w:lineRule="auto"/>
+        <w:ind w:firstLine="709"/>
+        <w:jc w:val="both"/>
+        <w:rPr>
+          <w:rFonts w:ascii="Times New Roman" w:hAnsi="Times New Roman" w:cs="Times New Roman"/>
+          <w:sz w:val="28"/>
+          <w:szCs w:val="28"/>
+        </w:rPr>
+      </w:pPr>
+      <w:r>
+        <w:rPr>
+          <w:rFonts w:ascii="Times New Roman" w:hAnsi="Times New Roman" w:cs="Times New Roman"/>
+          <w:sz w:val="28"/>
+          <w:szCs w:val="28"/>
+        </w:rPr>
+        <w:t>– первая строка – отступ 1,25 см;</w:t>
+      </w:r>
+    </w:p>
+    <w:p>
+      <w:pPr>
+        <w:spacing w:after="0" w:line="360" w:lineRule="auto"/>
+        <w:ind w:firstLine="709"/>
+        <w:jc w:val="both"/>
+        <w:rPr>
+          <w:rFonts w:ascii="Times New Roman" w:hAnsi="Times New Roman" w:cs="Times New Roman"/>
+          <w:sz w:val="28"/>
+          <w:szCs w:val="28"/>
+        </w:rPr>
+      </w:pPr>
+      <w:r>
+        <w:rPr>
+          <w:rFonts w:ascii="Times New Roman" w:hAnsi="Times New Roman" w:cs="Times New Roman"/>
+          <w:sz w:val="28"/>
+          <w:szCs w:val="28"/>
+        </w:rPr>
         <w:lastRenderedPageBreak/>
-        <w:t>– размер бумаги – А4. Допускается для размещения рисунков и таблиц использование листов формата А3 с подшивкой по короткой стороне листа;</w:t>
-      </w:r>
-    </w:p>
-    <w:p>
-      <w:pPr>
-        <w:spacing w:after="0" w:line="360" w:lineRule="auto"/>
-        <w:ind w:firstLine="709"/>
-        <w:jc w:val="both"/>
-        <w:rPr>
-          <w:rFonts w:ascii="Times New Roman" w:hAnsi="Times New Roman" w:cs="Times New Roman"/>
-          <w:sz w:val="28"/>
-          <w:szCs w:val="28"/>
-        </w:rPr>
-      </w:pPr>
-      <w:r>
-        <w:rPr>
-          <w:rFonts w:ascii="Times New Roman" w:hAnsi="Times New Roman" w:cs="Times New Roman"/>
-          <w:sz w:val="28"/>
-          <w:szCs w:val="28"/>
-        </w:rPr>
-        <w:t xml:space="preserve">– шрифт – Times New </w:t>
-      </w:r>
-      <w:proofErr w:type="spellStart"/>
-      <w:r>
-        <w:rPr>
-          <w:rFonts w:ascii="Times New Roman" w:hAnsi="Times New Roman" w:cs="Times New Roman"/>
-          <w:sz w:val="28"/>
-          <w:szCs w:val="28"/>
-        </w:rPr>
-        <w:t>Roman</w:t>
-      </w:r>
-      <w:proofErr w:type="spellEnd"/>
-      <w:r>
-        <w:rPr>
-          <w:rFonts w:ascii="Times New Roman" w:hAnsi="Times New Roman" w:cs="Times New Roman"/>
-          <w:sz w:val="28"/>
-          <w:szCs w:val="28"/>
-        </w:rPr>
-        <w:t xml:space="preserve"> 14;</w:t>
-      </w:r>
-    </w:p>
-    <w:p>
-      <w:pPr>
-        <w:spacing w:after="0" w:line="360" w:lineRule="auto"/>
-        <w:ind w:firstLine="709"/>
-        <w:jc w:val="both"/>
-        <w:rPr>
-          <w:rFonts w:ascii="Times New Roman" w:hAnsi="Times New Roman" w:cs="Times New Roman"/>
-          <w:sz w:val="28"/>
-          <w:szCs w:val="28"/>
-        </w:rPr>
-      </w:pPr>
-      <w:r>
-        <w:rPr>
-          <w:rFonts w:ascii="Times New Roman" w:hAnsi="Times New Roman" w:cs="Times New Roman"/>
-          <w:sz w:val="28"/>
-          <w:szCs w:val="28"/>
-        </w:rPr>
-        <w:t>– первая строка – отступ 1,25 см;</w:t>
-      </w:r>
-    </w:p>
-    <w:p>
-      <w:pPr>
-        <w:spacing w:after="0" w:line="360" w:lineRule="auto"/>
-        <w:ind w:firstLine="709"/>
-        <w:jc w:val="both"/>
-        <w:rPr>
-          <w:rFonts w:ascii="Times New Roman" w:hAnsi="Times New Roman" w:cs="Times New Roman"/>
-          <w:sz w:val="28"/>
-          <w:szCs w:val="28"/>
-        </w:rPr>
-      </w:pPr>
-      <w:r>
-        <w:rPr>
-          <w:rFonts w:ascii="Times New Roman" w:hAnsi="Times New Roman" w:cs="Times New Roman"/>
-          <w:sz w:val="28"/>
-          <w:szCs w:val="28"/>
-        </w:rPr>
         <w:t>– межстрочный интервал – полуторный;</w:t>
       </w:r>
     </w:p>
@@ -10276,12 +11666,12 @@
         </w:numPr>
         <w:ind w:left="0" w:firstLine="0"/>
       </w:pPr>
-      <w:bookmarkStart w:id="47" w:name="_Toc240410968"/>
+      <w:bookmarkStart w:id="61" w:name="_Toc242218356"/>
       <w:r>
         <w:lastRenderedPageBreak/>
         <w:t>ИСТОЧНИКИ РАЗРАБОТКИ</w:t>
       </w:r>
-      <w:bookmarkEnd w:id="47"/>
+      <w:bookmarkEnd w:id="61"/>
     </w:p>
     <w:p>
       <w:pPr>
@@ -10680,10 +12070,23 @@
 
 <file path=word/comments.xml><?xml version="1.0" encoding="utf-8"?>
 <w:comments xmlns:wpc="http://schemas.microsoft.com/office/word/2010/wordprocessingCanvas" xmlns:cx="http://schemas.microsoft.com/office/drawing/2014/chartex" xmlns:cx1="http://schemas.microsoft.com/office/drawing/2015/9/8/chartex" xmlns:cx2="http://schemas.microsoft.com/office/drawing/2015/10/21/chartex" xmlns:cx3="http://schemas.microsoft.com/office/drawing/2016/5/9/chartex" xmlns:cx4="http://schemas.microsoft.com/office/drawing/2016/5/10/chartex" xmlns:cx5="http://schemas.microsoft.com/office/drawing/2016/5/11/chartex" xmlns:cx6="http://schemas.microsoft.com/office/drawing/2016/5/12/chartex" xmlns:cx7="http://schemas.microsoft.com/office/drawing/2016/5/13/chartex" xmlns:cx8="http://schemas.microsoft.com/office/drawing/2016/5/14/chartex" xmlns:mc="http://schemas.openxmlformats.org/markup-compatibility/2006" xmlns:aink="http://schemas.microsoft.com/office/drawing/2016/ink" xmlns:am3d="http://schemas.microsoft.com/office/drawing/2017/model3d" xmlns:o="urn:schemas-microsoft-com:office:office" xmlns:oel="http://schemas.microsoft.com/office/2019/extlst" xmlns:r="http://schemas.openxmlformats.org/officeDocument/2006/relationships" xmlns:m="http://schemas.openxmlformats.org/officeDocument/2006/math" xmlns:v="urn:schemas-microsoft-com:vml" xmlns:wp14="http://schemas.microsoft.com/office/word/2010/wordprocessingDrawing" xmlns:wp="http://schemas.openxmlformats.org/drawingml/2006/wordprocessingDrawing" xmlns:w10="urn:schemas-microsoft-com:office:word" xmlns:w="http://schemas.openxmlformats.org/wordprocessingml/2006/main" xmlns:w14="http://schemas.microsoft.com/office/word/2010/wordml" xmlns:w15="http://schemas.microsoft.com/office/word/2012/wordml" xmlns:w16cex="http://schemas.microsoft.com/office/word/2018/wordml/cex" xmlns:w16cid="http://schemas.microsoft.com/office/word/2016/wordml/cid" xmlns:w16="http://schemas.microsoft.com/office/word/2018/wordml" xmlns:w16sdtdh="http://schemas.microsoft.com/office/word/2020/wordml/sdtdatahash" xmlns:w16se="http://schemas.microsoft.com/office/word/2015/wordml/symex" xmlns:wpg="http://schemas.microsoft.com/office/word/2010/wordprocessingGroup" xmlns:wpi="http://schemas.microsoft.com/office/word/2010/wordprocessingInk" xmlns:wne="http://schemas.microsoft.com/office/word/2006/wordml" xmlns:wps="http://schemas.microsoft.com/office/word/2010/wordprocessingShape" mc:Ignorable="w14 w15 w16se w16cid w16 w16cex w16sdtdh wp14">
-  <w:comment w:id="36" w:author="Kalentyev Alexey" w:date="2026-09-16T11:53:00Z" w:initials="KA">
+  <w:comment w:id="1" w:author="Kalentyev Alexey" w:date="2026-09-23T04:53:00Z" w:initials="KA">
+    <w:p>
+      <w:r>
+        <w:annotationRef/>
+      </w:r>
+      <w:r>
+        <w:t>Добавьте сквозные номера страниц в центре нижнего поля, учитывая титульный лист, но не печатая на нём номер. Проверьте также секции до и после альбомной таблицы.</w:t>
+      </w:r>
+    </w:p>
+  </w:comment>
+  <w:comment w:id="2" w:author="io" w:date="2026-10-06T23:41:00Z" w:initials="i">
     <w:p>
       <w:pPr>
         <w:pStyle w:val="af3"/>
+        <w:rPr>
+          <w:lang w:val="en-US"/>
+        </w:rPr>
       </w:pPr>
       <w:r>
         <w:rPr>
@@ -10692,154 +12095,174 @@
         <w:annotationRef/>
       </w:r>
       <w:r>
+        <w:rPr>
+          <w:lang w:val="en-US"/>
+        </w:rPr>
+        <w:t>Done</w:t>
+      </w:r>
+    </w:p>
+  </w:comment>
+  <w:comment w:id="5" w:author="Kalentyev Alexey" w:date="2026-09-23T04:53:00Z" w:initials="KA">
+    <w:p>
+      <w:r>
+        <w:annotationRef/>
+      </w:r>
+      <w:r>
+        <w:t>Заполните ФИО исполнителя и группу: Прокопенко Дмитрий Алексеевич, 583-1. Также укажите организацию-заказчика, отдельно от ФИО её представителя.</w:t>
+      </w:r>
+    </w:p>
+  </w:comment>
+  <w:comment w:id="6" w:author="io" w:date="2026-10-06T23:41:00Z" w:initials="i">
+    <w:p>
+      <w:pPr>
+        <w:pStyle w:val="af3"/>
+      </w:pPr>
+      <w:r>
+        <w:rPr>
+          <w:rStyle w:val="af2"/>
+        </w:rPr>
+        <w:annotationRef/>
+      </w:r>
+      <w:r>
+        <w:rPr>
+          <w:lang w:val="en-US"/>
+        </w:rPr>
+        <w:t>Done</w:t>
+      </w:r>
+    </w:p>
+  </w:comment>
+  <w:comment w:id="12" w:author="Kalentyev Alexey" w:date="2026-09-23T04:53:00Z" w:initials="KA">
+    <w:p>
+      <w:r>
+        <w:annotationRef/>
+      </w:r>
+      <w:r>
+        <w:t>Согласуйте направления размеров на рисунке 2.1 с формулами: на схеме p лежит внутри габарита W, а d — внутри L; в тексте p ограничен через L, а d — через W. Исправьте обозначения или соответствующие ограничения и названия размеров.</w:t>
+      </w:r>
+    </w:p>
+  </w:comment>
+  <w:comment w:id="13" w:author="io" w:date="2026-10-06T23:41:00Z" w:initials="i">
+    <w:p>
+      <w:pPr>
+        <w:pStyle w:val="af3"/>
+      </w:pPr>
+      <w:r>
+        <w:rPr>
+          <w:rStyle w:val="af2"/>
+        </w:rPr>
+        <w:annotationRef/>
+      </w:r>
+      <w:r>
+        <w:rPr>
+          <w:lang w:val="en-US"/>
+        </w:rPr>
+        <w:t>Done</w:t>
+      </w:r>
+    </w:p>
+  </w:comment>
+  <w:comment w:id="15" w:author="Kalentyev Alexey" w:date="2026-09-23T04:53:00Z" w:initials="KA">
+    <w:p>
+      <w:r>
+        <w:annotationRef/>
+      </w:r>
+      <w:r>
+        <w:t>Начните разделы 2, 3 и 7 с новых страниц. Сейчас раздел 2 расположен под сроками работ, раздел 3 — под рисунком предыдущего раздела, раздел 7 — после последнего абзаца приёмки.</w:t>
+      </w:r>
+    </w:p>
+  </w:comment>
+  <w:comment w:id="16" w:author="io" w:date="2026-10-06T23:42:00Z" w:initials="i">
+    <w:p>
+      <w:pPr>
+        <w:pStyle w:val="af3"/>
+      </w:pPr>
+      <w:r>
+        <w:rPr>
+          <w:rStyle w:val="af2"/>
+        </w:rPr>
+        <w:annotationRef/>
+      </w:r>
+      <w:r>
+        <w:rPr>
+          <w:lang w:val="en-US"/>
+        </w:rPr>
+        <w:t>Done</w:t>
+      </w:r>
+    </w:p>
+  </w:comment>
+  <w:comment w:id="19" w:author="Kalentyev Alexey" w:date="2026-09-23T04:53:00Z" w:initials="KA">
+    <w:p>
+      <w:r>
+        <w:annotationRef/>
+      </w:r>
+      <w:r>
+        <w:t>Выделите заголовки пунктов третьего уровня (3.1.1 и аналогичные) полужирным и приведите их выравнивание к центру без абзацного отступа. Уберите точки в конце заголовков, где они стоят, и отделите заголовок от следующего текста предусмотренным интервалом.</w:t>
+      </w:r>
+    </w:p>
+  </w:comment>
+  <w:comment w:id="20" w:author="io" w:date="2026-10-06T23:42:00Z" w:initials="i">
+    <w:p>
+      <w:pPr>
+        <w:pStyle w:val="af3"/>
+      </w:pPr>
+      <w:r>
+        <w:rPr>
+          <w:rStyle w:val="af2"/>
+        </w:rPr>
+        <w:annotationRef/>
+      </w:r>
+      <w:r>
+        <w:rPr>
+          <w:lang w:val="en-US"/>
+        </w:rPr>
+        <w:t>Done</w:t>
+      </w:r>
+    </w:p>
+  </w:comment>
+  <w:comment w:id="34" w:author="Kalentyev Alexey" w:date="2026-09-23T04:53:00Z" w:initials="KA">
+    <w:p>
+      <w:r>
+        <w:annotationRef/>
+      </w:r>
+    </w:p>
+    <w:p>
+      <w:r>
+        <w:t>Уточните, какая конструкция должна строиться. В тексте указаны два сквозных крепёжных отверстия и Т-образный паз, но на рисунке 2.1 показана опора с прямоугольным пазом без этих отверстий. Для выбранной конструкции задайте недостающие размеры и расположение элементов.</w:t>
+      </w:r>
+    </w:p>
+  </w:comment>
+  <w:comment w:id="35" w:author="Kalentyev Alexey" w:date="2026-09-23T04:53:00Z" w:initials="KA">
+    <w:p>
+      <w:r>
+        <w:annotationRef/>
+      </w:r>
+      <w:r>
+        <w:t>Согласуйте перечень функций с п. 3.1.1: сейчас вводятся L, W, H, h, p, d, а здесь указаны L, W, H, D, P и проверка зависимости D/P. Исправьте обозначения и перечислите проверяемые пары p/L, h/H, d/W.</w:t>
+      </w:r>
+    </w:p>
+  </w:comment>
+  <w:comment w:id="48" w:author="Kalentyev Alexey" w:date="2026-09-16T11:53:00Z" w:initials="KA">
+    <w:p>
+      <w:pPr>
+        <w:pStyle w:val="af3"/>
+      </w:pPr>
+      <w:r>
+        <w:rPr>
+          <w:rStyle w:val="af2"/>
+        </w:rPr>
+        <w:annotationRef/>
+      </w:r>
+      <w:r>
         <w:t>Шрифты</w:t>
       </w:r>
     </w:p>
   </w:comment>
-  <w:comment w:id="37" w:author="Kalentyev Alexey" w:initials="KA" w:date="2026-09-23T04:53:12Z">
-    <w:p>
-      <w:pPr>
-        <w:pStyle w:val="CommentText"/>
-      </w:pPr>
+  <w:comment w:id="56" w:author="Kalentyev Alexey" w:date="2026-09-23T04:53:00Z" w:initials="KA">
+    <w:p>
       <w:r>
         <w:annotationRef/>
       </w:r>
       <w:r>
-        <w:t xml:space="preserve">Заполните ФИО исполнителя и группу: Прокопенко Дмитрий Алексеевич, 583-1. Также укажите организацию-заказчика, отдельно от ФИО её представителя.</w:t>
-      </w:r>
-    </w:p>
-  </w:comment>
-  <w:comment w:id="38" w:author="Kalentyev Alexey" w:initials="KA" w:date="2026-09-23T04:53:12Z">
-    <w:p>
-      <w:pPr>
-        <w:pStyle w:val="CommentText"/>
-      </w:pPr>
-      <w:r>
-        <w:annotationRef/>
-      </w:r>
-      <w:r>
-        <w:t xml:space="preserve">Пересчитайте пример в пределах указанных диапазонов L = 60–150 мм и p = 20–80 мм. Значения L = 200, p = 190 и рекомендация увеличить L до 210 мм недопустимы уже по базовым ограничениям, независимо от проверки паза.</w:t>
-        <w:br/>
-        <w:t xml:space="preserve">Пример должен демонстрировать нарушение зависимости при исходно допустимых отдельных параметрах. Сейчас он смешивает нарушение диапазонов с нарушением геометрического условия и предлагает недопустимое исправление.</w:t>
-      </w:r>
-    </w:p>
-  </w:comment>
-  <w:comment w:id="39" w:author="Kalentyev Alexey" w:initials="KA" w:date="2026-09-23T04:53:12Z">
-    <w:p>
-      <w:pPr>
-        <w:pStyle w:val="CommentText"/>
-      </w:pPr>
-      <w:r>
-        <w:annotationRef/>
-      </w:r>
-      <w:r>
-        <w:t xml:space="preserve">Согласуйте перечень функций с п. 3.1.1: сейчас вводятся L, W, H, h, p, d, а здесь указаны L, W, H, D, P и проверка зависимости D/P. Исправьте обозначения и перечислите проверяемые пары p/L, h/H, d/W.</w:t>
-      </w:r>
-    </w:p>
-  </w:comment>
-  <w:comment w:id="40" w:author="Kalentyev Alexey" w:initials="KA" w:date="2026-09-23T04:53:12Z">
-    <w:p>
-      <w:pPr>
-        <w:pStyle w:val="CommentText"/>
-      </w:pPr>
-      <w:r>
-        <w:annotationRef/>
-      </w:r>
-      <w:r>
-        <w:t xml:space="preserve">Проверьте обозначение и название ГОСТ Р 52278-2016 и замените/уточните ссылку. Приведите конкретные конструктивные ограничения для опоры с пазом и покажите, какие размеры или зависимости модели из них следуют.</w:t>
-        <w:br/>
-        <w:t xml:space="preserve">Ссылка не идентифицирует источник ограничений геометрии. В найденном первичном тексте ГОСТ Р 52278-2004 речь идёт о ремонте монорельсового электроподвижного состава; заявленное сочетание номера, года и названия требует проверки, а не механической замены года.</w:t>
-      </w:r>
-    </w:p>
-  </w:comment>
-  <w:comment w:id="41" w:author="Kalentyev Alexey" w:initials="KA" w:date="2026-09-23T04:53:12Z">
-    <w:p>
-      <w:pPr>
-        <w:pStyle w:val="CommentText"/>
-      </w:pPr>
-      <w:r>
-        <w:annotationRef/>
-      </w:r>
-      <w:r>
-        <w:t xml:space="preserve">Выделите заголовки пунктов третьего уровня (3.1.1 и аналогичные) полужирным и приведите их выравнивание к центру без абзацного отступа. Уберите точки в конце заголовков, где они стоят, и отделите заголовок от следующего текста предусмотренным интервалом.</w:t>
-      </w:r>
-    </w:p>
-  </w:comment>
-  <w:comment w:id="42" w:author="Kalentyev Alexey" w:initials="KA" w:date="2026-09-23T04:53:12Z">
-    <w:p>
-      <w:pPr>
-        <w:pStyle w:val="CommentText"/>
-      </w:pPr>
-      <w:r>
-        <w:annotationRef/>
-      </w:r>
-      <w:r>
-        <w:t xml:space="preserve">Назовите раздел «Оглавление» и включите подраздел 6.2 «Общие требования к приёмке работ по стадиям», который есть в тексте. Проверьте стили строк с номерами страниц, вынесенными на отдельную строку.</w:t>
-      </w:r>
-    </w:p>
-  </w:comment>
-  <w:comment w:id="43" w:author="Kalentyev Alexey" w:initials="KA" w:date="2026-09-23T04:53:12Z">
-    <w:p>
-      <w:pPr>
-        <w:pStyle w:val="CommentText"/>
-      </w:pPr>
-      <w:r>
-        <w:annotationRef/>
-      </w:r>
-      <w:r>
-        <w:t xml:space="preserve">Согласуйте направления размеров на рисунке 2.1 с формулами: на схеме p лежит внутри габарита W, а d — внутри L; в тексте p ограничен через L, а d — через W. Исправьте обозначения или соответствующие ограничения и названия размеров.</w:t>
-      </w:r>
-    </w:p>
-  </w:comment>
-  <w:comment w:id="44" w:author="Kalentyev Alexey" w:initials="KA" w:date="2026-09-23T04:53:12Z">
-    <w:p>
-      <w:pPr>
-        <w:pStyle w:val="CommentText"/>
-      </w:pPr>
-      <w:r>
-        <w:annotationRef/>
-      </w:r>
-      <w:r>
-        <w:t xml:space="preserve">Уточните, какая конструкция должна строиться. В тексте указаны два сквозных крепёжных отверстия и Т-образный паз, но на рисунке 2.1 показана опора с прямоугольным пазом без этих отверстий. Для выбранной конструкции задайте недостающие размеры и расположение элементов.</w:t>
-      </w:r>
-    </w:p>
-  </w:comment>
-  <w:comment w:id="45" w:author="Kalentyev Alexey" w:initials="KA" w:date="2026-09-23T04:53:12Z">
-    <w:p>
-      <w:pPr>
-        <w:pStyle w:val="CommentText"/>
-      </w:pPr>
-      <w:r>
-        <w:annotationRef/>
-      </w:r>
-      <w:r>
-        <w:t xml:space="preserve">Добавьте сквозные номера страниц в центре нижнего поля, учитывая титульный лист, но не печатая на нём номер. Проверьте также секции до и после альбомной таблицы.</w:t>
-      </w:r>
-    </w:p>
-  </w:comment>
-  <w:comment w:id="46" w:author="Kalentyev Alexey" w:initials="KA" w:date="2026-09-23T04:53:12Z">
-    <w:p>
-      <w:pPr>
-        <w:pStyle w:val="CommentText"/>
-      </w:pPr>
-      <w:r>
-        <w:annotationRef/>
-      </w:r>
-      <w:r>
-        <w:t xml:space="preserve">Начните разделы 2, 3 и 7 с новых страниц. Сейчас раздел 2 расположен под сроками работ, раздел 3 — под рисунком предыдущего раздела, раздел 7 — после последнего абзаца приёмки.</w:t>
-      </w:r>
-    </w:p>
-  </w:comment>
-  <w:comment w:id="47" w:author="Kalentyev Alexey" w:initials="KA" w:date="2026-09-23T04:53:12Z">
-    <w:p>
-      <w:pPr>
-        <w:pStyle w:val="CommentText"/>
-      </w:pPr>
-      <w:r>
-        <w:annotationRef/>
-      </w:r>
-      <w:r>
-        <w:t xml:space="preserve">Подтяните последний короткий абзац п. 6.2 к остальному тексту приёмки. Сейчас он один расположен вверху следующей страницы перед разделом 7.</w:t>
+        <w:t>Подтяните последний короткий абзац п. 6.2 к остальному тексту приёмки. Сейчас он один расположен вверху следующей страницы перед разделом 7.</w:t>
       </w:r>
     </w:p>
   </w:comment>
@@ -10848,51 +12271,57 @@
 
 <file path=word/commentsExtended.xml><?xml version="1.0" encoding="utf-8"?>
 <w15:commentsEx xmlns:wpc="http://schemas.microsoft.com/office/word/2010/wordprocessingCanvas" xmlns:cx="http://schemas.microsoft.com/office/drawing/2014/chartex" xmlns:cx1="http://schemas.microsoft.com/office/drawing/2015/9/8/chartex" xmlns:cx2="http://schemas.microsoft.com/office/drawing/2015/10/21/chartex" xmlns:cx3="http://schemas.microsoft.com/office/drawing/2016/5/9/chartex" xmlns:cx4="http://schemas.microsoft.com/office/drawing/2016/5/10/chartex" xmlns:cx5="http://schemas.microsoft.com/office/drawing/2016/5/11/chartex" xmlns:cx6="http://schemas.microsoft.com/office/drawing/2016/5/12/chartex" xmlns:cx7="http://schemas.microsoft.com/office/drawing/2016/5/13/chartex" xmlns:cx8="http://schemas.microsoft.com/office/drawing/2016/5/14/chartex" xmlns:mc="http://schemas.openxmlformats.org/markup-compatibility/2006" xmlns:aink="http://schemas.microsoft.com/office/drawing/2016/ink" xmlns:am3d="http://schemas.microsoft.com/office/drawing/2017/model3d" xmlns:o="urn:schemas-microsoft-com:office:office" xmlns:oel="http://schemas.microsoft.com/office/2019/extlst" xmlns:r="http://schemas.openxmlformats.org/officeDocument/2006/relationships" xmlns:m="http://schemas.openxmlformats.org/officeDocument/2006/math" xmlns:v="urn:schemas-microsoft-com:vml" xmlns:wp14="http://schemas.microsoft.com/office/word/2010/wordprocessingDrawing" xmlns:wp="http://schemas.openxmlformats.org/drawingml/2006/wordprocessingDrawing" xmlns:w10="urn:schemas-microsoft-com:office:word" xmlns:w="http://schemas.openxmlformats.org/wordprocessingml/2006/main" xmlns:w14="http://schemas.microsoft.com/office/word/2010/wordml" xmlns:w15="http://schemas.microsoft.com/office/word/2012/wordml" xmlns:w16cex="http://schemas.microsoft.com/office/word/2018/wordml/cex" xmlns:w16cid="http://schemas.microsoft.com/office/word/2016/wordml/cid" xmlns:w16="http://schemas.microsoft.com/office/word/2018/wordml" xmlns:w16sdtdh="http://schemas.microsoft.com/office/word/2020/wordml/sdtdatahash" xmlns:w16se="http://schemas.microsoft.com/office/word/2015/wordml/symex" xmlns:wpg="http://schemas.microsoft.com/office/word/2010/wordprocessingGroup" xmlns:wpi="http://schemas.microsoft.com/office/word/2010/wordprocessingInk" xmlns:wne="http://schemas.microsoft.com/office/word/2006/wordml" xmlns:wps="http://schemas.microsoft.com/office/word/2010/wordprocessingShape" mc:Ignorable="w14 w15 w16se w16cid w16 w16cex w16sdtdh wp14">
+  <w15:commentEx w15:paraId="10C0BFAC" w15:done="0"/>
+  <w15:commentEx w15:paraId="195F2DC0" w15:paraIdParent="10C0BFAC" w15:done="0"/>
+  <w15:commentEx w15:paraId="7590A2FF" w15:done="0"/>
+  <w15:commentEx w15:paraId="0CE6912A" w15:paraIdParent="7590A2FF" w15:done="0"/>
+  <w15:commentEx w15:paraId="10C3399B" w15:done="0"/>
+  <w15:commentEx w15:paraId="134BB48F" w15:paraIdParent="10C3399B" w15:done="0"/>
+  <w15:commentEx w15:paraId="0E66ED07" w15:done="0"/>
+  <w15:commentEx w15:paraId="1D661267" w15:paraIdParent="0E66ED07" w15:done="0"/>
+  <w15:commentEx w15:paraId="69F3F519" w15:done="0"/>
+  <w15:commentEx w15:paraId="1B6056E4" w15:paraIdParent="69F3F519" w15:done="0"/>
+  <w15:commentEx w15:paraId="7EA1C5E9" w15:done="0"/>
+  <w15:commentEx w15:paraId="181CAB21" w15:done="0"/>
   <w15:commentEx w15:paraId="1C9B373E" w15:done="0"/>
-  <w15:commentEx w15:paraId="7590A2FF" w15:done="0"/>
-  <w15:commentEx w15:paraId="0E9F995E" w15:done="0"/>
-  <w15:commentEx w15:paraId="181CAB21" w15:done="0"/>
-  <w15:commentEx w15:paraId="5C1D7647" w15:done="0"/>
-  <w15:commentEx w15:paraId="69F3F519" w15:done="0"/>
-  <w15:commentEx w15:paraId="6047736A" w15:done="0"/>
-  <w15:commentEx w15:paraId="10C3399B" w15:done="0"/>
-  <w15:commentEx w15:paraId="7EA1C5E9" w15:done="0"/>
-  <w15:commentEx w15:paraId="10C0BFAC" w15:done="0"/>
-  <w15:commentEx w15:paraId="0E66ED07" w15:done="0"/>
   <w15:commentEx w15:paraId="4D05103E" w15:done="0"/>
 </w15:commentsEx>
 </file>
 
 <file path=word/commentsExtensible.xml><?xml version="1.0" encoding="utf-8"?>
 <w16cex:commentsExtensible xmlns:wpc="http://schemas.microsoft.com/office/word/2010/wordprocessingCanvas" xmlns:cx="http://schemas.microsoft.com/office/drawing/2014/chartex" xmlns:cx1="http://schemas.microsoft.com/office/drawing/2015/9/8/chartex" xmlns:cx2="http://schemas.microsoft.com/office/drawing/2015/10/21/chartex" xmlns:cx3="http://schemas.microsoft.com/office/drawing/2016/5/9/chartex" xmlns:cx4="http://schemas.microsoft.com/office/drawing/2016/5/10/chartex" xmlns:cx5="http://schemas.microsoft.com/office/drawing/2016/5/11/chartex" xmlns:cx6="http://schemas.microsoft.com/office/drawing/2016/5/12/chartex" xmlns:cx7="http://schemas.microsoft.com/office/drawing/2016/5/13/chartex" xmlns:cx8="http://schemas.microsoft.com/office/drawing/2016/5/14/chartex" xmlns:cr="http://schemas.microsoft.com/office/comments/2020/reactions" xmlns:mc="http://schemas.openxmlformats.org/markup-compatibility/2006" xmlns:aink="http://schemas.microsoft.com/office/drawing/2016/ink" xmlns:am3d="http://schemas.microsoft.com/office/drawing/2017/model3d" xmlns:o="urn:schemas-microsoft-com:office:office" xmlns:oel="http://schemas.microsoft.com/office/2019/extlst" xmlns:r="http://schemas.openxmlformats.org/officeDocument/2006/relationships" xmlns:m="http://schemas.openxmlformats.org/officeDocument/2006/math" xmlns:v="urn:schemas-microsoft-com:vml" xmlns:wp14="http://schemas.microsoft.com/office/word/2010/wordprocessingDrawing" xmlns:wp="http://schemas.openxmlformats.org/drawingml/2006/wordprocessingDrawing" xmlns:w10="urn:schemas-microsoft-com:office:word" xmlns:w="http://schemas.openxmlformats.org/wordprocessingml/2006/main" xmlns:w14="http://schemas.microsoft.com/office/word/2010/wordml" xmlns:w15="http://schemas.microsoft.com/office/word/2012/wordml" xmlns:w16cex="http://schemas.microsoft.com/office/word/2018/wordml/cex" xmlns:w16cid="http://schemas.microsoft.com/office/word/2016/wordml/cid" xmlns:w16="http://schemas.microsoft.com/office/word/2018/wordml" xmlns:w16sdtdh="http://schemas.microsoft.com/office/word/2020/wordml/sdtdatahash" xmlns:w16se="http://schemas.microsoft.com/office/word/2015/wordml/symex" xmlns:wpg="http://schemas.microsoft.com/office/word/2010/wordprocessingGroup" xmlns:wpi="http://schemas.microsoft.com/office/word/2010/wordprocessingInk" xmlns:wne="http://schemas.microsoft.com/office/word/2006/wordml" xmlns:wps="http://schemas.microsoft.com/office/word/2010/wordprocessingShape" mc:Ignorable="w14 w15 w16se w16cid w16 w16cex w16sdtdh cr wp14">
+  <w16cex:commentExtensible w16cex:durableId="04333FC2" w16cex:dateUtc="2026-09-23T04:53:00Z"/>
+  <w16cex:commentExtensible w16cex:durableId="06ED3F77" w16cex:dateUtc="2026-10-06T16:41:00Z"/>
+  <w16cex:commentExtensible w16cex:durableId="719E8EB3" w16cex:dateUtc="2026-09-23T04:53:00Z"/>
+  <w16cex:commentExtensible w16cex:durableId="1FBD569E" w16cex:dateUtc="2026-10-06T16:41:00Z"/>
+  <w16cex:commentExtensible w16cex:durableId="7E319224" w16cex:dateUtc="2026-09-23T04:53:00Z"/>
+  <w16cex:commentExtensible w16cex:durableId="39B69D7A" w16cex:dateUtc="2026-10-06T16:41:00Z"/>
+  <w16cex:commentExtensible w16cex:durableId="6D12021E" w16cex:dateUtc="2026-09-23T04:53:00Z"/>
+  <w16cex:commentExtensible w16cex:durableId="472582D4" w16cex:dateUtc="2026-10-06T16:42:00Z"/>
+  <w16cex:commentExtensible w16cex:durableId="512DCB5D" w16cex:dateUtc="2026-09-23T04:53:00Z"/>
+  <w16cex:commentExtensible w16cex:durableId="57FA49F0" w16cex:dateUtc="2026-10-06T16:42:00Z"/>
+  <w16cex:commentExtensible w16cex:durableId="022C58DE" w16cex:dateUtc="2026-09-23T04:53:00Z"/>
+  <w16cex:commentExtensible w16cex:durableId="3D185565" w16cex:dateUtc="2026-09-23T04:53:00Z"/>
   <w16cex:commentExtensible w16cex:durableId="6B48D383" w16cex:dateUtc="2026-09-16T04:53:00Z"/>
-  <w16cex:commentExtensible w16cex:durableId="719E8EB3" w16cex:dateUtc="2026-09-23T04:53:12Z"/>
-  <w16cex:commentExtensible w16cex:durableId="0DA4CBE3" w16cex:dateUtc="2026-09-23T04:53:12Z"/>
-  <w16cex:commentExtensible w16cex:durableId="3D185565" w16cex:dateUtc="2026-09-23T04:53:12Z"/>
-  <w16cex:commentExtensible w16cex:durableId="3EDBF514" w16cex:dateUtc="2026-09-23T04:53:12Z"/>
-  <w16cex:commentExtensible w16cex:durableId="512DCB5D" w16cex:dateUtc="2026-09-23T04:53:12Z"/>
-  <w16cex:commentExtensible w16cex:durableId="7E37D7D4" w16cex:dateUtc="2026-09-23T04:53:12Z"/>
-  <w16cex:commentExtensible w16cex:durableId="7E319224" w16cex:dateUtc="2026-09-23T04:53:12Z"/>
-  <w16cex:commentExtensible w16cex:durableId="022C58DE" w16cex:dateUtc="2026-09-23T04:53:12Z"/>
-  <w16cex:commentExtensible w16cex:durableId="04333FC2" w16cex:dateUtc="2026-09-23T04:53:12Z"/>
-  <w16cex:commentExtensible w16cex:durableId="6D12021E" w16cex:dateUtc="2026-09-23T04:53:12Z"/>
-  <w16cex:commentExtensible w16cex:durableId="223639D6" w16cex:dateUtc="2026-09-23T04:53:12Z"/>
+  <w16cex:commentExtensible w16cex:durableId="223639D6" w16cex:dateUtc="2026-09-23T04:53:00Z"/>
 </w16cex:commentsExtensible>
 </file>
 
 <file path=word/commentsIds.xml><?xml version="1.0" encoding="utf-8"?>
 <w16cid:commentsIds xmlns:wpc="http://schemas.microsoft.com/office/word/2010/wordprocessingCanvas" xmlns:cx="http://schemas.microsoft.com/office/drawing/2014/chartex" xmlns:cx1="http://schemas.microsoft.com/office/drawing/2015/9/8/chartex" xmlns:cx2="http://schemas.microsoft.com/office/drawing/2015/10/21/chartex" xmlns:cx3="http://schemas.microsoft.com/office/drawing/2016/5/9/chartex" xmlns:cx4="http://schemas.microsoft.com/office/drawing/2016/5/10/chartex" xmlns:cx5="http://schemas.microsoft.com/office/drawing/2016/5/11/chartex" xmlns:cx6="http://schemas.microsoft.com/office/drawing/2016/5/12/chartex" xmlns:cx7="http://schemas.microsoft.com/office/drawing/2016/5/13/chartex" xmlns:cx8="http://schemas.microsoft.com/office/drawing/2016/5/14/chartex" xmlns:mc="http://schemas.openxmlformats.org/markup-compatibility/2006" xmlns:aink="http://schemas.microsoft.com/office/drawing/2016/ink" xmlns:am3d="http://schemas.microsoft.com/office/drawing/2017/model3d" xmlns:o="urn:schemas-microsoft-com:office:office" xmlns:oel="http://schemas.microsoft.com/office/2019/extlst" xmlns:r="http://schemas.openxmlformats.org/officeDocument/2006/relationships" xmlns:m="http://schemas.openxmlformats.org/officeDocument/2006/math" xmlns:v="urn:schemas-microsoft-com:vml" xmlns:wp14="http://schemas.microsoft.com/office/word/2010/wordprocessingDrawing" xmlns:wp="http://schemas.openxmlformats.org/drawingml/2006/wordprocessingDrawing" xmlns:w10="urn:schemas-microsoft-com:office:word" xmlns:w="http://schemas.openxmlformats.org/wordprocessingml/2006/main" xmlns:w14="http://schemas.microsoft.com/office/word/2010/wordml" xmlns:w15="http://schemas.microsoft.com/office/word/2012/wordml" xmlns:w16cex="http://schemas.microsoft.com/office/word/2018/wordml/cex" xmlns:w16cid="http://schemas.microsoft.com/office/word/2016/wordml/cid" xmlns:w16="http://schemas.microsoft.com/office/word/2018/wordml" xmlns:w16sdtdh="http://schemas.microsoft.com/office/word/2020/wordml/sdtdatahash" xmlns:w16se="http://schemas.microsoft.com/office/word/2015/wordml/symex" xmlns:wpg="http://schemas.microsoft.com/office/word/2010/wordprocessingGroup" xmlns:wpi="http://schemas.microsoft.com/office/word/2010/wordprocessingInk" xmlns:wne="http://schemas.microsoft.com/office/word/2006/wordml" xmlns:wps="http://schemas.microsoft.com/office/word/2010/wordprocessingShape" mc:Ignorable="w14 w15 w16se w16cid w16 w16cex w16sdtdh wp14">
+  <w16cid:commentId w16cid:paraId="10C0BFAC" w16cid:durableId="04333FC2"/>
+  <w16cid:commentId w16cid:paraId="195F2DC0" w16cid:durableId="06ED3F77"/>
+  <w16cid:commentId w16cid:paraId="7590A2FF" w16cid:durableId="719E8EB3"/>
+  <w16cid:commentId w16cid:paraId="0CE6912A" w16cid:durableId="1FBD569E"/>
+  <w16cid:commentId w16cid:paraId="10C3399B" w16cid:durableId="7E319224"/>
+  <w16cid:commentId w16cid:paraId="134BB48F" w16cid:durableId="39B69D7A"/>
+  <w16cid:commentId w16cid:paraId="0E66ED07" w16cid:durableId="6D12021E"/>
+  <w16cid:commentId w16cid:paraId="1D661267" w16cid:durableId="472582D4"/>
+  <w16cid:commentId w16cid:paraId="69F3F519" w16cid:durableId="512DCB5D"/>
+  <w16cid:commentId w16cid:paraId="1B6056E4" w16cid:durableId="57FA49F0"/>
+  <w16cid:commentId w16cid:paraId="7EA1C5E9" w16cid:durableId="022C58DE"/>
+  <w16cid:commentId w16cid:paraId="181CAB21" w16cid:durableId="3D185565"/>
   <w16cid:commentId w16cid:paraId="1C9B373E" w16cid:durableId="6B48D383"/>
-  <w16cid:commentId w16cid:paraId="7590A2FF" w16cid:durableId="719E8EB3"/>
-  <w16cid:commentId w16cid:paraId="0E9F995E" w16cid:durableId="0DA4CBE3"/>
-  <w16cid:commentId w16cid:paraId="181CAB21" w16cid:durableId="3D185565"/>
-  <w16cid:commentId w16cid:paraId="5C1D7647" w16cid:durableId="3EDBF514"/>
-  <w16cid:commentId w16cid:paraId="69F3F519" w16cid:durableId="512DCB5D"/>
-  <w16cid:commentId w16cid:paraId="6047736A" w16cid:durableId="7E37D7D4"/>
-  <w16cid:commentId w16cid:paraId="10C3399B" w16cid:durableId="7E319224"/>
-  <w16cid:commentId w16cid:paraId="7EA1C5E9" w16cid:durableId="022C58DE"/>
-  <w16cid:commentId w16cid:paraId="10C0BFAC" w16cid:durableId="04333FC2"/>
-  <w16cid:commentId w16cid:paraId="0E66ED07" w16cid:durableId="6D12021E"/>
   <w16cid:commentId w16cid:paraId="4D05103E" w16cid:durableId="223639D6"/>
 </w16cid:commentsIds>
 </file>
@@ -10924,23 +12353,47 @@
 
 <file path=word/footer1.xml><?xml version="1.0" encoding="utf-8"?>
 <w:ftr xmlns:wpc="http://schemas.microsoft.com/office/word/2010/wordprocessingCanvas" xmlns:cx="http://schemas.microsoft.com/office/drawing/2014/chartex" xmlns:cx1="http://schemas.microsoft.com/office/drawing/2015/9/8/chartex" xmlns:cx2="http://schemas.microsoft.com/office/drawing/2015/10/21/chartex" xmlns:cx3="http://schemas.microsoft.com/office/drawing/2016/5/9/chartex" xmlns:cx4="http://schemas.microsoft.com/office/drawing/2016/5/10/chartex" xmlns:cx5="http://schemas.microsoft.com/office/drawing/2016/5/11/chartex" xmlns:cx6="http://schemas.microsoft.com/office/drawing/2016/5/12/chartex" xmlns:cx7="http://schemas.microsoft.com/office/drawing/2016/5/13/chartex" xmlns:cx8="http://schemas.microsoft.com/office/drawing/2016/5/14/chartex" xmlns:mc="http://schemas.openxmlformats.org/markup-compatibility/2006" xmlns:aink="http://schemas.microsoft.com/office/drawing/2016/ink" xmlns:am3d="http://schemas.microsoft.com/office/drawing/2017/model3d" xmlns:o="urn:schemas-microsoft-com:office:office" xmlns:oel="http://schemas.microsoft.com/office/2019/extlst" xmlns:r="http://schemas.openxmlformats.org/officeDocument/2006/relationships" xmlns:m="http://schemas.openxmlformats.org/officeDocument/2006/math" xmlns:v="urn:schemas-microsoft-com:vml" xmlns:wp14="http://schemas.microsoft.com/office/word/2010/wordprocessingDrawing" xmlns:wp="http://schemas.openxmlformats.org/drawingml/2006/wordprocessingDrawing" xmlns:w10="urn:schemas-microsoft-com:office:word" xmlns:w="http://schemas.openxmlformats.org/wordprocessingml/2006/main" xmlns:w14="http://schemas.microsoft.com/office/word/2010/wordml" xmlns:w15="http://schemas.microsoft.com/office/word/2012/wordml" xmlns:w16cex="http://schemas.microsoft.com/office/word/2018/wordml/cex" xmlns:w16cid="http://schemas.microsoft.com/office/word/2016/wordml/cid" xmlns:w16="http://schemas.microsoft.com/office/word/2018/wordml" xmlns:w16sdtdh="http://schemas.microsoft.com/office/word/2020/wordml/sdtdatahash" xmlns:w16se="http://schemas.microsoft.com/office/word/2015/wordml/symex" xmlns:wpg="http://schemas.microsoft.com/office/word/2010/wordprocessingGroup" xmlns:wpi="http://schemas.microsoft.com/office/word/2010/wordprocessingInk" xmlns:wne="http://schemas.microsoft.com/office/word/2006/wordml" xmlns:wps="http://schemas.microsoft.com/office/word/2010/wordprocessingShape" mc:Ignorable="w14 w15 w16se w16cid w16 w16cex w16sdtdh wp14">
+  <w:sdt>
+    <w:sdtPr>
+      <w:id w:val="-811556246"/>
+      <w:docPartObj>
+        <w:docPartGallery w:val="Page Numbers (Bottom of Page)"/>
+        <w:docPartUnique/>
+      </w:docPartObj>
+    </w:sdtPr>
+    <w:sdtContent>
+      <w:p>
+        <w:pPr>
+          <w:pStyle w:val="ae"/>
+          <w:jc w:val="center"/>
+        </w:pPr>
+        <w:r>
+          <w:fldChar w:fldCharType="begin"/>
+        </w:r>
+        <w:r>
+          <w:instrText>PAGE   \* MERGEFORMAT</w:instrText>
+        </w:r>
+        <w:r>
+          <w:fldChar w:fldCharType="separate"/>
+        </w:r>
+        <w:r>
+          <w:t>2</w:t>
+        </w:r>
+        <w:r>
+          <w:fldChar w:fldCharType="end"/>
+        </w:r>
+      </w:p>
+    </w:sdtContent>
+  </w:sdt>
+</w:ftr>
+</file>
+
+<file path=word/footer2.xml><?xml version="1.0" encoding="utf-8"?>
+<w:ftr xmlns:wpc="http://schemas.microsoft.com/office/word/2010/wordprocessingCanvas" xmlns:cx="http://schemas.microsoft.com/office/drawing/2014/chartex" xmlns:cx1="http://schemas.microsoft.com/office/drawing/2015/9/8/chartex" xmlns:cx2="http://schemas.microsoft.com/office/drawing/2015/10/21/chartex" xmlns:cx3="http://schemas.microsoft.com/office/drawing/2016/5/9/chartex" xmlns:cx4="http://schemas.microsoft.com/office/drawing/2016/5/10/chartex" xmlns:cx5="http://schemas.microsoft.com/office/drawing/2016/5/11/chartex" xmlns:cx6="http://schemas.microsoft.com/office/drawing/2016/5/12/chartex" xmlns:cx7="http://schemas.microsoft.com/office/drawing/2016/5/13/chartex" xmlns:cx8="http://schemas.microsoft.com/office/drawing/2016/5/14/chartex" xmlns:mc="http://schemas.openxmlformats.org/markup-compatibility/2006" xmlns:aink="http://schemas.microsoft.com/office/drawing/2016/ink" xmlns:am3d="http://schemas.microsoft.com/office/drawing/2017/model3d" xmlns:o="urn:schemas-microsoft-com:office:office" xmlns:oel="http://schemas.microsoft.com/office/2019/extlst" xmlns:r="http://schemas.openxmlformats.org/officeDocument/2006/relationships" xmlns:m="http://schemas.openxmlformats.org/officeDocument/2006/math" xmlns:v="urn:schemas-microsoft-com:vml" xmlns:wp14="http://schemas.microsoft.com/office/word/2010/wordprocessingDrawing" xmlns:wp="http://schemas.openxmlformats.org/drawingml/2006/wordprocessingDrawing" xmlns:w10="urn:schemas-microsoft-com:office:word" xmlns:w="http://schemas.openxmlformats.org/wordprocessingml/2006/main" xmlns:w14="http://schemas.microsoft.com/office/word/2010/wordml" xmlns:w15="http://schemas.microsoft.com/office/word/2012/wordml" xmlns:w16cex="http://schemas.microsoft.com/office/word/2018/wordml/cex" xmlns:w16cid="http://schemas.microsoft.com/office/word/2016/wordml/cid" xmlns:w16="http://schemas.microsoft.com/office/word/2018/wordml" xmlns:w16sdtdh="http://schemas.microsoft.com/office/word/2020/wordml/sdtdatahash" xmlns:w16se="http://schemas.microsoft.com/office/word/2015/wordml/symex" xmlns:wpg="http://schemas.microsoft.com/office/word/2010/wordprocessingGroup" xmlns:wpi="http://schemas.microsoft.com/office/word/2010/wordprocessingInk" xmlns:wne="http://schemas.microsoft.com/office/word/2006/wordml" xmlns:wps="http://schemas.microsoft.com/office/word/2010/wordprocessingShape" mc:Ignorable="w14 w15 w16se w16cid w16 w16cex w16sdtdh wp14">
   <w:p>
     <w:pPr>
-      <w:pBdr>
-        <w:top w:val="nil"/>
-        <w:left w:val="nil"/>
-        <w:bottom w:val="nil"/>
-        <w:right w:val="nil"/>
-        <w:between w:val="nil"/>
-      </w:pBdr>
-      <w:tabs>
-        <w:tab w:val="center" w:pos="4677"/>
-        <w:tab w:val="right" w:pos="9355"/>
-      </w:tabs>
-      <w:spacing w:line="240" w:lineRule="auto"/>
-      <w:rPr>
-        <w:color w:val="000000"/>
-      </w:rPr>
+      <w:pStyle w:val="ae"/>
+      <w:jc w:val="center"/>
     </w:pPr>
   </w:p>
 </w:ftr>
@@ -11604,6 +13057,95 @@
     </w:lvl>
   </w:abstractNum>
   <w:abstractNum w:abstractNumId="7" w15:restartNumberingAfterBreak="0">
+    <w:nsid w:val="56C76798"/>
+    <w:multiLevelType w:val="hybridMultilevel"/>
+    <w:tmpl w:val="2318B4DA"/>
+    <w:lvl w:ilvl="0" w:tplc="7DF21A2A">
+      <w:start w:val="1"/>
+      <w:numFmt w:val="decimal"/>
+      <w:lvlText w:val="%1)"/>
+      <w:lvlJc w:val="left"/>
+      <w:pPr>
+        <w:ind w:left="1069" w:hanging="360"/>
+      </w:pPr>
+      <w:rPr>
+        <w:rFonts w:hint="default"/>
+      </w:rPr>
+    </w:lvl>
+    <w:lvl w:ilvl="1" w:tplc="04190019" w:tentative="1">
+      <w:start w:val="1"/>
+      <w:numFmt w:val="lowerLetter"/>
+      <w:lvlText w:val="%2."/>
+      <w:lvlJc w:val="left"/>
+      <w:pPr>
+        <w:ind w:left="1789" w:hanging="360"/>
+      </w:pPr>
+    </w:lvl>
+    <w:lvl w:ilvl="2" w:tplc="0419001B" w:tentative="1">
+      <w:start w:val="1"/>
+      <w:numFmt w:val="lowerRoman"/>
+      <w:lvlText w:val="%3."/>
+      <w:lvlJc w:val="right"/>
+      <w:pPr>
+        <w:ind w:left="2509" w:hanging="180"/>
+      </w:pPr>
+    </w:lvl>
+    <w:lvl w:ilvl="3" w:tplc="0419000F" w:tentative="1">
+      <w:start w:val="1"/>
+      <w:numFmt w:val="decimal"/>
+      <w:lvlText w:val="%4."/>
+      <w:lvlJc w:val="left"/>
+      <w:pPr>
+        <w:ind w:left="3229" w:hanging="360"/>
+      </w:pPr>
+    </w:lvl>
+    <w:lvl w:ilvl="4" w:tplc="04190019" w:tentative="1">
+      <w:start w:val="1"/>
+      <w:numFmt w:val="lowerLetter"/>
+      <w:lvlText w:val="%5."/>
+      <w:lvlJc w:val="left"/>
+      <w:pPr>
+        <w:ind w:left="3949" w:hanging="360"/>
+      </w:pPr>
+    </w:lvl>
+    <w:lvl w:ilvl="5" w:tplc="0419001B" w:tentative="1">
+      <w:start w:val="1"/>
+      <w:numFmt w:val="lowerRoman"/>
+      <w:lvlText w:val="%6."/>
+      <w:lvlJc w:val="right"/>
+      <w:pPr>
+        <w:ind w:left="4669" w:hanging="180"/>
+      </w:pPr>
+    </w:lvl>
+    <w:lvl w:ilvl="6" w:tplc="0419000F" w:tentative="1">
+      <w:start w:val="1"/>
+      <w:numFmt w:val="decimal"/>
+      <w:lvlText w:val="%7."/>
+      <w:lvlJc w:val="left"/>
+      <w:pPr>
+        <w:ind w:left="5389" w:hanging="360"/>
+      </w:pPr>
+    </w:lvl>
+    <w:lvl w:ilvl="7" w:tplc="04190019" w:tentative="1">
+      <w:start w:val="1"/>
+      <w:numFmt w:val="lowerLetter"/>
+      <w:lvlText w:val="%8."/>
+      <w:lvlJc w:val="left"/>
+      <w:pPr>
+        <w:ind w:left="6109" w:hanging="360"/>
+      </w:pPr>
+    </w:lvl>
+    <w:lvl w:ilvl="8" w:tplc="0419001B" w:tentative="1">
+      <w:start w:val="1"/>
+      <w:numFmt w:val="lowerRoman"/>
+      <w:lvlText w:val="%9."/>
+      <w:lvlJc w:val="right"/>
+      <w:pPr>
+        <w:ind w:left="6829" w:hanging="180"/>
+      </w:pPr>
+    </w:lvl>
+  </w:abstractNum>
+  <w:abstractNum w:abstractNumId="8" w15:restartNumberingAfterBreak="0">
     <w:nsid w:val="5DDE5328"/>
     <w:multiLevelType w:val="multilevel"/>
     <w:tmpl w:val="10305538"/>
@@ -11689,7 +13231,7 @@
       </w:pPr>
     </w:lvl>
   </w:abstractNum>
-  <w:abstractNum w:abstractNumId="8" w15:restartNumberingAfterBreak="0">
+  <w:abstractNum w:abstractNumId="9" w15:restartNumberingAfterBreak="0">
     <w:nsid w:val="62CE4936"/>
     <w:multiLevelType w:val="hybridMultilevel"/>
     <w:tmpl w:val="831C3894"/>
@@ -11778,7 +13320,7 @@
       </w:pPr>
     </w:lvl>
   </w:abstractNum>
-  <w:abstractNum w:abstractNumId="9" w15:restartNumberingAfterBreak="0">
+  <w:abstractNum w:abstractNumId="10" w15:restartNumberingAfterBreak="0">
     <w:nsid w:val="65C218C9"/>
     <w:multiLevelType w:val="multilevel"/>
     <w:tmpl w:val="21C2875C"/>
@@ -11891,7 +13433,7 @@
       </w:pPr>
     </w:lvl>
   </w:abstractNum>
-  <w:abstractNum w:abstractNumId="10" w15:restartNumberingAfterBreak="0">
+  <w:abstractNum w:abstractNumId="11" w15:restartNumberingAfterBreak="0">
     <w:nsid w:val="6FD16520"/>
     <w:multiLevelType w:val="multilevel"/>
     <w:tmpl w:val="10305538"/>
@@ -11977,7 +13519,93 @@
       </w:pPr>
     </w:lvl>
   </w:abstractNum>
-  <w:abstractNum w:abstractNumId="11" w15:restartNumberingAfterBreak="0">
+  <w:abstractNum w:abstractNumId="12" w15:restartNumberingAfterBreak="0">
+    <w:nsid w:val="70F254F1"/>
+    <w:multiLevelType w:val="multilevel"/>
+    <w:tmpl w:val="0419001D"/>
+    <w:lvl w:ilvl="0">
+      <w:start w:val="1"/>
+      <w:numFmt w:val="decimal"/>
+      <w:lvlText w:val="%1)"/>
+      <w:lvlJc w:val="left"/>
+      <w:pPr>
+        <w:ind w:left="360" w:hanging="360"/>
+      </w:pPr>
+    </w:lvl>
+    <w:lvl w:ilvl="1">
+      <w:start w:val="1"/>
+      <w:numFmt w:val="lowerLetter"/>
+      <w:lvlText w:val="%2)"/>
+      <w:lvlJc w:val="left"/>
+      <w:pPr>
+        <w:ind w:left="720" w:hanging="360"/>
+      </w:pPr>
+    </w:lvl>
+    <w:lvl w:ilvl="2">
+      <w:start w:val="1"/>
+      <w:numFmt w:val="lowerRoman"/>
+      <w:lvlText w:val="%3)"/>
+      <w:lvlJc w:val="left"/>
+      <w:pPr>
+        <w:ind w:left="1080" w:hanging="360"/>
+      </w:pPr>
+    </w:lvl>
+    <w:lvl w:ilvl="3">
+      <w:start w:val="1"/>
+      <w:numFmt w:val="decimal"/>
+      <w:lvlText w:val="(%4)"/>
+      <w:lvlJc w:val="left"/>
+      <w:pPr>
+        <w:ind w:left="1440" w:hanging="360"/>
+      </w:pPr>
+    </w:lvl>
+    <w:lvl w:ilvl="4">
+      <w:start w:val="1"/>
+      <w:numFmt w:val="lowerLetter"/>
+      <w:lvlText w:val="(%5)"/>
+      <w:lvlJc w:val="left"/>
+      <w:pPr>
+        <w:ind w:left="1800" w:hanging="360"/>
+      </w:pPr>
+    </w:lvl>
+    <w:lvl w:ilvl="5">
+      <w:start w:val="1"/>
+      <w:numFmt w:val="lowerRoman"/>
+      <w:lvlText w:val="(%6)"/>
+      <w:lvlJc w:val="left"/>
+      <w:pPr>
+        <w:ind w:left="2160" w:hanging="360"/>
+      </w:pPr>
+    </w:lvl>
+    <w:lvl w:ilvl="6">
+      <w:start w:val="1"/>
+      <w:numFmt w:val="decimal"/>
+      <w:lvlText w:val="%7."/>
+      <w:lvlJc w:val="left"/>
+      <w:pPr>
+        <w:ind w:left="2520" w:hanging="360"/>
+      </w:pPr>
+    </w:lvl>
+    <w:lvl w:ilvl="7">
+      <w:start w:val="1"/>
+      <w:numFmt w:val="lowerLetter"/>
+      <w:lvlText w:val="%8."/>
+      <w:lvlJc w:val="left"/>
+      <w:pPr>
+        <w:ind w:left="2880" w:hanging="360"/>
+      </w:pPr>
+    </w:lvl>
+    <w:lvl w:ilvl="8">
+      <w:start w:val="1"/>
+      <w:numFmt w:val="lowerRoman"/>
+      <w:lvlText w:val="%9."/>
+      <w:lvlJc w:val="left"/>
+      <w:pPr>
+        <w:ind w:left="3240" w:hanging="360"/>
+      </w:pPr>
+    </w:lvl>
+  </w:abstractNum>
+  <w:abstractNum w:abstractNumId="13" w15:restartNumberingAfterBreak="0">
     <w:nsid w:val="78F05373"/>
     <w:multiLevelType w:val="multilevel"/>
     <w:tmpl w:val="44EEB82C"/>
@@ -12109,21 +13737,27 @@
     <w:abstractNumId w:val="5"/>
   </w:num>
   <w:num w:numId="7" w16cid:durableId="2005626372">
-    <w:abstractNumId w:val="11"/>
+    <w:abstractNumId w:val="13"/>
   </w:num>
   <w:num w:numId="8" w16cid:durableId="1456682740">
-    <w:abstractNumId w:val="8"/>
+    <w:abstractNumId w:val="9"/>
   </w:num>
   <w:num w:numId="9" w16cid:durableId="1026521339">
-    <w:abstractNumId w:val="9"/>
+    <w:abstractNumId w:val="10"/>
   </w:num>
   <w:num w:numId="10" w16cid:durableId="1513179360">
     <w:abstractNumId w:val="3"/>
   </w:num>
   <w:num w:numId="11" w16cid:durableId="947200798">
-    <w:abstractNumId w:val="10"/>
+    <w:abstractNumId w:val="11"/>
   </w:num>
   <w:num w:numId="12" w16cid:durableId="1342851385">
+    <w:abstractNumId w:val="8"/>
+  </w:num>
+  <w:num w:numId="13" w16cid:durableId="532689435">
+    <w:abstractNumId w:val="12"/>
+  </w:num>
+  <w:num w:numId="14" w16cid:durableId="1612787085">
     <w:abstractNumId w:val="7"/>
   </w:num>
 </w:numbering>
@@ -12133,6 +13767,9 @@
 <w15:people xmlns:wpc="http://schemas.microsoft.com/office/word/2010/wordprocessingCanvas" xmlns:cx="http://schemas.microsoft.com/office/drawing/2014/chartex" xmlns:cx1="http://schemas.microsoft.com/office/drawing/2015/9/8/chartex" xmlns:cx2="http://schemas.microsoft.com/office/drawing/2015/10/21/chartex" xmlns:cx3="http://schemas.microsoft.com/office/drawing/2016/5/9/chartex" xmlns:cx4="http://schemas.microsoft.com/office/drawing/2016/5/10/chartex" xmlns:cx5="http://schemas.microsoft.com/office/drawing/2016/5/11/chartex" xmlns:cx6="http://schemas.microsoft.com/office/drawing/2016/5/12/chartex" xmlns:cx7="http://schemas.microsoft.com/office/drawing/2016/5/13/chartex" xmlns:cx8="http://schemas.microsoft.com/office/drawing/2016/5/14/chartex" xmlns:mc="http://schemas.openxmlformats.org/markup-compatibility/2006" xmlns:aink="http://schemas.microsoft.com/office/drawing/2016/ink" xmlns:am3d="http://schemas.microsoft.com/office/drawing/2017/model3d" xmlns:o="urn:schemas-microsoft-com:office:office" xmlns:oel="http://schemas.microsoft.com/office/2019/extlst" xmlns:r="http://schemas.openxmlformats.org/officeDocument/2006/relationships" xmlns:m="http://schemas.openxmlformats.org/officeDocument/2006/math" xmlns:v="urn:schemas-microsoft-com:vml" xmlns:wp14="http://schemas.microsoft.com/office/word/2010/wordprocessingDrawing" xmlns:wp="http://schemas.openxmlformats.org/drawingml/2006/wordprocessingDrawing" xmlns:w10="urn:schemas-microsoft-com:office:word" xmlns:w="http://schemas.openxmlformats.org/wordprocessingml/2006/main" xmlns:w14="http://schemas.microsoft.com/office/word/2010/wordml" xmlns:w15="http://schemas.microsoft.com/office/word/2012/wordml" xmlns:w16cex="http://schemas.microsoft.com/office/word/2018/wordml/cex" xmlns:w16cid="http://schemas.microsoft.com/office/word/2016/wordml/cid" xmlns:w16="http://schemas.microsoft.com/office/word/2018/wordml" xmlns:w16sdtdh="http://schemas.microsoft.com/office/word/2020/wordml/sdtdatahash" xmlns:w16se="http://schemas.microsoft.com/office/word/2015/wordml/symex" xmlns:wpg="http://schemas.microsoft.com/office/word/2010/wordprocessingGroup" xmlns:wpi="http://schemas.microsoft.com/office/word/2010/wordprocessingInk" xmlns:wne="http://schemas.microsoft.com/office/word/2006/wordml" xmlns:wps="http://schemas.microsoft.com/office/word/2010/wordprocessingShape" mc:Ignorable="w14 w15 w16se w16cid w16 w16cex w16sdtdh wp14">
   <w15:person w15:author="Kalentyev Alexey">
     <w15:presenceInfo w15:providerId="Windows Live" w15:userId="da819b8650d7d997"/>
+  </w15:person>
+  <w15:person w15:author="io">
+    <w15:presenceInfo w15:providerId="None" w15:userId="io"/>
   </w15:person>
 </w15:people>
 </file>
@@ -13124,12 +14761,14 @@
     <w:basedOn w:val="3"/>
     <w:link w:val="32"/>
     <w:qFormat/>
-    <w:rsid w:val="006D0625"/>
+    <w:rsid w:val="00063FBB"/>
     <w:pPr>
       <w:spacing w:before="0" w:after="0" w:line="360" w:lineRule="auto"/>
+      <w:jc w:val="center"/>
     </w:pPr>
     <w:rPr>
       <w:rFonts w:ascii="Times New Roman" w:hAnsi="Times New Roman" w:cs="Times New Roman"/>
+      <w:b/>
       <w:bCs/>
       <w:color w:val="000000" w:themeColor="text1"/>
     </w:rPr>
@@ -13138,9 +14777,10 @@
     <w:name w:val="Заголовок3 Знак"/>
     <w:basedOn w:val="30"/>
     <w:link w:val="31"/>
-    <w:rsid w:val="006D0625"/>
+    <w:rsid w:val="00063FBB"/>
     <w:rPr>
       <w:rFonts w:ascii="Times New Roman" w:eastAsiaTheme="majorEastAsia" w:hAnsi="Times New Roman" w:cs="Times New Roman"/>
+      <w:b/>
       <w:bCs/>
       <w:color w:val="000000" w:themeColor="text1"/>
       <w:sz w:val="28"/>

--- a/docs/ОРСАПРтехзадание.docx
+++ b/docs/ОРСАПРтехзадание.docx
@@ -3464,25 +3464,7 @@
                 <w:sz w:val="28"/>
                 <w:szCs w:val="28"/>
               </w:rPr>
-              <w:t>СОСТ</w:t>
-            </w:r>
-            <w:r>
-              <w:rPr>
-                <w:rStyle w:val="af1"/>
-                <w:rFonts w:ascii="Times New Roman" w:hAnsi="Times New Roman" w:cs="Times New Roman"/>
-                <w:sz w:val="28"/>
-                <w:szCs w:val="28"/>
-              </w:rPr>
-              <w:t>А</w:t>
-            </w:r>
-            <w:r>
-              <w:rPr>
-                <w:rStyle w:val="af1"/>
-                <w:rFonts w:ascii="Times New Roman" w:hAnsi="Times New Roman" w:cs="Times New Roman"/>
-                <w:sz w:val="28"/>
-                <w:szCs w:val="28"/>
-              </w:rPr>
-              <w:t>В И СОДЕРЖАНИЕ РАБОТ ПО СОЗДАНИЮ АВТОМАТИЗИРОВАННОЙ СИСТЕМЫ</w:t>
+              <w:t>СОСТАВ И СОДЕРЖАНИЕ РАБОТ ПО СОЗДАНИЮ АВТОМАТИЗИРОВАННОЙ СИСТЕМЫ</w:t>
             </w:r>
             <w:r>
               <w:rPr>
@@ -7138,56 +7120,72 @@
           <w:rFonts w:ascii="Times New Roman" w:hAnsi="Times New Roman" w:cs="Times New Roman"/>
           <w:sz w:val="28"/>
           <w:szCs w:val="28"/>
+        </w:rPr>
+      </w:pPr>
+      <w:r>
+        <w:rPr>
+          <w:rFonts w:ascii="Times New Roman" w:hAnsi="Times New Roman" w:cs="Times New Roman"/>
+          <w:sz w:val="28"/>
+          <w:szCs w:val="28"/>
+        </w:rPr>
+        <w:t>70 ≤ 80 − 20 → 70 ≤ 60 — неверно.</w:t>
+      </w:r>
+    </w:p>
+    <w:p>
+      <w:pPr>
+        <w:spacing w:after="0" w:line="360" w:lineRule="auto"/>
+        <w:ind w:firstLine="709"/>
+        <w:jc w:val="both"/>
+        <w:rPr>
+          <w:rFonts w:ascii="Times New Roman" w:hAnsi="Times New Roman" w:cs="Times New Roman"/>
+          <w:sz w:val="28"/>
+          <w:szCs w:val="28"/>
+        </w:rPr>
+      </w:pPr>
+      <w:r>
+        <w:rPr>
+          <w:rFonts w:ascii="Times New Roman" w:hAnsi="Times New Roman" w:cs="Times New Roman"/>
+          <w:sz w:val="28"/>
+          <w:szCs w:val="28"/>
+        </w:rPr>
+        <w:t>В интерфейсе должно появиться сообщение о необходимости:</w:t>
+      </w:r>
+    </w:p>
+    <w:p>
+      <w:pPr>
+        <w:spacing w:after="0" w:line="360" w:lineRule="auto"/>
+        <w:ind w:firstLine="709"/>
+        <w:jc w:val="both"/>
+        <w:rPr>
+          <w:rFonts w:ascii="Times New Roman" w:hAnsi="Times New Roman" w:cs="Times New Roman"/>
+          <w:sz w:val="28"/>
+          <w:szCs w:val="28"/>
+        </w:rPr>
+      </w:pPr>
+      <w:r>
+        <w:rPr>
+          <w:rFonts w:ascii="Times New Roman" w:hAnsi="Times New Roman" w:cs="Times New Roman"/>
+          <w:sz w:val="28"/>
+          <w:szCs w:val="28"/>
+        </w:rPr>
+        <w:t xml:space="preserve">— уменьшить </w:t>
+      </w:r>
+      <w:r>
+        <w:rPr>
+          <w:rFonts w:ascii="Times New Roman" w:hAnsi="Times New Roman" w:cs="Times New Roman"/>
+          <w:sz w:val="28"/>
+          <w:szCs w:val="28"/>
           <w:lang w:val="en-US"/>
         </w:rPr>
-      </w:pPr>
-      <w:r>
-        <w:rPr>
-          <w:rFonts w:ascii="Times New Roman" w:hAnsi="Times New Roman" w:cs="Times New Roman"/>
-          <w:sz w:val="28"/>
-          <w:szCs w:val="28"/>
-        </w:rPr>
-        <w:t>70 ≤ 80 − 20 → 70 ≤ 60 — неверно.</w:t>
-      </w:r>
-    </w:p>
-    <w:p>
-      <w:pPr>
-        <w:spacing w:after="0" w:line="360" w:lineRule="auto"/>
-        <w:ind w:firstLine="709"/>
-        <w:jc w:val="both"/>
-        <w:rPr>
-          <w:rFonts w:ascii="Times New Roman" w:hAnsi="Times New Roman" w:cs="Times New Roman"/>
-          <w:sz w:val="28"/>
-          <w:szCs w:val="28"/>
-        </w:rPr>
-      </w:pPr>
-      <w:r>
-        <w:rPr>
-          <w:rFonts w:ascii="Times New Roman" w:hAnsi="Times New Roman" w:cs="Times New Roman"/>
-          <w:sz w:val="28"/>
-          <w:szCs w:val="28"/>
-        </w:rPr>
-        <w:t>В интерфейсе должно появиться сообщение о необходимости:</w:t>
-      </w:r>
-    </w:p>
-    <w:p>
-      <w:pPr>
-        <w:spacing w:after="0" w:line="360" w:lineRule="auto"/>
-        <w:ind w:firstLine="709"/>
-        <w:jc w:val="both"/>
-        <w:rPr>
-          <w:rFonts w:ascii="Times New Roman" w:hAnsi="Times New Roman" w:cs="Times New Roman"/>
-          <w:sz w:val="28"/>
-          <w:szCs w:val="28"/>
-        </w:rPr>
-      </w:pPr>
-      <w:r>
-        <w:rPr>
-          <w:rFonts w:ascii="Times New Roman" w:hAnsi="Times New Roman" w:cs="Times New Roman"/>
-          <w:sz w:val="28"/>
-          <w:szCs w:val="28"/>
-        </w:rPr>
-        <w:t xml:space="preserve">— уменьшить </w:t>
+        <w:t>d</w:t>
+      </w:r>
+      <w:r>
+        <w:rPr>
+          <w:rFonts w:ascii="Times New Roman" w:hAnsi="Times New Roman" w:cs="Times New Roman"/>
+          <w:sz w:val="28"/>
+          <w:szCs w:val="28"/>
+        </w:rPr>
+        <w:t xml:space="preserve"> (</w:t>
       </w:r>
       <w:r>
         <w:rPr>
@@ -7204,7 +7202,27 @@
           <w:sz w:val="28"/>
           <w:szCs w:val="28"/>
         </w:rPr>
-        <w:t xml:space="preserve"> (</w:t>
+        <w:t xml:space="preserve"> ≤ 60 мм при L = 80 мм), или</w:t>
+      </w:r>
+    </w:p>
+    <w:p>
+      <w:pPr>
+        <w:spacing w:after="0" w:line="360" w:lineRule="auto"/>
+        <w:ind w:firstLine="709"/>
+        <w:jc w:val="both"/>
+        <w:rPr>
+          <w:rFonts w:ascii="Times New Roman" w:hAnsi="Times New Roman" w:cs="Times New Roman"/>
+          <w:sz w:val="28"/>
+          <w:szCs w:val="28"/>
+        </w:rPr>
+      </w:pPr>
+      <w:r>
+        <w:rPr>
+          <w:rFonts w:ascii="Times New Roman" w:hAnsi="Times New Roman" w:cs="Times New Roman"/>
+          <w:sz w:val="28"/>
+          <w:szCs w:val="28"/>
+        </w:rPr>
+        <w:t xml:space="preserve">— увеличить L (L ≥ </w:t>
       </w:r>
       <w:r>
         <w:rPr>
@@ -7221,44 +7239,6 @@
           <w:sz w:val="28"/>
           <w:szCs w:val="28"/>
         </w:rPr>
-        <w:t xml:space="preserve"> ≤ 60 мм при L = 80 мм), или</w:t>
-      </w:r>
-    </w:p>
-    <w:p>
-      <w:pPr>
-        <w:spacing w:after="0" w:line="360" w:lineRule="auto"/>
-        <w:ind w:firstLine="709"/>
-        <w:jc w:val="both"/>
-        <w:rPr>
-          <w:rFonts w:ascii="Times New Roman" w:hAnsi="Times New Roman" w:cs="Times New Roman"/>
-          <w:sz w:val="28"/>
-          <w:szCs w:val="28"/>
-          <w:lang w:val="en-US"/>
-        </w:rPr>
-      </w:pPr>
-      <w:r>
-        <w:rPr>
-          <w:rFonts w:ascii="Times New Roman" w:hAnsi="Times New Roman" w:cs="Times New Roman"/>
-          <w:sz w:val="28"/>
-          <w:szCs w:val="28"/>
-        </w:rPr>
-        <w:t xml:space="preserve">— увеличить L (L ≥ </w:t>
-      </w:r>
-      <w:r>
-        <w:rPr>
-          <w:rFonts w:ascii="Times New Roman" w:hAnsi="Times New Roman" w:cs="Times New Roman"/>
-          <w:sz w:val="28"/>
-          <w:szCs w:val="28"/>
-          <w:lang w:val="en-US"/>
-        </w:rPr>
-        <w:t>d</w:t>
-      </w:r>
-      <w:r>
-        <w:rPr>
-          <w:rFonts w:ascii="Times New Roman" w:hAnsi="Times New Roman" w:cs="Times New Roman"/>
-          <w:sz w:val="28"/>
-          <w:szCs w:val="28"/>
-        </w:rPr>
         <w:t xml:space="preserve"> + 2·M₁ = 70 + 20 = 90 мм).</w:t>
       </w:r>
     </w:p>
@@ -7291,7 +7271,6 @@
           <w:rFonts w:ascii="Times New Roman" w:hAnsi="Times New Roman" w:cs="Times New Roman"/>
           <w:sz w:val="28"/>
           <w:szCs w:val="28"/>
-          <w:lang w:val="en-US"/>
         </w:rPr>
       </w:pPr>
       <w:r>
@@ -7477,37 +7456,81 @@
           <w:rFonts w:ascii="Times New Roman" w:hAnsi="Times New Roman" w:cs="Times New Roman"/>
           <w:sz w:val="28"/>
           <w:szCs w:val="28"/>
+        </w:rPr>
+      </w:pPr>
+      <w:r>
+        <w:rPr>
+          <w:rFonts w:ascii="Times New Roman" w:hAnsi="Times New Roman" w:cs="Times New Roman"/>
+          <w:sz w:val="28"/>
+          <w:szCs w:val="28"/>
+        </w:rPr>
+        <w:t>— увеличить H (H ≥ h + 2·M₂ = 70 + 40 = 110 мм).</w:t>
+      </w:r>
+    </w:p>
+    <w:p>
+      <w:pPr>
+        <w:spacing w:after="0" w:line="360" w:lineRule="auto"/>
+        <w:ind w:firstLine="709"/>
+        <w:jc w:val="both"/>
+        <w:rPr>
+          <w:rFonts w:ascii="Times New Roman" w:hAnsi="Times New Roman" w:cs="Times New Roman"/>
+          <w:sz w:val="28"/>
+          <w:szCs w:val="28"/>
+        </w:rPr>
+      </w:pPr>
+      <w:r>
+        <w:rPr>
+          <w:rFonts w:ascii="Times New Roman" w:hAnsi="Times New Roman" w:cs="Times New Roman"/>
+          <w:sz w:val="28"/>
+          <w:szCs w:val="28"/>
+        </w:rPr>
+        <w:t xml:space="preserve">Пользователь изменяет значение </w:t>
+      </w:r>
+      <w:r>
+        <w:rPr>
+          <w:rFonts w:ascii="Times New Roman" w:hAnsi="Times New Roman" w:cs="Times New Roman"/>
+          <w:sz w:val="28"/>
+          <w:szCs w:val="28"/>
           <w:lang w:val="en-US"/>
         </w:rPr>
-      </w:pPr>
-      <w:r>
-        <w:rPr>
-          <w:rFonts w:ascii="Times New Roman" w:hAnsi="Times New Roman" w:cs="Times New Roman"/>
-          <w:sz w:val="28"/>
-          <w:szCs w:val="28"/>
-        </w:rPr>
-        <w:t>— увеличить H (H ≥ h + 2·M₂ = 70 + 40 = 110 мм).</w:t>
-      </w:r>
-    </w:p>
-    <w:p>
-      <w:pPr>
-        <w:spacing w:after="0" w:line="360" w:lineRule="auto"/>
-        <w:ind w:firstLine="709"/>
-        <w:jc w:val="both"/>
-        <w:rPr>
-          <w:rFonts w:ascii="Times New Roman" w:hAnsi="Times New Roman" w:cs="Times New Roman"/>
-          <w:sz w:val="28"/>
-          <w:szCs w:val="28"/>
-        </w:rPr>
-      </w:pPr>
-      <w:r>
-        <w:rPr>
-          <w:rFonts w:ascii="Times New Roman" w:hAnsi="Times New Roman" w:cs="Times New Roman"/>
-          <w:sz w:val="28"/>
-          <w:szCs w:val="28"/>
-        </w:rPr>
-        <w:t xml:space="preserve">Пользователь изменяет значение </w:t>
-      </w:r>
+        <w:t>p</w:t>
+      </w:r>
+      <w:r>
+        <w:rPr>
+          <w:rFonts w:ascii="Times New Roman" w:hAnsi="Times New Roman" w:cs="Times New Roman"/>
+          <w:sz w:val="28"/>
+          <w:szCs w:val="28"/>
+        </w:rPr>
+        <w:t xml:space="preserve"> с </w:t>
+      </w:r>
+      <w:r>
+        <w:rPr>
+          <w:rFonts w:ascii="Times New Roman" w:hAnsi="Times New Roman" w:cs="Times New Roman"/>
+          <w:sz w:val="28"/>
+          <w:szCs w:val="28"/>
+        </w:rPr>
+        <w:t>40</w:t>
+      </w:r>
+      <w:r>
+        <w:rPr>
+          <w:rFonts w:ascii="Times New Roman" w:hAnsi="Times New Roman" w:cs="Times New Roman"/>
+          <w:sz w:val="28"/>
+          <w:szCs w:val="28"/>
+        </w:rPr>
+        <w:t xml:space="preserve"> на 45 мм.</w:t>
+      </w:r>
+    </w:p>
+    <w:p>
+      <w:pPr>
+        <w:spacing w:after="0" w:line="360" w:lineRule="auto"/>
+        <w:ind w:firstLine="709"/>
+        <w:jc w:val="both"/>
+        <w:rPr>
+          <w:rFonts w:ascii="Times New Roman" w:hAnsi="Times New Roman" w:cs="Times New Roman"/>
+          <w:sz w:val="28"/>
+          <w:szCs w:val="28"/>
+        </w:rPr>
+      </w:pPr>
       <w:r>
         <w:rPr>
           <w:rFonts w:ascii="Times New Roman" w:hAnsi="Times New Roman" w:cs="Times New Roman"/>
@@ -7523,51 +7546,6 @@
           <w:sz w:val="28"/>
           <w:szCs w:val="28"/>
         </w:rPr>
-        <w:t xml:space="preserve"> с </w:t>
-      </w:r>
-      <w:r>
-        <w:rPr>
-          <w:rFonts w:ascii="Times New Roman" w:hAnsi="Times New Roman" w:cs="Times New Roman"/>
-          <w:sz w:val="28"/>
-          <w:szCs w:val="28"/>
-        </w:rPr>
-        <w:t>40</w:t>
-      </w:r>
-      <w:r>
-        <w:rPr>
-          <w:rFonts w:ascii="Times New Roman" w:hAnsi="Times New Roman" w:cs="Times New Roman"/>
-          <w:sz w:val="28"/>
-          <w:szCs w:val="28"/>
-        </w:rPr>
-        <w:t xml:space="preserve"> на 45 мм.</w:t>
-      </w:r>
-    </w:p>
-    <w:p>
-      <w:pPr>
-        <w:spacing w:after="0" w:line="360" w:lineRule="auto"/>
-        <w:ind w:firstLine="709"/>
-        <w:jc w:val="both"/>
-        <w:rPr>
-          <w:rFonts w:ascii="Times New Roman" w:hAnsi="Times New Roman" w:cs="Times New Roman"/>
-          <w:sz w:val="28"/>
-          <w:szCs w:val="28"/>
-        </w:rPr>
-      </w:pPr>
-      <w:r>
-        <w:rPr>
-          <w:rFonts w:ascii="Times New Roman" w:hAnsi="Times New Roman" w:cs="Times New Roman"/>
-          <w:sz w:val="28"/>
-          <w:szCs w:val="28"/>
-          <w:lang w:val="en-US"/>
-        </w:rPr>
-        <w:t>p</w:t>
-      </w:r>
-      <w:r>
-        <w:rPr>
-          <w:rFonts w:ascii="Times New Roman" w:hAnsi="Times New Roman" w:cs="Times New Roman"/>
-          <w:sz w:val="28"/>
-          <w:szCs w:val="28"/>
-        </w:rPr>
         <w:t xml:space="preserve"> остаётся в своём диапазоне (45 </w:t>
       </w:r>
       <w:r>
@@ -7648,7 +7626,6 @@
           <w:rFonts w:ascii="Times New Roman" w:hAnsi="Times New Roman" w:cs="Times New Roman"/>
           <w:sz w:val="28"/>
           <w:szCs w:val="28"/>
-          <w:lang w:val="en-US"/>
         </w:rPr>
       </w:pPr>
       <w:r>
@@ -8301,6 +8278,7 @@
         </w:rPr>
       </w:pPr>
       <w:commentRangeStart w:id="34"/>
+      <w:commentRangeStart w:id="35"/>
       <w:r>
         <w:rPr>
           <w:rFonts w:ascii="Times New Roman" w:hAnsi="Times New Roman" w:cs="Times New Roman"/>
@@ -8329,6 +8307,13 @@
       <w:r>
         <w:commentReference w:id="34"/>
       </w:r>
+      <w:commentRangeEnd w:id="35"/>
+      <w:r>
+        <w:rPr>
+          <w:rStyle w:val="af2"/>
+        </w:rPr>
+        <w:commentReference w:id="35"/>
+      </w:r>
     </w:p>
     <w:p>
       <w:pPr>
@@ -8361,7 +8346,8 @@
           <w:szCs w:val="28"/>
         </w:rPr>
       </w:pPr>
-      <w:commentRangeStart w:id="35"/>
+      <w:commentRangeStart w:id="36"/>
+      <w:commentRangeStart w:id="37"/>
       <w:r>
         <w:rPr>
           <w:rFonts w:ascii="Times New Roman" w:hAnsi="Times New Roman" w:cs="Times New Roman"/>
@@ -8429,9 +8415,16 @@
         </w:rPr>
         <w:t>;</w:t>
       </w:r>
-      <w:commentRangeEnd w:id="35"/>
-      <w:r>
-        <w:commentReference w:id="35"/>
+      <w:commentRangeEnd w:id="36"/>
+      <w:r>
+        <w:commentReference w:id="36"/>
+      </w:r>
+      <w:commentRangeEnd w:id="37"/>
+      <w:r>
+        <w:rPr>
+          <w:rStyle w:val="af2"/>
+        </w:rPr>
+        <w:commentReference w:id="37"/>
       </w:r>
     </w:p>
     <w:p>
@@ -8603,7 +8596,7 @@
           <w:bCs/>
         </w:rPr>
       </w:pPr>
-      <w:bookmarkStart w:id="36" w:name="_Toc242218335"/>
+      <w:bookmarkStart w:id="38" w:name="_Toc242218335"/>
       <w:r>
         <w:rPr>
           <w:b/>
@@ -8611,7 +8604,7 @@
         </w:rPr>
         <w:t>3.3 Требования к видам обеспечения АС</w:t>
       </w:r>
-      <w:bookmarkEnd w:id="36"/>
+      <w:bookmarkEnd w:id="38"/>
     </w:p>
     <w:p>
       <w:pPr>
@@ -8623,11 +8616,11 @@
         <w:pStyle w:val="31"/>
         <w:ind w:firstLine="709"/>
       </w:pPr>
-      <w:bookmarkStart w:id="37" w:name="_Toc242218336"/>
+      <w:bookmarkStart w:id="39" w:name="_Toc242218336"/>
       <w:r>
         <w:t>3.3.1 Требования к математическому обеспечению системы</w:t>
       </w:r>
-      <w:bookmarkEnd w:id="37"/>
+      <w:bookmarkEnd w:id="39"/>
     </w:p>
     <w:p>
       <w:pPr>
@@ -8654,11 +8647,11 @@
         <w:pStyle w:val="31"/>
         <w:ind w:firstLine="709"/>
       </w:pPr>
-      <w:bookmarkStart w:id="38" w:name="_Toc242218337"/>
+      <w:bookmarkStart w:id="40" w:name="_Toc242218337"/>
       <w:r>
         <w:t>3.3.2 Требования к информационному обеспечению системы</w:t>
       </w:r>
-      <w:bookmarkEnd w:id="38"/>
+      <w:bookmarkEnd w:id="40"/>
     </w:p>
     <w:p>
       <w:pPr>
@@ -8685,11 +8678,11 @@
         <w:pStyle w:val="31"/>
         <w:ind w:firstLine="709"/>
       </w:pPr>
-      <w:bookmarkStart w:id="39" w:name="_Toc242218338"/>
+      <w:bookmarkStart w:id="41" w:name="_Toc242218338"/>
       <w:r>
         <w:t>3.3.3 Требования к лингвистическому обеспечению системы</w:t>
       </w:r>
-      <w:bookmarkEnd w:id="39"/>
+      <w:bookmarkEnd w:id="41"/>
     </w:p>
     <w:p>
       <w:pPr>
@@ -8716,12 +8709,12 @@
         <w:pStyle w:val="31"/>
         <w:ind w:firstLine="709"/>
       </w:pPr>
-      <w:bookmarkStart w:id="40" w:name="_Toc242218339"/>
+      <w:bookmarkStart w:id="42" w:name="_Toc242218339"/>
       <w:r>
         <w:lastRenderedPageBreak/>
         <w:t>3.3.4 Требования к программному обеспечению системы</w:t>
       </w:r>
-      <w:bookmarkEnd w:id="40"/>
+      <w:bookmarkEnd w:id="42"/>
     </w:p>
     <w:p>
       <w:pPr>
@@ -8784,11 +8777,11 @@
         <w:pStyle w:val="31"/>
         <w:ind w:firstLine="709"/>
       </w:pPr>
-      <w:bookmarkStart w:id="41" w:name="_Toc242218340"/>
+      <w:bookmarkStart w:id="43" w:name="_Toc242218340"/>
       <w:r>
         <w:t>3.3.5 Требования к техническому обеспечению системы</w:t>
       </w:r>
-      <w:bookmarkEnd w:id="41"/>
+      <w:bookmarkEnd w:id="43"/>
     </w:p>
     <w:p>
       <w:pPr>
@@ -8875,11 +8868,11 @@
         <w:pStyle w:val="31"/>
         <w:ind w:firstLine="709"/>
       </w:pPr>
-      <w:bookmarkStart w:id="42" w:name="_Toc242218341"/>
+      <w:bookmarkStart w:id="44" w:name="_Toc242218341"/>
       <w:r>
         <w:t>3.3.6 Требования к метрологическому обеспечению</w:t>
       </w:r>
-      <w:bookmarkEnd w:id="42"/>
+      <w:bookmarkEnd w:id="44"/>
     </w:p>
     <w:p>
       <w:pPr>
@@ -8906,11 +8899,11 @@
         <w:pStyle w:val="31"/>
         <w:ind w:firstLine="709"/>
       </w:pPr>
-      <w:bookmarkStart w:id="43" w:name="_Toc242218342"/>
+      <w:bookmarkStart w:id="45" w:name="_Toc242218342"/>
       <w:r>
         <w:t>3.3.7 Требования к организационному обеспечению</w:t>
       </w:r>
-      <w:bookmarkEnd w:id="43"/>
+      <w:bookmarkEnd w:id="45"/>
     </w:p>
     <w:p>
       <w:pPr>
@@ -8954,7 +8947,7 @@
           <w:szCs w:val="28"/>
         </w:rPr>
       </w:pPr>
-      <w:bookmarkStart w:id="44" w:name="_Toc242218343"/>
+      <w:bookmarkStart w:id="46" w:name="_Toc242218343"/>
       <w:r>
         <w:rPr>
           <w:rFonts w:cs="Times New Roman"/>
@@ -8964,7 +8957,7 @@
         </w:rPr>
         <w:t>3.4 Общие технические требования к АС</w:t>
       </w:r>
-      <w:bookmarkEnd w:id="44"/>
+      <w:bookmarkEnd w:id="46"/>
     </w:p>
     <w:p>
       <w:pPr>
@@ -9020,14 +9013,14 @@
         </w:numPr>
         <w:ind w:left="0" w:firstLine="0"/>
       </w:pPr>
-      <w:bookmarkStart w:id="45" w:name="_heading=h.lnxbz9" w:colFirst="0" w:colLast="0"/>
-      <w:bookmarkStart w:id="46" w:name="_Toc242218344"/>
-      <w:bookmarkEnd w:id="45"/>
+      <w:bookmarkStart w:id="47" w:name="_heading=h.lnxbz9" w:colFirst="0" w:colLast="0"/>
+      <w:bookmarkStart w:id="48" w:name="_Toc242218344"/>
+      <w:bookmarkEnd w:id="47"/>
       <w:r>
         <w:lastRenderedPageBreak/>
         <w:t>СОСТАВ И СОДЕРЖАНИЕ РАБОТ ПО СОЗДАНИЮ АВТОМАТИЗИРОВАННОЙ СИСТЕМЫ</w:t>
       </w:r>
-      <w:bookmarkEnd w:id="46"/>
+      <w:bookmarkEnd w:id="48"/>
     </w:p>
     <w:p>
       <w:pPr>
@@ -9044,9 +9037,10 @@
           <w:szCs w:val="28"/>
         </w:rPr>
       </w:pPr>
-      <w:bookmarkStart w:id="47" w:name="_heading=h.35nkun2" w:colFirst="0" w:colLast="0"/>
-      <w:bookmarkEnd w:id="47"/>
-      <w:commentRangeStart w:id="48"/>
+      <w:bookmarkStart w:id="49" w:name="_heading=h.35nkun2" w:colFirst="0" w:colLast="0"/>
+      <w:bookmarkEnd w:id="49"/>
+      <w:commentRangeStart w:id="50"/>
+      <w:commentRangeStart w:id="51"/>
       <w:r>
         <w:rPr>
           <w:rFonts w:ascii="Times New Roman" w:hAnsi="Times New Roman" w:cs="Times New Roman"/>
@@ -9055,7 +9049,7 @@
         </w:rPr>
         <w:t xml:space="preserve">Этапы проведения </w:t>
       </w:r>
-      <w:commentRangeEnd w:id="48"/>
+      <w:commentRangeEnd w:id="50"/>
       <w:r>
         <w:rPr>
           <w:rStyle w:val="af2"/>
@@ -9063,7 +9057,14 @@
           <w:sz w:val="28"/>
           <w:szCs w:val="28"/>
         </w:rPr>
-        <w:commentReference w:id="48"/>
+        <w:commentReference w:id="50"/>
+      </w:r>
+      <w:commentRangeEnd w:id="51"/>
+      <w:r>
+        <w:rPr>
+          <w:rStyle w:val="af2"/>
+        </w:rPr>
+        <w:commentReference w:id="51"/>
       </w:r>
       <w:r>
         <w:rPr>
@@ -10366,12 +10367,12 @@
         </w:numPr>
         <w:ind w:left="0" w:firstLine="0"/>
       </w:pPr>
-      <w:bookmarkStart w:id="49" w:name="_Toc242218345"/>
+      <w:bookmarkStart w:id="52" w:name="_Toc242218345"/>
       <w:r>
         <w:lastRenderedPageBreak/>
         <w:t>ПОРЯДОК РАЗРАБОТКИ АВТОМАТИЗИРОВАННОЙ СИСТЕМЫ</w:t>
       </w:r>
-      <w:bookmarkEnd w:id="49"/>
+      <w:bookmarkEnd w:id="52"/>
     </w:p>
     <w:p>
       <w:pPr>
@@ -10386,7 +10387,7 @@
           <w:bCs/>
         </w:rPr>
       </w:pPr>
-      <w:bookmarkStart w:id="50" w:name="_Toc242218346"/>
+      <w:bookmarkStart w:id="53" w:name="_Toc242218346"/>
       <w:r>
         <w:rPr>
           <w:b/>
@@ -10394,7 +10395,7 @@
         </w:rPr>
         <w:t>5.1 Порядок организации разработки АС</w:t>
       </w:r>
-      <w:bookmarkEnd w:id="50"/>
+      <w:bookmarkEnd w:id="53"/>
     </w:p>
     <w:p>
       <w:pPr>
@@ -10464,7 +10465,7 @@
           <w:bCs/>
         </w:rPr>
       </w:pPr>
-      <w:bookmarkStart w:id="51" w:name="_Toc242218347"/>
+      <w:bookmarkStart w:id="54" w:name="_Toc242218347"/>
       <w:r>
         <w:rPr>
           <w:b/>
@@ -10472,7 +10473,7 @@
         </w:rPr>
         <w:t>5.2 Перечень документов и исходных данных для разработки АС</w:t>
       </w:r>
-      <w:bookmarkEnd w:id="51"/>
+      <w:bookmarkEnd w:id="54"/>
     </w:p>
     <w:p>
       <w:pPr>
@@ -10574,7 +10575,7 @@
           <w:bCs/>
         </w:rPr>
       </w:pPr>
-      <w:bookmarkStart w:id="52" w:name="_Toc242218348"/>
+      <w:bookmarkStart w:id="55" w:name="_Toc242218348"/>
       <w:r>
         <w:rPr>
           <w:b/>
@@ -10582,7 +10583,7 @@
         </w:rPr>
         <w:t>5.3 Перечень документов, предъявляемых по окончании соответствующих этапов работ</w:t>
       </w:r>
-      <w:bookmarkEnd w:id="52"/>
+      <w:bookmarkEnd w:id="55"/>
     </w:p>
     <w:p>
       <w:pPr>
@@ -10725,7 +10726,7 @@
         </w:numPr>
         <w:ind w:left="0" w:firstLine="0"/>
       </w:pPr>
-      <w:bookmarkStart w:id="53" w:name="_Toc242218349"/>
+      <w:bookmarkStart w:id="56" w:name="_Toc242218349"/>
       <w:r>
         <w:lastRenderedPageBreak/>
         <w:t xml:space="preserve">ПОРЯДОК </w:t>
@@ -10742,7 +10743,7 @@
       <w:r>
         <w:t>СИСТЕМЫ</w:t>
       </w:r>
-      <w:bookmarkEnd w:id="53"/>
+      <w:bookmarkEnd w:id="56"/>
     </w:p>
     <w:p>
       <w:pPr>
@@ -10757,7 +10758,7 @@
           <w:bCs/>
         </w:rPr>
       </w:pPr>
-      <w:bookmarkStart w:id="54" w:name="_Toc242218350"/>
+      <w:bookmarkStart w:id="57" w:name="_Toc242218350"/>
       <w:r>
         <w:rPr>
           <w:b/>
@@ -10765,7 +10766,7 @@
         </w:rPr>
         <w:t>6.1 Виды, состав и методы испытаний АС и ее составных частей</w:t>
       </w:r>
-      <w:bookmarkEnd w:id="54"/>
+      <w:bookmarkEnd w:id="57"/>
     </w:p>
     <w:p>
       <w:pPr>
@@ -11019,7 +11020,7 @@
           <w:bCs/>
         </w:rPr>
       </w:pPr>
-      <w:bookmarkStart w:id="55" w:name="_Toc242218351"/>
+      <w:bookmarkStart w:id="58" w:name="_Toc242218351"/>
       <w:r>
         <w:rPr>
           <w:b/>
@@ -11027,7 +11028,7 @@
         </w:rPr>
         <w:t>6.2 Общие требования к приёмке работ по стадиям</w:t>
       </w:r>
-      <w:bookmarkEnd w:id="55"/>
+      <w:bookmarkEnd w:id="58"/>
     </w:p>
     <w:p>
       <w:pPr>
@@ -11112,7 +11113,8 @@
           <w:szCs w:val="28"/>
         </w:rPr>
       </w:pPr>
-      <w:commentRangeStart w:id="56"/>
+      <w:commentRangeStart w:id="59"/>
+      <w:commentRangeStart w:id="60"/>
       <w:r>
         <w:rPr>
           <w:rFonts w:ascii="Times New Roman" w:hAnsi="Times New Roman" w:cs="Times New Roman"/>
@@ -11121,9 +11123,16 @@
         </w:rPr>
         <w:t>Комплектность передаваемой отчётной документации подлежит проверке Заказчиком.</w:t>
       </w:r>
-      <w:commentRangeEnd w:id="56"/>
-      <w:r>
-        <w:commentReference w:id="56"/>
+      <w:commentRangeEnd w:id="59"/>
+      <w:r>
+        <w:commentReference w:id="59"/>
+      </w:r>
+      <w:commentRangeEnd w:id="60"/>
+      <w:r>
+        <w:rPr>
+          <w:rStyle w:val="af2"/>
+        </w:rPr>
+        <w:commentReference w:id="60"/>
       </w:r>
     </w:p>
     <w:p>
@@ -11139,11 +11148,11 @@
         <w:lastRenderedPageBreak/>
         <w:t xml:space="preserve"> </w:t>
       </w:r>
-      <w:bookmarkStart w:id="57" w:name="_Toc242218352"/>
+      <w:bookmarkStart w:id="61" w:name="_Toc242218352"/>
       <w:r>
         <w:t>ТРЕБОВАНИЯ К ДОКУМЕНТИРОВАНИЮ</w:t>
       </w:r>
-      <w:bookmarkEnd w:id="57"/>
+      <w:bookmarkEnd w:id="61"/>
     </w:p>
     <w:p>
       <w:pPr>
@@ -11190,7 +11199,7 @@
           <w:bCs/>
         </w:rPr>
       </w:pPr>
-      <w:bookmarkStart w:id="58" w:name="_Toc242218353"/>
+      <w:bookmarkStart w:id="62" w:name="_Toc242218353"/>
       <w:r>
         <w:rPr>
           <w:b/>
@@ -11198,7 +11207,7 @@
         </w:rPr>
         <w:t>7.1 Перечень подлежащих разработке документов</w:t>
       </w:r>
-      <w:bookmarkEnd w:id="58"/>
+      <w:bookmarkEnd w:id="62"/>
     </w:p>
     <w:p>
       <w:pPr>
@@ -11248,7 +11257,7 @@
           <w:bCs/>
         </w:rPr>
       </w:pPr>
-      <w:bookmarkStart w:id="59" w:name="_Toc242218354"/>
+      <w:bookmarkStart w:id="63" w:name="_Toc242218354"/>
       <w:r>
         <w:rPr>
           <w:b/>
@@ -11256,7 +11265,7 @@
         </w:rPr>
         <w:t>7.2 Вид представления и количество документов</w:t>
       </w:r>
-      <w:bookmarkEnd w:id="59"/>
+      <w:bookmarkEnd w:id="63"/>
     </w:p>
     <w:p>
       <w:pPr>
@@ -11427,7 +11436,7 @@
           <w:bCs/>
         </w:rPr>
       </w:pPr>
-      <w:bookmarkStart w:id="60" w:name="_Toc242218355"/>
+      <w:bookmarkStart w:id="64" w:name="_Toc242218355"/>
       <w:r>
         <w:rPr>
           <w:b/>
@@ -11435,7 +11444,7 @@
         </w:rPr>
         <w:t>7.3 Требования по использованию ЕСКД и ЕСПД при разработке документов</w:t>
       </w:r>
-      <w:bookmarkEnd w:id="60"/>
+      <w:bookmarkEnd w:id="64"/>
     </w:p>
     <w:p>
       <w:pPr>
@@ -11666,12 +11675,12 @@
         </w:numPr>
         <w:ind w:left="0" w:firstLine="0"/>
       </w:pPr>
-      <w:bookmarkStart w:id="61" w:name="_Toc242218356"/>
+      <w:bookmarkStart w:id="65" w:name="_Toc242218356"/>
       <w:r>
         <w:lastRenderedPageBreak/>
         <w:t>ИСТОЧНИКИ РАЗРАБОТКИ</w:t>
       </w:r>
-      <w:bookmarkEnd w:id="61"/>
+      <w:bookmarkEnd w:id="65"/>
     </w:p>
     <w:p>
       <w:pPr>
@@ -12084,9 +12093,6 @@
     <w:p>
       <w:pPr>
         <w:pStyle w:val="af3"/>
-        <w:rPr>
-          <w:lang w:val="en-US"/>
-        </w:rPr>
       </w:pPr>
       <w:r>
         <w:rPr>
@@ -12230,20 +12236,45 @@
       </w:r>
     </w:p>
   </w:comment>
-  <w:comment w:id="35" w:author="Kalentyev Alexey" w:date="2026-09-23T04:53:00Z" w:initials="KA">
-    <w:p>
-      <w:r>
+  <w:comment w:id="35" w:author="io" w:date="2026-10-07T00:14:00Z" w:initials="i">
+    <w:p>
+      <w:pPr>
+        <w:pStyle w:val="af3"/>
+        <w:rPr>
+          <w:lang w:val="en-US"/>
+        </w:rPr>
+      </w:pPr>
+      <w:r>
+        <w:rPr>
+          <w:rStyle w:val="af2"/>
+        </w:rPr>
         <w:annotationRef/>
       </w:r>
       <w:r>
+        <w:rPr>
+          <w:lang w:val="en-US"/>
+        </w:rPr>
+        <w:t>done</w:t>
+      </w:r>
+    </w:p>
+  </w:comment>
+  <w:comment w:id="36" w:author="Kalentyev Alexey" w:date="2026-09-23T04:53:00Z" w:initials="KA">
+    <w:p>
+      <w:r>
+        <w:annotationRef/>
+      </w:r>
+      <w:r>
         <w:t>Согласуйте перечень функций с п. 3.1.1: сейчас вводятся L, W, H, h, p, d, а здесь указаны L, W, H, D, P и проверка зависимости D/P. Исправьте обозначения и перечислите проверяемые пары p/L, h/H, d/W.</w:t>
       </w:r>
     </w:p>
   </w:comment>
-  <w:comment w:id="48" w:author="Kalentyev Alexey" w:date="2026-09-16T11:53:00Z" w:initials="KA">
+  <w:comment w:id="37" w:author="io" w:date="2026-10-07T00:14:00Z" w:initials="i">
     <w:p>
       <w:pPr>
         <w:pStyle w:val="af3"/>
+        <w:rPr>
+          <w:lang w:val="en-US"/>
+        </w:rPr>
       </w:pPr>
       <w:r>
         <w:rPr>
@@ -12252,17 +12283,80 @@
         <w:annotationRef/>
       </w:r>
       <w:r>
+        <w:rPr>
+          <w:lang w:val="en-US"/>
+        </w:rPr>
+        <w:t>done</w:t>
+      </w:r>
+    </w:p>
+  </w:comment>
+  <w:comment w:id="50" w:author="Kalentyev Alexey" w:date="2026-09-16T11:53:00Z" w:initials="KA">
+    <w:p>
+      <w:pPr>
+        <w:pStyle w:val="af3"/>
+      </w:pPr>
+      <w:r>
+        <w:rPr>
+          <w:rStyle w:val="af2"/>
+        </w:rPr>
+        <w:annotationRef/>
+      </w:r>
+      <w:r>
         <w:t>Шрифты</w:t>
       </w:r>
     </w:p>
   </w:comment>
-  <w:comment w:id="56" w:author="Kalentyev Alexey" w:date="2026-09-23T04:53:00Z" w:initials="KA">
-    <w:p>
-      <w:r>
+  <w:comment w:id="51" w:author="io" w:date="2026-10-07T00:14:00Z" w:initials="i">
+    <w:p>
+      <w:pPr>
+        <w:pStyle w:val="af3"/>
+        <w:rPr>
+          <w:lang w:val="en-US"/>
+        </w:rPr>
+      </w:pPr>
+      <w:r>
+        <w:rPr>
+          <w:rStyle w:val="af2"/>
+        </w:rPr>
         <w:annotationRef/>
       </w:r>
       <w:r>
+        <w:rPr>
+          <w:lang w:val="en-US"/>
+        </w:rPr>
+        <w:t>done</w:t>
+      </w:r>
+    </w:p>
+  </w:comment>
+  <w:comment w:id="59" w:author="Kalentyev Alexey" w:date="2026-09-23T04:53:00Z" w:initials="KA">
+    <w:p>
+      <w:r>
+        <w:annotationRef/>
+      </w:r>
+      <w:r>
         <w:t>Подтяните последний короткий абзац п. 6.2 к остальному тексту приёмки. Сейчас он один расположен вверху следующей страницы перед разделом 7.</w:t>
+      </w:r>
+    </w:p>
+  </w:comment>
+  <w:comment w:id="60" w:author="io" w:date="2026-10-07T00:14:00Z" w:initials="i">
+    <w:p>
+      <w:pPr>
+        <w:pStyle w:val="af3"/>
+        <w:rPr>
+          <w:lang w:val="en-US"/>
+        </w:rPr>
+      </w:pPr>
+      <w:r>
+        <w:rPr>
+          <w:rStyle w:val="af2"/>
+        </w:rPr>
+        <w:annotationRef/>
+      </w:r>
+      <w:r>
+        <w:rPr>
+          <w:lang w:val="en-US"/>
+        </w:rPr>
+        <w:t>done</w:t>
       </w:r>
     </w:p>
   </w:comment>
@@ -12282,9 +12376,13 @@
   <w15:commentEx w15:paraId="69F3F519" w15:done="0"/>
   <w15:commentEx w15:paraId="1B6056E4" w15:paraIdParent="69F3F519" w15:done="0"/>
   <w15:commentEx w15:paraId="7EA1C5E9" w15:done="0"/>
+  <w15:commentEx w15:paraId="409673D0" w15:paraIdParent="7EA1C5E9" w15:done="0"/>
   <w15:commentEx w15:paraId="181CAB21" w15:done="0"/>
+  <w15:commentEx w15:paraId="7352C8BA" w15:paraIdParent="181CAB21" w15:done="0"/>
   <w15:commentEx w15:paraId="1C9B373E" w15:done="0"/>
+  <w15:commentEx w15:paraId="7BB245C9" w15:paraIdParent="1C9B373E" w15:done="0"/>
   <w15:commentEx w15:paraId="4D05103E" w15:done="0"/>
+  <w15:commentEx w15:paraId="0779AE30" w15:paraIdParent="4D05103E" w15:done="0"/>
 </w15:commentsEx>
 </file>
 
@@ -12301,9 +12399,13 @@
   <w16cex:commentExtensible w16cex:durableId="512DCB5D" w16cex:dateUtc="2026-09-23T04:53:00Z"/>
   <w16cex:commentExtensible w16cex:durableId="57FA49F0" w16cex:dateUtc="2026-10-06T16:42:00Z"/>
   <w16cex:commentExtensible w16cex:durableId="022C58DE" w16cex:dateUtc="2026-09-23T04:53:00Z"/>
+  <w16cex:commentExtensible w16cex:durableId="1B913727" w16cex:dateUtc="2026-10-06T17:14:00Z"/>
   <w16cex:commentExtensible w16cex:durableId="3D185565" w16cex:dateUtc="2026-09-23T04:53:00Z"/>
+  <w16cex:commentExtensible w16cex:durableId="63FD3E2E" w16cex:dateUtc="2026-10-06T17:14:00Z"/>
   <w16cex:commentExtensible w16cex:durableId="6B48D383" w16cex:dateUtc="2026-09-16T04:53:00Z"/>
+  <w16cex:commentExtensible w16cex:durableId="4A6BD42F" w16cex:dateUtc="2026-10-06T17:14:00Z"/>
   <w16cex:commentExtensible w16cex:durableId="223639D6" w16cex:dateUtc="2026-09-23T04:53:00Z"/>
+  <w16cex:commentExtensible w16cex:durableId="7E24C1A0" w16cex:dateUtc="2026-10-06T17:14:00Z"/>
 </w16cex:commentsExtensible>
 </file>
 
@@ -12320,9 +12422,13 @@
   <w16cid:commentId w16cid:paraId="69F3F519" w16cid:durableId="512DCB5D"/>
   <w16cid:commentId w16cid:paraId="1B6056E4" w16cid:durableId="57FA49F0"/>
   <w16cid:commentId w16cid:paraId="7EA1C5E9" w16cid:durableId="022C58DE"/>
+  <w16cid:commentId w16cid:paraId="409673D0" w16cid:durableId="1B913727"/>
   <w16cid:commentId w16cid:paraId="181CAB21" w16cid:durableId="3D185565"/>
+  <w16cid:commentId w16cid:paraId="7352C8BA" w16cid:durableId="63FD3E2E"/>
   <w16cid:commentId w16cid:paraId="1C9B373E" w16cid:durableId="6B48D383"/>
+  <w16cid:commentId w16cid:paraId="7BB245C9" w16cid:durableId="4A6BD42F"/>
   <w16cid:commentId w16cid:paraId="4D05103E" w16cid:durableId="223639D6"/>
+  <w16cid:commentId w16cid:paraId="0779AE30" w16cid:durableId="7E24C1A0"/>
 </w16cid:commentsIds>
 </file>
 
@@ -14379,6 +14485,7 @@
   <w:style w:type="character" w:default="1" w:styleId="a0">
     <w:name w:val="Default Paragraph Font"/>
     <w:uiPriority w:val="1"/>
+    <w:semiHidden/>
     <w:unhideWhenUsed/>
   </w:style>
   <w:style w:type="table" w:default="1" w:styleId="a1">
